--- a/guide/wis2-guide-APPROVED.docx
+++ b/guide/wis2-guide-APPROVED.docx
@@ -43,6 +43,18 @@
         <w:t xml:space="preserve"> </w:t>
       </w:r>
       <w:r>
+        <w:t xml:space="preserve">(WMO-No.</w:t>
+      </w:r>
+      <w:r>
+        <w:t xml:space="preserve"> </w:t>
+      </w:r>
+      <w:r>
+        <w:t xml:space="preserve">1061),</w:t>
+      </w:r>
+      <w:r>
+        <w:t xml:space="preserve"> </w:t>
+      </w:r>
+      <w:r>
         <w:t xml:space="preserve">Volume</w:t>
       </w:r>
       <w:r>
@@ -55,45 +67,45 @@
         <w:t xml:space="preserve"> </w:t>
       </w:r>
       <w:r>
+        <w:t xml:space="preserve">-</w:t>
+      </w:r>
+      <w:r>
+        <w:t xml:space="preserve"> </w:t>
+      </w:r>
+      <w:r>
+        <w:t xml:space="preserve">WMO</w:t>
+      </w:r>
+      <w:r>
+        <w:t xml:space="preserve"> </w:t>
+      </w:r>
+      <w:r>
+        <w:t xml:space="preserve">Information</w:t>
+      </w:r>
+      <w:r>
+        <w:t xml:space="preserve"> </w:t>
+      </w:r>
+      <w:r>
+        <w:t xml:space="preserve">System</w:t>
+      </w:r>
+      <w:r>
+        <w:t xml:space="preserve"> </w:t>
+      </w:r>
+      <w:r>
+        <w:t xml:space="preserve">2.0</w:t>
+      </w:r>
+      <w:r>
+        <w:t xml:space="preserve"> </w:t>
+      </w:r>
+      <w:r>
         <w:t xml:space="preserve">(APPROVED)</w:t>
       </w:r>
-      <w:r>
-        <w:t xml:space="preserve"> </w:t>
-      </w:r>
-      <w:r>
-        <w:t xml:space="preserve">-</w:t>
-      </w:r>
-      <w:r>
-        <w:t xml:space="preserve"> </w:t>
-      </w:r>
-      <w:r>
-        <w:t xml:space="preserve">WMO</w:t>
-      </w:r>
-      <w:r>
-        <w:t xml:space="preserve"> </w:t>
-      </w:r>
-      <w:r>
-        <w:t xml:space="preserve">Information</w:t>
-      </w:r>
-      <w:r>
-        <w:t xml:space="preserve"> </w:t>
-      </w:r>
-      <w:r>
-        <w:t xml:space="preserve">System</w:t>
-      </w:r>
-      <w:r>
-        <w:t xml:space="preserve"> </w:t>
-      </w:r>
-      <w:r>
-        <w:t xml:space="preserve">2.0</w:t>
-      </w:r>
     </w:p>
     <w:p>
       <w:pPr>
         <w:pStyle w:val="Date"/>
       </w:pPr>
       <w:r>
-        <w:t xml:space="preserve">2026-01-20</w:t>
+        <w:t xml:space="preserve">2026-02-09</w:t>
       </w:r>
     </w:p>
     <w:p>
@@ -146,7 +158,7 @@
               <w:jc w:val="left"/>
             </w:pPr>
             <w:r>
-              <w:t xml:space="preserve">Date: 2026-01-20</w:t>
+              <w:t xml:space="preserve">Date: 2026-02-02</w:t>
             </w:r>
           </w:p>
         </w:tc>
@@ -159,7 +171,7 @@
               <w:jc w:val="left"/>
             </w:pPr>
             <w:r>
-              <w:t xml:space="preserve">Version: 1.0.0</w:t>
+              <w:t xml:space="preserve">Version: 1.2.0</w:t>
             </w:r>
           </w:p>
         </w:tc>
@@ -271,7 +283,7 @@
               <w:jc w:val="left"/>
             </w:pPr>
             <w:r>
-              <w:t xml:space="preserve">Copyright © 2024 World Meteorological Organization (WMO)</w:t>
+              <w:t xml:space="preserve">Copyright © 2026 World Meteorological Organization (WMO)</w:t>
             </w:r>
           </w:p>
         </w:tc>
@@ -379,7 +391,7 @@
       </w:r>
     </w:p>
     <w:bookmarkEnd w:id="27"/>
-    <w:bookmarkStart w:id="104" w:name="Xfeb33fdf76b5a49060663e933d4caf2d52676bd"/>
+    <w:bookmarkStart w:id="103" w:name="Xfeb33fdf76b5a49060663e933d4caf2d52676bd"/>
     <w:p>
       <w:pPr>
         <w:pStyle w:val="Heading1"/>
@@ -916,7 +928,7 @@
     </w:p>
     <w:bookmarkEnd w:id="35"/>
     <w:bookmarkEnd w:id="36"/>
-    <w:bookmarkStart w:id="46" w:name="Xfcaec57ccd60762d3a9b7231d22e40a837cf0f9"/>
+    <w:bookmarkStart w:id="47" w:name="Xfcaec57ccd60762d3a9b7231d22e40a837cf0f9"/>
     <w:p>
       <w:pPr>
         <w:pStyle w:val="Heading2"/>
@@ -1008,7 +1020,7 @@
       </w:r>
     </w:p>
     <w:bookmarkEnd w:id="37"/>
-    <w:bookmarkStart w:id="39" w:name="X4f3b3d033f6486e939b1c36c84f21325d2511ca"/>
+    <w:bookmarkStart w:id="40" w:name="X4f3b3d033f6486e939b1c36c84f21325d2511ca"/>
     <w:p>
       <w:pPr>
         <w:pStyle w:val="Heading3"/>
@@ -1022,7 +1034,13 @@
         <w:pStyle w:val="FirstParagraph"/>
       </w:pPr>
       <w:r>
-        <w:t xml:space="preserve">WIS2 provides notifications about updates to datasets, for example, a notification may indicate that a new observation record from an automatic weather station has been added to a dataset of surface observations. These notifications are published on Message Brokers. Where data consumers need to use data rapidly once they have been published (for example, as inputs to a weather prediction model), they should subscribe to one or more Global Brokers to get notification messages using Message Queuing Telemetry Transport (MQTT) protocol.footnote[Subscribing to notifications about newly available data ensures that the data consumers do not need to continually to poll the data server to check for updates.]</w:t>
+        <w:t xml:space="preserve">WIS2 provides notifications about updates to datasets, for example, a notification may indicate that a new observation record from an automatic weather station has been added to a dataset of surface observations. These notifications are published on Message Brokers. Where data consumers need to use data rapidly once they have been published (for example, as inputs to a weather prediction model), they should subscribe to one or more Global Brokers to get notification messages using Message Queuing Telemetry Transport (MQTT) protocol.</w:t>
+      </w:r>
+      <w:r>
+        <w:rPr>
+          <w:rStyle w:val="FootnoteReference"/>
+        </w:rPr>
+        <w:footnoteReference w:id="38"/>
       </w:r>
     </w:p>
     <w:p>
@@ -1065,7 +1083,7 @@
         <w:rPr>
           <w:rStyle w:val="FootnoteReference"/>
         </w:rPr>
-        <w:footnoteReference w:id="38"/>
+        <w:footnoteReference w:id="39"/>
       </w:r>
       <w:r>
         <w:t xml:space="preserve">, or by browsing the topic hierarchy on a Message Broker.</w:t>
@@ -1193,8 +1211,8 @@
         <w:t xml:space="preserve">topic hierarchy. They will then receive the relevant notifications from the Global Caches, each of which will contain a link (URL) enabling them to download the relevant data from the data server of the corresponding Global Cache.</w:t>
       </w:r>
     </w:p>
-    <w:bookmarkEnd w:id="39"/>
-    <w:bookmarkStart w:id="40" w:name="X4b769086e144bb72be66170fdf7bbd4c052cdad"/>
+    <w:bookmarkEnd w:id="40"/>
+    <w:bookmarkStart w:id="41" w:name="X4b769086e144bb72be66170fdf7bbd4c052cdad"/>
     <w:p>
       <w:pPr>
         <w:pStyle w:val="Heading3"/>
@@ -1314,8 +1332,8 @@
         <w:t xml:space="preserve">The notification message should also include the metadata identifier for the dataset to which the data object belongs. A data consumer can use the metadata identifier to search the Global Discovery Catalogue and discover more about the data - in particular, whether there are any conditions on the use of those data.</w:t>
       </w:r>
     </w:p>
-    <w:bookmarkEnd w:id="40"/>
-    <w:bookmarkStart w:id="43" w:name="X1c330540af2520d0e22ddfeb8f38afbe6904691"/>
+    <w:bookmarkEnd w:id="41"/>
+    <w:bookmarkStart w:id="44" w:name="X1c330540af2520d0e22ddfeb8f38afbe6904691"/>
     <w:p>
       <w:pPr>
         <w:pStyle w:val="Heading3"/>
@@ -1346,7 +1364,7 @@
         <w:rPr>
           <w:rStyle w:val="FootnoteReference"/>
         </w:rPr>
-        <w:footnoteReference w:id="41"/>
+        <w:footnoteReference w:id="42"/>
       </w:r>
       <w:r>
         <w:t xml:space="preserve">).</w:t>
@@ -1368,8 +1386,8 @@
         <w:t xml:space="preserve">If a download link implements access control (for example, the data consumer needs to take some additional action(s) to download the data object), it will contain a security object that provides the pertinent information (such as the access control mechanism used and where/how a data consumer would need to register to request access).</w:t>
       </w:r>
     </w:p>
-    <w:bookmarkEnd w:id="43"/>
-    <w:bookmarkStart w:id="44" w:name="X7bb9f16c3e36926db2646ebd57edbc3e6378355"/>
+    <w:bookmarkEnd w:id="44"/>
+    <w:bookmarkStart w:id="45" w:name="X7bb9f16c3e36926db2646ebd57edbc3e6378355"/>
     <w:p>
       <w:pPr>
         <w:pStyle w:val="Heading3"/>
@@ -1475,8 +1493,8 @@
         <w:t xml:space="preserve">Should attribute the source of the data.</w:t>
       </w:r>
     </w:p>
-    <w:bookmarkEnd w:id="44"/>
-    <w:bookmarkStart w:id="45" w:name="X38a362da6a73812bdd071fccb45dc7f1b5567e0"/>
+    <w:bookmarkEnd w:id="45"/>
+    <w:bookmarkStart w:id="46" w:name="X38a362da6a73812bdd071fccb45dc7f1b5567e0"/>
     <w:p>
       <w:pPr>
         <w:pStyle w:val="Heading3"/>
@@ -1611,9 +1629,9 @@
         <w:t xml:space="preserve">Appendix F. WMO Core Metadata Profile (Version 2).</w:t>
       </w:r>
     </w:p>
-    <w:bookmarkEnd w:id="45"/>
     <w:bookmarkEnd w:id="46"/>
-    <w:bookmarkStart w:id="103" w:name="X7222784fd097f7a21754bed12cc368d461bec8d"/>
+    <w:bookmarkEnd w:id="47"/>
+    <w:bookmarkStart w:id="102" w:name="X7222784fd097f7a21754bed12cc368d461bec8d"/>
     <w:p>
       <w:pPr>
         <w:pStyle w:val="Heading2"/>
@@ -1630,7 +1648,7 @@
         <w:t xml:space="preserve">Data publishers wanting to share authoritative Earth system data with the WMO community should read the guidance presented here. A list of references to informative material in this Guide and elsewhere is provided at the end of this section.</w:t>
       </w:r>
     </w:p>
-    <w:bookmarkStart w:id="47" w:name="X4f39ceb2dc63f026d3c2883f6ba2c37349bedbd"/>
+    <w:bookmarkStart w:id="48" w:name="X4f39ceb2dc63f026d3c2883f6ba2c37349bedbd"/>
     <w:p>
       <w:pPr>
         <w:pStyle w:val="Heading3"/>
@@ -1742,8 +1760,8 @@
         <w:t xml:space="preserve">Once the scope of the datasets has been determined, the applicable data policy has been identified, and a WIS2 Node is ready for data publication, the process can proceed to the next step: providing discovery metadata.</w:t>
       </w:r>
     </w:p>
-    <w:bookmarkEnd w:id="47"/>
-    <w:bookmarkStart w:id="54" w:name="X21009dfafa1cda8133b39b7f2906d1497fde257"/>
+    <w:bookmarkEnd w:id="48"/>
+    <w:bookmarkStart w:id="53" w:name="X21009dfafa1cda8133b39b7f2906d1497fde257"/>
     <w:p>
       <w:pPr>
         <w:pStyle w:val="Heading3"/>
@@ -1771,7 +1789,7 @@
         <w:rPr>
           <w:rStyle w:val="FootnoteReference"/>
         </w:rPr>
-        <w:footnoteReference w:id="48"/>
+        <w:footnoteReference w:id="49"/>
       </w:r>
       <w:r>
         <w:t xml:space="preserve">) and must conform to the specification given in the</w:t>
@@ -1809,7 +1827,7 @@
         <w:rPr>
           <w:rStyle w:val="FootnoteReference"/>
         </w:rPr>
-        <w:footnoteReference w:id="50"/>
+        <w:footnoteReference w:id="51"/>
       </w:r>
       <w:r>
         <w:t xml:space="preserve"> </w:t>
@@ -1837,30 +1855,21 @@
         </w:numPr>
       </w:pPr>
       <w:r>
-        <w:t xml:space="preserve">Alternatively, a data publisher may operate a local metadata catalogue through which discovery metadata records can be shared using an API (for example, OGC API – Records</w:t>
+        <w:t xml:space="preserve">Alternatively, a data publisher may operate a local metadata catalogue through which discovery metadata records can be shared using an API (for example, OGC API – Records). Each discovery metadata record (for instance, an item that is part of the discovery metadata catalogue) can be accessed with a unique URL via the API.</w:t>
+      </w:r>
+    </w:p>
+    <w:p>
+      <w:pPr>
+        <w:pStyle w:val="FirstParagraph"/>
+      </w:pPr>
+      <w:r>
+        <w:t xml:space="preserve">In both cases, a notification message needs to be published on a Message Broker that tells WIS2 that there is a new discovery metadata record to upload and that it can be accessed at the specified URL.</w:t>
       </w:r>
       <w:r>
         <w:rPr>
           <w:rStyle w:val="FootnoteReference"/>
         </w:rPr>
-        <w:footnoteReference w:id="51"/>
-      </w:r>
-      <w:r>
-        <w:t xml:space="preserve">). Each discovery metadata record (for instance, an item that is part of the discovery metadata catalogue) can be accessed with a unique URL via the API .</w:t>
-      </w:r>
-    </w:p>
-    <w:p>
-      <w:pPr>
-        <w:pStyle w:val="FirstParagraph"/>
-      </w:pPr>
-      <w:r>
-        <w:t xml:space="preserve">In both cases, a notification message needs to be published on a Message Broker that tells WIS2 that there is a new discovery metadata record to upload and that it can be accessed at the specified URL.</w:t>
-      </w:r>
-      <w:r>
-        <w:rPr>
-          <w:rStyle w:val="FootnoteReference"/>
-        </w:rPr>
-        <w:footnoteReference w:id="53"/>
+        <w:footnoteReference w:id="52"/>
       </w:r>
       <w:r>
         <w:t xml:space="preserve"> </w:t>
@@ -1901,7 +1910,7 @@
         <w:rPr>
           <w:rStyle w:val="VerbatimChar"/>
         </w:rPr>
-        <w:t xml:space="preserve">origin/a/wis2/de-dwd/metadata/core</w:t>
+        <w:t xml:space="preserve">origin/a/wis2/de-dwd/metadata</w:t>
       </w:r>
       <w:r>
         <w:t xml:space="preserve">.</w:t>
@@ -1945,8 +1954,16 @@
         <w:t xml:space="preserve">Discovery metadata must be published in the Global Discovery Catalogues before the data are published.</w:t>
       </w:r>
     </w:p>
-    <w:bookmarkEnd w:id="54"/>
-    <w:bookmarkStart w:id="101" w:name="X051e310d7e625aa45f193b489aa4a4179af83e2"/>
+    <w:p>
+      <w:pPr>
+        <w:pStyle w:val="BodyText"/>
+      </w:pPr>
+      <w:r>
+        <w:t xml:space="preserve">Discovery metadata should be re-published on a daily basis.</w:t>
+      </w:r>
+    </w:p>
+    <w:bookmarkEnd w:id="53"/>
+    <w:bookmarkStart w:id="100" w:name="X051e310d7e625aa45f193b489aa4a4179af83e2"/>
     <w:p>
       <w:pPr>
         <w:pStyle w:val="Heading3"/>
@@ -1966,7 +1983,7 @@
         <w:rPr>
           <w:rStyle w:val="FootnoteReference"/>
         </w:rPr>
-        <w:footnoteReference w:id="55"/>
+        <w:footnoteReference w:id="54"/>
       </w:r>
       <w:r>
         <w:t xml:space="preserve"> </w:t>
@@ -1991,7 +2008,7 @@
         <w:rPr>
           <w:rStyle w:val="FootnoteReference"/>
         </w:rPr>
-        <w:footnoteReference w:id="57"/>
+        <w:footnoteReference w:id="56"/>
       </w:r>
       <w:r>
         <w:t xml:space="preserve">), which can be used to resolve the identified resource and interact with it (for example, to download a representation of the resource over an open-standard protocol such as HTTP).</w:t>
@@ -2008,18 +2025,18 @@
         <w:rPr>
           <w:rStyle w:val="FootnoteReference"/>
         </w:rPr>
+        <w:footnoteReference w:id="58"/>
+      </w:r>
+      <w:r>
+        <w:t xml:space="preserve">, and making them available via a data server - most typically a web server using HTTP protocol.</w:t>
+      </w:r>
+      <w:r>
+        <w:rPr>
+          <w:rStyle w:val="FootnoteReference"/>
+        </w:rPr>
         <w:footnoteReference w:id="59"/>
       </w:r>
       <w:r>
-        <w:t xml:space="preserve">, and making them available via a data server - most typically a web server using HTTP protocol.</w:t>
-      </w:r>
-      <w:r>
-        <w:rPr>
-          <w:rStyle w:val="FootnoteReference"/>
-        </w:rPr>
-        <w:footnoteReference w:id="60"/>
-      </w:r>
-      <w:r>
         <w:t xml:space="preserve"> </w:t>
       </w:r>
       <w:r>
@@ -2034,7 +2051,7 @@
         <w:t xml:space="preserve">The following sections cover specific considerations relating to publishing data to WIS2.</w:t>
       </w:r>
     </w:p>
-    <w:bookmarkStart w:id="62" w:name="X8351b54c2e430ed5222ae0e2680f410730e0e28"/>
+    <w:bookmarkStart w:id="61" w:name="X8351b54c2e430ed5222ae0e2680f410730e0e28"/>
     <w:p>
       <w:pPr>
         <w:pStyle w:val="Heading4"/>
@@ -2053,7 +2070,7 @@
       <w:r>
         <w:t xml:space="preserve"> </w:t>
       </w:r>
-      <w:hyperlink r:id="rId61">
+      <w:hyperlink r:id="rId60">
         <w:r>
           <w:rPr>
             <w:rStyle w:val="Hyperlink"/>
@@ -2070,8 +2087,8 @@
         <w:t xml:space="preserve">(WMO-No. 306) provides details of data formats formally approved for use in WMO. However, the technical regulations do not cover all data sharing requirements. In such cases, data publishers should select data formats that are open, non-proprietary, widely adopted, and understood in the target user community. In this context, “open” means that anyone can use the format without needing a license – either to encode data in that format or to write software that understands it.</w:t>
       </w:r>
     </w:p>
-    <w:bookmarkEnd w:id="62"/>
-    <w:bookmarkStart w:id="68" w:name="X5c9d605accd1d79be7858ebf8e3ffa8cfd4f97b"/>
+    <w:bookmarkEnd w:id="61"/>
+    <w:bookmarkStart w:id="67" w:name="X5c9d605accd1d79be7858ebf8e3ffa8cfd4f97b"/>
     <w:p>
       <w:pPr>
         <w:pStyle w:val="Heading4"/>
@@ -2145,7 +2162,7 @@
         <w:rPr>
           <w:rStyle w:val="FootnoteReference"/>
         </w:rPr>
-        <w:footnoteReference w:id="63"/>
+        <w:footnoteReference w:id="62"/>
       </w:r>
       <w:r>
         <w:t xml:space="preserve">: A community standard based on GeoJSON to describe geospatial data files that can be easily indexed, browsed and accessed. Free and open source tools present STAC records (one for each data object file) through a web-based, browsable user interface.</w:t>
@@ -2162,7 +2179,7 @@
         <w:rPr>
           <w:rStyle w:val="FootnoteReference"/>
         </w:rPr>
-        <w:footnoteReference w:id="65"/>
+        <w:footnoteReference w:id="64"/>
       </w:r>
       <w:r>
         <w:t xml:space="preserve"> </w:t>
@@ -2171,8 +2188,8 @@
         <w:t xml:space="preserve">resources - perhaps even to package the entire collection, including folders, into a single resource. Similarly, WMO formats such as GRIB and BUFR allow multiple data objects (such as fields or observations) to be packed into a single file. Downloading a single resource is convenient for many users, but the downside is that the user must download the entire resource and then unpack/decompress it. The convenience of downloading fewer resources must be balanced against the cost of forcing users to download data they may not need. The decision should be guided by common practice in the specific domain - for example, only using zip files, SIP resources, or packing files if this is what the users expect.</w:t>
       </w:r>
     </w:p>
-    <w:bookmarkEnd w:id="68"/>
-    <w:bookmarkStart w:id="79" w:name="X58413531c1ab7a780d47faf8330540fc2fbdabd"/>
+    <w:bookmarkEnd w:id="67"/>
+    <w:bookmarkStart w:id="78" w:name="X58413531c1ab7a780d47faf8330540fc2fbdabd"/>
     <w:p>
       <w:pPr>
         <w:pStyle w:val="Heading4"/>
@@ -2271,7 +2288,7 @@
         <w:rPr>
           <w:rStyle w:val="FootnoteReference"/>
         </w:rPr>
-        <w:footnoteReference w:id="69"/>
+        <w:footnoteReference w:id="68"/>
       </w:r>
       <w:r>
         <w:t xml:space="preserve"> </w:t>
@@ -2294,7 +2311,7 @@
         <w:rPr>
           <w:rStyle w:val="FootnoteReference"/>
         </w:rPr>
-        <w:footnoteReference w:id="71"/>
+        <w:footnoteReference w:id="70"/>
       </w:r>
       <w:r>
         <w:t xml:space="preserve"> </w:t>
@@ -2306,7 +2323,7 @@
         <w:rPr>
           <w:rStyle w:val="FootnoteReference"/>
         </w:rPr>
-        <w:footnoteReference w:id="73"/>
+        <w:footnoteReference w:id="72"/>
       </w:r>
       <w:r>
         <w:t xml:space="preserve">, OGC API – Features</w:t>
@@ -2315,7 +2332,7 @@
         <w:rPr>
           <w:rStyle w:val="FootnoteReference"/>
         </w:rPr>
-        <w:footnoteReference w:id="75"/>
+        <w:footnoteReference w:id="74"/>
       </w:r>
       <w:r>
         <w:t xml:space="preserve">, and OGC API - Coverages</w:t>
@@ -2324,7 +2341,7 @@
         <w:rPr>
           <w:rStyle w:val="FootnoteReference"/>
         </w:rPr>
-        <w:footnoteReference w:id="77"/>
+        <w:footnoteReference w:id="76"/>
       </w:r>
       <w:r>
         <w:t xml:space="preserve"> </w:t>
@@ -2392,8 +2409,8 @@
         <w:t xml:space="preserve">More guidance on the use of interactive APIs in WIS2 is anticipated in future versions of this Guide.</w:t>
       </w:r>
     </w:p>
-    <w:bookmarkEnd w:id="79"/>
-    <w:bookmarkStart w:id="87" w:name="X994dfbb07bfc98f8cd58eb856dd1435c0dbcf59"/>
+    <w:bookmarkEnd w:id="78"/>
+    <w:bookmarkStart w:id="86" w:name="X994dfbb07bfc98f8cd58eb856dd1435c0dbcf59"/>
     <w:p>
       <w:pPr>
         <w:pStyle w:val="Heading4"/>
@@ -2416,7 +2433,7 @@
         <w:rPr>
           <w:rStyle w:val="FootnoteReference"/>
         </w:rPr>
-        <w:footnoteReference w:id="80"/>
+        <w:footnoteReference w:id="79"/>
       </w:r>
       <w:r>
         <w:t xml:space="preserve"> </w:t>
@@ -2436,19 +2453,19 @@
         <w:rPr>
           <w:rStyle w:val="FootnoteReference"/>
         </w:rPr>
+        <w:footnoteReference w:id="81"/>
+      </w:r>
+      <w:r>
+        <w:t xml:space="preserve"> </w:t>
+      </w:r>
+      <w:r>
+        <w:t xml:space="preserve">WIS2 uses notification messages to inform users of the availability of a new resource, either data or discovery metadata, and how they can access that resource. Notification messages are published to a queue on a Message Broker in a data publisher’s WIS2 Node</w:t>
+      </w:r>
+      <w:r>
+        <w:rPr>
+          <w:rStyle w:val="FootnoteReference"/>
+        </w:rPr>
         <w:footnoteReference w:id="82"/>
-      </w:r>
-      <w:r>
-        <w:t xml:space="preserve"> </w:t>
-      </w:r>
-      <w:r>
-        <w:t xml:space="preserve">WIS2 uses notification messages to inform users of the availability of a new resource, either data or discovery metadata, and how they can access that resource. Notification messages are published to a queue on a Message Broker in a data publisher’s WIS2 Node</w:t>
-      </w:r>
-      <w:r>
-        <w:rPr>
-          <w:rStyle w:val="FootnoteReference"/>
-        </w:rPr>
-        <w:footnoteReference w:id="83"/>
       </w:r>
       <w:r>
         <w:t xml:space="preserve"> </w:t>
@@ -2542,7 +2559,7 @@
         <w:rPr>
           <w:rStyle w:val="FootnoteReference"/>
         </w:rPr>
-        <w:footnoteReference w:id="84"/>
+        <w:footnoteReference w:id="83"/>
       </w:r>
       <w:r>
         <w:t xml:space="preserve">) and an additional link with the URL for the root of the web service from which the entire dataset can be accessed or queried.</w:t>
@@ -2616,7 +2633,7 @@
         <w:rPr>
           <w:rStyle w:val="FootnoteReference"/>
         </w:rPr>
-        <w:footnoteReference w:id="85"/>
+        <w:footnoteReference w:id="84"/>
       </w:r>
       <w:r>
         <w:t xml:space="preserve"> </w:t>
@@ -2661,7 +2678,7 @@
         <w:rPr>
           <w:rStyle w:val="FootnoteReference"/>
         </w:rPr>
-        <w:footnoteReference w:id="86"/>
+        <w:footnoteReference w:id="85"/>
       </w:r>
       <w:r>
         <w:t xml:space="preserve"> </w:t>
@@ -2670,8 +2687,8 @@
         <w:t xml:space="preserve">The Global Broker will only republish notification messages on topics specified in the discovery metadata records.</w:t>
       </w:r>
     </w:p>
-    <w:bookmarkEnd w:id="87"/>
-    <w:bookmarkStart w:id="91" w:name="X92e016493de8f5137348918844e02b79b0f6693"/>
+    <w:bookmarkEnd w:id="86"/>
+    <w:bookmarkStart w:id="90" w:name="X92e016493de8f5137348918844e02b79b0f6693"/>
     <w:p>
       <w:pPr>
         <w:pStyle w:val="Heading4"/>
@@ -2729,7 +2746,7 @@
         <w:rPr>
           <w:rStyle w:val="FootnoteReference"/>
         </w:rPr>
-        <w:footnoteReference w:id="88"/>
+        <w:footnoteReference w:id="87"/>
       </w:r>
       <w:r>
         <w:t xml:space="preserve">). Global Caches do not provide sophisticated APIs. They publish notification messages advertising the availability of data on their caches and allow users to download data via HTTPS using the URL in the notification message.</w:t>
@@ -2824,29 +2841,29 @@
         <w:rPr>
           <w:rStyle w:val="FootnoteReference"/>
         </w:rPr>
+        <w:footnoteReference w:id="88"/>
+      </w:r>
+    </w:p>
+    <w:p>
+      <w:pPr>
+        <w:pStyle w:val="BodyText"/>
+      </w:pPr>
+      <w:r>
+        <w:t xml:space="preserve">Data publishers must ensure that core data that are not cached are publicly accessible from their WIS2 Node, that is, with no access control mechanisms in place.</w:t>
+      </w:r>
+    </w:p>
+    <w:p>
+      <w:pPr>
+        <w:pStyle w:val="BodyText"/>
+      </w:pPr>
+      <w:r>
+        <w:t xml:space="preserve">Global Cache operators may choose to disregard a cache preference, for example, if they feel that the content being providing is large enough to impede the provision of caching services for other Members.</w:t>
+      </w:r>
+      <w:r>
+        <w:rPr>
+          <w:rStyle w:val="FootnoteReference"/>
+        </w:rPr>
         <w:footnoteReference w:id="89"/>
-      </w:r>
-    </w:p>
-    <w:p>
-      <w:pPr>
-        <w:pStyle w:val="BodyText"/>
-      </w:pPr>
-      <w:r>
-        <w:t xml:space="preserve">Data publishers must ensure that core data that are not cached are publicly accessible from their WIS2 Node, that is, with no access control mechanisms in place.</w:t>
-      </w:r>
-    </w:p>
-    <w:p>
-      <w:pPr>
-        <w:pStyle w:val="BodyText"/>
-      </w:pPr>
-      <w:r>
-        <w:t xml:space="preserve">Global Cache operators may choose to disregard a cache preference, for example, if they feel that the content being providing is large enough to impede the provision of caching services for other Members.</w:t>
-      </w:r>
-      <w:r>
-        <w:rPr>
-          <w:rStyle w:val="FootnoteReference"/>
-        </w:rPr>
-        <w:footnoteReference w:id="90"/>
       </w:r>
       <w:r>
         <w:t xml:space="preserve"> </w:t>
@@ -2906,8 +2923,8 @@
         <w:t xml:space="preserve">.</w:t>
       </w:r>
     </w:p>
-    <w:bookmarkEnd w:id="91"/>
-    <w:bookmarkStart w:id="98" w:name="Xd0bd182a7c1fc70068a7486071d51e95016173a"/>
+    <w:bookmarkEnd w:id="90"/>
+    <w:bookmarkStart w:id="97" w:name="Xd0bd182a7c1fc70068a7486071d51e95016173a"/>
     <w:p>
       <w:pPr>
         <w:pStyle w:val="Heading4"/>
@@ -2935,7 +2952,7 @@
         <w:rPr>
           <w:rStyle w:val="FootnoteReference"/>
         </w:rPr>
-        <w:footnoteReference w:id="92"/>
+        <w:footnoteReference w:id="91"/>
       </w:r>
     </w:p>
     <w:p>
@@ -2988,13 +3005,13 @@
         <w:rPr>
           <w:rStyle w:val="FootnoteReference"/>
         </w:rPr>
+        <w:footnoteReference w:id="93"/>
+      </w:r>
+      <w:r>
+        <w:rPr>
+          <w:rStyle w:val="FootnoteReference"/>
+        </w:rPr>
         <w:footnoteReference w:id="94"/>
-      </w:r>
-      <w:r>
-        <w:rPr>
-          <w:rStyle w:val="FootnoteReference"/>
-        </w:rPr>
-        <w:footnoteReference w:id="95"/>
       </w:r>
     </w:p>
     <w:p>
@@ -3024,7 +3041,7 @@
         <w:rPr>
           <w:rStyle w:val="FootnoteReference"/>
         </w:rPr>
-        <w:footnoteReference w:id="96"/>
+        <w:footnoteReference w:id="95"/>
       </w:r>
     </w:p>
     <w:p>
@@ -3043,8 +3060,8 @@
         <w:t xml:space="preserve">Finally, note that if only core data are being published, it may be possible to rely entirely on the Global Caches to distribute the data. In such cases, the WIS2 Node may use Internet Protocol (IP) filtering to allow access only from Global Services. For more details, see 2.6 Implementation and operation of a WIS2 Node.</w:t>
       </w:r>
     </w:p>
-    <w:bookmarkEnd w:id="98"/>
-    <w:bookmarkStart w:id="100" w:name="X26d403da9e25add1beffef44cd4295568427077"/>
+    <w:bookmarkEnd w:id="97"/>
+    <w:bookmarkStart w:id="99" w:name="X26d403da9e25add1beffef44cd4295568427077"/>
     <w:p>
       <w:pPr>
         <w:pStyle w:val="Heading4"/>
@@ -3072,7 +3089,7 @@
         <w:rPr>
           <w:rStyle w:val="FootnoteReference"/>
         </w:rPr>
-        <w:footnoteReference w:id="99"/>
+        <w:footnoteReference w:id="98"/>
       </w:r>
       <w:r>
         <w:t xml:space="preserve"> </w:t>
@@ -3089,9 +3106,9 @@
         <w:t xml:space="preserve">Note that some data archives, for example, Essential Climate Variables, are categorized as core data. Core data may be distributed via the Global Caches; however, given that they provide only short-term data hosting (for instance, for 24 hours), Global Caches are not an appropriate mechanism to provide access to core data archives. These archives must be accessed directly via the WIS2 Node.</w:t>
       </w:r>
     </w:p>
+    <w:bookmarkEnd w:id="99"/>
     <w:bookmarkEnd w:id="100"/>
-    <w:bookmarkEnd w:id="101"/>
-    <w:bookmarkStart w:id="102" w:name="X3c0f058502cbf12e2dd8dea423559d84f1e29d8"/>
+    <w:bookmarkStart w:id="101" w:name="X3c0f058502cbf12e2dd8dea423559d84f1e29d8"/>
     <w:p>
       <w:pPr>
         <w:pStyle w:val="Heading3"/>
@@ -3360,9 +3377,9 @@
         <w:t xml:space="preserve">Appendix F. WMO Core Metadata Profile (Version 2)</w:t>
       </w:r>
     </w:p>
+    <w:bookmarkEnd w:id="101"/>
     <w:bookmarkEnd w:id="102"/>
     <w:bookmarkEnd w:id="103"/>
-    <w:bookmarkEnd w:id="104"/>
     <w:bookmarkStart w:id="207" w:name="X091eefe62f3e875434678e1907ab2349ff25d3c"/>
     <w:p>
       <w:pPr>
@@ -3372,7 +3389,7 @@
         <w:t xml:space="preserve">PART II. Architecture, implementation and operations</w:t>
       </w:r>
     </w:p>
-    <w:bookmarkStart w:id="105" w:name="X28f5541877c33125cf202024e3ac20634883b4b"/>
+    <w:bookmarkStart w:id="104" w:name="X28f5541877c33125cf202024e3ac20634883b4b"/>
     <w:p>
       <w:pPr>
         <w:pStyle w:val="Heading2"/>
@@ -3442,8 +3459,8 @@
         <w:t xml:space="preserve">, Volume II.</w:t>
       </w:r>
     </w:p>
-    <w:bookmarkEnd w:id="105"/>
-    <w:bookmarkStart w:id="110" w:name="X2aab2acdf50eeb2b0e5317fdf565808e30de610"/>
+    <w:bookmarkEnd w:id="104"/>
+    <w:bookmarkStart w:id="109" w:name="X2aab2acdf50eeb2b0e5317fdf565808e30de610"/>
     <w:p>
       <w:pPr>
         <w:pStyle w:val="Heading2"/>
@@ -3512,7 +3529,7 @@
         <w:t xml:space="preserve">These roles are outlined below.</w:t>
       </w:r>
     </w:p>
-    <w:bookmarkStart w:id="106" w:name="Xedffd8645c78e6956cdbfea962d2b5423af3488"/>
+    <w:bookmarkStart w:id="105" w:name="Xedffd8645c78e6956cdbfea962d2b5423af3488"/>
     <w:p>
       <w:pPr>
         <w:pStyle w:val="Heading3"/>
@@ -3598,40 +3615,40 @@
         <w:t xml:space="preserve">Notification messages advertising the availability of new data and metadata.</w:t>
       </w:r>
     </w:p>
+    <w:bookmarkEnd w:id="105"/>
+    <w:bookmarkStart w:id="106" w:name="Xa591cc3322f5aeef758d0e2363ca48b3c10753e"/>
+    <w:p>
+      <w:pPr>
+        <w:pStyle w:val="Heading3"/>
+      </w:pPr>
+      <w:r>
+        <w:t xml:space="preserve">2.2.2 Global coordinator</w:t>
+      </w:r>
+    </w:p>
+    <w:p>
+      <w:pPr>
+        <w:numPr>
+          <w:ilvl w:val="0"/>
+          <w:numId w:val="1022"/>
+        </w:numPr>
+      </w:pPr>
+      <w:r>
+        <w:t xml:space="preserve">This role is exclusive to GISCs.</w:t>
+      </w:r>
+    </w:p>
+    <w:p>
+      <w:pPr>
+        <w:numPr>
+          <w:ilvl w:val="0"/>
+          <w:numId w:val="1022"/>
+        </w:numPr>
+      </w:pPr>
+      <w:r>
+        <w:t xml:space="preserve">All GISCs supporting WMO Members in their AoR fulfil their data sharing obligations via WIS2.</w:t>
+      </w:r>
+    </w:p>
     <w:bookmarkEnd w:id="106"/>
-    <w:bookmarkStart w:id="107" w:name="Xa591cc3322f5aeef758d0e2363ca48b3c10753e"/>
-    <w:p>
-      <w:pPr>
-        <w:pStyle w:val="Heading3"/>
-      </w:pPr>
-      <w:r>
-        <w:t xml:space="preserve">2.2.2 Global coordinator</w:t>
-      </w:r>
-    </w:p>
-    <w:p>
-      <w:pPr>
-        <w:numPr>
-          <w:ilvl w:val="0"/>
-          <w:numId w:val="1022"/>
-        </w:numPr>
-      </w:pPr>
-      <w:r>
-        <w:t xml:space="preserve">This role is exclusive to GISCs.</w:t>
-      </w:r>
-    </w:p>
-    <w:p>
-      <w:pPr>
-        <w:numPr>
-          <w:ilvl w:val="0"/>
-          <w:numId w:val="1022"/>
-        </w:numPr>
-      </w:pPr>
-      <w:r>
-        <w:t xml:space="preserve">All GISCs supporting WMO Members in their AoR fulfil their data sharing obligations via WIS2.</w:t>
-      </w:r>
-    </w:p>
-    <w:bookmarkEnd w:id="107"/>
-    <w:bookmarkStart w:id="108" w:name="X9d9963bf3882e20c8c1fe906f367365dce1b9cc"/>
+    <w:bookmarkStart w:id="107" w:name="X9d9963bf3882e20c8c1fe906f367365dce1b9cc"/>
     <w:p>
       <w:pPr>
         <w:pStyle w:val="Heading3"/>
@@ -3695,74 +3712,74 @@
         <w:t xml:space="preserve">A Global Monitor gathers and displays system performance, data availability, and other metrics from all WIS2 Nodes and Global Services.</w:t>
       </w:r>
     </w:p>
+    <w:bookmarkEnd w:id="107"/>
+    <w:bookmarkStart w:id="108" w:name="X1dad0ee763c824c05222b8d64a106fa2ccf4bfa"/>
+    <w:p>
+      <w:pPr>
+        <w:pStyle w:val="Heading3"/>
+      </w:pPr>
+      <w:r>
+        <w:t xml:space="preserve">2.2.4 Data consumer</w:t>
+      </w:r>
+    </w:p>
+    <w:p>
+      <w:pPr>
+        <w:numPr>
+          <w:ilvl w:val="0"/>
+          <w:numId w:val="1025"/>
+        </w:numPr>
+      </w:pPr>
+      <w:r>
+        <w:t xml:space="preserve">This role represents anyone wanting to find, access, and use data from WIS2. Examples include NMHSs, government agencies, research institutions, private sector organizations, and so forth.</w:t>
+      </w:r>
+    </w:p>
+    <w:p>
+      <w:pPr>
+        <w:numPr>
+          <w:ilvl w:val="0"/>
+          <w:numId w:val="1025"/>
+        </w:numPr>
+      </w:pPr>
+      <w:r>
+        <w:t xml:space="preserve">Data consumers search or browse a Global Discovery Catalogue (or another search engine) to discover the datasets that meet their needs ("datasets of interest").</w:t>
+      </w:r>
+    </w:p>
+    <w:p>
+      <w:pPr>
+        <w:numPr>
+          <w:ilvl w:val="0"/>
+          <w:numId w:val="1025"/>
+        </w:numPr>
+      </w:pPr>
+      <w:r>
+        <w:t xml:space="preserve">Data consumers subscribe via a Global Broker to receive notification messages about the availability of data or metadata associated with their datasets of interest.</w:t>
+      </w:r>
+    </w:p>
+    <w:p>
+      <w:pPr>
+        <w:numPr>
+          <w:ilvl w:val="0"/>
+          <w:numId w:val="1025"/>
+        </w:numPr>
+      </w:pPr>
+      <w:r>
+        <w:t xml:space="preserve">Data consumers determine whether the data or metadata referenced in the notification messages are required.</w:t>
+      </w:r>
+    </w:p>
+    <w:p>
+      <w:pPr>
+        <w:numPr>
+          <w:ilvl w:val="0"/>
+          <w:numId w:val="1025"/>
+        </w:numPr>
+      </w:pPr>
+      <w:r>
+        <w:t xml:space="preserve">Data consumers download data from a Global Cache or WIS2 Node.</w:t>
+      </w:r>
+    </w:p>
     <w:bookmarkEnd w:id="108"/>
-    <w:bookmarkStart w:id="109" w:name="X1dad0ee763c824c05222b8d64a106fa2ccf4bfa"/>
-    <w:p>
-      <w:pPr>
-        <w:pStyle w:val="Heading3"/>
-      </w:pPr>
-      <w:r>
-        <w:t xml:space="preserve">2.2.4 Data consumer</w:t>
-      </w:r>
-    </w:p>
-    <w:p>
-      <w:pPr>
-        <w:numPr>
-          <w:ilvl w:val="0"/>
-          <w:numId w:val="1025"/>
-        </w:numPr>
-      </w:pPr>
-      <w:r>
-        <w:t xml:space="preserve">This role represents anyone wanting to find, access, and use data from WIS2. Examples include NMHSs, government agencies, research institutions, private sector organizations, and so forth.</w:t>
-      </w:r>
-    </w:p>
-    <w:p>
-      <w:pPr>
-        <w:numPr>
-          <w:ilvl w:val="0"/>
-          <w:numId w:val="1025"/>
-        </w:numPr>
-      </w:pPr>
-      <w:r>
-        <w:t xml:space="preserve">Data consumers search or browse a Global Discovery Catalogue (or another search engine) to discover the datasets that meet their needs ("datasets of interest").</w:t>
-      </w:r>
-    </w:p>
-    <w:p>
-      <w:pPr>
-        <w:numPr>
-          <w:ilvl w:val="0"/>
-          <w:numId w:val="1025"/>
-        </w:numPr>
-      </w:pPr>
-      <w:r>
-        <w:t xml:space="preserve">Data consumers subscribe via a Global Broker to receive notification messages about the availability of data or metadata associated with their datasets of interest.</w:t>
-      </w:r>
-    </w:p>
-    <w:p>
-      <w:pPr>
-        <w:numPr>
-          <w:ilvl w:val="0"/>
-          <w:numId w:val="1025"/>
-        </w:numPr>
-      </w:pPr>
-      <w:r>
-        <w:t xml:space="preserve">Data consumers determine whether the data or metadata referenced in the notification messages are required.</w:t>
-      </w:r>
-    </w:p>
-    <w:p>
-      <w:pPr>
-        <w:numPr>
-          <w:ilvl w:val="0"/>
-          <w:numId w:val="1025"/>
-        </w:numPr>
-      </w:pPr>
-      <w:r>
-        <w:t xml:space="preserve">Data consumers download data from a Global Cache or WIS2 Node.</w:t>
-      </w:r>
-    </w:p>
     <w:bookmarkEnd w:id="109"/>
-    <w:bookmarkEnd w:id="110"/>
-    <w:bookmarkStart w:id="111" w:name="X23e291de28ce042fa502fdbe4422ded44f10aa0"/>
+    <w:bookmarkStart w:id="110" w:name="X23e291de28ce042fa502fdbe4422ded44f10aa0"/>
     <w:p>
       <w:pPr>
         <w:pStyle w:val="Heading2"/>
@@ -3968,8 +3985,8 @@
         <w:t xml:space="preserve">, Volume II for details.</w:t>
       </w:r>
     </w:p>
-    <w:bookmarkEnd w:id="111"/>
-    <w:bookmarkStart w:id="117" w:name="X437cf0d280dd2c8ea8a0f1dcec8faa61a3122e7"/>
+    <w:bookmarkEnd w:id="110"/>
+    <w:bookmarkStart w:id="116" w:name="X437cf0d280dd2c8ea8a0f1dcec8faa61a3122e7"/>
     <w:p>
       <w:pPr>
         <w:pStyle w:val="Heading2"/>
@@ -3978,7 +3995,7 @@
         <w:t xml:space="preserve">2.4 WIS2 Components</w:t>
       </w:r>
     </w:p>
-    <w:bookmarkStart w:id="112" w:name="X69908ca4935ba9b97e7a17332d181125367ef26"/>
+    <w:bookmarkStart w:id="111" w:name="X69908ca4935ba9b97e7a17332d181125367ef26"/>
     <w:p>
       <w:pPr>
         <w:pStyle w:val="Heading3"/>
@@ -4066,258 +4083,258 @@
         <w:t xml:space="preserve">WIS2 Nodes may control access to the data they publish. Global Services operate with fixed IP addresses, enabling WIS2 Nodes to easily distinguish their requests.</w:t>
       </w:r>
     </w:p>
+    <w:bookmarkEnd w:id="111"/>
+    <w:bookmarkStart w:id="112" w:name="X83e3d9fbe98f85330900c67b0f119c5312fe9ec"/>
+    <w:p>
+      <w:pPr>
+        <w:pStyle w:val="Heading3"/>
+      </w:pPr>
+      <w:r>
+        <w:t xml:space="preserve">2.4.2 Global Broker</w:t>
+      </w:r>
+    </w:p>
+    <w:p>
+      <w:pPr>
+        <w:numPr>
+          <w:ilvl w:val="0"/>
+          <w:numId w:val="1027"/>
+        </w:numPr>
+      </w:pPr>
+      <w:r>
+        <w:t xml:space="preserve">WIS2 incorporates several Global Brokers, ensuring the highly resilient distribution of notification messages across the globe.</w:t>
+      </w:r>
+    </w:p>
+    <w:p>
+      <w:pPr>
+        <w:numPr>
+          <w:ilvl w:val="0"/>
+          <w:numId w:val="1027"/>
+        </w:numPr>
+      </w:pPr>
+      <w:r>
+        <w:t xml:space="preserve">A Global Broker subscribes to the Message Broker operated by each WIS2 Node and republishes notification messages.</w:t>
+      </w:r>
+    </w:p>
+    <w:p>
+      <w:pPr>
+        <w:numPr>
+          <w:ilvl w:val="0"/>
+          <w:numId w:val="1027"/>
+        </w:numPr>
+      </w:pPr>
+      <w:r>
+        <w:t xml:space="preserve">A Global Broker subscribes to notifications from other Global Brokers to ensure that it receives a copy of all notification messages.</w:t>
+      </w:r>
+    </w:p>
+    <w:p>
+      <w:pPr>
+        <w:numPr>
+          <w:ilvl w:val="0"/>
+          <w:numId w:val="1027"/>
+        </w:numPr>
+      </w:pPr>
+      <w:r>
+        <w:t xml:space="preserve">A Global Broker republishes notification messages from every WIS2 Node and Global Service.</w:t>
+      </w:r>
+    </w:p>
+    <w:p>
+      <w:pPr>
+        <w:numPr>
+          <w:ilvl w:val="0"/>
+          <w:numId w:val="1027"/>
+        </w:numPr>
+      </w:pPr>
+      <w:r>
+        <w:t xml:space="preserve">A Global Broker operates a highly available, high-performance Message Broker.</w:t>
+      </w:r>
+    </w:p>
+    <w:p>
+      <w:pPr>
+        <w:numPr>
+          <w:ilvl w:val="0"/>
+          <w:numId w:val="1027"/>
+        </w:numPr>
+      </w:pPr>
+      <w:r>
+        <w:t xml:space="preserve">A Global Broker uses the WIS2 Topic Hierarchy, enabling data consumers to easily find topics relevant to their needs.</w:t>
+      </w:r>
+    </w:p>
+    <w:p>
+      <w:pPr>
+        <w:numPr>
+          <w:ilvl w:val="0"/>
+          <w:numId w:val="1027"/>
+        </w:numPr>
+      </w:pPr>
+      <w:r>
+        <w:t xml:space="preserve">Data consumers should subscribe to notifications from a Global Broker, not directly from the Message Brokers operated by WIS2 Nodes.</w:t>
+      </w:r>
+    </w:p>
     <w:bookmarkEnd w:id="112"/>
-    <w:bookmarkStart w:id="113" w:name="X83e3d9fbe98f85330900c67b0f119c5312fe9ec"/>
+    <w:bookmarkStart w:id="113" w:name="X5b73d135462fb24ef0f85aaeceaffed4dc74591"/>
     <w:p>
       <w:pPr>
         <w:pStyle w:val="Heading3"/>
       </w:pPr>
       <w:r>
-        <w:t xml:space="preserve">2.4.2 Global Broker</w:t>
-      </w:r>
-    </w:p>
-    <w:p>
-      <w:pPr>
-        <w:numPr>
-          <w:ilvl w:val="0"/>
-          <w:numId w:val="1027"/>
-        </w:numPr>
-      </w:pPr>
-      <w:r>
-        <w:t xml:space="preserve">WIS2 incorporates several Global Brokers, ensuring the highly resilient distribution of notification messages across the globe.</w:t>
-      </w:r>
-    </w:p>
-    <w:p>
-      <w:pPr>
-        <w:numPr>
-          <w:ilvl w:val="0"/>
-          <w:numId w:val="1027"/>
-        </w:numPr>
-      </w:pPr>
-      <w:r>
-        <w:t xml:space="preserve">A Global Broker subscribes to the Message Broker operated by each WIS2 Node and republishes notification messages.</w:t>
-      </w:r>
-    </w:p>
-    <w:p>
-      <w:pPr>
-        <w:numPr>
-          <w:ilvl w:val="0"/>
-          <w:numId w:val="1027"/>
-        </w:numPr>
-      </w:pPr>
-      <w:r>
-        <w:t xml:space="preserve">A Global Broker subscribes to notifications from other Global Brokers to ensure that it receives a copy of all notification messages.</w:t>
-      </w:r>
-    </w:p>
-    <w:p>
-      <w:pPr>
-        <w:numPr>
-          <w:ilvl w:val="0"/>
-          <w:numId w:val="1027"/>
-        </w:numPr>
-      </w:pPr>
-      <w:r>
-        <w:t xml:space="preserve">A Global Broker republishes notification messages from every WIS2 Node and Global Service.</w:t>
-      </w:r>
-    </w:p>
-    <w:p>
-      <w:pPr>
-        <w:numPr>
-          <w:ilvl w:val="0"/>
-          <w:numId w:val="1027"/>
-        </w:numPr>
-      </w:pPr>
-      <w:r>
-        <w:t xml:space="preserve">A Global Broker operates a highly available, high-performance Message Broker.</w:t>
-      </w:r>
-    </w:p>
-    <w:p>
-      <w:pPr>
-        <w:numPr>
-          <w:ilvl w:val="0"/>
-          <w:numId w:val="1027"/>
-        </w:numPr>
-      </w:pPr>
-      <w:r>
-        <w:t xml:space="preserve">A Global Broker uses the WIS2 Topic Hierarchy, enabling data consumers to easily find topics relevant to their needs.</w:t>
-      </w:r>
-    </w:p>
-    <w:p>
-      <w:pPr>
-        <w:numPr>
-          <w:ilvl w:val="0"/>
-          <w:numId w:val="1027"/>
-        </w:numPr>
-      </w:pPr>
-      <w:r>
-        <w:t xml:space="preserve">Data consumers should subscribe to notifications from a Global Broker, not directly from the Message Brokers operated by WIS2 Nodes.</w:t>
+        <w:t xml:space="preserve">2.4.3 Global Cache</w:t>
+      </w:r>
+    </w:p>
+    <w:p>
+      <w:pPr>
+        <w:numPr>
+          <w:ilvl w:val="0"/>
+          <w:numId w:val="1028"/>
+        </w:numPr>
+      </w:pPr>
+      <w:r>
+        <w:t xml:space="preserve">WIS2 incorporates several Global Caches, ensuring the highly resilient distribution of data across the globe.</w:t>
+      </w:r>
+    </w:p>
+    <w:p>
+      <w:pPr>
+        <w:numPr>
+          <w:ilvl w:val="0"/>
+          <w:numId w:val="1028"/>
+        </w:numPr>
+      </w:pPr>
+      <w:r>
+        <w:t xml:space="preserve">A Global Cache provides a highly available data server, from which a data consumer can download core data, as specified in Resolution 1 (Cg-Ext(2021)).</w:t>
+      </w:r>
+    </w:p>
+    <w:p>
+      <w:pPr>
+        <w:numPr>
+          <w:ilvl w:val="0"/>
+          <w:numId w:val="1028"/>
+        </w:numPr>
+      </w:pPr>
+      <w:r>
+        <w:t xml:space="preserve">A Global Cache subscribes to notification messages via a Global Broker.</w:t>
+      </w:r>
+    </w:p>
+    <w:p>
+      <w:pPr>
+        <w:numPr>
+          <w:ilvl w:val="0"/>
+          <w:numId w:val="1028"/>
+        </w:numPr>
+      </w:pPr>
+      <w:r>
+        <w:t xml:space="preserve">Upon receiving a notification message, the Global Cache downloads a copy of the data referenced in the message from the WIS2 Node, makes these data available on its server, and publishes a new notification message informing data consumers that they can now access these data on its server.</w:t>
+      </w:r>
+    </w:p>
+    <w:p>
+      <w:pPr>
+        <w:numPr>
+          <w:ilvl w:val="0"/>
+          <w:numId w:val="1028"/>
+        </w:numPr>
+      </w:pPr>
+      <w:r>
+        <w:t xml:space="preserve">A Global Cache will subscribe to notification messages from other Global Caches, enabling it to download and republish data that it has not acquired directly from WIS2 Nodes. This ensures that each Global Cache holds data from every WIS2 Node.</w:t>
+      </w:r>
+    </w:p>
+    <w:p>
+      <w:pPr>
+        <w:numPr>
+          <w:ilvl w:val="0"/>
+          <w:numId w:val="1028"/>
+        </w:numPr>
+      </w:pPr>
+      <w:r>
+        <w:t xml:space="preserve">A Global Cache shall retain a copy of the core data for a duration compatible with the real-time or near-real-time schedule of the data and not less than 24 hours.</w:t>
+      </w:r>
+    </w:p>
+    <w:p>
+      <w:pPr>
+        <w:numPr>
+          <w:ilvl w:val="0"/>
+          <w:numId w:val="1028"/>
+        </w:numPr>
+      </w:pPr>
+      <w:r>
+        <w:t xml:space="preserve">A Global Cache will delete data from the cache once the retention period has expired.</w:t>
+      </w:r>
+    </w:p>
+    <w:p>
+      <w:pPr>
+        <w:numPr>
+          <w:ilvl w:val="0"/>
+          <w:numId w:val="1028"/>
+        </w:numPr>
+      </w:pPr>
+      <w:r>
+        <w:t xml:space="preserve">Data consumers should download data from a Global Cache when those data are available.</w:t>
       </w:r>
     </w:p>
     <w:bookmarkEnd w:id="113"/>
-    <w:bookmarkStart w:id="114" w:name="X5b73d135462fb24ef0f85aaeceaffed4dc74591"/>
+    <w:bookmarkStart w:id="114" w:name="Xa3b486d690c63130663ad7bf25467f63f046e52"/>
     <w:p>
       <w:pPr>
         <w:pStyle w:val="Heading3"/>
       </w:pPr>
       <w:r>
-        <w:t xml:space="preserve">2.4.3 Global Cache</w:t>
-      </w:r>
-    </w:p>
-    <w:p>
-      <w:pPr>
-        <w:numPr>
-          <w:ilvl w:val="0"/>
-          <w:numId w:val="1028"/>
-        </w:numPr>
-      </w:pPr>
-      <w:r>
-        <w:t xml:space="preserve">WIS2 incorporates several Global Caches, ensuring the highly resilient distribution of data across the globe.</w:t>
-      </w:r>
-    </w:p>
-    <w:p>
-      <w:pPr>
-        <w:numPr>
-          <w:ilvl w:val="0"/>
-          <w:numId w:val="1028"/>
-        </w:numPr>
-      </w:pPr>
-      <w:r>
-        <w:t xml:space="preserve">A Global Cache provides a highly available data server, from which a data consumer can download core data, as specified in Resolution 1 (Cg-Ext(2021)).</w:t>
-      </w:r>
-    </w:p>
-    <w:p>
-      <w:pPr>
-        <w:numPr>
-          <w:ilvl w:val="0"/>
-          <w:numId w:val="1028"/>
-        </w:numPr>
-      </w:pPr>
-      <w:r>
-        <w:t xml:space="preserve">A Global Cache subscribes to notification messages via a Global Broker.</w:t>
-      </w:r>
-    </w:p>
-    <w:p>
-      <w:pPr>
-        <w:numPr>
-          <w:ilvl w:val="0"/>
-          <w:numId w:val="1028"/>
-        </w:numPr>
-      </w:pPr>
-      <w:r>
-        <w:t xml:space="preserve">Upon receiving a notification message, the Global Cache downloads a copy of the data referenced in the message from the WIS2 Node, makes these data available on its server, and publishes a new notification message informing data consumers that they can now access these data on its server.</w:t>
-      </w:r>
-    </w:p>
-    <w:p>
-      <w:pPr>
-        <w:numPr>
-          <w:ilvl w:val="0"/>
-          <w:numId w:val="1028"/>
-        </w:numPr>
-      </w:pPr>
-      <w:r>
-        <w:t xml:space="preserve">A Global Cache will subscribe to notification messages from other Global Caches, enabling it to download and republish data that it has not acquired directly from WIS2 Nodes. This ensures that each Global Cache holds data from every WIS2 Node.</w:t>
-      </w:r>
-    </w:p>
-    <w:p>
-      <w:pPr>
-        <w:numPr>
-          <w:ilvl w:val="0"/>
-          <w:numId w:val="1028"/>
-        </w:numPr>
-      </w:pPr>
-      <w:r>
-        <w:t xml:space="preserve">A Global Cache shall retain a copy of the core data for a duration compatible with the real-time or near-real-time schedule of the data and not less than 24 hours.</w:t>
-      </w:r>
-    </w:p>
-    <w:p>
-      <w:pPr>
-        <w:numPr>
-          <w:ilvl w:val="0"/>
-          <w:numId w:val="1028"/>
-        </w:numPr>
-      </w:pPr>
-      <w:r>
-        <w:t xml:space="preserve">A Global Cache will delete data from the cache once the retention period has expired.</w:t>
-      </w:r>
-    </w:p>
-    <w:p>
-      <w:pPr>
-        <w:numPr>
-          <w:ilvl w:val="0"/>
-          <w:numId w:val="1028"/>
-        </w:numPr>
-      </w:pPr>
-      <w:r>
-        <w:t xml:space="preserve">Data consumers should download data from a Global Cache when those data are available.</w:t>
+        <w:t xml:space="preserve">2.4.4 Global Discovery Catalogue</w:t>
+      </w:r>
+    </w:p>
+    <w:p>
+      <w:pPr>
+        <w:numPr>
+          <w:ilvl w:val="0"/>
+          <w:numId w:val="1029"/>
+        </w:numPr>
+      </w:pPr>
+      <w:r>
+        <w:t xml:space="preserve">WIS2 includes several Global Discovery Catalogues.</w:t>
+      </w:r>
+    </w:p>
+    <w:p>
+      <w:pPr>
+        <w:numPr>
+          <w:ilvl w:val="0"/>
+          <w:numId w:val="1029"/>
+        </w:numPr>
+      </w:pPr>
+      <w:r>
+        <w:t xml:space="preserve">A Global Discovery Catalogue enables a data consumer to search and browse descriptions of data published by each WIS2 Node. The data description (discovery metadata) provides sufficient information to determine the usefulness of the data and how it may be accessed.</w:t>
+      </w:r>
+    </w:p>
+    <w:p>
+      <w:pPr>
+        <w:numPr>
+          <w:ilvl w:val="0"/>
+          <w:numId w:val="1029"/>
+        </w:numPr>
+      </w:pPr>
+      <w:r>
+        <w:t xml:space="preserve">A Global Discovery Catalogue subscribes to notification messages about the availability of new (or updated) discovery metadata via a Global Broker. It downloads a copy of the discovery metadata and updates the catalogue.</w:t>
+      </w:r>
+    </w:p>
+    <w:p>
+      <w:pPr>
+        <w:numPr>
+          <w:ilvl w:val="0"/>
+          <w:numId w:val="1029"/>
+        </w:numPr>
+      </w:pPr>
+      <w:r>
+        <w:t xml:space="preserve">A Global Discovery Catalogue amends discovery metadata records to add details of where one can subscribe to updates about the dataset at a Global Broker.</w:t>
+      </w:r>
+    </w:p>
+    <w:p>
+      <w:pPr>
+        <w:numPr>
+          <w:ilvl w:val="0"/>
+          <w:numId w:val="1029"/>
+        </w:numPr>
+      </w:pPr>
+      <w:r>
+        <w:t xml:space="preserve">A Global Discovery Catalogue makes its content available for indexing by search engines.</w:t>
       </w:r>
     </w:p>
     <w:bookmarkEnd w:id="114"/>
-    <w:bookmarkStart w:id="115" w:name="Xa3b486d690c63130663ad7bf25467f63f046e52"/>
-    <w:p>
-      <w:pPr>
-        <w:pStyle w:val="Heading3"/>
-      </w:pPr>
-      <w:r>
-        <w:t xml:space="preserve">2.4.4 Global Discovery Catalogue</w:t>
-      </w:r>
-    </w:p>
-    <w:p>
-      <w:pPr>
-        <w:numPr>
-          <w:ilvl w:val="0"/>
-          <w:numId w:val="1029"/>
-        </w:numPr>
-      </w:pPr>
-      <w:r>
-        <w:t xml:space="preserve">WIS2 includes several Global Discovery Catalogues.</w:t>
-      </w:r>
-    </w:p>
-    <w:p>
-      <w:pPr>
-        <w:numPr>
-          <w:ilvl w:val="0"/>
-          <w:numId w:val="1029"/>
-        </w:numPr>
-      </w:pPr>
-      <w:r>
-        <w:t xml:space="preserve">A Global Discovery Catalogue enables a data consumer to search and browse descriptions of data published by each WIS2 Node. The data description (discovery metadata) provides sufficient information to determine the usefulness of the data and how it may be accessed.</w:t>
-      </w:r>
-    </w:p>
-    <w:p>
-      <w:pPr>
-        <w:numPr>
-          <w:ilvl w:val="0"/>
-          <w:numId w:val="1029"/>
-        </w:numPr>
-      </w:pPr>
-      <w:r>
-        <w:t xml:space="preserve">A Global Discovery Catalogue subscribes to notification messages about the availability of new (or updated) discovery metadata via a Global Broker. It downloads a copy of the discovery metadata and updates the catalogue.</w:t>
-      </w:r>
-    </w:p>
-    <w:p>
-      <w:pPr>
-        <w:numPr>
-          <w:ilvl w:val="0"/>
-          <w:numId w:val="1029"/>
-        </w:numPr>
-      </w:pPr>
-      <w:r>
-        <w:t xml:space="preserve">A Global Discovery Catalogue amends discovery metadata records to add details of where one can subscribe to updates about the dataset at a Global Broker.</w:t>
-      </w:r>
-    </w:p>
-    <w:p>
-      <w:pPr>
-        <w:numPr>
-          <w:ilvl w:val="0"/>
-          <w:numId w:val="1029"/>
-        </w:numPr>
-      </w:pPr>
-      <w:r>
-        <w:t xml:space="preserve">A Global Discovery Catalogue makes its content available for indexing by search engines.</w:t>
-      </w:r>
-    </w:p>
-    <w:bookmarkEnd w:id="115"/>
-    <w:bookmarkStart w:id="116" w:name="Xeb98fb33a1e4498213eea5bcb421ddbb3cf8882"/>
+    <w:bookmarkStart w:id="115" w:name="Xeb98fb33a1e4498213eea5bcb421ddbb3cf8882"/>
     <w:p>
       <w:pPr>
         <w:pStyle w:val="Heading3"/>
@@ -4403,9 +4420,9 @@
         <w:t xml:space="preserve">The performance of components in the WIS2 system.</w:t>
       </w:r>
     </w:p>
+    <w:bookmarkEnd w:id="115"/>
     <w:bookmarkEnd w:id="116"/>
-    <w:bookmarkEnd w:id="117"/>
-    <w:bookmarkStart w:id="124" w:name="Xd2d4fa6849f58a31365ab34a99d7515a2fa1af8"/>
+    <w:bookmarkStart w:id="123" w:name="Xd2d4fa6849f58a31365ab34a99d7515a2fa1af8"/>
     <w:p>
       <w:pPr>
         <w:pStyle w:val="Heading2"/>
@@ -4414,7 +4431,7 @@
         <w:t xml:space="preserve">2.5 Protocol configuration</w:t>
       </w:r>
     </w:p>
-    <w:bookmarkStart w:id="120" w:name="X5148c3f35fe6b42153b4829bf3ed76554c0764b"/>
+    <w:bookmarkStart w:id="119" w:name="X5148c3f35fe6b42153b4829bf3ed76554c0764b"/>
     <w:p>
       <w:pPr>
         <w:pStyle w:val="Heading3"/>
@@ -4437,7 +4454,7 @@
         <w:rPr>
           <w:rStyle w:val="FootnoteReference"/>
         </w:rPr>
-        <w:footnoteReference w:id="118"/>
+        <w:footnoteReference w:id="117"/>
       </w:r>
       <w:r>
         <w:t xml:space="preserve"> </w:t>
@@ -4545,8 +4562,8 @@
         <w:t xml:space="preserve">The standard Transmission Control Protocol (TCP) ports to be used are 8883 for Secure MQTT (MQTTS) and 443 for Secure Web Socket (WSS).</w:t>
       </w:r>
     </w:p>
-    <w:bookmarkEnd w:id="120"/>
-    <w:bookmarkStart w:id="123" w:name="X9e4e4e6a99bfa9f33214bbb5aa2f4afe3c6c555"/>
+    <w:bookmarkEnd w:id="119"/>
+    <w:bookmarkStart w:id="122" w:name="X9e4e4e6a99bfa9f33214bbb5aa2f4afe3c6c555"/>
     <w:p>
       <w:pPr>
         <w:pStyle w:val="Heading3"/>
@@ -4569,7 +4586,7 @@
         <w:rPr>
           <w:rStyle w:val="FootnoteReference"/>
         </w:rPr>
-        <w:footnoteReference w:id="121"/>
+        <w:footnoteReference w:id="120"/>
       </w:r>
       <w:r>
         <w:t xml:space="preserve">) is to be used for all WIS2 download workflows.</w:t>
@@ -4597,9 +4614,9 @@
         <w:t xml:space="preserve">The standard TCP port to be used is 443 for Secure HTTP (HTTPS).</w:t>
       </w:r>
     </w:p>
+    <w:bookmarkEnd w:id="122"/>
     <w:bookmarkEnd w:id="123"/>
-    <w:bookmarkEnd w:id="124"/>
-    <w:bookmarkStart w:id="147" w:name="X3ae7ce42c49b488ea5ce867cd5204228fbe6cae"/>
+    <w:bookmarkStart w:id="146" w:name="X3ae7ce42c49b488ea5ce867cd5204228fbe6cae"/>
     <w:p>
       <w:pPr>
         <w:pStyle w:val="Heading2"/>
@@ -4608,7 +4625,7 @@
         <w:t xml:space="preserve">2.6 Implementation and operation of a WIS2 Node</w:t>
       </w:r>
     </w:p>
-    <w:bookmarkStart w:id="140" w:name="X4ee010be1464117bc3c084444577b93b6bb19d4"/>
+    <w:bookmarkStart w:id="139" w:name="X4ee010be1464117bc3c084444577b93b6bb19d4"/>
     <w:p>
       <w:pPr>
         <w:pStyle w:val="Heading3"/>
@@ -4617,7 +4634,7 @@
         <w:t xml:space="preserve">2.6.1 Practices and procedures</w:t>
       </w:r>
     </w:p>
-    <w:bookmarkStart w:id="128" w:name="X3feb474c705f93907a17142db58eea3410111d2"/>
+    <w:bookmarkStart w:id="127" w:name="X3feb474c705f93907a17142db58eea3410111d2"/>
     <w:p>
       <w:pPr>
         <w:pStyle w:val="Heading4"/>
@@ -4815,18 +4832,18 @@
           <wp:inline>
             <wp:extent cx="5334000" cy="5667559"/>
             <wp:effectExtent b="0" l="0" r="0" t="0"/>
-            <wp:docPr descr="Adding a WIS2 Node" title="" id="126" name="Picture"/>
+            <wp:docPr descr="Adding a WIS2 Node" title="" id="125" name="Picture"/>
             <a:graphic>
               <a:graphicData uri="http://schemas.openxmlformats.org/drawingml/2006/picture">
                 <pic:pic>
                   <pic:nvPicPr>
-                    <pic:cNvPr descr="images/add-wis2node.png" id="127" name="Picture"/>
+                    <pic:cNvPr descr="images/add-wis2node.png" id="126" name="Picture"/>
                     <pic:cNvPicPr>
                       <a:picLocks noChangeArrowheads="1" noChangeAspect="1"/>
                     </pic:cNvPicPr>
                   </pic:nvPicPr>
                   <pic:blipFill>
-                    <a:blip r:embed="rId125"/>
+                    <a:blip r:embed="rId124"/>
                     <a:stretch>
                       <a:fillRect/>
                     </a:stretch>
@@ -4913,8 +4930,8 @@
         <w:t xml:space="preserve">When decommissioning a WIS2 Node, operators must ensure that obligations relating to data sharing within WIS continue to be met after the WIS2 Node is decommissioned, for example, by migrating the data sharing obligations to another WIS2 Node. In the case of a DCPC, this may mean transferring the responsibilities to another Member.</w:t>
       </w:r>
     </w:p>
-    <w:bookmarkEnd w:id="128"/>
-    <w:bookmarkStart w:id="134" w:name="X99c7798f2bd8131f2d0a393cbc3007df1a1d19a"/>
+    <w:bookmarkEnd w:id="127"/>
+    <w:bookmarkStart w:id="133" w:name="X99c7798f2bd8131f2d0a393cbc3007df1a1d19a"/>
     <w:p>
       <w:pPr>
         <w:pStyle w:val="Heading4"/>
@@ -5012,7 +5029,7 @@
         <w:rPr>
           <w:rStyle w:val="FootnoteReference"/>
         </w:rPr>
-        <w:footnoteReference w:id="129"/>
+        <w:footnoteReference w:id="128"/>
       </w:r>
     </w:p>
     <w:p>
@@ -5052,7 +5069,7 @@
         <w:rPr>
           <w:rStyle w:val="FootnoteReference"/>
         </w:rPr>
-        <w:footnoteReference w:id="131"/>
+        <w:footnoteReference w:id="130"/>
       </w:r>
       <w:r>
         <w:t xml:space="preserve"> </w:t>
@@ -5064,7 +5081,7 @@
         <w:rPr>
           <w:rStyle w:val="FootnoteReference"/>
         </w:rPr>
-        <w:footnoteReference w:id="133"/>
+        <w:footnoteReference w:id="132"/>
       </w:r>
       <w:r>
         <w:t xml:space="preserve">. Using a four-letter GTS centre identifier (for example, CCCC) is not recommended because those who are unfamiliar with GTS will not understand these identifiers.</w:t>
@@ -5137,8 +5154,8 @@
         <w:t xml:space="preserve">It is not advisable to use a system name in the centre-id because system names may change over time. Functional designations are durable over the long term. Test WIS2 Nodes may be designated by adding “-test” to the descriptive name.</w:t>
       </w:r>
     </w:p>
-    <w:bookmarkEnd w:id="134"/>
-    <w:bookmarkStart w:id="139" w:name="X78739206042da67e0875637bd2870b66ff92349"/>
+    <w:bookmarkEnd w:id="133"/>
+    <w:bookmarkStart w:id="138" w:name="X78739206042da67e0875637bd2870b66ff92349"/>
     <w:p>
       <w:pPr>
         <w:pStyle w:val="Heading4"/>
@@ -5166,21 +5183,41 @@
         <w:rPr>
           <w:rStyle w:val="FootnoteReference"/>
         </w:rPr>
+        <w:footnoteReference w:id="134"/>
+      </w:r>
+      <w:r>
+        <w:t xml:space="preserve"> </w:t>
+      </w:r>
+      <w:r>
+        <w:t xml:space="preserve">When registering the WIS2 Node with the WMO Secretariat, these credentials must be provided. The WMO Secretariat will share the credentials with the Global Service operators and store them in the WIS register. These credentials should not be considered confidential or secret.</w:t>
+      </w:r>
+    </w:p>
+    <w:p>
+      <w:pPr>
+        <w:pStyle w:val="BodyText"/>
+      </w:pPr>
+      <w:r>
+        <w:t xml:space="preserve">Given that Global Brokers republish notification messages provided by the WIS2 Node, access to the MQTT Message Broker may be restricted. Global Brokers operate using a fixed IP address, which allows access to be granted using IP filtering.</w:t>
+      </w:r>
+      <w:r>
+        <w:rPr>
+          <w:rStyle w:val="FootnoteReference"/>
+        </w:rPr>
         <w:footnoteReference w:id="135"/>
       </w:r>
       <w:r>
         <w:t xml:space="preserve"> </w:t>
       </w:r>
       <w:r>
-        <w:t xml:space="preserve">When registering the WIS2 Node with the WMO Secretariat, these credentials must be provided. The WMO Secretariat will share the credentials with the Global Service operators and store them in the WIS register. These credentials should not be considered confidential or secret.</w:t>
-      </w:r>
-    </w:p>
-    <w:p>
-      <w:pPr>
-        <w:pStyle w:val="BodyText"/>
-      </w:pPr>
-      <w:r>
-        <w:t xml:space="preserve">Given that Global Brokers republish notification messages provided by the WIS2 Node, access to the MQTT Message Broker may be restricted. Global Brokers operate using a fixed IP address, which allows access to be granted using IP filtering.</w:t>
+        <w:t xml:space="preserve">MQTT Message Brokers must be accessible by more than one Global Broker to ensure resilient transmission of notification messages to WIS2.</w:t>
+      </w:r>
+    </w:p>
+    <w:p>
+      <w:pPr>
+        <w:pStyle w:val="BodyText"/>
+      </w:pPr>
+      <w:r>
+        <w:t xml:space="preserve">If your WIS2 Node only publishes core data</w:t>
       </w:r>
       <w:r>
         <w:rPr>
@@ -5189,18 +5226,23 @@
         <w:footnoteReference w:id="136"/>
       </w:r>
       <w:r>
-        <w:t xml:space="preserve"> </w:t>
-      </w:r>
-      <w:r>
-        <w:t xml:space="preserve">MQTT Message Brokers must be accessible by more than one Global Broker to ensure resilient transmission of notification messages to WIS2.</w:t>
-      </w:r>
-    </w:p>
-    <w:p>
-      <w:pPr>
-        <w:pStyle w:val="BodyText"/>
-      </w:pPr>
-      <w:r>
-        <w:t xml:space="preserve">If your WIS2 Node only publishes core data</w:t>
+        <w:t xml:space="preserve">, access to the data server may also be restricted, with the distribution of data handled by Global Caches. Global Caches also operate on fixed IP addresses, allowing their connections to be easily identified. Again, access must be granted to more than one Global Broker to ensure resilience.</w:t>
+      </w:r>
+    </w:p>
+    <w:p>
+      <w:pPr>
+        <w:pStyle w:val="BodyText"/>
+      </w:pPr>
+      <w:r>
+        <w:t xml:space="preserve">During registration, the WMO Secretariat will provide host names and IP addresses of the Global Services to enable access controls to be configured.</w:t>
+      </w:r>
+    </w:p>
+    <w:p>
+      <w:pPr>
+        <w:pStyle w:val="BodyText"/>
+      </w:pPr>
+      <w:r>
+        <w:t xml:space="preserve">Access controls may be implemented for recommended data. Only the security schemes for authentication and authorization specified in OpenAPI should be used.</w:t>
       </w:r>
       <w:r>
         <w:rPr>
@@ -5208,50 +5250,128 @@
         </w:rPr>
         <w:footnoteReference w:id="137"/>
       </w:r>
-      <w:r>
-        <w:t xml:space="preserve">, access to the data server may also be restricted, with the distribution of data handled by Global Caches. Global Caches also operate on fixed IP addresses, allowing their connections to be easily identified. Again, access must be granted to more than one Global Broker to ensure resilience.</w:t>
-      </w:r>
-    </w:p>
-    <w:p>
-      <w:pPr>
-        <w:pStyle w:val="BodyText"/>
-      </w:pPr>
-      <w:r>
-        <w:t xml:space="preserve">During registration, the WMO Secretariat will provide host names and IP addresses of the Global Services to enable access controls to be configured.</w:t>
-      </w:r>
-    </w:p>
-    <w:p>
-      <w:pPr>
-        <w:pStyle w:val="BodyText"/>
-      </w:pPr>
-      <w:r>
-        <w:t xml:space="preserve">Access controls may be implemented for recommended data. Only the security schemes for authentication and authorization specified in OpenAPI should be used.</w:t>
-      </w:r>
-      <w:r>
-        <w:rPr>
-          <w:rStyle w:val="FootnoteReference"/>
-        </w:rPr>
-        <w:footnoteReference w:id="138"/>
-      </w:r>
-    </w:p>
+    </w:p>
+    <w:bookmarkEnd w:id="138"/>
     <w:bookmarkEnd w:id="139"/>
+    <w:bookmarkStart w:id="142" w:name="Xabf0f0606a54515fd36e27283a088e8c8cfddf4"/>
+    <w:p>
+      <w:pPr>
+        <w:pStyle w:val="Heading3"/>
+      </w:pPr>
+      <w:r>
+        <w:t xml:space="preserve">2.6.2 Performance management</w:t>
+      </w:r>
+    </w:p>
+    <w:bookmarkStart w:id="140" w:name="X3a5ca7279f3e88614c0c4d86cf39e61b4c78d5d"/>
+    <w:p>
+      <w:pPr>
+        <w:pStyle w:val="Heading4"/>
+      </w:pPr>
+      <w:r>
+        <w:t xml:space="preserve">2.6.2.1 Service levels and performance indicators</w:t>
+      </w:r>
+    </w:p>
+    <w:p>
+      <w:pPr>
+        <w:pStyle w:val="FirstParagraph"/>
+      </w:pPr>
+      <w:r>
+        <w:t xml:space="preserve">A WIS2 Node must be able to publish datasets and compliant discovery metadata. This entails:</w:t>
+      </w:r>
+    </w:p>
+    <w:p>
+      <w:pPr>
+        <w:numPr>
+          <w:ilvl w:val="0"/>
+          <w:numId w:val="1039"/>
+        </w:numPr>
+      </w:pPr>
+      <w:r>
+        <w:t xml:space="preserve">Publishing metadata to the Global Data Catalogue;</w:t>
+      </w:r>
+    </w:p>
+    <w:p>
+      <w:pPr>
+        <w:numPr>
+          <w:ilvl w:val="0"/>
+          <w:numId w:val="1039"/>
+        </w:numPr>
+      </w:pPr>
+      <w:r>
+        <w:t xml:space="preserve">Publishing core data to the Global Cache;</w:t>
+      </w:r>
+    </w:p>
+    <w:p>
+      <w:pPr>
+        <w:numPr>
+          <w:ilvl w:val="0"/>
+          <w:numId w:val="1039"/>
+        </w:numPr>
+      </w:pPr>
+      <w:r>
+        <w:t xml:space="preserve">Publishing data for consumer access;</w:t>
+      </w:r>
+    </w:p>
+    <w:p>
+      <w:pPr>
+        <w:numPr>
+          <w:ilvl w:val="0"/>
+          <w:numId w:val="1039"/>
+        </w:numPr>
+      </w:pPr>
+      <w:r>
+        <w:t xml:space="preserve">Publishing data embedded in a message (for example, Common Alerting Protocol (CAP) warnings);</w:t>
+      </w:r>
+    </w:p>
+    <w:p>
+      <w:pPr>
+        <w:numPr>
+          <w:ilvl w:val="0"/>
+          <w:numId w:val="1039"/>
+        </w:numPr>
+      </w:pPr>
+      <w:r>
+        <w:t xml:space="preserve">Receiving metadata publication errors from the Global Data Catalogue;</w:t>
+      </w:r>
+    </w:p>
+    <w:p>
+      <w:pPr>
+        <w:numPr>
+          <w:ilvl w:val="0"/>
+          <w:numId w:val="1039"/>
+        </w:numPr>
+      </w:pPr>
+      <w:r>
+        <w:t xml:space="preserve">Providing metadata with topics to Global Brokers.</w:t>
+      </w:r>
+    </w:p>
     <w:bookmarkEnd w:id="140"/>
-    <w:bookmarkStart w:id="143" w:name="Xabf0f0606a54515fd36e27283a088e8c8cfddf4"/>
+    <w:bookmarkStart w:id="141" w:name="X99cd64cfab04ee5ad9795399cb243ac14435999"/>
+    <w:p>
+      <w:pPr>
+        <w:pStyle w:val="Heading4"/>
+      </w:pPr>
+      <w:r>
+        <w:t xml:space="preserve">2.6.2.2 System performance metrics</w:t>
+      </w:r>
+    </w:p>
+    <w:p>
+      <w:pPr>
+        <w:pStyle w:val="FirstParagraph"/>
+      </w:pPr>
+      <w:r>
+        <w:t xml:space="preserve">If contacted by a Global Monitor for a performance issue via a GISC, the WIS2 Node should provide metrics to the GISC and the Global Monitor when service is restored to inform them of the resolution of the issue.</w:t>
+      </w:r>
+    </w:p>
+    <w:bookmarkEnd w:id="141"/>
+    <w:bookmarkEnd w:id="142"/>
+    <w:bookmarkStart w:id="145" w:name="X2e83bb7a6e2888c8d429ad5d588651767d145d0"/>
     <w:p>
       <w:pPr>
         <w:pStyle w:val="Heading3"/>
       </w:pPr>
       <w:r>
-        <w:t xml:space="preserve">2.6.2 Performance management</w:t>
-      </w:r>
-    </w:p>
-    <w:bookmarkStart w:id="141" w:name="X3a5ca7279f3e88614c0c4d86cf39e61b4c78d5d"/>
-    <w:p>
-      <w:pPr>
-        <w:pStyle w:val="Heading4"/>
-      </w:pPr>
-      <w:r>
-        <w:t xml:space="preserve">2.6.2.1 Service levels and performance indicators</w:t>
+        <w:t xml:space="preserve">2.6.3 WIS2 Node Reference Implementation: WIS2 in a box</w:t>
       </w:r>
     </w:p>
     <w:p>
@@ -5259,83 +5379,155 @@
         <w:pStyle w:val="FirstParagraph"/>
       </w:pPr>
       <w:r>
-        <w:t xml:space="preserve">A WIS2 Node must be able to publish datasets and compliant discovery metadata. This entails:</w:t>
-      </w:r>
-    </w:p>
-    <w:p>
-      <w:pPr>
-        <w:numPr>
-          <w:ilvl w:val="0"/>
-          <w:numId w:val="1039"/>
-        </w:numPr>
-      </w:pPr>
-      <w:r>
-        <w:t xml:space="preserve">Publishing metadata to the Global Data Catalogue;</w:t>
-      </w:r>
-    </w:p>
-    <w:p>
-      <w:pPr>
-        <w:numPr>
-          <w:ilvl w:val="0"/>
-          <w:numId w:val="1039"/>
-        </w:numPr>
-      </w:pPr>
-      <w:r>
-        <w:t xml:space="preserve">Publishing core data to the Global Cache;</w:t>
-      </w:r>
-    </w:p>
-    <w:p>
-      <w:pPr>
-        <w:numPr>
-          <w:ilvl w:val="0"/>
-          <w:numId w:val="1039"/>
-        </w:numPr>
-      </w:pPr>
-      <w:r>
-        <w:t xml:space="preserve">Publishing data for consumer access;</w:t>
-      </w:r>
-    </w:p>
-    <w:p>
-      <w:pPr>
-        <w:numPr>
-          <w:ilvl w:val="0"/>
-          <w:numId w:val="1039"/>
-        </w:numPr>
-      </w:pPr>
-      <w:r>
-        <w:t xml:space="preserve">Publishing data embedded in a message (for example, Common Alerting Protocol (CAP) warnings);</w:t>
-      </w:r>
-    </w:p>
-    <w:p>
-      <w:pPr>
-        <w:numPr>
-          <w:ilvl w:val="0"/>
-          <w:numId w:val="1039"/>
-        </w:numPr>
-      </w:pPr>
-      <w:r>
-        <w:t xml:space="preserve">Receiving metadata publication errors from the Global Data Catalogue;</w:t>
-      </w:r>
-    </w:p>
-    <w:p>
-      <w:pPr>
-        <w:numPr>
-          <w:ilvl w:val="0"/>
-          <w:numId w:val="1039"/>
-        </w:numPr>
-      </w:pPr>
-      <w:r>
-        <w:t xml:space="preserve">Providing metadata with topics to Global Brokers.</w:t>
-      </w:r>
-    </w:p>
-    <w:bookmarkEnd w:id="141"/>
-    <w:bookmarkStart w:id="142" w:name="X99cd64cfab04ee5ad9795399cb243ac14435999"/>
-    <w:p>
-      <w:pPr>
-        <w:pStyle w:val="Heading4"/>
-      </w:pPr>
-      <w:r>
-        <w:t xml:space="preserve">2.6.2.2 System performance metrics</w:t>
+        <w:t xml:space="preserve">When providing a WIS2 Node, Members may use whichever software components they consider most appropriate to comply with the WIS2 technical regulations.</w:t>
+      </w:r>
+    </w:p>
+    <w:p>
+      <w:pPr>
+        <w:pStyle w:val="BodyText"/>
+      </w:pPr>
+      <w:r>
+        <w:t xml:space="preserve">To assist Members, a free and open-source Reference Implementation called “WIS2 in a box” (wis2box) is available. wis2box implements the requirements for a WIS2 Node and contains additional enhancements. wis2box is built free and open-source software components that are mature, robust and widely adopted for operational use.</w:t>
+      </w:r>
+    </w:p>
+    <w:p>
+      <w:pPr>
+        <w:pStyle w:val="BodyText"/>
+      </w:pPr>
+      <w:r>
+        <w:t xml:space="preserve">wis2box provides the functionality required for both data publisher and data consumer roles, as well as the following technical functions:</w:t>
+      </w:r>
+    </w:p>
+    <w:p>
+      <w:pPr>
+        <w:numPr>
+          <w:ilvl w:val="0"/>
+          <w:numId w:val="1040"/>
+        </w:numPr>
+      </w:pPr>
+      <w:r>
+        <w:t xml:space="preserve">Configuration, generation and publication of data (real-time or archive) and metadata to WIS2, compliant to WIS2 Node requirements</w:t>
+      </w:r>
+    </w:p>
+    <w:p>
+      <w:pPr>
+        <w:numPr>
+          <w:ilvl w:val="0"/>
+          <w:numId w:val="1040"/>
+        </w:numPr>
+      </w:pPr>
+      <w:r>
+        <w:t xml:space="preserve">MQTT Message Broker and notification message publication (subscribe);</w:t>
+      </w:r>
+    </w:p>
+    <w:p>
+      <w:pPr>
+        <w:numPr>
+          <w:ilvl w:val="0"/>
+          <w:numId w:val="1040"/>
+        </w:numPr>
+      </w:pPr>
+      <w:r>
+        <w:t xml:space="preserve">HTTP object storage and raw data access (download);</w:t>
+      </w:r>
+    </w:p>
+    <w:p>
+      <w:pPr>
+        <w:numPr>
+          <w:ilvl w:val="0"/>
+          <w:numId w:val="1040"/>
+        </w:numPr>
+      </w:pPr>
+      <w:r>
+        <w:t xml:space="preserve">Station metadata curation/editing tools (user interface);</w:t>
+      </w:r>
+    </w:p>
+    <w:p>
+      <w:pPr>
+        <w:numPr>
+          <w:ilvl w:val="0"/>
+          <w:numId w:val="1040"/>
+        </w:numPr>
+      </w:pPr>
+      <w:r>
+        <w:t xml:space="preserve">Discovery metadata curation/editing tools (user interface);</w:t>
+      </w:r>
+    </w:p>
+    <w:p>
+      <w:pPr>
+        <w:numPr>
+          <w:ilvl w:val="0"/>
+          <w:numId w:val="1040"/>
+        </w:numPr>
+      </w:pPr>
+      <w:r>
+        <w:t xml:space="preserve">Data entry tools (user interface);</w:t>
+      </w:r>
+    </w:p>
+    <w:p>
+      <w:pPr>
+        <w:numPr>
+          <w:ilvl w:val="0"/>
+          <w:numId w:val="1040"/>
+        </w:numPr>
+      </w:pPr>
+      <w:r>
+        <w:t xml:space="preserve">OGC API server, providing dynamic APIs for discovery, access, visualization and processing functionality (APIs);</w:t>
+      </w:r>
+    </w:p>
+    <w:p>
+      <w:pPr>
+        <w:numPr>
+          <w:ilvl w:val="0"/>
+          <w:numId w:val="1040"/>
+        </w:numPr>
+      </w:pPr>
+      <w:r>
+        <w:t xml:space="preserve">Extensible data "pipelines", allowing for the transformation, processing and publishing of additional data types;</w:t>
+      </w:r>
+    </w:p>
+    <w:p>
+      <w:pPr>
+        <w:numPr>
+          <w:ilvl w:val="0"/>
+          <w:numId w:val="1040"/>
+        </w:numPr>
+      </w:pPr>
+      <w:r>
+        <w:t xml:space="preserve">Provision of system performance and data availability metrics;</w:t>
+      </w:r>
+    </w:p>
+    <w:p>
+      <w:pPr>
+        <w:numPr>
+          <w:ilvl w:val="0"/>
+          <w:numId w:val="1040"/>
+        </w:numPr>
+      </w:pPr>
+      <w:r>
+        <w:t xml:space="preserve">Access control for publication of recommended data, as required;</w:t>
+      </w:r>
+    </w:p>
+    <w:p>
+      <w:pPr>
+        <w:numPr>
+          <w:ilvl w:val="0"/>
+          <w:numId w:val="1040"/>
+        </w:numPr>
+      </w:pPr>
+      <w:r>
+        <w:t xml:space="preserve">Subscription to notifications and download of WIS data from Global Services;</w:t>
+      </w:r>
+    </w:p>
+    <w:p>
+      <w:pPr>
+        <w:numPr>
+          <w:ilvl w:val="0"/>
+          <w:numId w:val="1040"/>
+        </w:numPr>
+      </w:pPr>
+      <w:r>
+        <w:t xml:space="preserve">Modular design, which allows for extensibility to meet additional requirements or integration with existing data management systems.</w:t>
       </w:r>
     </w:p>
     <w:p>
@@ -5343,187 +5535,12 @@
         <w:pStyle w:val="FirstParagraph"/>
       </w:pPr>
       <w:r>
-        <w:t xml:space="preserve">If contacted by a Global Monitor for a performance issue via a GISC, the WIS2 Node should provide metrics to the GISC and the Global Monitor when service is restored to inform them of the resolution of the issue.</w:t>
-      </w:r>
-    </w:p>
-    <w:bookmarkEnd w:id="142"/>
-    <w:bookmarkEnd w:id="143"/>
-    <w:bookmarkStart w:id="146" w:name="X2e83bb7a6e2888c8d429ad5d588651767d145d0"/>
-    <w:p>
-      <w:pPr>
-        <w:pStyle w:val="Heading3"/>
-      </w:pPr>
-      <w:r>
-        <w:t xml:space="preserve">2.6.3 WIS2 Node reference implementation: WIS2 in a box</w:t>
-      </w:r>
-    </w:p>
-    <w:p>
-      <w:pPr>
-        <w:pStyle w:val="FirstParagraph"/>
-      </w:pPr>
-      <w:r>
-        <w:t xml:space="preserve">When providing a WIS2 Node, Members may use whichever software components they consider most appropriate to comply with the WIS2 technical regulations.</w:t>
-      </w:r>
-    </w:p>
-    <w:p>
-      <w:pPr>
-        <w:pStyle w:val="BodyText"/>
-      </w:pPr>
-      <w:r>
-        <w:t xml:space="preserve">To assist Members, a free and open-source reference implementation called “WIS2 in a box” (wis2box) is available. wis2box implements the requirements for a WIS2 Node and contains additional enhancements. wis2box is built free and open-source software components that are mature, robust and widely adopted for operational use.</w:t>
-      </w:r>
-    </w:p>
-    <w:p>
-      <w:pPr>
-        <w:pStyle w:val="BodyText"/>
-      </w:pPr>
-      <w:r>
-        <w:t xml:space="preserve">wis2box provides the functionality required for both data publisher and data consumer roles, as well as the following technical functions:</w:t>
-      </w:r>
-    </w:p>
-    <w:p>
-      <w:pPr>
-        <w:numPr>
-          <w:ilvl w:val="0"/>
-          <w:numId w:val="1040"/>
-        </w:numPr>
-      </w:pPr>
-      <w:r>
-        <w:t xml:space="preserve">Configuration, generation and publication of data (real-time or archive) and metadata to WIS2, compliant to WIS2 Node requirements</w:t>
-      </w:r>
-    </w:p>
-    <w:p>
-      <w:pPr>
-        <w:numPr>
-          <w:ilvl w:val="0"/>
-          <w:numId w:val="1040"/>
-        </w:numPr>
-      </w:pPr>
-      <w:r>
-        <w:t xml:space="preserve">MQTT Message Broker and notification message publication (subscribe);</w:t>
-      </w:r>
-    </w:p>
-    <w:p>
-      <w:pPr>
-        <w:numPr>
-          <w:ilvl w:val="0"/>
-          <w:numId w:val="1040"/>
-        </w:numPr>
-      </w:pPr>
-      <w:r>
-        <w:t xml:space="preserve">HTTP object storage and raw data access (download);</w:t>
-      </w:r>
-    </w:p>
-    <w:p>
-      <w:pPr>
-        <w:numPr>
-          <w:ilvl w:val="0"/>
-          <w:numId w:val="1040"/>
-        </w:numPr>
-      </w:pPr>
-      <w:r>
-        <w:t xml:space="preserve">Station metadata curation/editing tools (user interface);</w:t>
-      </w:r>
-    </w:p>
-    <w:p>
-      <w:pPr>
-        <w:numPr>
-          <w:ilvl w:val="0"/>
-          <w:numId w:val="1040"/>
-        </w:numPr>
-      </w:pPr>
-      <w:r>
-        <w:t xml:space="preserve">Discovery metadata curation/editing tools (user interface);</w:t>
-      </w:r>
-    </w:p>
-    <w:p>
-      <w:pPr>
-        <w:numPr>
-          <w:ilvl w:val="0"/>
-          <w:numId w:val="1040"/>
-        </w:numPr>
-      </w:pPr>
-      <w:r>
-        <w:t xml:space="preserve">Data entry tools (user interface);</w:t>
-      </w:r>
-    </w:p>
-    <w:p>
-      <w:pPr>
-        <w:numPr>
-          <w:ilvl w:val="0"/>
-          <w:numId w:val="1040"/>
-        </w:numPr>
-      </w:pPr>
-      <w:r>
-        <w:t xml:space="preserve">OGC API server, providing dynamic APIs for discovery, access, visualization and processing functionality (APIs);</w:t>
-      </w:r>
-    </w:p>
-    <w:p>
-      <w:pPr>
-        <w:numPr>
-          <w:ilvl w:val="0"/>
-          <w:numId w:val="1040"/>
-        </w:numPr>
-      </w:pPr>
-      <w:r>
-        <w:t xml:space="preserve">Extensible data "pipelines", allowing for the transformation, processing and publishing of additional data types;</w:t>
-      </w:r>
-    </w:p>
-    <w:p>
-      <w:pPr>
-        <w:numPr>
-          <w:ilvl w:val="0"/>
-          <w:numId w:val="1040"/>
-        </w:numPr>
-      </w:pPr>
-      <w:r>
-        <w:t xml:space="preserve">Provision of system performance and data availability metrics;</w:t>
-      </w:r>
-    </w:p>
-    <w:p>
-      <w:pPr>
-        <w:numPr>
-          <w:ilvl w:val="0"/>
-          <w:numId w:val="1040"/>
-        </w:numPr>
-      </w:pPr>
-      <w:r>
-        <w:t xml:space="preserve">Access control for publication of recommended data, as required;</w:t>
-      </w:r>
-    </w:p>
-    <w:p>
-      <w:pPr>
-        <w:numPr>
-          <w:ilvl w:val="0"/>
-          <w:numId w:val="1040"/>
-        </w:numPr>
-      </w:pPr>
-      <w:r>
-        <w:t xml:space="preserve">Subscription to notifications and download of WIS data from Global Services;</w:t>
-      </w:r>
-    </w:p>
-    <w:p>
-      <w:pPr>
-        <w:numPr>
-          <w:ilvl w:val="0"/>
-          <w:numId w:val="1040"/>
-        </w:numPr>
-      </w:pPr>
-      <w:r>
-        <w:t xml:space="preserve">Modular design, which allows for extensibility to meet additional requirements or integration with existing data management systems.</w:t>
-      </w:r>
-    </w:p>
-    <w:p>
-      <w:pPr>
-        <w:pStyle w:val="FirstParagraph"/>
-      </w:pPr>
-      <w:r>
         <w:t xml:space="preserve">The project documentation can be found at</w:t>
       </w:r>
       <w:r>
         <w:t xml:space="preserve"> </w:t>
       </w:r>
-      <w:hyperlink r:id="rId144">
+      <w:hyperlink r:id="rId143">
         <w:r>
           <w:rPr>
             <w:rStyle w:val="Hyperlink"/>
@@ -5545,7 +5562,7 @@
       <w:r>
         <w:t xml:space="preserve"> </w:t>
       </w:r>
-      <w:hyperlink r:id="rId145">
+      <w:hyperlink r:id="rId144">
         <w:r>
           <w:rPr>
             <w:rStyle w:val="Hyperlink"/>
@@ -5557,8 +5574,8 @@
         <w:t xml:space="preserve">.</w:t>
       </w:r>
     </w:p>
+    <w:bookmarkEnd w:id="145"/>
     <w:bookmarkEnd w:id="146"/>
-    <w:bookmarkEnd w:id="147"/>
     <w:bookmarkStart w:id="171" w:name="Xfc2b1d051d5059ca26800679264bdec2476b811"/>
     <w:p>
       <w:pPr>
@@ -5568,7 +5585,7 @@
         <w:t xml:space="preserve">2.7 Implementation and operation of a Global Service</w:t>
       </w:r>
     </w:p>
-    <w:bookmarkStart w:id="148" w:name="Xe80043550b9fadc80e16b14b387d07bb06f7498"/>
+    <w:bookmarkStart w:id="147" w:name="Xe80043550b9fadc80e16b14b387d07bb06f7498"/>
     <w:p>
       <w:pPr>
         <w:pStyle w:val="Heading3"/>
@@ -5706,8 +5723,8 @@
         <w:t xml:space="preserve">The WMO Secretariat and other Global Services will make the required changes to include the new Global Service in WIS operations.</w:t>
       </w:r>
     </w:p>
-    <w:bookmarkEnd w:id="148"/>
-    <w:bookmarkStart w:id="157" w:name="X6c9286f3864f97cda2ea62bd0fb4492c6ebab7b"/>
+    <w:bookmarkEnd w:id="147"/>
+    <w:bookmarkStart w:id="156" w:name="X6c9286f3864f97cda2ea62bd0fb4492c6ebab7b"/>
     <w:p>
       <w:pPr>
         <w:pStyle w:val="Heading3"/>
@@ -5716,7 +5733,7 @@
         <w:t xml:space="preserve">2.7.2 Performance management and monitoring of a Global Service</w:t>
       </w:r>
     </w:p>
-    <w:bookmarkStart w:id="154" w:name="Xcec45063fc0a6464b752cf9181a1d06b7acc4ee"/>
+    <w:bookmarkStart w:id="153" w:name="Xcec45063fc0a6464b752cf9181a1d06b7acc4ee"/>
     <w:p>
       <w:pPr>
         <w:pStyle w:val="Heading4"/>
@@ -5744,7 +5761,7 @@
         <w:rPr>
           <w:rStyle w:val="FootnoteReference"/>
         </w:rPr>
-        <w:footnoteReference w:id="149"/>
+        <w:footnoteReference w:id="148"/>
       </w:r>
       <w:r>
         <w:t xml:space="preserve"> </w:t>
@@ -5756,122 +5773,128 @@
         <w:rPr>
           <w:rStyle w:val="FootnoteReference"/>
         </w:rPr>
+        <w:footnoteReference w:id="150"/>
+      </w:r>
+      <w:r>
+        <w:t xml:space="preserve"> </w:t>
+      </w:r>
+      <w:r>
+        <w:t xml:space="preserve">for transmitting cloud-native metrics at scale. Many commercial and open-source software components already come preconfigured to provide performance metrics using the OpenMetrics standard. Tools such as Prometheus and Grafana aggregate and visualize metrics provided in this format, making it simple to generate performance insights.</w:t>
+      </w:r>
+    </w:p>
+    <w:p>
+      <w:pPr>
+        <w:pStyle w:val="BodyText"/>
+      </w:pPr>
+      <w:r>
+        <w:t xml:space="preserve">WIS2 Global Services (Global Brokers, Global Caches, and Global Discovery Catalogues) provide monitoring metrics about their respective service to Global Monitors.</w:t>
+      </w:r>
+    </w:p>
+    <w:p>
+      <w:pPr>
+        <w:pStyle w:val="BodyText"/>
+      </w:pPr>
+      <w:r>
+        <w:t xml:space="preserve">There is no requirement for WIS2 Nodes to provide monitoring metrics. However their WIS2 interfaces may be queried remotely by Global Services, which can then provide metrics on the availability of WIS2 Nodes.</w:t>
+      </w:r>
+    </w:p>
+    <w:p>
+      <w:pPr>
+        <w:pStyle w:val="BodyText"/>
+      </w:pPr>
+      <w:r>
+        <w:t xml:space="preserve">Metrics for WIS2 monitoring should follow the naming convention</w:t>
+      </w:r>
+      <w:r>
+        <w:t xml:space="preserve"> </w:t>
+      </w:r>
+      <w:r>
+        <w:rPr>
+          <w:rStyle w:val="VerbatimChar"/>
+        </w:rPr>
+        <w:t xml:space="preserve">wmo_&lt;program&gt;_&lt;name&gt;</w:t>
+      </w:r>
+      <w:r>
+        <w:t xml:space="preserve">, where</w:t>
+      </w:r>
+      <w:r>
+        <w:t xml:space="preserve"> </w:t>
+      </w:r>
+      <w:r>
+        <w:rPr>
+          <w:rStyle w:val="VerbatimChar"/>
+        </w:rPr>
+        <w:t xml:space="preserve">&lt;program&gt;</w:t>
+      </w:r>
+      <w:r>
+        <w:t xml:space="preserve"> </w:t>
+      </w:r>
+      <w:r>
+        <w:t xml:space="preserve">is the name of the responsible WMO programme and</w:t>
+      </w:r>
+      <w:r>
+        <w:t xml:space="preserve"> </w:t>
+      </w:r>
+      <w:r>
+        <w:rPr>
+          <w:rStyle w:val="VerbatimChar"/>
+        </w:rPr>
+        <w:t xml:space="preserve">&lt;name&gt;</w:t>
+      </w:r>
+      <w:r>
+        <w:t xml:space="preserve"> </w:t>
+      </w:r>
+      <w:r>
+        <w:t xml:space="preserve">is the name of the metric. Examples of WIS2 metrics include (but are not limited to):</w:t>
+      </w:r>
+    </w:p>
+    <w:p>
+      <w:pPr>
+        <w:numPr>
+          <w:ilvl w:val="0"/>
+          <w:numId w:val="1042"/>
+        </w:numPr>
+      </w:pPr>
+      <w:r>
+        <w:rPr>
+          <w:rStyle w:val="VerbatimChar"/>
+        </w:rPr>
+        <w:t xml:space="preserve">wmo_wis2_gc_downloaded_total</w:t>
+      </w:r>
+    </w:p>
+    <w:p>
+      <w:pPr>
+        <w:numPr>
+          <w:ilvl w:val="0"/>
+          <w:numId w:val="1042"/>
+        </w:numPr>
+      </w:pPr>
+      <w:r>
+        <w:rPr>
+          <w:rStyle w:val="VerbatimChar"/>
+        </w:rPr>
+        <w:t xml:space="preserve">wmo_wis2_gb_messages_invalid_total</w:t>
+      </w:r>
+    </w:p>
+    <w:p>
+      <w:pPr>
+        <w:pStyle w:val="FirstParagraph"/>
+      </w:pPr>
+      <w:r>
+        <w:t xml:space="preserve">The full set of the WIS2 monitoring metrics is given in WMO: WIS2 Metric Hierarchy</w:t>
+      </w:r>
+      <w:r>
+        <w:t xml:space="preserve"> </w:t>
+      </w:r>
+      <w:r>
+        <w:rPr>
+          <w:rStyle w:val="FootnoteReference"/>
+        </w:rPr>
         <w:footnoteReference w:id="151"/>
       </w:r>
-      <w:r>
-        <w:t xml:space="preserve"> </w:t>
-      </w:r>
-      <w:r>
-        <w:t xml:space="preserve">for transmitting cloud-native metrics at scale. Many commercial and open-source software components already come preconfigured to provide performance metrics using the OpenMetrics standard. Tools such as Prometheus and Grafana aggregate and visualize metrics provided in this format, making it simple to generate performance insights.</w:t>
-      </w:r>
-    </w:p>
-    <w:p>
-      <w:pPr>
-        <w:pStyle w:val="BodyText"/>
-      </w:pPr>
-      <w:r>
-        <w:t xml:space="preserve">WIS2 Global Services (Global Brokers, Global Caches, and Global Discovery Catalogues) provide monitoring metrics about their respective service to Global Monitors.</w:t>
-      </w:r>
-    </w:p>
-    <w:p>
-      <w:pPr>
-        <w:pStyle w:val="BodyText"/>
-      </w:pPr>
-      <w:r>
-        <w:t xml:space="preserve">There is no requirement for WIS2 Nodes to provide monitoring metrics. However their WIS2 interfaces may be queried remotely by Global Services, which can then provide metrics on the availability of WIS2 Nodes.</w:t>
-      </w:r>
-    </w:p>
-    <w:p>
-      <w:pPr>
-        <w:pStyle w:val="BodyText"/>
-      </w:pPr>
-      <w:r>
-        <w:t xml:space="preserve">Metrics for WIS2 monitoring should follow the naming convention</w:t>
-      </w:r>
-      <w:r>
-        <w:t xml:space="preserve"> </w:t>
-      </w:r>
-      <w:r>
-        <w:rPr>
-          <w:rStyle w:val="VerbatimChar"/>
-        </w:rPr>
-        <w:t xml:space="preserve">wmo_&lt;program&gt;_&lt;name&gt;</w:t>
-      </w:r>
-      <w:r>
-        <w:t xml:space="preserve">, where</w:t>
-      </w:r>
-      <w:r>
-        <w:t xml:space="preserve"> </w:t>
-      </w:r>
-      <w:r>
-        <w:rPr>
-          <w:rStyle w:val="VerbatimChar"/>
-        </w:rPr>
-        <w:t xml:space="preserve">&lt;program&gt;</w:t>
-      </w:r>
-      <w:r>
-        <w:t xml:space="preserve"> </w:t>
-      </w:r>
-      <w:r>
-        <w:t xml:space="preserve">is the name of the responsible WMO programme and</w:t>
-      </w:r>
-      <w:r>
-        <w:t xml:space="preserve"> </w:t>
-      </w:r>
-      <w:r>
-        <w:rPr>
-          <w:rStyle w:val="VerbatimChar"/>
-        </w:rPr>
-        <w:t xml:space="preserve">&lt;name&gt;</w:t>
-      </w:r>
-      <w:r>
-        <w:t xml:space="preserve"> </w:t>
-      </w:r>
-      <w:r>
-        <w:t xml:space="preserve">is the name of the metric. Examples of WIS2 metrics include:</w:t>
-      </w:r>
-    </w:p>
-    <w:p>
-      <w:pPr>
-        <w:pStyle w:val="SourceCode"/>
-      </w:pPr>
-      <w:r>
-        <w:rPr>
-          <w:rStyle w:val="VerbatimChar"/>
-        </w:rPr>
-        <w:t xml:space="preserve">``wmo_wis2_gc_downloaded_total``, and</w:t>
-      </w:r>
-    </w:p>
-    <w:p>
-      <w:pPr>
-        <w:pStyle w:val="SourceCode"/>
-      </w:pPr>
-      <w:r>
-        <w:rPr>
-          <w:rStyle w:val="VerbatimChar"/>
-        </w:rPr>
-        <w:t xml:space="preserve">``wmo_wis2_gb_messages_invalid_total``.</w:t>
-      </w:r>
-    </w:p>
-    <w:p>
-      <w:pPr>
-        <w:pStyle w:val="FirstParagraph"/>
-      </w:pPr>
-      <w:r>
-        <w:t xml:space="preserve">The full set of the WIS2 monitoring metrics is given in WMO: WIS2 Metric Hierarchy</w:t>
-      </w:r>
-      <w:r>
-        <w:t xml:space="preserve"> </w:t>
-      </w:r>
-      <w:r>
-        <w:rPr>
-          <w:rStyle w:val="FootnoteReference"/>
-        </w:rPr>
-        <w:footnoteReference w:id="152"/>
-      </w:r>
-    </w:p>
-    <w:bookmarkEnd w:id="154"/>
-    <w:bookmarkStart w:id="155" w:name="Xd362b0b9e354783553b6aa5c019d97d28e1bf73"/>
+    </w:p>
+    <w:bookmarkEnd w:id="153"/>
+    <w:bookmarkStart w:id="154" w:name="Xd362b0b9e354783553b6aa5c019d97d28e1bf73"/>
     <w:p>
       <w:pPr>
         <w:pStyle w:val="Heading4"/>
@@ -5884,7 +5907,7 @@
       <w:pPr>
         <w:numPr>
           <w:ilvl w:val="0"/>
-          <w:numId w:val="1042"/>
+          <w:numId w:val="1043"/>
         </w:numPr>
       </w:pPr>
       <w:r>
@@ -5895,7 +5918,7 @@
       <w:pPr>
         <w:numPr>
           <w:ilvl w:val="0"/>
-          <w:numId w:val="1042"/>
+          <w:numId w:val="1043"/>
         </w:numPr>
       </w:pPr>
       <w:r>
@@ -5906,7 +5929,7 @@
       <w:pPr>
         <w:numPr>
           <w:ilvl w:val="0"/>
-          <w:numId w:val="1042"/>
+          <w:numId w:val="1043"/>
         </w:numPr>
       </w:pPr>
       <w:r>
@@ -5917,55 +5940,11 @@
       <w:pPr>
         <w:numPr>
           <w:ilvl w:val="0"/>
-          <w:numId w:val="1042"/>
+          <w:numId w:val="1043"/>
         </w:numPr>
       </w:pPr>
       <w:r>
         <w:t xml:space="preserve">A Global Broker:</w:t>
-      </w:r>
-    </w:p>
-    <w:p>
-      <w:pPr>
-        <w:numPr>
-          <w:ilvl w:val="1"/>
-          <w:numId w:val="1043"/>
-        </w:numPr>
-      </w:pPr>
-      <w:r>
-        <w:t xml:space="preserve">Should support a minimum of 200 WIS2 Nodes or Global Services;</w:t>
-      </w:r>
-    </w:p>
-    <w:p>
-      <w:pPr>
-        <w:numPr>
-          <w:ilvl w:val="1"/>
-          <w:numId w:val="1043"/>
-        </w:numPr>
-      </w:pPr>
-      <w:r>
-        <w:t xml:space="preserve">Should support a minimum of 1 000 subscribers;</w:t>
-      </w:r>
-    </w:p>
-    <w:p>
-      <w:pPr>
-        <w:numPr>
-          <w:ilvl w:val="1"/>
-          <w:numId w:val="1043"/>
-        </w:numPr>
-      </w:pPr>
-      <w:r>
-        <w:t xml:space="preserve">Should support the processing of a minimum of 10 000 messages per second.</w:t>
-      </w:r>
-    </w:p>
-    <w:p>
-      <w:pPr>
-        <w:numPr>
-          <w:ilvl w:val="0"/>
-          <w:numId w:val="1042"/>
-        </w:numPr>
-      </w:pPr>
-      <w:r>
-        <w:t xml:space="preserve">A Global Cache:</w:t>
       </w:r>
     </w:p>
     <w:p>
@@ -5976,7 +5955,7 @@
         </w:numPr>
       </w:pPr>
       <w:r>
-        <w:t xml:space="preserve">Should support a minimum of 100 GB of data in the cache;</w:t>
+        <w:t xml:space="preserve">Should support a minimum of 200 WIS2 Nodes or Global Services;</w:t>
       </w:r>
     </w:p>
     <w:p>
@@ -5987,7 +5966,7 @@
         </w:numPr>
       </w:pPr>
       <w:r>
-        <w:t xml:space="preserve">Should support a minimum of 1 000 simultaneous downloads;</w:t>
+        <w:t xml:space="preserve">Should support a minimum of 1 000 subscribers;</w:t>
       </w:r>
     </w:p>
     <w:p>
@@ -5998,29 +5977,18 @@
         </w:numPr>
       </w:pPr>
       <w:r>
-        <w:t xml:space="preserve">Could limit the number of simultaneous connections from a user (known by its originating source IP) to five;</w:t>
-      </w:r>
-    </w:p>
-    <w:p>
-      <w:pPr>
-        <w:numPr>
-          <w:ilvl w:val="1"/>
-          <w:numId w:val="1044"/>
-        </w:numPr>
-      </w:pPr>
-      <w:r>
-        <w:t xml:space="preserve">Could limit the bandwidth usage of the service to 1 Gb/s.</w:t>
-      </w:r>
-    </w:p>
-    <w:p>
-      <w:pPr>
-        <w:numPr>
-          <w:ilvl w:val="0"/>
-          <w:numId w:val="1042"/>
-        </w:numPr>
-      </w:pPr>
-      <w:r>
-        <w:t xml:space="preserve">A Global Monitor:</w:t>
+        <w:t xml:space="preserve">Should support the processing of a minimum of 10 000 messages per second.</w:t>
+      </w:r>
+    </w:p>
+    <w:p>
+      <w:pPr>
+        <w:numPr>
+          <w:ilvl w:val="0"/>
+          <w:numId w:val="1043"/>
+        </w:numPr>
+      </w:pPr>
+      <w:r>
+        <w:t xml:space="preserve">A Global Cache:</w:t>
       </w:r>
     </w:p>
     <w:p>
@@ -6031,7 +5999,7 @@
         </w:numPr>
       </w:pPr>
       <w:r>
-        <w:t xml:space="preserve">Should support a minimum of 50 metrics providers;</w:t>
+        <w:t xml:space="preserve">Should support a minimum of 100 GB of data in the cache;</w:t>
       </w:r>
     </w:p>
     <w:p>
@@ -6042,7 +6010,7 @@
         </w:numPr>
       </w:pPr>
       <w:r>
-        <w:t xml:space="preserve">Should support 200 simultaneous "access" to the dashboard;</w:t>
+        <w:t xml:space="preserve">Should support a minimum of 1 000 simultaneous downloads;</w:t>
       </w:r>
     </w:p>
     <w:p>
@@ -6053,18 +6021,29 @@
         </w:numPr>
       </w:pPr>
       <w:r>
-        <w:t xml:space="preserve">Could limit the bandwidth usage of the service to 100 Mb/s.</w:t>
-      </w:r>
-    </w:p>
-    <w:p>
-      <w:pPr>
-        <w:numPr>
-          <w:ilvl w:val="0"/>
-          <w:numId w:val="1042"/>
-        </w:numPr>
-      </w:pPr>
-      <w:r>
-        <w:t xml:space="preserve">A Global Discovery Catalogue:</w:t>
+        <w:t xml:space="preserve">Could limit the number of simultaneous connections from a user (known by its originating source IP) to five;</w:t>
+      </w:r>
+    </w:p>
+    <w:p>
+      <w:pPr>
+        <w:numPr>
+          <w:ilvl w:val="1"/>
+          <w:numId w:val="1045"/>
+        </w:numPr>
+      </w:pPr>
+      <w:r>
+        <w:t xml:space="preserve">Could limit the bandwidth usage of the service to 1 Gb/s.</w:t>
+      </w:r>
+    </w:p>
+    <w:p>
+      <w:pPr>
+        <w:numPr>
+          <w:ilvl w:val="0"/>
+          <w:numId w:val="1043"/>
+        </w:numPr>
+      </w:pPr>
+      <w:r>
+        <w:t xml:space="preserve">A Global Monitor:</w:t>
       </w:r>
     </w:p>
     <w:p>
@@ -6075,7 +6054,7 @@
         </w:numPr>
       </w:pPr>
       <w:r>
-        <w:t xml:space="preserve">Should support a minimum of 20 000 metadata records;</w:t>
+        <w:t xml:space="preserve">Should support a minimum of 50 metrics providers;</w:t>
       </w:r>
     </w:p>
     <w:p>
@@ -6086,44 +6065,88 @@
         </w:numPr>
       </w:pPr>
       <w:r>
+        <w:t xml:space="preserve">Should support 200 simultaneous "access" to the dashboard;</w:t>
+      </w:r>
+    </w:p>
+    <w:p>
+      <w:pPr>
+        <w:numPr>
+          <w:ilvl w:val="1"/>
+          <w:numId w:val="1046"/>
+        </w:numPr>
+      </w:pPr>
+      <w:r>
+        <w:t xml:space="preserve">Could limit the bandwidth usage of the service to 100 Mb/s.</w:t>
+      </w:r>
+    </w:p>
+    <w:p>
+      <w:pPr>
+        <w:numPr>
+          <w:ilvl w:val="0"/>
+          <w:numId w:val="1043"/>
+        </w:numPr>
+      </w:pPr>
+      <w:r>
+        <w:t xml:space="preserve">A Global Discovery Catalogue:</w:t>
+      </w:r>
+    </w:p>
+    <w:p>
+      <w:pPr>
+        <w:numPr>
+          <w:ilvl w:val="1"/>
+          <w:numId w:val="1047"/>
+        </w:numPr>
+      </w:pPr>
+      <w:r>
+        <w:t xml:space="preserve">Should support a minimum of 20 000 metadata records;</w:t>
+      </w:r>
+    </w:p>
+    <w:p>
+      <w:pPr>
+        <w:numPr>
+          <w:ilvl w:val="1"/>
+          <w:numId w:val="1047"/>
+        </w:numPr>
+      </w:pPr>
+      <w:r>
         <w:t xml:space="preserve">Should support a minimum of 50 requests per second to the API endpoint.</w:t>
       </w:r>
     </w:p>
+    <w:bookmarkEnd w:id="154"/>
+    <w:bookmarkStart w:id="155" w:name="X507ac0836320eefc09ee976b33bc54ea2328c5f"/>
+    <w:p>
+      <w:pPr>
+        <w:pStyle w:val="Heading4"/>
+      </w:pPr>
+      <w:r>
+        <w:t xml:space="preserve">2.7.2.3 Metrics for Global Services</w:t>
+      </w:r>
+    </w:p>
+    <w:p>
+      <w:pPr>
+        <w:pStyle w:val="FirstParagraph"/>
+      </w:pPr>
+      <w:r>
+        <w:t xml:space="preserve">In the following sections, and for each Global Service, a set of metrics is defined. Each Global Service will provide those metrics. They will then be ingested by the Global Monitor.</w:t>
+      </w:r>
+    </w:p>
     <w:bookmarkEnd w:id="155"/>
-    <w:bookmarkStart w:id="156" w:name="X507ac0836320eefc09ee976b33bc54ea2328c5f"/>
+    <w:bookmarkEnd w:id="156"/>
+    <w:bookmarkStart w:id="158" w:name="Xfcc4be4805698cc05bd4c15ebadc91a96d644ff"/>
+    <w:p>
+      <w:pPr>
+        <w:pStyle w:val="Heading3"/>
+      </w:pPr>
+      <w:r>
+        <w:t xml:space="preserve">2.7.3 Global Broker</w:t>
+      </w:r>
+    </w:p>
+    <w:bookmarkStart w:id="157" w:name="X1743ecdc5ae40c6a768ea9d4a6e7d6853856958"/>
     <w:p>
       <w:pPr>
         <w:pStyle w:val="Heading4"/>
       </w:pPr>
       <w:r>
-        <w:t xml:space="preserve">2.7.2.3 Metrics for Global Services</w:t>
-      </w:r>
-    </w:p>
-    <w:p>
-      <w:pPr>
-        <w:pStyle w:val="FirstParagraph"/>
-      </w:pPr>
-      <w:r>
-        <w:t xml:space="preserve">In the following sections, and for each Global Service, a set of metrics is defined. Each Global Service will provide those metrics. They will then be ingested by the Global Monitor.</w:t>
-      </w:r>
-    </w:p>
-    <w:bookmarkEnd w:id="156"/>
-    <w:bookmarkEnd w:id="157"/>
-    <w:bookmarkStart w:id="159" w:name="Xfcc4be4805698cc05bd4c15ebadc91a96d644ff"/>
-    <w:p>
-      <w:pPr>
-        <w:pStyle w:val="Heading3"/>
-      </w:pPr>
-      <w:r>
-        <w:t xml:space="preserve">2.7.3 Global Broker</w:t>
-      </w:r>
-    </w:p>
-    <w:bookmarkStart w:id="158" w:name="X1743ecdc5ae40c6a768ea9d4a6e7d6853856958"/>
-    <w:p>
-      <w:pPr>
-        <w:pStyle w:val="Heading4"/>
-      </w:pPr>
-      <w:r>
         <w:t xml:space="preserve">2.7.3.1 Technical considerations</w:t>
       </w:r>
     </w:p>
@@ -6131,7 +6154,7 @@
       <w:pPr>
         <w:numPr>
           <w:ilvl w:val="0"/>
-          <w:numId w:val="1047"/>
+          <w:numId w:val="1048"/>
         </w:numPr>
       </w:pPr>
       <w:r>
@@ -6142,7 +6165,7 @@
       <w:pPr>
         <w:numPr>
           <w:ilvl w:val="0"/>
-          <w:numId w:val="1047"/>
+          <w:numId w:val="1048"/>
         </w:numPr>
       </w:pPr>
       <w:r>
@@ -6153,7 +6176,7 @@
       <w:pPr>
         <w:numPr>
           <w:ilvl w:val="0"/>
-          <w:numId w:val="1047"/>
+          <w:numId w:val="1048"/>
         </w:numPr>
       </w:pPr>
       <w:r>
@@ -6164,7 +6187,7 @@
       <w:pPr>
         <w:numPr>
           <w:ilvl w:val="0"/>
-          <w:numId w:val="1047"/>
+          <w:numId w:val="1048"/>
         </w:numPr>
       </w:pPr>
       <w:r>
@@ -6175,7 +6198,7 @@
       <w:pPr>
         <w:numPr>
           <w:ilvl w:val="0"/>
-          <w:numId w:val="1047"/>
+          <w:numId w:val="1048"/>
         </w:numPr>
       </w:pPr>
       <w:r>
@@ -6186,7 +6209,7 @@
       <w:pPr>
         <w:numPr>
           <w:ilvl w:val="0"/>
-          <w:numId w:val="1047"/>
+          <w:numId w:val="1048"/>
         </w:numPr>
       </w:pPr>
       <w:r>
@@ -6197,32 +6220,73 @@
       <w:pPr>
         <w:numPr>
           <w:ilvl w:val="1"/>
+          <w:numId w:val="1049"/>
+        </w:numPr>
+      </w:pPr>
+      <w:r>
+        <w:t xml:space="preserve">An off the shelf broker implementing both MQTT 3.1.1 and MQTT 5.0 in a highly available setup, typically in a cluster mode. Tools such as EMQX, HiveMQ, VerneMQ, RabbitMQ (in its latest versions) are compliant with these requirements. The open source version of Mosquitto cannot be clustered and therefore should not be used as part of a Global Broker.</w:t>
+      </w:r>
+    </w:p>
+    <w:p>
+      <w:pPr>
+        <w:numPr>
+          <w:ilvl w:val="1"/>
+          <w:numId w:val="1049"/>
+        </w:numPr>
+      </w:pPr>
+      <w:r>
+        <w:t xml:space="preserve">Additional features, including anti-loop detection, notification message format compliance, validation of the published topic, and metrics provision.</w:t>
+      </w:r>
+    </w:p>
+    <w:p>
+      <w:pPr>
+        <w:numPr>
+          <w:ilvl w:val="0"/>
           <w:numId w:val="1048"/>
         </w:numPr>
       </w:pPr>
       <w:r>
-        <w:t xml:space="preserve">An off the shelf broker implementing both MQTT 3.1.1 and MQTT 5.0 in a highly available setup, typically in a cluster mode. Tools such as EMQX, HiveMQ, VerneMQ, RabbitMQ (in its latest versions) are compliant with these requirements. The open source version of Mosquitto cannot be clustered and therefore should not be used as part of a Global Broker.</w:t>
-      </w:r>
-    </w:p>
-    <w:p>
-      <w:pPr>
-        <w:numPr>
-          <w:ilvl w:val="1"/>
+        <w:t xml:space="preserve">When connected to a local WIS centre broker or a Global Service broker, the metric</w:t>
+      </w:r>
+      <w:r>
+        <w:t xml:space="preserve"> </w:t>
+      </w:r>
+      <w:r>
+        <w:rPr>
+          <w:rStyle w:val="VerbatimChar"/>
+        </w:rPr>
+        <w:t xml:space="preserve">wmo_wis2_gb_connected_flag</w:t>
+      </w:r>
+      <w:r>
+        <w:t xml:space="preserve"> </w:t>
+      </w:r>
+      <w:r>
+        <w:t xml:space="preserve">will be equal to 1. When the connection cannot be established or is interrupted the metric</w:t>
+      </w:r>
+      <w:r>
+        <w:t xml:space="preserve"> </w:t>
+      </w:r>
+      <w:r>
+        <w:rPr>
+          <w:rStyle w:val="VerbatimChar"/>
+        </w:rPr>
+        <w:t xml:space="preserve">wmo_wis2_gb_connected_flag</w:t>
+      </w:r>
+      <w:r>
+        <w:t xml:space="preserve"> </w:t>
+      </w:r>
+      <w:r>
+        <w:t xml:space="preserve">will be equal to 0.</w:t>
+      </w:r>
+    </w:p>
+    <w:p>
+      <w:pPr>
+        <w:numPr>
+          <w:ilvl w:val="0"/>
           <w:numId w:val="1048"/>
         </w:numPr>
       </w:pPr>
       <w:r>
-        <w:t xml:space="preserve">Additional features, including anti-loop detection, notification message format compliance, validation of the published topic, and metrics provision.</w:t>
-      </w:r>
-    </w:p>
-    <w:p>
-      <w:pPr>
-        <w:numPr>
-          <w:ilvl w:val="0"/>
-          <w:numId w:val="1047"/>
-        </w:numPr>
-      </w:pPr>
-      <w:r>
         <w:t xml:space="preserve">When receiving a message from a local WIS centre broker or a Global Service broker, the metric</w:t>
       </w:r>
       <w:r>
@@ -6245,7 +6309,7 @@
       <w:pPr>
         <w:numPr>
           <w:ilvl w:val="0"/>
-          <w:numId w:val="1047"/>
+          <w:numId w:val="1048"/>
         </w:numPr>
       </w:pPr>
       <w:r>
@@ -6283,7 +6347,7 @@
       <w:pPr>
         <w:numPr>
           <w:ilvl w:val="0"/>
-          <w:numId w:val="1047"/>
+          <w:numId w:val="1048"/>
         </w:numPr>
       </w:pPr>
       <w:r>
@@ -6309,7 +6373,7 @@
       <w:pPr>
         <w:numPr>
           <w:ilvl w:val="0"/>
-          <w:numId w:val="1047"/>
+          <w:numId w:val="1048"/>
         </w:numPr>
       </w:pPr>
       <w:r>
@@ -6335,7 +6399,7 @@
       <w:pPr>
         <w:numPr>
           <w:ilvl w:val="0"/>
-          <w:numId w:val="1047"/>
+          <w:numId w:val="1048"/>
         </w:numPr>
       </w:pPr>
       <w:r>
@@ -6374,7 +6438,7 @@
       <w:pPr>
         <w:numPr>
           <w:ilvl w:val="0"/>
-          <w:numId w:val="1047"/>
+          <w:numId w:val="1048"/>
         </w:numPr>
       </w:pPr>
       <w:r>
@@ -6406,7 +6470,7 @@
       <w:pPr>
         <w:numPr>
           <w:ilvl w:val="0"/>
-          <w:numId w:val="1047"/>
+          <w:numId w:val="1048"/>
         </w:numPr>
       </w:pPr>
       <w:r>
@@ -6432,7 +6496,7 @@
       <w:pPr>
         <w:numPr>
           <w:ilvl w:val="0"/>
-          <w:numId w:val="1047"/>
+          <w:numId w:val="1048"/>
         </w:numPr>
       </w:pPr>
       <w:r>
@@ -6443,7 +6507,7 @@
       <w:pPr>
         <w:numPr>
           <w:ilvl w:val="0"/>
-          <w:numId w:val="1047"/>
+          <w:numId w:val="1048"/>
         </w:numPr>
       </w:pPr>
       <w:r>
@@ -6456,7 +6520,7 @@
         <w:rPr>
           <w:rStyle w:val="VerbatimChar"/>
         </w:rPr>
-        <w:t xml:space="preserve">tld-{centre-name}-global-broker</w:t>
+        <w:t xml:space="preserve">{tld}-{centre-name}-global-broker</w:t>
       </w:r>
       <w:r>
         <w:t xml:space="preserve">.</w:t>
@@ -6466,16 +6530,16 @@
       <w:pPr>
         <w:numPr>
           <w:ilvl w:val="0"/>
-          <w:numId w:val="1047"/>
+          <w:numId w:val="1048"/>
         </w:numPr>
       </w:pPr>
       <w:r>
         <w:t xml:space="preserve">A Global Broker should operate with a fixed IP address so that WIS2 Nodes can permit access to download resources based on IP address filtering. A Global Broker should also operate with a publicly resolvable Domain Name System (DNS) name pointing to that IP address. The WMO Secretariat must be informed of the IP address and/or hostname and any subsequent changes.</w:t>
       </w:r>
     </w:p>
+    <w:bookmarkEnd w:id="157"/>
     <w:bookmarkEnd w:id="158"/>
-    <w:bookmarkEnd w:id="159"/>
-    <w:bookmarkStart w:id="163" w:name="Xed0972fd7a2c474005a807d834e55b7c67c335b"/>
+    <w:bookmarkStart w:id="162" w:name="Xed0972fd7a2c474005a807d834e55b7c67c335b"/>
     <w:p>
       <w:pPr>
         <w:pStyle w:val="Heading3"/>
@@ -6492,7 +6556,7 @@
         <w:t xml:space="preserve">In WIS2, Global Caches provide access to WMO core data for data consumers. This allows data providers to restrict access to their systems to Global Services, and it reduces the need for them to provide high bandwidth and low latency access to their data. Global Caches operate in a way that is transparent to end users in that they resend notification messages from data providers. These messages are updated to point to copies of the original data held in the Global Cache data store. Global Caches also resend notification messages from data providers for core data that are not stored in the Global Cache, such as when the originator specifies in the notification message that a certain dataset should not be cached. In these cases, the notification messages remain unchanged and point to the original source. Data consumers should subscribe to the notification messages from Global Caches instead of the notification messages from data providers for WMO core data. When data consumers receive a notification message, they should follow the URLs from that message, which either point to a Global Cache which has a copy of the data, or – in case of uncached content – point to the original source.</w:t>
       </w:r>
     </w:p>
-    <w:bookmarkStart w:id="160" w:name="X9c5e2e4a13ef58aa69d25e04cf77a45be046e40"/>
+    <w:bookmarkStart w:id="159" w:name="X9c5e2e4a13ef58aa69d25e04cf77a45be046e40"/>
     <w:p>
       <w:pPr>
         <w:pStyle w:val="Heading4"/>
@@ -6505,7 +6569,7 @@
       <w:pPr>
         <w:numPr>
           <w:ilvl w:val="0"/>
-          <w:numId w:val="1049"/>
+          <w:numId w:val="1050"/>
         </w:numPr>
       </w:pPr>
       <w:r>
@@ -6516,62 +6580,62 @@
       <w:pPr>
         <w:numPr>
           <w:ilvl w:val="1"/>
+          <w:numId w:val="1051"/>
+        </w:numPr>
+      </w:pPr>
+      <w:r>
+        <w:t xml:space="preserve">A highly available data server allowing data consumers to download cache resources with high bandwidth and low latency;</w:t>
+      </w:r>
+    </w:p>
+    <w:p>
+      <w:pPr>
+        <w:numPr>
+          <w:ilvl w:val="1"/>
+          <w:numId w:val="1051"/>
+        </w:numPr>
+      </w:pPr>
+      <w:r>
+        <w:t xml:space="preserve">A Message Broker implementing both MQTTv3.1.1 and MQTTv5 to publish notification messages about resources that are available from the Global Cache;</w:t>
+      </w:r>
+    </w:p>
+    <w:p>
+      <w:pPr>
+        <w:numPr>
+          <w:ilvl w:val="1"/>
+          <w:numId w:val="1051"/>
+        </w:numPr>
+      </w:pPr>
+      <w:r>
+        <w:t xml:space="preserve">A cache management system implementing the features needed to connect to the WIS ecosystem, receive data from WIS2 Nodes and other Global Caches, store the data on the data server and manage the content of the cache (expiration of data, deduplication, and so forth).</w:t>
+      </w:r>
+    </w:p>
+    <w:p>
+      <w:pPr>
+        <w:numPr>
+          <w:ilvl w:val="0"/>
           <w:numId w:val="1050"/>
         </w:numPr>
       </w:pPr>
       <w:r>
-        <w:t xml:space="preserve">A highly available data server allowing data consumers to download cache resources with high bandwidth and low latency;</w:t>
-      </w:r>
-    </w:p>
-    <w:p>
-      <w:pPr>
-        <w:numPr>
-          <w:ilvl w:val="1"/>
+        <w:t xml:space="preserve">A Global Cache will aim to contain copies of real-time and near real-time data designated as "core" within the WMO Unified Data Policy (Resolution 1 (Cg-Ext(2021))).</w:t>
+      </w:r>
+    </w:p>
+    <w:p>
+      <w:pPr>
+        <w:numPr>
+          <w:ilvl w:val="0"/>
           <w:numId w:val="1050"/>
         </w:numPr>
       </w:pPr>
       <w:r>
-        <w:t xml:space="preserve">A Message Broker implementing both MQTTv3.1.1 and MQTTv5 to publish notification messages about resources that are available from the Global Cache;</w:t>
-      </w:r>
-    </w:p>
-    <w:p>
-      <w:pPr>
-        <w:numPr>
-          <w:ilvl w:val="1"/>
+        <w:t xml:space="preserve">A Global Cache will host data objects copied from NCs/DCPCs.</w:t>
+      </w:r>
+    </w:p>
+    <w:p>
+      <w:pPr>
+        <w:numPr>
+          <w:ilvl w:val="0"/>
           <w:numId w:val="1050"/>
-        </w:numPr>
-      </w:pPr>
-      <w:r>
-        <w:t xml:space="preserve">A cache management system implementing the features needed to connect to the WIS ecosystem, receive data from WIS2 Nodes and other Global Caches, store the data on the data server and manage the content of the cache (expiration of data, deduplication, and so forth).</w:t>
-      </w:r>
-    </w:p>
-    <w:p>
-      <w:pPr>
-        <w:numPr>
-          <w:ilvl w:val="0"/>
-          <w:numId w:val="1049"/>
-        </w:numPr>
-      </w:pPr>
-      <w:r>
-        <w:t xml:space="preserve">A Global Cache will aim to contain copies of real-time and near real-time data designated as "core" within the WMO Unified Data Policy (Resolution 1 (Cg-Ext(2021))).</w:t>
-      </w:r>
-    </w:p>
-    <w:p>
-      <w:pPr>
-        <w:numPr>
-          <w:ilvl w:val="0"/>
-          <w:numId w:val="1049"/>
-        </w:numPr>
-      </w:pPr>
-      <w:r>
-        <w:t xml:space="preserve">A Global Cache will host data objects copied from NCs/DCPCs.</w:t>
-      </w:r>
-    </w:p>
-    <w:p>
-      <w:pPr>
-        <w:numPr>
-          <w:ilvl w:val="0"/>
-          <w:numId w:val="1049"/>
         </w:numPr>
       </w:pPr>
       <w:r>
@@ -6595,7 +6659,7 @@
       <w:pPr>
         <w:numPr>
           <w:ilvl w:val="0"/>
-          <w:numId w:val="1049"/>
+          <w:numId w:val="1050"/>
         </w:numPr>
       </w:pPr>
       <w:r>
@@ -6619,7 +6683,7 @@
       <w:pPr>
         <w:numPr>
           <w:ilvl w:val="0"/>
-          <w:numId w:val="1049"/>
+          <w:numId w:val="1050"/>
         </w:numPr>
       </w:pPr>
       <w:r>
@@ -6642,7 +6706,7 @@
       <w:pPr>
         <w:numPr>
           <w:ilvl w:val="0"/>
-          <w:numId w:val="1049"/>
+          <w:numId w:val="1050"/>
         </w:numPr>
       </w:pPr>
       <w:r>
@@ -6653,7 +6717,7 @@
       <w:pPr>
         <w:numPr>
           <w:ilvl w:val="0"/>
-          <w:numId w:val="1049"/>
+          <w:numId w:val="1050"/>
         </w:numPr>
       </w:pPr>
       <w:r>
@@ -6664,7 +6728,7 @@
       <w:pPr>
         <w:numPr>
           <w:ilvl w:val="0"/>
-          <w:numId w:val="1049"/>
+          <w:numId w:val="1050"/>
         </w:numPr>
       </w:pPr>
       <w:r>
@@ -6675,7 +6739,7 @@
       <w:pPr>
         <w:numPr>
           <w:ilvl w:val="0"/>
-          <w:numId w:val="1049"/>
+          <w:numId w:val="1050"/>
         </w:numPr>
       </w:pPr>
       <w:r>
@@ -6701,7 +6765,7 @@
       <w:pPr>
         <w:numPr>
           <w:ilvl w:val="0"/>
-          <w:numId w:val="1049"/>
+          <w:numId w:val="1050"/>
         </w:numPr>
       </w:pPr>
       <w:r>
@@ -6712,7 +6776,7 @@
       <w:pPr>
         <w:numPr>
           <w:ilvl w:val="0"/>
-          <w:numId w:val="1049"/>
+          <w:numId w:val="1050"/>
         </w:numPr>
       </w:pPr>
       <w:r>
@@ -6723,7 +6787,7 @@
       <w:pPr>
         <w:numPr>
           <w:ilvl w:val="0"/>
-          <w:numId w:val="1049"/>
+          <w:numId w:val="1050"/>
         </w:numPr>
       </w:pPr>
       <w:r>
@@ -6764,7 +6828,7 @@
       <w:pPr>
         <w:numPr>
           <w:ilvl w:val="0"/>
-          <w:numId w:val="1049"/>
+          <w:numId w:val="1050"/>
         </w:numPr>
       </w:pPr>
       <w:r>
@@ -6790,7 +6854,7 @@
       <w:pPr>
         <w:numPr>
           <w:ilvl w:val="0"/>
-          <w:numId w:val="1049"/>
+          <w:numId w:val="1050"/>
         </w:numPr>
       </w:pPr>
       <w:r>
@@ -6831,7 +6895,7 @@
       <w:pPr>
         <w:numPr>
           <w:ilvl w:val="0"/>
-          <w:numId w:val="1049"/>
+          <w:numId w:val="1050"/>
         </w:numPr>
       </w:pPr>
       <w:r>
@@ -6842,7 +6906,7 @@
       <w:pPr>
         <w:numPr>
           <w:ilvl w:val="0"/>
-          <w:numId w:val="1049"/>
+          <w:numId w:val="1050"/>
         </w:numPr>
       </w:pPr>
       <w:r>
@@ -6853,7 +6917,7 @@
       <w:pPr>
         <w:numPr>
           <w:ilvl w:val="0"/>
-          <w:numId w:val="1049"/>
+          <w:numId w:val="1050"/>
         </w:numPr>
       </w:pPr>
       <w:r>
@@ -6866,14 +6930,14 @@
         <w:rPr>
           <w:rStyle w:val="VerbatimChar"/>
         </w:rPr>
-        <w:t xml:space="preserve">tld-{centre-name}-global-cache</w:t>
+        <w:t xml:space="preserve">{tld}-{centre-name}-global-cache</w:t>
       </w:r>
       <w:r>
         <w:t xml:space="preserve">.</w:t>
       </w:r>
     </w:p>
-    <w:bookmarkEnd w:id="160"/>
-    <w:bookmarkStart w:id="162" w:name="Xccc1cebb6c94847684ab046188074f284443b3a"/>
+    <w:bookmarkEnd w:id="159"/>
+    <w:bookmarkStart w:id="161" w:name="Xccc1cebb6c94847684ab046188074f284443b3a"/>
     <w:p>
       <w:pPr>
         <w:pStyle w:val="Heading4"/>
@@ -6886,7 +6950,7 @@
       <w:pPr>
         <w:numPr>
           <w:ilvl w:val="0"/>
-          <w:numId w:val="1051"/>
+          <w:numId w:val="1052"/>
         </w:numPr>
       </w:pPr>
       <w:r>
@@ -6924,7 +6988,7 @@
       <w:pPr>
         <w:numPr>
           <w:ilvl w:val="0"/>
-          <w:numId w:val="1051"/>
+          <w:numId w:val="1052"/>
         </w:numPr>
       </w:pPr>
       <w:r>
@@ -6958,14 +7022,14 @@
         <w:rPr>
           <w:rStyle w:val="FootnoteReference"/>
         </w:rPr>
-        <w:footnoteReference w:id="161"/>
-      </w:r>
-    </w:p>
-    <w:p>
-      <w:pPr>
-        <w:numPr>
-          <w:ilvl w:val="0"/>
-          <w:numId w:val="1051"/>
+        <w:footnoteReference w:id="160"/>
+      </w:r>
+    </w:p>
+    <w:p>
+      <w:pPr>
+        <w:numPr>
+          <w:ilvl w:val="0"/>
+          <w:numId w:val="1052"/>
         </w:numPr>
       </w:pPr>
       <w:r>
@@ -6976,7 +7040,7 @@
       <w:pPr>
         <w:numPr>
           <w:ilvl w:val="0"/>
-          <w:numId w:val="1051"/>
+          <w:numId w:val="1052"/>
         </w:numPr>
       </w:pPr>
       <w:r>
@@ -7014,7 +7078,7 @@
       <w:pPr>
         <w:numPr>
           <w:ilvl w:val="1"/>
-          <w:numId w:val="1052"/>
+          <w:numId w:val="1053"/>
         </w:numPr>
       </w:pPr>
       <w:r>
@@ -7031,55 +7095,6 @@
       </w:r>
       <w:r>
         <w:t xml:space="preserve">,</w:t>
-      </w:r>
-    </w:p>
-    <w:p>
-      <w:pPr>
-        <w:numPr>
-          <w:ilvl w:val="2"/>
-          <w:numId w:val="1053"/>
-        </w:numPr>
-      </w:pPr>
-      <w:r>
-        <w:t xml:space="preserve">Republish the message at topic</w:t>
-      </w:r>
-      <w:r>
-        <w:t xml:space="preserve"> </w:t>
-      </w:r>
-      <w:r>
-        <w:rPr>
-          <w:rStyle w:val="VerbatimChar"/>
-        </w:rPr>
-        <w:t xml:space="preserve">cache/a/wis2/…​</w:t>
-      </w:r>
-      <w:r>
-        <w:t xml:space="preserve">, matching</w:t>
-      </w:r>
-      <w:r>
-        <w:t xml:space="preserve"> </w:t>
-      </w:r>
-      <w:r>
-        <w:rPr>
-          <w:rStyle w:val="VerbatimChar"/>
-        </w:rPr>
-        <w:t xml:space="preserve">+/a/wis2/…​</w:t>
-      </w:r>
-      <w:r>
-        <w:t xml:space="preserve"> </w:t>
-      </w:r>
-      <w:r>
-        <w:t xml:space="preserve">where the original message has been received, after having updated the id of the message.</w:t>
-      </w:r>
-    </w:p>
-    <w:p>
-      <w:pPr>
-        <w:numPr>
-          <w:ilvl w:val="1"/>
-          <w:numId w:val="1052"/>
-        </w:numPr>
-      </w:pPr>
-      <w:r>
-        <w:t xml:space="preserve">Else</w:t>
       </w:r>
     </w:p>
     <w:p>
@@ -7090,6 +7105,55 @@
         </w:numPr>
       </w:pPr>
       <w:r>
+        <w:t xml:space="preserve">Republish the message at topic</w:t>
+      </w:r>
+      <w:r>
+        <w:t xml:space="preserve"> </w:t>
+      </w:r>
+      <w:r>
+        <w:rPr>
+          <w:rStyle w:val="VerbatimChar"/>
+        </w:rPr>
+        <w:t xml:space="preserve">cache/a/wis2/…​</w:t>
+      </w:r>
+      <w:r>
+        <w:t xml:space="preserve">, matching</w:t>
+      </w:r>
+      <w:r>
+        <w:t xml:space="preserve"> </w:t>
+      </w:r>
+      <w:r>
+        <w:rPr>
+          <w:rStyle w:val="VerbatimChar"/>
+        </w:rPr>
+        <w:t xml:space="preserve">+/a/wis2/…​</w:t>
+      </w:r>
+      <w:r>
+        <w:t xml:space="preserve"> </w:t>
+      </w:r>
+      <w:r>
+        <w:t xml:space="preserve">where the original message has been received, after having updated the id of the message.</w:t>
+      </w:r>
+    </w:p>
+    <w:p>
+      <w:pPr>
+        <w:numPr>
+          <w:ilvl w:val="1"/>
+          <w:numId w:val="1053"/>
+        </w:numPr>
+      </w:pPr>
+      <w:r>
+        <w:t xml:space="preserve">Else</w:t>
+      </w:r>
+    </w:p>
+    <w:p>
+      <w:pPr>
+        <w:numPr>
+          <w:ilvl w:val="2"/>
+          <w:numId w:val="1055"/>
+        </w:numPr>
+      </w:pPr>
+      <w:r>
         <w:t xml:space="preserve">Maintain a list of</w:t>
       </w:r>
       <w:r>
@@ -7112,7 +7176,7 @@
       <w:pPr>
         <w:numPr>
           <w:ilvl w:val="2"/>
-          <w:numId w:val="1054"/>
+          <w:numId w:val="1055"/>
         </w:numPr>
       </w:pPr>
       <w:r>
@@ -7138,189 +7202,11 @@
       <w:pPr>
         <w:numPr>
           <w:ilvl w:val="2"/>
-          <w:numId w:val="1054"/>
+          <w:numId w:val="1055"/>
         </w:numPr>
       </w:pPr>
       <w:r>
         <w:t xml:space="preserve">If the message is new or updated:</w:t>
-      </w:r>
-    </w:p>
-    <w:p>
-      <w:pPr>
-        <w:numPr>
-          <w:ilvl w:val="3"/>
-          <w:numId w:val="1055"/>
-        </w:numPr>
-      </w:pPr>
-      <w:r>
-        <w:t xml:space="preserve">Download only new or updated data from the</w:t>
-      </w:r>
-      <w:r>
-        <w:t xml:space="preserve"> </w:t>
-      </w:r>
-      <w:r>
-        <w:rPr>
-          <w:rStyle w:val="VerbatimChar"/>
-        </w:rPr>
-        <w:t xml:space="preserve">href</w:t>
-      </w:r>
-      <w:r>
-        <w:t xml:space="preserve"> </w:t>
-      </w:r>
-      <w:r>
-        <w:t xml:space="preserve">or extract the data from the message content;</w:t>
-      </w:r>
-    </w:p>
-    <w:p>
-      <w:pPr>
-        <w:numPr>
-          <w:ilvl w:val="3"/>
-          <w:numId w:val="1055"/>
-        </w:numPr>
-      </w:pPr>
-      <w:r>
-        <w:t xml:space="preserve">If the message contains an integrity value for the data, verify the integrity of the data;</w:t>
-      </w:r>
-    </w:p>
-    <w:p>
-      <w:pPr>
-        <w:numPr>
-          <w:ilvl w:val="3"/>
-          <w:numId w:val="1055"/>
-        </w:numPr>
-      </w:pPr>
-      <w:r>
-        <w:t xml:space="preserve">If data is downloaded successfully, move the data to the HTTP endpoint of the Global Cache;</w:t>
-      </w:r>
-    </w:p>
-    <w:p>
-      <w:pPr>
-        <w:numPr>
-          <w:ilvl w:val="3"/>
-          <w:numId w:val="1055"/>
-        </w:numPr>
-      </w:pPr>
-      <w:r>
-        <w:t xml:space="preserve">Wait until the data becomes available at the endpoint;</w:t>
-      </w:r>
-    </w:p>
-    <w:p>
-      <w:pPr>
-        <w:numPr>
-          <w:ilvl w:val="3"/>
-          <w:numId w:val="1055"/>
-        </w:numPr>
-      </w:pPr>
-      <w:r>
-        <w:t xml:space="preserve">Modify the message identifier and the canonical link’s</w:t>
-      </w:r>
-      <w:r>
-        <w:t xml:space="preserve"> </w:t>
-      </w:r>
-      <w:r>
-        <w:rPr>
-          <w:rStyle w:val="VerbatimChar"/>
-        </w:rPr>
-        <w:t xml:space="preserve">href</w:t>
-      </w:r>
-      <w:r>
-        <w:t xml:space="preserve"> </w:t>
-      </w:r>
-      <w:r>
-        <w:t xml:space="preserve">of the received message and leave all other fields untouched;</w:t>
-      </w:r>
-    </w:p>
-    <w:p>
-      <w:pPr>
-        <w:numPr>
-          <w:ilvl w:val="3"/>
-          <w:numId w:val="1055"/>
-        </w:numPr>
-      </w:pPr>
-      <w:r>
-        <w:t xml:space="preserve">Republish the modified message to topic</w:t>
-      </w:r>
-      <w:r>
-        <w:t xml:space="preserve"> </w:t>
-      </w:r>
-      <w:r>
-        <w:rPr>
-          <w:rStyle w:val="VerbatimChar"/>
-        </w:rPr>
-        <w:t xml:space="preserve">cache/a/wis2/…​</w:t>
-      </w:r>
-      <w:r>
-        <w:t xml:space="preserve"> </w:t>
-      </w:r>
-      <w:r>
-        <w:t xml:space="preserve">,matching the</w:t>
-      </w:r>
-      <w:r>
-        <w:t xml:space="preserve"> </w:t>
-      </w:r>
-      <w:r>
-        <w:rPr>
-          <w:rStyle w:val="VerbatimChar"/>
-        </w:rPr>
-        <w:t xml:space="preserve">+/a/wis2/…​</w:t>
-      </w:r>
-      <w:r>
-        <w:t xml:space="preserve"> </w:t>
-      </w:r>
-      <w:r>
-        <w:t xml:space="preserve">where the original message has been received;</w:t>
-      </w:r>
-    </w:p>
-    <w:p>
-      <w:pPr>
-        <w:numPr>
-          <w:ilvl w:val="3"/>
-          <w:numId w:val="1055"/>
-        </w:numPr>
-      </w:pPr>
-      <w:r>
-        <w:t xml:space="preserve">The metric</w:t>
-      </w:r>
-      <w:r>
-        <w:t xml:space="preserve"> </w:t>
-      </w:r>
-      <w:r>
-        <w:rPr>
-          <w:rStyle w:val="VerbatimChar"/>
-        </w:rPr>
-        <w:t xml:space="preserve">wmo_wis2_gc_downloaded_total</w:t>
-      </w:r>
-      <w:r>
-        <w:t xml:space="preserve"> </w:t>
-      </w:r>
-      <w:r>
-        <w:t xml:space="preserve">will be increased by 1; The metric</w:t>
-      </w:r>
-      <w:r>
-        <w:t xml:space="preserve"> </w:t>
-      </w:r>
-      <w:r>
-        <w:rPr>
-          <w:rStyle w:val="VerbatimChar"/>
-        </w:rPr>
-        <w:t xml:space="preserve">wmo_wis2_gc_dataserver_last_download_timestamp_seconds</w:t>
-      </w:r>
-      <w:r>
-        <w:t xml:space="preserve"> </w:t>
-      </w:r>
-      <w:r>
-        <w:t xml:space="preserve">will be updated with the timestamp (in seconds) of the last successful download from the WIS2 Node or Global Cache;</w:t>
-      </w:r>
-    </w:p>
-    <w:p>
-      <w:pPr>
-        <w:numPr>
-          <w:ilvl w:val="2"/>
-          <w:numId w:val="1054"/>
-        </w:numPr>
-      </w:pPr>
-      <w:r>
-        <w:t xml:space="preserve">Else</w:t>
       </w:r>
     </w:p>
     <w:p>
@@ -7331,6 +7217,210 @@
         </w:numPr>
       </w:pPr>
       <w:r>
+        <w:t xml:space="preserve">Download only new or updated data from the</w:t>
+      </w:r>
+      <w:r>
+        <w:t xml:space="preserve"> </w:t>
+      </w:r>
+      <w:r>
+        <w:rPr>
+          <w:rStyle w:val="VerbatimChar"/>
+        </w:rPr>
+        <w:t xml:space="preserve">href</w:t>
+      </w:r>
+      <w:r>
+        <w:t xml:space="preserve"> </w:t>
+      </w:r>
+      <w:r>
+        <w:t xml:space="preserve">or extract the data from the message content;</w:t>
+      </w:r>
+    </w:p>
+    <w:p>
+      <w:pPr>
+        <w:numPr>
+          <w:ilvl w:val="3"/>
+          <w:numId w:val="1056"/>
+        </w:numPr>
+      </w:pPr>
+      <w:r>
+        <w:t xml:space="preserve">If the message contains an integrity value for the data, verify the integrity of the data;</w:t>
+      </w:r>
+    </w:p>
+    <w:p>
+      <w:pPr>
+        <w:numPr>
+          <w:ilvl w:val="3"/>
+          <w:numId w:val="1056"/>
+        </w:numPr>
+      </w:pPr>
+      <w:r>
+        <w:t xml:space="preserve">If data is downloaded successfully, move the data to the HTTP endpoint of the Global Cache;</w:t>
+      </w:r>
+    </w:p>
+    <w:p>
+      <w:pPr>
+        <w:numPr>
+          <w:ilvl w:val="3"/>
+          <w:numId w:val="1056"/>
+        </w:numPr>
+      </w:pPr>
+      <w:r>
+        <w:t xml:space="preserve">Wait until the data becomes available at the endpoint;</w:t>
+      </w:r>
+    </w:p>
+    <w:p>
+      <w:pPr>
+        <w:numPr>
+          <w:ilvl w:val="3"/>
+          <w:numId w:val="1056"/>
+        </w:numPr>
+      </w:pPr>
+      <w:r>
+        <w:t xml:space="preserve">Add the property</w:t>
+      </w:r>
+      <w:r>
+        <w:t xml:space="preserve"> </w:t>
+      </w:r>
+      <w:r>
+        <w:rPr>
+          <w:rStyle w:val="VerbatimChar"/>
+        </w:rPr>
+        <w:t xml:space="preserve">properties.global-cache</w:t>
+      </w:r>
+      <w:r>
+        <w:t xml:space="preserve"> </w:t>
+      </w:r>
+      <w:r>
+        <w:t xml:space="preserve">with the value of the centre identifier of the Global Cache to identify the origin of the data source downloaded by downstream applications;</w:t>
+      </w:r>
+    </w:p>
+    <w:p>
+      <w:pPr>
+        <w:numPr>
+          <w:ilvl w:val="3"/>
+          <w:numId w:val="1056"/>
+        </w:numPr>
+      </w:pPr>
+      <w:r>
+        <w:t xml:space="preserve">Modify the message identifier and the canonical link’s</w:t>
+      </w:r>
+      <w:r>
+        <w:t xml:space="preserve"> </w:t>
+      </w:r>
+      <w:r>
+        <w:rPr>
+          <w:rStyle w:val="VerbatimChar"/>
+        </w:rPr>
+        <w:t xml:space="preserve">href</w:t>
+      </w:r>
+      <w:r>
+        <w:t xml:space="preserve"> </w:t>
+      </w:r>
+      <w:r>
+        <w:t xml:space="preserve">of the received message and leave all other fields untouched;</w:t>
+      </w:r>
+    </w:p>
+    <w:p>
+      <w:pPr>
+        <w:numPr>
+          <w:ilvl w:val="3"/>
+          <w:numId w:val="1056"/>
+        </w:numPr>
+      </w:pPr>
+      <w:r>
+        <w:t xml:space="preserve">Republish the modified message to topic</w:t>
+      </w:r>
+      <w:r>
+        <w:t xml:space="preserve"> </w:t>
+      </w:r>
+      <w:r>
+        <w:rPr>
+          <w:rStyle w:val="VerbatimChar"/>
+        </w:rPr>
+        <w:t xml:space="preserve">cache/a/wis2/…​</w:t>
+      </w:r>
+      <w:r>
+        <w:t xml:space="preserve"> </w:t>
+      </w:r>
+      <w:r>
+        <w:t xml:space="preserve">,matching the</w:t>
+      </w:r>
+      <w:r>
+        <w:t xml:space="preserve"> </w:t>
+      </w:r>
+      <w:r>
+        <w:rPr>
+          <w:rStyle w:val="VerbatimChar"/>
+        </w:rPr>
+        <w:t xml:space="preserve">+/a/wis2/…​</w:t>
+      </w:r>
+      <w:r>
+        <w:t xml:space="preserve"> </w:t>
+      </w:r>
+      <w:r>
+        <w:t xml:space="preserve">where the original message has been received;</w:t>
+      </w:r>
+    </w:p>
+    <w:p>
+      <w:pPr>
+        <w:numPr>
+          <w:ilvl w:val="3"/>
+          <w:numId w:val="1056"/>
+        </w:numPr>
+      </w:pPr>
+      <w:r>
+        <w:t xml:space="preserve">The metric</w:t>
+      </w:r>
+      <w:r>
+        <w:t xml:space="preserve"> </w:t>
+      </w:r>
+      <w:r>
+        <w:rPr>
+          <w:rStyle w:val="VerbatimChar"/>
+        </w:rPr>
+        <w:t xml:space="preserve">wmo_wis2_gc_downloaded_total</w:t>
+      </w:r>
+      <w:r>
+        <w:t xml:space="preserve"> </w:t>
+      </w:r>
+      <w:r>
+        <w:t xml:space="preserve">will be increased by 1; The metric</w:t>
+      </w:r>
+      <w:r>
+        <w:t xml:space="preserve"> </w:t>
+      </w:r>
+      <w:r>
+        <w:rPr>
+          <w:rStyle w:val="VerbatimChar"/>
+        </w:rPr>
+        <w:t xml:space="preserve">wmo_wis2_gc_dataserver_last_download_timestamp_seconds</w:t>
+      </w:r>
+      <w:r>
+        <w:t xml:space="preserve"> </w:t>
+      </w:r>
+      <w:r>
+        <w:t xml:space="preserve">will be updated with the timestamp (in seconds) of the last successful download from the WIS2 Node or Global Cache;</w:t>
+      </w:r>
+    </w:p>
+    <w:p>
+      <w:pPr>
+        <w:numPr>
+          <w:ilvl w:val="2"/>
+          <w:numId w:val="1055"/>
+        </w:numPr>
+      </w:pPr>
+      <w:r>
+        <w:t xml:space="preserve">Else</w:t>
+      </w:r>
+    </w:p>
+    <w:p>
+      <w:pPr>
+        <w:numPr>
+          <w:ilvl w:val="3"/>
+          <w:numId w:val="1057"/>
+        </w:numPr>
+      </w:pPr>
+      <w:r>
         <w:t xml:space="preserve">Drop the messages for data already present in the Global Cache.</w:t>
       </w:r>
     </w:p>
@@ -7338,7 +7428,7 @@
       <w:pPr>
         <w:numPr>
           <w:ilvl w:val="0"/>
-          <w:numId w:val="1051"/>
+          <w:numId w:val="1052"/>
         </w:numPr>
       </w:pPr>
       <w:r>
@@ -7364,7 +7454,7 @@
       <w:pPr>
         <w:numPr>
           <w:ilvl w:val="0"/>
-          <w:numId w:val="1051"/>
+          <w:numId w:val="1052"/>
         </w:numPr>
       </w:pPr>
       <w:r>
@@ -7375,7 +7465,7 @@
       <w:pPr>
         <w:numPr>
           <w:ilvl w:val="0"/>
-          <w:numId w:val="1051"/>
+          <w:numId w:val="1052"/>
         </w:numPr>
       </w:pPr>
       <w:r>
@@ -7386,7 +7476,7 @@
       <w:pPr>
         <w:numPr>
           <w:ilvl w:val="0"/>
-          <w:numId w:val="1051"/>
+          <w:numId w:val="1052"/>
         </w:numPr>
       </w:pPr>
       <w:r>
@@ -7412,7 +7502,7 @@
       <w:pPr>
         <w:numPr>
           <w:ilvl w:val="0"/>
-          <w:numId w:val="1051"/>
+          <w:numId w:val="1052"/>
         </w:numPr>
       </w:pPr>
       <w:r>
@@ -7434,8 +7524,8 @@
         <w:t xml:space="preserve">will reflect the datetime (as a timestamp, the number of seconds since the UNIX epoch) of the last metadata resource processed by a given centre.</w:t>
       </w:r>
     </w:p>
+    <w:bookmarkEnd w:id="161"/>
     <w:bookmarkEnd w:id="162"/>
-    <w:bookmarkEnd w:id="163"/>
     <w:bookmarkStart w:id="168" w:name="Xe83d0dcd18513bbe57a5c411a3835908b8c6b21"/>
     <w:p>
       <w:pPr>
@@ -7458,7 +7548,7 @@
       <w:pPr>
         <w:numPr>
           <w:ilvl w:val="0"/>
-          <w:numId w:val="1057"/>
+          <w:numId w:val="1058"/>
         </w:numPr>
       </w:pPr>
       <w:r>
@@ -7469,7 +7559,7 @@
       <w:pPr>
         <w:numPr>
           <w:ilvl w:val="0"/>
-          <w:numId w:val="1057"/>
+          <w:numId w:val="1058"/>
         </w:numPr>
       </w:pPr>
       <w:r>
@@ -7479,154 +7569,10 @@
         <w:rPr>
           <w:rStyle w:val="FootnoteReference"/>
         </w:rPr>
-        <w:footnoteReference w:id="164"/>
+        <w:footnoteReference w:id="163"/>
       </w:r>
       <w:r>
         <w:t xml:space="preserve">, adhering to the following conformance classes and their dependencies:</w:t>
-      </w:r>
-    </w:p>
-    <w:p>
-      <w:pPr>
-        <w:numPr>
-          <w:ilvl w:val="1"/>
-          <w:numId w:val="1058"/>
-        </w:numPr>
-      </w:pPr>
-      <w:r>
-        <w:t xml:space="preserve">Searchable Catalog (Deployment);</w:t>
-      </w:r>
-    </w:p>
-    <w:p>
-      <w:pPr>
-        <w:numPr>
-          <w:ilvl w:val="1"/>
-          <w:numId w:val="1058"/>
-        </w:numPr>
-      </w:pPr>
-      <w:r>
-        <w:t xml:space="preserve">Searchable Catalog - Sorting (Deployment);</w:t>
-      </w:r>
-    </w:p>
-    <w:p>
-      <w:pPr>
-        <w:numPr>
-          <w:ilvl w:val="1"/>
-          <w:numId w:val="1058"/>
-        </w:numPr>
-      </w:pPr>
-      <w:r>
-        <w:t xml:space="preserve">Searchable Catalog - Filtering (Deployment);</w:t>
-      </w:r>
-    </w:p>
-    <w:p>
-      <w:pPr>
-        <w:numPr>
-          <w:ilvl w:val="1"/>
-          <w:numId w:val="1058"/>
-        </w:numPr>
-      </w:pPr>
-      <w:r>
-        <w:t xml:space="preserve">JSON (Building Block);</w:t>
-      </w:r>
-    </w:p>
-    <w:p>
-      <w:pPr>
-        <w:numPr>
-          <w:ilvl w:val="1"/>
-          <w:numId w:val="1058"/>
-        </w:numPr>
-      </w:pPr>
-      <w:r>
-        <w:t xml:space="preserve">HTML (Building Block).</w:t>
-      </w:r>
-    </w:p>
-    <w:p>
-      <w:pPr>
-        <w:numPr>
-          <w:ilvl w:val="0"/>
-          <w:numId w:val="1057"/>
-        </w:numPr>
-      </w:pPr>
-      <w:r>
-        <w:t xml:space="preserve">The Global Discovery Catalogue will make discovery metadata available via the collection identifier</w:t>
-      </w:r>
-      <w:r>
-        <w:t xml:space="preserve"> </w:t>
-      </w:r>
-      <w:r>
-        <w:rPr>
-          <w:rStyle w:val="VerbatimChar"/>
-        </w:rPr>
-        <w:t xml:space="preserve">wis2-discovery-metadata</w:t>
-      </w:r>
-      <w:r>
-        <w:t xml:space="preserve">.</w:t>
-      </w:r>
-    </w:p>
-    <w:p>
-      <w:pPr>
-        <w:numPr>
-          <w:ilvl w:val="0"/>
-          <w:numId w:val="1057"/>
-        </w:numPr>
-      </w:pPr>
-      <w:r>
-        <w:t xml:space="preserve">The Global Discovery Catalogue advertises the availability of datasets and how to access them or subscribe to updates.</w:t>
-      </w:r>
-    </w:p>
-    <w:p>
-      <w:pPr>
-        <w:numPr>
-          <w:ilvl w:val="0"/>
-          <w:numId w:val="1057"/>
-        </w:numPr>
-      </w:pPr>
-      <w:r>
-        <w:t xml:space="preserve">The Global Discovery Catalogue does not advertise or list the availability of individual data objects that comprise a dataset (that is, data files).</w:t>
-      </w:r>
-    </w:p>
-    <w:p>
-      <w:pPr>
-        <w:numPr>
-          <w:ilvl w:val="0"/>
-          <w:numId w:val="1057"/>
-        </w:numPr>
-      </w:pPr>
-      <w:r>
-        <w:t xml:space="preserve">A single Global Discovery Catalogue is sufficient for WIS2.</w:t>
-      </w:r>
-    </w:p>
-    <w:p>
-      <w:pPr>
-        <w:numPr>
-          <w:ilvl w:val="0"/>
-          <w:numId w:val="1057"/>
-        </w:numPr>
-      </w:pPr>
-      <w:r>
-        <w:t xml:space="preserve">Multiple Global Discovery Catalogues may be deployed for resilience.</w:t>
-      </w:r>
-    </w:p>
-    <w:p>
-      <w:pPr>
-        <w:numPr>
-          <w:ilvl w:val="0"/>
-          <w:numId w:val="1057"/>
-        </w:numPr>
-      </w:pPr>
-      <w:r>
-        <w:t xml:space="preserve">Global Discovery Catalogues operate independently of each other; each Global Discovery Catalogue holds all discovery metadata records. Global Discovery Catalogues do not need to synchronize with each other.</w:t>
-      </w:r>
-    </w:p>
-    <w:p>
-      <w:pPr>
-        <w:numPr>
-          <w:ilvl w:val="0"/>
-          <w:numId w:val="1057"/>
-        </w:numPr>
-      </w:pPr>
-      <w:r>
-        <w:t xml:space="preserve">A Global Discovery Catalogue is populated with discovery metadata records from a Global Cache and receives messages about the availability of discovery metadata records via a Global Broker.</w:t>
       </w:r>
     </w:p>
     <w:p>
@@ -7637,6 +7583,150 @@
         </w:numPr>
       </w:pPr>
       <w:r>
+        <w:t xml:space="preserve">Searchable Catalog (Deployment);</w:t>
+      </w:r>
+    </w:p>
+    <w:p>
+      <w:pPr>
+        <w:numPr>
+          <w:ilvl w:val="1"/>
+          <w:numId w:val="1059"/>
+        </w:numPr>
+      </w:pPr>
+      <w:r>
+        <w:t xml:space="preserve">Searchable Catalog - Sorting (Deployment);</w:t>
+      </w:r>
+    </w:p>
+    <w:p>
+      <w:pPr>
+        <w:numPr>
+          <w:ilvl w:val="1"/>
+          <w:numId w:val="1059"/>
+        </w:numPr>
+      </w:pPr>
+      <w:r>
+        <w:t xml:space="preserve">Searchable Catalog - Filtering (Deployment);</w:t>
+      </w:r>
+    </w:p>
+    <w:p>
+      <w:pPr>
+        <w:numPr>
+          <w:ilvl w:val="1"/>
+          <w:numId w:val="1059"/>
+        </w:numPr>
+      </w:pPr>
+      <w:r>
+        <w:t xml:space="preserve">JSON (Common Component);</w:t>
+      </w:r>
+    </w:p>
+    <w:p>
+      <w:pPr>
+        <w:numPr>
+          <w:ilvl w:val="1"/>
+          <w:numId w:val="1059"/>
+        </w:numPr>
+      </w:pPr>
+      <w:r>
+        <w:t xml:space="preserve">HTML (Common Component).</w:t>
+      </w:r>
+    </w:p>
+    <w:p>
+      <w:pPr>
+        <w:numPr>
+          <w:ilvl w:val="0"/>
+          <w:numId w:val="1058"/>
+        </w:numPr>
+      </w:pPr>
+      <w:r>
+        <w:t xml:space="preserve">The Global Discovery Catalogue will make discovery metadata available via the collection identifier</w:t>
+      </w:r>
+      <w:r>
+        <w:t xml:space="preserve"> </w:t>
+      </w:r>
+      <w:r>
+        <w:rPr>
+          <w:rStyle w:val="VerbatimChar"/>
+        </w:rPr>
+        <w:t xml:space="preserve">wis2-discovery-metadata</w:t>
+      </w:r>
+      <w:r>
+        <w:t xml:space="preserve">.</w:t>
+      </w:r>
+    </w:p>
+    <w:p>
+      <w:pPr>
+        <w:numPr>
+          <w:ilvl w:val="0"/>
+          <w:numId w:val="1058"/>
+        </w:numPr>
+      </w:pPr>
+      <w:r>
+        <w:t xml:space="preserve">The Global Discovery Catalogue advertises the availability of datasets and how to access them or subscribe to updates.</w:t>
+      </w:r>
+    </w:p>
+    <w:p>
+      <w:pPr>
+        <w:numPr>
+          <w:ilvl w:val="0"/>
+          <w:numId w:val="1058"/>
+        </w:numPr>
+      </w:pPr>
+      <w:r>
+        <w:t xml:space="preserve">The Global Discovery Catalogue does not advertise or list the availability of individual data objects that comprise a dataset (that is, data files).</w:t>
+      </w:r>
+    </w:p>
+    <w:p>
+      <w:pPr>
+        <w:numPr>
+          <w:ilvl w:val="0"/>
+          <w:numId w:val="1058"/>
+        </w:numPr>
+      </w:pPr>
+      <w:r>
+        <w:t xml:space="preserve">A single Global Discovery Catalogue is sufficient for WIS2.</w:t>
+      </w:r>
+    </w:p>
+    <w:p>
+      <w:pPr>
+        <w:numPr>
+          <w:ilvl w:val="0"/>
+          <w:numId w:val="1058"/>
+        </w:numPr>
+      </w:pPr>
+      <w:r>
+        <w:t xml:space="preserve">Multiple Global Discovery Catalogues may be deployed for resilience.</w:t>
+      </w:r>
+    </w:p>
+    <w:p>
+      <w:pPr>
+        <w:numPr>
+          <w:ilvl w:val="0"/>
+          <w:numId w:val="1058"/>
+        </w:numPr>
+      </w:pPr>
+      <w:r>
+        <w:t xml:space="preserve">Global Discovery Catalogues operate independently of each other; each Global Discovery Catalogue holds all discovery metadata records. Global Discovery Catalogues do not need to synchronize with each other.</w:t>
+      </w:r>
+    </w:p>
+    <w:p>
+      <w:pPr>
+        <w:numPr>
+          <w:ilvl w:val="0"/>
+          <w:numId w:val="1058"/>
+        </w:numPr>
+      </w:pPr>
+      <w:r>
+        <w:t xml:space="preserve">A Global Discovery Catalogue is populated with discovery metadata records from a Global Cache and receives messages about the availability of discovery metadata records via a Global Broker.</w:t>
+      </w:r>
+    </w:p>
+    <w:p>
+      <w:pPr>
+        <w:numPr>
+          <w:ilvl w:val="1"/>
+          <w:numId w:val="1060"/>
+        </w:numPr>
+      </w:pPr>
+      <w:r>
         <w:t xml:space="preserve">The subscription topic shall be</w:t>
       </w:r>
       <w:r>
@@ -7656,7 +7746,7 @@
       <w:pPr>
         <w:numPr>
           <w:ilvl w:val="0"/>
-          <w:numId w:val="1057"/>
+          <w:numId w:val="1058"/>
         </w:numPr>
       </w:pPr>
       <w:r>
@@ -7667,7 +7757,7 @@
       <w:pPr>
         <w:numPr>
           <w:ilvl w:val="0"/>
-          <w:numId w:val="1057"/>
+          <w:numId w:val="1058"/>
         </w:numPr>
       </w:pPr>
       <w:r>
@@ -7678,7 +7768,7 @@
       <w:pPr>
         <w:numPr>
           <w:ilvl w:val="0"/>
-          <w:numId w:val="1057"/>
+          <w:numId w:val="1058"/>
         </w:numPr>
       </w:pPr>
       <w:r>
@@ -7689,7 +7779,7 @@
       <w:pPr>
         <w:numPr>
           <w:ilvl w:val="0"/>
-          <w:numId w:val="1057"/>
+          <w:numId w:val="1058"/>
         </w:numPr>
       </w:pPr>
       <w:r>
@@ -7700,7 +7790,7 @@
       <w:pPr>
         <w:numPr>
           <w:ilvl w:val="0"/>
-          <w:numId w:val="1057"/>
+          <w:numId w:val="1058"/>
         </w:numPr>
       </w:pPr>
       <w:r>
@@ -7711,7 +7801,7 @@
       <w:pPr>
         <w:numPr>
           <w:ilvl w:val="0"/>
-          <w:numId w:val="1057"/>
+          <w:numId w:val="1058"/>
         </w:numPr>
       </w:pPr>
       <w:r>
@@ -7722,7 +7812,7 @@
       <w:pPr>
         <w:numPr>
           <w:ilvl w:val="0"/>
-          <w:numId w:val="1057"/>
+          <w:numId w:val="1058"/>
         </w:numPr>
       </w:pPr>
       <w:r>
@@ -7733,7 +7823,7 @@
       <w:pPr>
         <w:numPr>
           <w:ilvl w:val="0"/>
-          <w:numId w:val="1057"/>
+          <w:numId w:val="1058"/>
         </w:numPr>
       </w:pPr>
       <w:r>
@@ -7744,7 +7834,7 @@
       <w:pPr>
         <w:numPr>
           <w:ilvl w:val="0"/>
-          <w:numId w:val="1057"/>
+          <w:numId w:val="1058"/>
         </w:numPr>
       </w:pPr>
       <w:r>
@@ -7755,7 +7845,7 @@
       <w:pPr>
         <w:numPr>
           <w:ilvl w:val="0"/>
-          <w:numId w:val="1057"/>
+          <w:numId w:val="1058"/>
         </w:numPr>
       </w:pPr>
       <w:r>
@@ -7793,7 +7883,7 @@
       <w:pPr>
         <w:numPr>
           <w:ilvl w:val="0"/>
-          <w:numId w:val="1057"/>
+          <w:numId w:val="1058"/>
         </w:numPr>
       </w:pPr>
       <w:r>
@@ -7804,7 +7894,7 @@
       <w:pPr>
         <w:numPr>
           <w:ilvl w:val="0"/>
-          <w:numId w:val="1057"/>
+          <w:numId w:val="1058"/>
         </w:numPr>
       </w:pPr>
       <w:r>
@@ -7817,7 +7907,7 @@
         <w:rPr>
           <w:rStyle w:val="VerbatimChar"/>
         </w:rPr>
-        <w:t xml:space="preserve">tld-{centre-name}-global-discovery-catalogue</w:t>
+        <w:t xml:space="preserve">{tld}-{centre-name}-global-discovery-catalogue</w:t>
       </w:r>
       <w:r>
         <w:t xml:space="preserve">.</w:t>
@@ -7830,7 +7920,7 @@
         <w:pStyle w:val="Heading4"/>
       </w:pPr>
       <w:r>
-        <w:t xml:space="preserve">2.7.5.2 Global Discovery Catalogue reference implementation: wis2-gdc</w:t>
+        <w:t xml:space="preserve">2.7.5.2 Global Discovery Catalogue Reference Implementation: wis2-gdc</w:t>
       </w:r>
     </w:p>
     <w:p>
@@ -7846,7 +7936,7 @@
         <w:pStyle w:val="BodyText"/>
       </w:pPr>
       <w:r>
-        <w:t xml:space="preserve">To assist Members in participating in WIS2, a free and open-source Global Discovery Catalogue reference implementation, wis2-gdc, is available for download and use. wis2-gdc builds on mature and robust free and open-source software components that are widely adopted for operational use.</w:t>
+        <w:t xml:space="preserve">To assist Members in participating in WIS2, a free and open-source Global Discovery Catalogue Reference Implementation, wis2-gdc, is available for download and use. wis2-gdc builds on mature and robust free and open-source software components that are widely adopted for operational use.</w:t>
       </w:r>
     </w:p>
     <w:p>
@@ -7861,7 +7951,7 @@
       <w:pPr>
         <w:numPr>
           <w:ilvl w:val="0"/>
-          <w:numId w:val="1060"/>
+          <w:numId w:val="1061"/>
         </w:numPr>
       </w:pPr>
       <w:r>
@@ -7872,7 +7962,7 @@
       <w:pPr>
         <w:numPr>
           <w:ilvl w:val="0"/>
-          <w:numId w:val="1060"/>
+          <w:numId w:val="1061"/>
         </w:numPr>
       </w:pPr>
       <w:r>
@@ -7883,7 +7973,7 @@
       <w:pPr>
         <w:numPr>
           <w:ilvl w:val="0"/>
-          <w:numId w:val="1060"/>
+          <w:numId w:val="1061"/>
         </w:numPr>
       </w:pPr>
       <w:r>
@@ -7894,7 +7984,7 @@
       <w:pPr>
         <w:numPr>
           <w:ilvl w:val="0"/>
-          <w:numId w:val="1060"/>
+          <w:numId w:val="1061"/>
         </w:numPr>
       </w:pPr>
       <w:r>
@@ -7905,7 +7995,7 @@
       <w:pPr>
         <w:numPr>
           <w:ilvl w:val="0"/>
-          <w:numId w:val="1060"/>
+          <w:numId w:val="1061"/>
         </w:numPr>
       </w:pPr>
       <w:r>
@@ -7916,7 +8006,7 @@
       <w:pPr>
         <w:numPr>
           <w:ilvl w:val="0"/>
-          <w:numId w:val="1060"/>
+          <w:numId w:val="1061"/>
         </w:numPr>
       </w:pPr>
       <w:r>
@@ -7927,7 +8017,7 @@
       <w:pPr>
         <w:numPr>
           <w:ilvl w:val="0"/>
-          <w:numId w:val="1060"/>
+          <w:numId w:val="1061"/>
         </w:numPr>
       </w:pPr>
       <w:r>
@@ -7938,7 +8028,7 @@
       <w:pPr>
         <w:numPr>
           <w:ilvl w:val="0"/>
-          <w:numId w:val="1060"/>
+          <w:numId w:val="1061"/>
         </w:numPr>
       </w:pPr>
       <w:r>
@@ -7991,7 +8081,7 @@
       <w:pPr>
         <w:numPr>
           <w:ilvl w:val="0"/>
-          <w:numId w:val="1061"/>
+          <w:numId w:val="1062"/>
         </w:numPr>
       </w:pPr>
       <w:r>
@@ -8002,7 +8092,7 @@
       <w:pPr>
         <w:numPr>
           <w:ilvl w:val="0"/>
-          <w:numId w:val="1061"/>
+          <w:numId w:val="1062"/>
         </w:numPr>
       </w:pPr>
       <w:r>
@@ -8013,7 +8103,7 @@
       <w:pPr>
         <w:numPr>
           <w:ilvl w:val="0"/>
-          <w:numId w:val="1061"/>
+          <w:numId w:val="1062"/>
         </w:numPr>
       </w:pPr>
       <w:r>
@@ -8024,7 +8114,7 @@
       <w:pPr>
         <w:numPr>
           <w:ilvl w:val="0"/>
-          <w:numId w:val="1061"/>
+          <w:numId w:val="1062"/>
         </w:numPr>
       </w:pPr>
       <w:r>
@@ -8035,7 +8125,7 @@
       <w:pPr>
         <w:numPr>
           <w:ilvl w:val="0"/>
-          <w:numId w:val="1061"/>
+          <w:numId w:val="1062"/>
         </w:numPr>
       </w:pPr>
       <w:r>
@@ -8046,7 +8136,7 @@
       <w:pPr>
         <w:numPr>
           <w:ilvl w:val="0"/>
-          <w:numId w:val="1061"/>
+          <w:numId w:val="1062"/>
         </w:numPr>
       </w:pPr>
       <w:r>
@@ -8059,7 +8149,7 @@
         <w:rPr>
           <w:rStyle w:val="VerbatimChar"/>
         </w:rPr>
-        <w:t xml:space="preserve">tld-{centre-name}-global-monitor</w:t>
+        <w:t xml:space="preserve">{tld}-{centre-name}-global-monitor</w:t>
       </w:r>
       <w:r>
         <w:t xml:space="preserve">.</w:t>
@@ -8069,7 +8159,7 @@
       <w:pPr>
         <w:numPr>
           <w:ilvl w:val="0"/>
-          <w:numId w:val="1061"/>
+          <w:numId w:val="1062"/>
         </w:numPr>
       </w:pPr>
       <w:r>
@@ -8439,7 +8529,7 @@
       <w:pPr>
         <w:numPr>
           <w:ilvl w:val="0"/>
-          <w:numId w:val="1062"/>
+          <w:numId w:val="1063"/>
         </w:numPr>
       </w:pPr>
       <w:r>
@@ -8450,7 +8540,7 @@
       <w:pPr>
         <w:numPr>
           <w:ilvl w:val="0"/>
-          <w:numId w:val="1062"/>
+          <w:numId w:val="1063"/>
         </w:numPr>
       </w:pPr>
       <w:r>
@@ -8461,7 +8551,7 @@
       <w:pPr>
         <w:numPr>
           <w:ilvl w:val="0"/>
-          <w:numId w:val="1062"/>
+          <w:numId w:val="1063"/>
         </w:numPr>
       </w:pPr>
       <w:r>
@@ -8472,7 +8562,7 @@
       <w:pPr>
         <w:numPr>
           <w:ilvl w:val="0"/>
-          <w:numId w:val="1062"/>
+          <w:numId w:val="1063"/>
         </w:numPr>
       </w:pPr>
       <w:r>
@@ -8483,7 +8573,7 @@
       <w:pPr>
         <w:numPr>
           <w:ilvl w:val="0"/>
-          <w:numId w:val="1062"/>
+          <w:numId w:val="1063"/>
         </w:numPr>
       </w:pPr>
       <w:r>
@@ -8849,7 +8939,7 @@
       <w:pPr>
         <w:numPr>
           <w:ilvl w:val="0"/>
-          <w:numId w:val="1063"/>
+          <w:numId w:val="1064"/>
         </w:numPr>
       </w:pPr>
       <w:r>
@@ -8860,7 +8950,7 @@
       <w:pPr>
         <w:numPr>
           <w:ilvl w:val="0"/>
-          <w:numId w:val="1063"/>
+          <w:numId w:val="1064"/>
         </w:numPr>
       </w:pPr>
       <w:r>
@@ -8889,7 +8979,7 @@
       <w:pPr>
         <w:numPr>
           <w:ilvl w:val="0"/>
-          <w:numId w:val="1063"/>
+          <w:numId w:val="1064"/>
         </w:numPr>
       </w:pPr>
       <w:r>
@@ -8914,7 +9004,7 @@
       <w:pPr>
         <w:numPr>
           <w:ilvl w:val="0"/>
-          <w:numId w:val="1064"/>
+          <w:numId w:val="1065"/>
         </w:numPr>
       </w:pPr>
       <w:r>
@@ -8952,7 +9042,7 @@
       <w:pPr>
         <w:numPr>
           <w:ilvl w:val="0"/>
-          <w:numId w:val="1064"/>
+          <w:numId w:val="1065"/>
         </w:numPr>
       </w:pPr>
       <w:r>
@@ -9005,7 +9095,7 @@
       <w:pPr>
         <w:numPr>
           <w:ilvl w:val="0"/>
-          <w:numId w:val="1064"/>
+          <w:numId w:val="1065"/>
         </w:numPr>
       </w:pPr>
       <w:r>
@@ -9182,7 +9272,7 @@
       <w:pPr>
         <w:numPr>
           <w:ilvl w:val="0"/>
-          <w:numId w:val="1065"/>
+          <w:numId w:val="1066"/>
         </w:numPr>
       </w:pPr>
       <w:r>
@@ -9193,7 +9283,7 @@
       <w:pPr>
         <w:numPr>
           <w:ilvl w:val="0"/>
-          <w:numId w:val="1065"/>
+          <w:numId w:val="1066"/>
         </w:numPr>
       </w:pPr>
       <w:r>
@@ -9532,7 +9622,7 @@
       <w:pPr>
         <w:numPr>
           <w:ilvl w:val="0"/>
-          <w:numId w:val="1066"/>
+          <w:numId w:val="1067"/>
         </w:numPr>
       </w:pPr>
       <w:r>
@@ -9555,7 +9645,7 @@
       <w:pPr>
         <w:numPr>
           <w:ilvl w:val="0"/>
-          <w:numId w:val="1066"/>
+          <w:numId w:val="1067"/>
         </w:numPr>
       </w:pPr>
       <w:r>
@@ -9566,7 +9656,7 @@
       <w:pPr>
         <w:numPr>
           <w:ilvl w:val="1"/>
-          <w:numId w:val="1067"/>
+          <w:numId w:val="1068"/>
         </w:numPr>
       </w:pPr>
       <w:r>
@@ -9583,7 +9673,7 @@
       <w:pPr>
         <w:numPr>
           <w:ilvl w:val="1"/>
-          <w:numId w:val="1067"/>
+          <w:numId w:val="1068"/>
         </w:numPr>
       </w:pPr>
       <w:r>
@@ -9618,7 +9708,7 @@
       <w:pPr>
         <w:numPr>
           <w:ilvl w:val="1"/>
-          <w:numId w:val="1067"/>
+          <w:numId w:val="1068"/>
         </w:numPr>
       </w:pPr>
       <w:r>
@@ -9650,7 +9740,7 @@
       <w:pPr>
         <w:numPr>
           <w:ilvl w:val="1"/>
-          <w:numId w:val="1067"/>
+          <w:numId w:val="1068"/>
         </w:numPr>
       </w:pPr>
       <w:r>
@@ -9911,7 +10001,7 @@
         <w:t xml:space="preserve"> </w:t>
       </w:r>
       <w:r>
-        <w:t xml:space="preserve">The Ocean InfoHub (OIH) system is IODE’s reference implementation of a</w:t>
+        <w:t xml:space="preserve">The Ocean InfoHub (OIH) system is IODE’s Reference Implementation of a</w:t>
       </w:r>
       <w:r>
         <w:t xml:space="preserve"> </w:t>
@@ -10219,7 +10309,7 @@
       <w:pPr>
         <w:numPr>
           <w:ilvl w:val="0"/>
-          <w:numId w:val="1068"/>
+          <w:numId w:val="1069"/>
         </w:numPr>
       </w:pPr>
       <w:r>
@@ -10230,7 +10320,7 @@
       <w:pPr>
         <w:numPr>
           <w:ilvl w:val="0"/>
-          <w:numId w:val="1068"/>
+          <w:numId w:val="1069"/>
         </w:numPr>
       </w:pPr>
       <w:r>
@@ -10241,7 +10331,7 @@
       <w:pPr>
         <w:numPr>
           <w:ilvl w:val="0"/>
-          <w:numId w:val="1068"/>
+          <w:numId w:val="1069"/>
         </w:numPr>
       </w:pPr>
       <w:r>
@@ -10252,7 +10342,7 @@
       <w:pPr>
         <w:numPr>
           <w:ilvl w:val="0"/>
-          <w:numId w:val="1068"/>
+          <w:numId w:val="1069"/>
         </w:numPr>
       </w:pPr>
       <w:r>
@@ -10263,7 +10353,7 @@
       <w:pPr>
         <w:numPr>
           <w:ilvl w:val="0"/>
-          <w:numId w:val="1068"/>
+          <w:numId w:val="1069"/>
         </w:numPr>
       </w:pPr>
       <w:r>
@@ -10299,7 +10389,7 @@
       <w:pPr>
         <w:numPr>
           <w:ilvl w:val="0"/>
-          <w:numId w:val="1069"/>
+          <w:numId w:val="1070"/>
         </w:numPr>
       </w:pPr>
       <w:r>
@@ -10310,7 +10400,7 @@
       <w:pPr>
         <w:numPr>
           <w:ilvl w:val="0"/>
-          <w:numId w:val="1069"/>
+          <w:numId w:val="1070"/>
         </w:numPr>
       </w:pPr>
       <w:r>
@@ -10321,7 +10411,7 @@
       <w:pPr>
         <w:numPr>
           <w:ilvl w:val="0"/>
-          <w:numId w:val="1069"/>
+          <w:numId w:val="1070"/>
         </w:numPr>
       </w:pPr>
       <w:r>
@@ -10332,7 +10422,7 @@
       <w:pPr>
         <w:numPr>
           <w:ilvl w:val="0"/>
-          <w:numId w:val="1069"/>
+          <w:numId w:val="1070"/>
         </w:numPr>
       </w:pPr>
       <w:r>
@@ -10343,7 +10433,7 @@
       <w:pPr>
         <w:numPr>
           <w:ilvl w:val="0"/>
-          <w:numId w:val="1069"/>
+          <w:numId w:val="1070"/>
         </w:numPr>
       </w:pPr>
       <w:r>
@@ -10382,7 +10472,7 @@
       <w:pPr>
         <w:numPr>
           <w:ilvl w:val="0"/>
-          <w:numId w:val="1070"/>
+          <w:numId w:val="1071"/>
         </w:numPr>
       </w:pPr>
       <w:r>
@@ -10393,7 +10483,7 @@
       <w:pPr>
         <w:numPr>
           <w:ilvl w:val="0"/>
-          <w:numId w:val="1070"/>
+          <w:numId w:val="1071"/>
         </w:numPr>
       </w:pPr>
       <w:r>
@@ -10414,7 +10504,7 @@
       <w:pPr>
         <w:numPr>
           <w:ilvl w:val="0"/>
-          <w:numId w:val="1071"/>
+          <w:numId w:val="1072"/>
         </w:numPr>
       </w:pPr>
       <w:r>
@@ -10425,7 +10515,7 @@
       <w:pPr>
         <w:numPr>
           <w:ilvl w:val="0"/>
-          <w:numId w:val="1071"/>
+          <w:numId w:val="1072"/>
         </w:numPr>
       </w:pPr>
       <w:r>
@@ -10436,7 +10526,7 @@
       <w:pPr>
         <w:numPr>
           <w:ilvl w:val="0"/>
-          <w:numId w:val="1071"/>
+          <w:numId w:val="1072"/>
         </w:numPr>
       </w:pPr>
       <w:r>
@@ -10457,7 +10547,7 @@
       <w:pPr>
         <w:numPr>
           <w:ilvl w:val="0"/>
-          <w:numId w:val="1072"/>
+          <w:numId w:val="1073"/>
         </w:numPr>
       </w:pPr>
       <w:r>
@@ -10468,7 +10558,7 @@
       <w:pPr>
         <w:numPr>
           <w:ilvl w:val="0"/>
-          <w:numId w:val="1072"/>
+          <w:numId w:val="1073"/>
         </w:numPr>
       </w:pPr>
       <w:r>
@@ -10479,7 +10569,7 @@
       <w:pPr>
         <w:numPr>
           <w:ilvl w:val="0"/>
-          <w:numId w:val="1072"/>
+          <w:numId w:val="1073"/>
         </w:numPr>
       </w:pPr>
       <w:r>
@@ -10519,7 +10609,7 @@
       <w:pPr>
         <w:numPr>
           <w:ilvl w:val="0"/>
-          <w:numId w:val="1073"/>
+          <w:numId w:val="1074"/>
         </w:numPr>
       </w:pPr>
       <w:r>
@@ -10530,7 +10620,7 @@
       <w:pPr>
         <w:numPr>
           <w:ilvl w:val="0"/>
-          <w:numId w:val="1073"/>
+          <w:numId w:val="1074"/>
         </w:numPr>
       </w:pPr>
       <w:r>
@@ -10541,7 +10631,7 @@
       <w:pPr>
         <w:numPr>
           <w:ilvl w:val="0"/>
-          <w:numId w:val="1073"/>
+          <w:numId w:val="1074"/>
         </w:numPr>
       </w:pPr>
       <w:r>
@@ -10552,7 +10642,7 @@
       <w:pPr>
         <w:numPr>
           <w:ilvl w:val="0"/>
-          <w:numId w:val="1073"/>
+          <w:numId w:val="1074"/>
         </w:numPr>
       </w:pPr>
       <w:r>
@@ -10563,7 +10653,7 @@
       <w:pPr>
         <w:numPr>
           <w:ilvl w:val="0"/>
-          <w:numId w:val="1073"/>
+          <w:numId w:val="1074"/>
         </w:numPr>
       </w:pPr>
       <w:r>
@@ -10584,7 +10674,7 @@
       <w:pPr>
         <w:numPr>
           <w:ilvl w:val="0"/>
-          <w:numId w:val="1074"/>
+          <w:numId w:val="1075"/>
         </w:numPr>
       </w:pPr>
       <w:r>
@@ -10595,7 +10685,7 @@
       <w:pPr>
         <w:numPr>
           <w:ilvl w:val="0"/>
-          <w:numId w:val="1074"/>
+          <w:numId w:val="1075"/>
         </w:numPr>
       </w:pPr>
       <w:r>
@@ -10606,7 +10696,7 @@
       <w:pPr>
         <w:numPr>
           <w:ilvl w:val="0"/>
-          <w:numId w:val="1074"/>
+          <w:numId w:val="1075"/>
         </w:numPr>
       </w:pPr>
       <w:r>
@@ -10627,7 +10717,7 @@
       <w:pPr>
         <w:numPr>
           <w:ilvl w:val="0"/>
-          <w:numId w:val="1075"/>
+          <w:numId w:val="1076"/>
         </w:numPr>
       </w:pPr>
       <w:r>
@@ -10638,7 +10728,7 @@
       <w:pPr>
         <w:numPr>
           <w:ilvl w:val="0"/>
-          <w:numId w:val="1075"/>
+          <w:numId w:val="1076"/>
         </w:numPr>
       </w:pPr>
       <w:r>
@@ -10659,7 +10749,7 @@
       <w:pPr>
         <w:numPr>
           <w:ilvl w:val="0"/>
-          <w:numId w:val="1076"/>
+          <w:numId w:val="1077"/>
         </w:numPr>
       </w:pPr>
       <w:r>
@@ -10670,7 +10760,7 @@
       <w:pPr>
         <w:numPr>
           <w:ilvl w:val="0"/>
-          <w:numId w:val="1076"/>
+          <w:numId w:val="1077"/>
         </w:numPr>
       </w:pPr>
       <w:r>
@@ -10681,7 +10771,7 @@
       <w:pPr>
         <w:numPr>
           <w:ilvl w:val="0"/>
-          <w:numId w:val="1076"/>
+          <w:numId w:val="1077"/>
         </w:numPr>
       </w:pPr>
       <w:r>
@@ -10692,7 +10782,7 @@
       <w:pPr>
         <w:numPr>
           <w:ilvl w:val="0"/>
-          <w:numId w:val="1076"/>
+          <w:numId w:val="1077"/>
         </w:numPr>
       </w:pPr>
       <w:r>
@@ -10727,7 +10817,7 @@
       <w:pPr>
         <w:numPr>
           <w:ilvl w:val="0"/>
-          <w:numId w:val="1077"/>
+          <w:numId w:val="1078"/>
         </w:numPr>
       </w:pPr>
       <w:r>
@@ -10738,7 +10828,7 @@
       <w:pPr>
         <w:numPr>
           <w:ilvl w:val="1"/>
-          <w:numId w:val="1078"/>
+          <w:numId w:val="1079"/>
         </w:numPr>
       </w:pPr>
       <w:r>
@@ -10749,7 +10839,7 @@
       <w:pPr>
         <w:numPr>
           <w:ilvl w:val="1"/>
-          <w:numId w:val="1078"/>
+          <w:numId w:val="1079"/>
         </w:numPr>
       </w:pPr>
       <w:r>
@@ -10760,7 +10850,7 @@
       <w:pPr>
         <w:numPr>
           <w:ilvl w:val="1"/>
-          <w:numId w:val="1078"/>
+          <w:numId w:val="1079"/>
         </w:numPr>
       </w:pPr>
       <w:r>
@@ -10771,7 +10861,7 @@
       <w:pPr>
         <w:numPr>
           <w:ilvl w:val="1"/>
-          <w:numId w:val="1078"/>
+          <w:numId w:val="1079"/>
         </w:numPr>
       </w:pPr>
       <w:r>
@@ -10818,7 +10908,7 @@
       <w:pPr>
         <w:numPr>
           <w:ilvl w:val="0"/>
-          <w:numId w:val="1079"/>
+          <w:numId w:val="1080"/>
         </w:numPr>
       </w:pPr>
       <w:r>
@@ -10829,7 +10919,7 @@
       <w:pPr>
         <w:numPr>
           <w:ilvl w:val="0"/>
-          <w:numId w:val="1079"/>
+          <w:numId w:val="1080"/>
         </w:numPr>
       </w:pPr>
       <w:r>
@@ -10840,7 +10930,7 @@
       <w:pPr>
         <w:numPr>
           <w:ilvl w:val="0"/>
-          <w:numId w:val="1079"/>
+          <w:numId w:val="1080"/>
         </w:numPr>
       </w:pPr>
       <w:r>
@@ -10851,7 +10941,7 @@
       <w:pPr>
         <w:numPr>
           <w:ilvl w:val="0"/>
-          <w:numId w:val="1079"/>
+          <w:numId w:val="1080"/>
         </w:numPr>
       </w:pPr>
       <w:r>
@@ -10862,7 +10952,7 @@
       <w:pPr>
         <w:numPr>
           <w:ilvl w:val="0"/>
-          <w:numId w:val="1079"/>
+          <w:numId w:val="1080"/>
         </w:numPr>
       </w:pPr>
       <w:r>
@@ -10900,7 +10990,7 @@
       <w:pPr>
         <w:numPr>
           <w:ilvl w:val="0"/>
-          <w:numId w:val="1080"/>
+          <w:numId w:val="1081"/>
         </w:numPr>
       </w:pPr>
       <w:r>
@@ -10911,7 +11001,7 @@
       <w:pPr>
         <w:numPr>
           <w:ilvl w:val="0"/>
-          <w:numId w:val="1080"/>
+          <w:numId w:val="1081"/>
         </w:numPr>
       </w:pPr>
       <w:r>
@@ -10922,7 +11012,7 @@
       <w:pPr>
         <w:numPr>
           <w:ilvl w:val="0"/>
-          <w:numId w:val="1080"/>
+          <w:numId w:val="1081"/>
         </w:numPr>
       </w:pPr>
       <w:r>
@@ -10943,7 +11033,7 @@
       <w:pPr>
         <w:numPr>
           <w:ilvl w:val="0"/>
-          <w:numId w:val="1081"/>
+          <w:numId w:val="1082"/>
         </w:numPr>
       </w:pPr>
       <w:r>
@@ -10954,7 +11044,7 @@
       <w:pPr>
         <w:numPr>
           <w:ilvl w:val="0"/>
-          <w:numId w:val="1081"/>
+          <w:numId w:val="1082"/>
         </w:numPr>
       </w:pPr>
       <w:r>
@@ -10993,7 +11083,7 @@
       <w:pPr>
         <w:numPr>
           <w:ilvl w:val="0"/>
-          <w:numId w:val="1082"/>
+          <w:numId w:val="1083"/>
         </w:numPr>
       </w:pPr>
       <w:r>
@@ -11004,7 +11094,7 @@
       <w:pPr>
         <w:numPr>
           <w:ilvl w:val="0"/>
-          <w:numId w:val="1082"/>
+          <w:numId w:val="1083"/>
         </w:numPr>
       </w:pPr>
       <w:r>
@@ -11015,7 +11105,7 @@
       <w:pPr>
         <w:numPr>
           <w:ilvl w:val="0"/>
-          <w:numId w:val="1082"/>
+          <w:numId w:val="1083"/>
         </w:numPr>
       </w:pPr>
       <w:r>
@@ -11026,7 +11116,7 @@
       <w:pPr>
         <w:numPr>
           <w:ilvl w:val="0"/>
-          <w:numId w:val="1082"/>
+          <w:numId w:val="1083"/>
         </w:numPr>
       </w:pPr>
       <w:r>
@@ -11037,7 +11127,7 @@
       <w:pPr>
         <w:numPr>
           <w:ilvl w:val="0"/>
-          <w:numId w:val="1082"/>
+          <w:numId w:val="1083"/>
         </w:numPr>
       </w:pPr>
       <w:r>
@@ -11048,7 +11138,7 @@
       <w:pPr>
         <w:numPr>
           <w:ilvl w:val="0"/>
-          <w:numId w:val="1082"/>
+          <w:numId w:val="1083"/>
         </w:numPr>
       </w:pPr>
       <w:r>
@@ -11307,7 +11397,7 @@
       <w:pPr>
         <w:numPr>
           <w:ilvl w:val="0"/>
-          <w:numId w:val="1083"/>
+          <w:numId w:val="1084"/>
         </w:numPr>
       </w:pPr>
       <w:r>
@@ -11318,7 +11408,7 @@
       <w:pPr>
         <w:numPr>
           <w:ilvl w:val="0"/>
-          <w:numId w:val="1083"/>
+          <w:numId w:val="1084"/>
         </w:numPr>
       </w:pPr>
       <w:r>
@@ -11692,7 +11782,7 @@
       <w:pPr>
         <w:numPr>
           <w:ilvl w:val="0"/>
-          <w:numId w:val="1084"/>
+          <w:numId w:val="1085"/>
         </w:numPr>
       </w:pPr>
       <w:r>
@@ -11713,7 +11803,7 @@
       <w:pPr>
         <w:numPr>
           <w:ilvl w:val="0"/>
-          <w:numId w:val="1084"/>
+          <w:numId w:val="1085"/>
         </w:numPr>
       </w:pPr>
       <w:hyperlink r:id="rId247">
@@ -11781,6 +11871,277 @@
       </w:r>
     </w:p>
     <w:bookmarkEnd w:id="249"/>
+    <w:bookmarkStart w:id="252" w:name="X7704236ba72ed8cc2b9a9e238d27c640b9b6528"/>
+    <w:p>
+      <w:pPr>
+        <w:pStyle w:val="Heading1"/>
+      </w:pPr>
+      <w:r>
+        <w:t xml:space="preserve">Revision History</w:t>
+      </w:r>
+    </w:p>
+    <w:tbl>
+      <w:tblPr>
+        <w:tblStyle w:val="Table"/>
+        <w:tblW w:type="pct" w:w="5000"/>
+        <w:tblLook w:firstRow="1" w:lastRow="0" w:firstColumn="0" w:lastColumn="0" w:noHBand="0" w:noVBand="0" w:val="0020"/>
+        <w:jc w:val="start"/>
+      </w:tblPr>
+      <w:tblGrid>
+        <w:gridCol w:w="950"/>
+        <w:gridCol w:w="1425"/>
+        <w:gridCol w:w="950"/>
+        <w:gridCol w:w="950"/>
+        <w:gridCol w:w="3643"/>
+      </w:tblGrid>
+      <w:tr>
+        <w:trPr>
+          <w:tblHeader w:val="true"/>
+        </w:trPr>
+        <w:tc>
+          <w:tcPr/>
+          <w:p>
+            <w:pPr>
+              <w:pStyle w:val="Compact"/>
+              <w:jc w:val="left"/>
+            </w:pPr>
+            <w:r>
+              <w:t xml:space="preserve">Date</w:t>
+            </w:r>
+          </w:p>
+        </w:tc>
+        <w:tc>
+          <w:tcPr/>
+          <w:p>
+            <w:pPr>
+              <w:pStyle w:val="Compact"/>
+              <w:jc w:val="left"/>
+            </w:pPr>
+            <w:r>
+              <w:t xml:space="preserve">Release</w:t>
+            </w:r>
+          </w:p>
+        </w:tc>
+        <w:tc>
+          <w:tcPr/>
+          <w:p>
+            <w:pPr>
+              <w:pStyle w:val="Compact"/>
+              <w:jc w:val="left"/>
+            </w:pPr>
+            <w:r>
+              <w:t xml:space="preserve">Proposed by</w:t>
+            </w:r>
+          </w:p>
+        </w:tc>
+        <w:tc>
+          <w:tcPr/>
+          <w:p>
+            <w:pPr>
+              <w:pStyle w:val="Compact"/>
+              <w:jc w:val="left"/>
+            </w:pPr>
+            <w:r>
+              <w:t xml:space="preserve">Primary clauses modified</w:t>
+            </w:r>
+          </w:p>
+        </w:tc>
+        <w:tc>
+          <w:tcPr/>
+          <w:p>
+            <w:pPr>
+              <w:pStyle w:val="Compact"/>
+              <w:jc w:val="left"/>
+            </w:pPr>
+            <w:r>
+              <w:t xml:space="preserve">Approved by</w:t>
+            </w:r>
+          </w:p>
+        </w:tc>
+      </w:tr>
+      <w:tr>
+        <w:tc>
+          <w:tcPr/>
+          <w:p>
+            <w:pPr>
+              <w:jc w:val="left"/>
+            </w:pPr>
+            <w:r>
+              <w:t xml:space="preserve">June 2024</w:t>
+            </w:r>
+          </w:p>
+        </w:tc>
+        <w:tc>
+          <w:tcPr/>
+          <w:p>
+            <w:pPr>
+              <w:jc w:val="left"/>
+            </w:pPr>
+            <w:r>
+              <w:t xml:space="preserve">1.0.0</w:t>
+            </w:r>
+          </w:p>
+        </w:tc>
+        <w:tc>
+          <w:tcPr/>
+          <w:p>
+            <w:pPr>
+              <w:jc w:val="left"/>
+            </w:pPr>
+            <w:r>
+              <w:t xml:space="preserve">SC-IMT</w:t>
+            </w:r>
+          </w:p>
+        </w:tc>
+        <w:tc>
+          <w:tcPr/>
+          <w:p>
+            <w:pPr>
+              <w:jc w:val="left"/>
+            </w:pPr>
+            <w:r>
+              <w:t xml:space="preserve">Initial approval for publication</w:t>
+            </w:r>
+          </w:p>
+        </w:tc>
+        <w:tc>
+          <w:tcPr/>
+          <w:p>
+            <w:pPr>
+              <w:jc w:val="left"/>
+            </w:pPr>
+            <w:r>
+              <w:t xml:space="preserve">EC-78</w:t>
+            </w:r>
+          </w:p>
+        </w:tc>
+      </w:tr>
+      <w:tr>
+        <w:tc>
+          <w:tcPr/>
+          <w:p>
+            <w:pPr>
+              <w:jc w:val="left"/>
+            </w:pPr>
+            <w:r>
+              <w:t xml:space="preserve">November 2024</w:t>
+            </w:r>
+          </w:p>
+        </w:tc>
+        <w:tc>
+          <w:tcPr/>
+          <w:p>
+            <w:pPr>
+              <w:jc w:val="left"/>
+            </w:pPr>
+            <w:r>
+              <w:t xml:space="preserve">1.1.0</w:t>
+            </w:r>
+          </w:p>
+        </w:tc>
+        <w:tc>
+          <w:tcPr/>
+          <w:p>
+            <w:pPr>
+              <w:jc w:val="left"/>
+            </w:pPr>
+            <w:r>
+              <w:t xml:space="preserve">SC-IMT</w:t>
+            </w:r>
+          </w:p>
+        </w:tc>
+        <w:tc>
+          <w:tcPr/>
+          <w:p>
+            <w:pPr>
+              <w:jc w:val="left"/>
+            </w:pPr>
+            <w:hyperlink r:id="rId250">
+              <w:r>
+                <w:rPr>
+                  <w:rStyle w:val="Hyperlink"/>
+                </w:rPr>
+                <w:t xml:space="preserve">See GitHub</w:t>
+              </w:r>
+            </w:hyperlink>
+          </w:p>
+        </w:tc>
+        <w:tc>
+          <w:tcPr/>
+          <w:p>
+            <w:pPr>
+              <w:jc w:val="left"/>
+            </w:pPr>
+            <w:r>
+              <w:t xml:space="preserve">Fast-track 2024-2</w:t>
+            </w:r>
+          </w:p>
+        </w:tc>
+      </w:tr>
+      <w:tr>
+        <w:tc>
+          <w:tcPr/>
+          <w:p>
+            <w:pPr>
+              <w:jc w:val="left"/>
+            </w:pPr>
+            <w:r>
+              <w:t xml:space="preserve">February 2026</w:t>
+            </w:r>
+          </w:p>
+        </w:tc>
+        <w:tc>
+          <w:tcPr/>
+          <w:p>
+            <w:pPr>
+              <w:jc w:val="left"/>
+            </w:pPr>
+            <w:r>
+              <w:t xml:space="preserve">1.2.0</w:t>
+            </w:r>
+          </w:p>
+        </w:tc>
+        <w:tc>
+          <w:tcPr/>
+          <w:p>
+            <w:pPr>
+              <w:jc w:val="left"/>
+            </w:pPr>
+            <w:r>
+              <w:t xml:space="preserve">SC-IMT</w:t>
+            </w:r>
+          </w:p>
+        </w:tc>
+        <w:tc>
+          <w:tcPr/>
+          <w:p>
+            <w:pPr>
+              <w:jc w:val="left"/>
+            </w:pPr>
+            <w:hyperlink r:id="rId251">
+              <w:r>
+                <w:rPr>
+                  <w:rStyle w:val="Hyperlink"/>
+                </w:rPr>
+                <w:t xml:space="preserve">See GitHub</w:t>
+              </w:r>
+            </w:hyperlink>
+          </w:p>
+        </w:tc>
+        <w:tc>
+          <w:tcPr/>
+          <w:p>
+            <w:pPr>
+              <w:jc w:val="left"/>
+            </w:pPr>
+            <w:r>
+              <w:t xml:space="preserve">Fast-track 2025-2</w:t>
+            </w:r>
+          </w:p>
+        </w:tc>
+      </w:tr>
+    </w:tbl>
+    <w:bookmarkEnd w:id="252"/>
     <w:sectPr/>
   </w:body>
 </w:document>
@@ -11928,11 +12289,30 @@
         <w:t xml:space="preserve"> </w:t>
       </w:r>
       <w:r>
+        <w:t xml:space="preserve">Subscribing to notifications about newly available data ensures that the data consumers do not need to continually to poll the data server to check for updates.</w:t>
+      </w:r>
+    </w:p>
+  </w:footnote>
+  <w:footnote w:id="39">
+    <w:p>
+      <w:pPr>
+        <w:pStyle w:val="FootnoteText"/>
+      </w:pPr>
+      <w:r>
+        <w:rPr>
+          <w:rStyle w:val="FootnoteReference"/>
+        </w:rPr>
+        <w:footnoteRef/>
+      </w:r>
+      <w:r>
+        <w:t xml:space="preserve"> </w:t>
+      </w:r>
+      <w:r>
         <w:t xml:space="preserve">Internet search engines allow data consumers to discover WIS2 datasets by indexing the content in Global Discovery Catalogues.</w:t>
       </w:r>
     </w:p>
   </w:footnote>
-  <w:footnote w:id="41">
+  <w:footnote w:id="42">
     <w:p>
       <w:pPr>
         <w:pStyle w:val="FootnoteText"/>
@@ -11952,7 +12332,7 @@
       <w:r>
         <w:t xml:space="preserve"> </w:t>
       </w:r>
-      <w:hyperlink r:id="rId42">
+      <w:hyperlink r:id="rId43">
         <w:r>
           <w:rPr>
             <w:rStyle w:val="Hyperlink"/>
@@ -11962,7 +12342,7 @@
       </w:hyperlink>
     </w:p>
   </w:footnote>
-  <w:footnote w:id="48">
+  <w:footnote w:id="49">
     <w:p>
       <w:pPr>
         <w:pStyle w:val="FootnoteText"/>
@@ -11982,7 +12362,7 @@
       <w:r>
         <w:t xml:space="preserve"> </w:t>
       </w:r>
-      <w:hyperlink r:id="rId49">
+      <w:hyperlink r:id="rId50">
         <w:r>
           <w:rPr>
             <w:rStyle w:val="Hyperlink"/>
@@ -11995,7 +12375,7 @@
       </w:r>
     </w:p>
   </w:footnote>
-  <w:footnote w:id="50">
+  <w:footnote w:id="51">
     <w:p>
       <w:pPr>
         <w:pStyle w:val="FootnoteText"/>
@@ -12014,7 +12394,7 @@
       </w:r>
     </w:p>
   </w:footnote>
-  <w:footnote w:id="51">
+  <w:footnote w:id="52">
     <w:p>
       <w:pPr>
         <w:pStyle w:val="FootnoteText"/>
@@ -12029,25 +12409,11 @@
         <w:t xml:space="preserve"> </w:t>
       </w:r>
       <w:r>
-        <w:t xml:space="preserve">See OGC API - Records - Part 1: Core:</w:t>
-      </w:r>
-      <w:r>
-        <w:t xml:space="preserve"> </w:t>
-      </w:r>
-      <w:hyperlink r:id="rId52">
-        <w:r>
-          <w:rPr>
-            <w:rStyle w:val="Hyperlink"/>
-          </w:rPr>
-          <w:t xml:space="preserve">https://docs.ogc.org/DRAFTS/20-004.html</w:t>
-        </w:r>
-      </w:hyperlink>
-      <w:r>
-        <w:t xml:space="preserve">.</w:t>
+        <w:t xml:space="preserve">Both data and metadata are published using the same notification message mechanism to announce the availability of new resources.</w:t>
       </w:r>
     </w:p>
   </w:footnote>
-  <w:footnote w:id="53">
+  <w:footnote w:id="54">
     <w:p>
       <w:pPr>
         <w:pStyle w:val="FootnoteText"/>
@@ -12062,31 +12428,12 @@
         <w:t xml:space="preserve"> </w:t>
       </w:r>
       <w:r>
-        <w:t xml:space="preserve">Both data and metadata are published using the same notification message mechanism to announce the availability of new resources.</w:t>
-      </w:r>
-    </w:p>
-  </w:footnote>
-  <w:footnote w:id="55">
-    <w:p>
-      <w:pPr>
-        <w:pStyle w:val="FootnoteText"/>
-      </w:pPr>
-      <w:r>
-        <w:rPr>
-          <w:rStyle w:val="FootnoteReference"/>
-        </w:rPr>
-        <w:footnoteRef/>
-      </w:r>
-      <w:r>
-        <w:t xml:space="preserve"> </w:t>
-      </w:r>
-      <w:r>
         <w:t xml:space="preserve">See Architecture of the World Wide Web, Volume One:</w:t>
       </w:r>
       <w:r>
         <w:t xml:space="preserve"> </w:t>
       </w:r>
-      <w:hyperlink r:id="rId56">
+      <w:hyperlink r:id="rId55">
         <w:r>
           <w:rPr>
             <w:rStyle w:val="Hyperlink"/>
@@ -12099,7 +12446,7 @@
       </w:r>
     </w:p>
   </w:footnote>
-  <w:footnote w:id="57">
+  <w:footnote w:id="56">
     <w:p>
       <w:pPr>
         <w:pStyle w:val="FootnoteText"/>
@@ -12119,7 +12466,7 @@
       <w:r>
         <w:t xml:space="preserve"> </w:t>
       </w:r>
-      <w:hyperlink r:id="rId58">
+      <w:hyperlink r:id="rId57">
         <w:r>
           <w:rPr>
             <w:rStyle w:val="Hyperlink"/>
@@ -12132,7 +12479,7 @@
       </w:r>
     </w:p>
   </w:footnote>
-  <w:footnote w:id="59">
+  <w:footnote w:id="58">
     <w:p>
       <w:pPr>
         <w:pStyle w:val="FootnoteText"/>
@@ -12152,7 +12499,7 @@
       <w:r>
         <w:t xml:space="preserve"> </w:t>
       </w:r>
-      <w:hyperlink r:id="rId58">
+      <w:hyperlink r:id="rId57">
         <w:r>
           <w:rPr>
             <w:rStyle w:val="Hyperlink"/>
@@ -12165,7 +12512,7 @@
       </w:r>
     </w:p>
   </w:footnote>
-  <w:footnote w:id="60">
+  <w:footnote w:id="59">
     <w:p>
       <w:pPr>
         <w:pStyle w:val="FootnoteText"/>
@@ -12184,7 +12531,7 @@
       </w:r>
     </w:p>
   </w:footnote>
-  <w:footnote w:id="63">
+  <w:footnote w:id="62">
     <w:p>
       <w:pPr>
         <w:pStyle w:val="FootnoteText"/>
@@ -12204,7 +12551,7 @@
       <w:r>
         <w:t xml:space="preserve"> </w:t>
       </w:r>
-      <w:hyperlink r:id="rId64">
+      <w:hyperlink r:id="rId63">
         <w:r>
           <w:rPr>
             <w:rStyle w:val="Hyperlink"/>
@@ -12217,7 +12564,7 @@
       </w:r>
     </w:p>
   </w:footnote>
-  <w:footnote w:id="65">
+  <w:footnote w:id="64">
     <w:p>
       <w:pPr>
         <w:pStyle w:val="FootnoteText"/>
@@ -12237,7 +12584,7 @@
       <w:r>
         <w:t xml:space="preserve"> </w:t>
       </w:r>
-      <w:hyperlink r:id="rId66">
+      <w:hyperlink r:id="rId65">
         <w:r>
           <w:rPr>
             <w:rStyle w:val="Hyperlink"/>
@@ -12254,7 +12601,7 @@
       <w:r>
         <w:t xml:space="preserve"> </w:t>
       </w:r>
-      <w:hyperlink r:id="rId67">
+      <w:hyperlink r:id="rId66">
         <w:r>
           <w:rPr>
             <w:rStyle w:val="Hyperlink"/>
@@ -12267,7 +12614,7 @@
       </w:r>
     </w:p>
   </w:footnote>
-  <w:footnote w:id="69">
+  <w:footnote w:id="68">
     <w:p>
       <w:pPr>
         <w:pStyle w:val="FootnoteText"/>
@@ -12287,7 +12634,7 @@
       <w:r>
         <w:t xml:space="preserve"> </w:t>
       </w:r>
-      <w:hyperlink r:id="rId70">
+      <w:hyperlink r:id="rId69">
         <w:r>
           <w:rPr>
             <w:rStyle w:val="Hyperlink"/>
@@ -12300,7 +12647,7 @@
       </w:r>
     </w:p>
   </w:footnote>
-  <w:footnote w:id="71">
+  <w:footnote w:id="70">
     <w:p>
       <w:pPr>
         <w:pStyle w:val="FootnoteText"/>
@@ -12320,7 +12667,7 @@
       <w:r>
         <w:t xml:space="preserve"> </w:t>
       </w:r>
-      <w:hyperlink r:id="rId72">
+      <w:hyperlink r:id="rId71">
         <w:r>
           <w:rPr>
             <w:rStyle w:val="Hyperlink"/>
@@ -12333,7 +12680,7 @@
       </w:r>
     </w:p>
   </w:footnote>
-  <w:footnote w:id="73">
+  <w:footnote w:id="72">
     <w:p>
       <w:pPr>
         <w:pStyle w:val="FootnoteText"/>
@@ -12353,7 +12700,7 @@
       <w:r>
         <w:t xml:space="preserve"> </w:t>
       </w:r>
-      <w:hyperlink r:id="rId74">
+      <w:hyperlink r:id="rId73">
         <w:r>
           <w:rPr>
             <w:rStyle w:val="Hyperlink"/>
@@ -12366,7 +12713,7 @@
       </w:r>
     </w:p>
   </w:footnote>
-  <w:footnote w:id="75">
+  <w:footnote w:id="74">
     <w:p>
       <w:pPr>
         <w:pStyle w:val="FootnoteText"/>
@@ -12386,7 +12733,7 @@
       <w:r>
         <w:t xml:space="preserve"> </w:t>
       </w:r>
-      <w:hyperlink r:id="rId76">
+      <w:hyperlink r:id="rId75">
         <w:r>
           <w:rPr>
             <w:rStyle w:val="Hyperlink"/>
@@ -12399,7 +12746,7 @@
       </w:r>
     </w:p>
   </w:footnote>
-  <w:footnote w:id="77">
+  <w:footnote w:id="76">
     <w:p>
       <w:pPr>
         <w:pStyle w:val="FootnoteText"/>
@@ -12419,7 +12766,7 @@
       <w:r>
         <w:t xml:space="preserve"> </w:t>
       </w:r>
-      <w:hyperlink r:id="rId78">
+      <w:hyperlink r:id="rId77">
         <w:r>
           <w:rPr>
             <w:rStyle w:val="Hyperlink"/>
@@ -12432,7 +12779,7 @@
       </w:r>
     </w:p>
   </w:footnote>
-  <w:footnote w:id="80">
+  <w:footnote w:id="79">
     <w:p>
       <w:pPr>
         <w:pStyle w:val="FootnoteText"/>
@@ -12452,7 +12799,7 @@
       <w:r>
         <w:t xml:space="preserve"> </w:t>
       </w:r>
-      <w:hyperlink r:id="rId81">
+      <w:hyperlink r:id="rId80">
         <w:r>
           <w:rPr>
             <w:rStyle w:val="Hyperlink"/>
@@ -12465,26 +12812,26 @@
       </w:r>
     </w:p>
   </w:footnote>
+  <w:footnote w:id="81">
+    <w:p>
+      <w:pPr>
+        <w:pStyle w:val="FootnoteText"/>
+      </w:pPr>
+      <w:r>
+        <w:rPr>
+          <w:rStyle w:val="FootnoteReference"/>
+        </w:rPr>
+        <w:footnoteRef/>
+      </w:r>
+      <w:r>
+        <w:t xml:space="preserve"> </w:t>
+      </w:r>
+      <w:r>
+        <w:t xml:space="preserve">In the context of WIS2, real time implies anything from a few seconds to a few minutes - not the milliseconds required by some applications.</w:t>
+      </w:r>
+    </w:p>
+  </w:footnote>
   <w:footnote w:id="82">
-    <w:p>
-      <w:pPr>
-        <w:pStyle w:val="FootnoteText"/>
-      </w:pPr>
-      <w:r>
-        <w:rPr>
-          <w:rStyle w:val="FootnoteReference"/>
-        </w:rPr>
-        <w:footnoteRef/>
-      </w:r>
-      <w:r>
-        <w:t xml:space="preserve"> </w:t>
-      </w:r>
-      <w:r>
-        <w:t xml:space="preserve">In the context of WIS2, real time implies anything from a few seconds to a few minutes - not the milliseconds required by some applications.</w:t>
-      </w:r>
-    </w:p>
-  </w:footnote>
-  <w:footnote w:id="83">
     <w:p>
       <w:pPr>
         <w:pStyle w:val="FootnoteText"/>
@@ -12517,7 +12864,7 @@
       </w:r>
     </w:p>
   </w:footnote>
-  <w:footnote w:id="84">
+  <w:footnote w:id="83">
     <w:p>
       <w:pPr>
         <w:pStyle w:val="FootnoteText"/>
@@ -12537,7 +12884,7 @@
       <w:r>
         <w:t xml:space="preserve"> </w:t>
       </w:r>
-      <w:hyperlink r:id="rId42">
+      <w:hyperlink r:id="rId43">
         <w:r>
           <w:rPr>
             <w:rStyle w:val="Hyperlink"/>
@@ -12550,6 +12897,25 @@
       </w:r>
     </w:p>
   </w:footnote>
+  <w:footnote w:id="84">
+    <w:p>
+      <w:pPr>
+        <w:pStyle w:val="FootnoteText"/>
+      </w:pPr>
+      <w:r>
+        <w:rPr>
+          <w:rStyle w:val="FootnoteReference"/>
+        </w:rPr>
+        <w:footnoteRef/>
+      </w:r>
+      <w:r>
+        <w:t xml:space="preserve"> </w:t>
+      </w:r>
+      <w:r>
+        <w:t xml:space="preserve">Experimental topics are necessary for the WIS2 pre-operational phase and future pre-operational data exchange in test mode.</w:t>
+      </w:r>
+    </w:p>
+  </w:footnote>
   <w:footnote w:id="85">
     <w:p>
       <w:pPr>
@@ -12565,11 +12931,11 @@
         <w:t xml:space="preserve"> </w:t>
       </w:r>
       <w:r>
-        <w:t xml:space="preserve">Experimental topics are necessary for the WIS2 pre-operational phase and future pre-operational data exchange in test mode.</w:t>
+        <w:t xml:space="preserve">The Global Discovery Catalogue will reject discovery metadata records containing links to topics outside the official topic hierarchy.</w:t>
       </w:r>
     </w:p>
   </w:footnote>
-  <w:footnote w:id="86">
+  <w:footnote w:id="87">
     <w:p>
       <w:pPr>
         <w:pStyle w:val="FootnoteText"/>
@@ -12584,7 +12950,7 @@
         <w:t xml:space="preserve"> </w:t>
       </w:r>
       <w:r>
-        <w:t xml:space="preserve">The Global Discovery Catalogue will reject discovery metadata records containing links to topics outside the official topic hierarchy.</w:t>
+        <w:t xml:space="preserve">A Global Cache provides short-term hosting of data. Consequently, it is not an appropriate mechanism to provide access to archives of core data, such as Essential Climate Variables. Providers of such archive data must be prepared to serve such data directly from their WIS2 Node.</w:t>
       </w:r>
     </w:p>
   </w:footnote>
@@ -12603,7 +12969,34 @@
         <w:t xml:space="preserve"> </w:t>
       </w:r>
       <w:r>
-        <w:t xml:space="preserve">A Global Cache provides short-term hosting of data. Consequently, it is not an appropriate mechanism to provide access to archives of core data, such as Essential Climate Variables. Providers of such archive data must be prepared to serve such data directly from their WIS2 Node.</w:t>
+        <w:t xml:space="preserve">The default value for the</w:t>
+      </w:r>
+      <w:r>
+        <w:t xml:space="preserve"> </w:t>
+      </w:r>
+      <w:r>
+        <w:rPr>
+          <w:rStyle w:val="VerbatimChar"/>
+        </w:rPr>
+        <w:t xml:space="preserve">cache</w:t>
+      </w:r>
+      <w:r>
+        <w:t xml:space="preserve"> </w:t>
+      </w:r>
+      <w:r>
+        <w:t xml:space="preserve">property is</w:t>
+      </w:r>
+      <w:r>
+        <w:t xml:space="preserve"> </w:t>
+      </w:r>
+      <w:r>
+        <w:rPr>
+          <w:rStyle w:val="VerbatimChar"/>
+        </w:rPr>
+        <w:t xml:space="preserve">true</w:t>
+      </w:r>
+      <w:r>
+        <w:t xml:space="preserve">. Omitting the property will result in the data object being cached.</w:t>
       </w:r>
     </w:p>
   </w:footnote>
@@ -12622,38 +13015,11 @@
         <w:t xml:space="preserve"> </w:t>
       </w:r>
       <w:r>
-        <w:t xml:space="preserve">The default value for the</w:t>
-      </w:r>
-      <w:r>
-        <w:t xml:space="preserve"> </w:t>
-      </w:r>
-      <w:r>
-        <w:rPr>
-          <w:rStyle w:val="VerbatimChar"/>
-        </w:rPr>
-        <w:t xml:space="preserve">cache</w:t>
-      </w:r>
-      <w:r>
-        <w:t xml:space="preserve"> </w:t>
-      </w:r>
-      <w:r>
-        <w:t xml:space="preserve">property is</w:t>
-      </w:r>
-      <w:r>
-        <w:t xml:space="preserve"> </w:t>
-      </w:r>
-      <w:r>
-        <w:rPr>
-          <w:rStyle w:val="VerbatimChar"/>
-        </w:rPr>
-        <w:t xml:space="preserve">true</w:t>
-      </w:r>
-      <w:r>
-        <w:t xml:space="preserve">. Omitting the property will result in the data object being cached.</w:t>
+        <w:t xml:space="preserve">Excessive data volume is not the only reason a Global Cache operator may refuse to cache content. Other reasons include too many small files, unreliable download from a WIS2 Node, and so forth.</w:t>
       </w:r>
     </w:p>
   </w:footnote>
-  <w:footnote w:id="90">
+  <w:footnote w:id="91">
     <w:p>
       <w:pPr>
         <w:pStyle w:val="FootnoteText"/>
@@ -12668,31 +13034,12 @@
         <w:t xml:space="preserve"> </w:t>
       </w:r>
       <w:r>
-        <w:t xml:space="preserve">Excessive data volume is not the only reason a Global Cache operator may refuse to cache content. Other reasons include too many small files, unreliable download from a WIS2 Node, and so forth.</w:t>
-      </w:r>
-    </w:p>
-  </w:footnote>
-  <w:footnote w:id="92">
-    <w:p>
-      <w:pPr>
-        <w:pStyle w:val="FootnoteText"/>
-      </w:pPr>
-      <w:r>
-        <w:rPr>
-          <w:rStyle w:val="FootnoteReference"/>
-        </w:rPr>
-        <w:footnoteRef/>
-      </w:r>
-      <w:r>
-        <w:t xml:space="preserve"> </w:t>
-      </w:r>
-      <w:r>
         <w:t xml:space="preserve">See OpenAPI Security Scheme Object:</w:t>
       </w:r>
       <w:r>
         <w:t xml:space="preserve"> </w:t>
       </w:r>
-      <w:hyperlink r:id="rId93">
+      <w:hyperlink r:id="rId92">
         <w:r>
           <w:rPr>
             <w:rStyle w:val="Hyperlink"/>
@@ -12705,6 +13052,25 @@
       </w:r>
     </w:p>
   </w:footnote>
+  <w:footnote w:id="93">
+    <w:p>
+      <w:pPr>
+        <w:pStyle w:val="FootnoteText"/>
+      </w:pPr>
+      <w:r>
+        <w:rPr>
+          <w:rStyle w:val="FootnoteReference"/>
+        </w:rPr>
+        <w:footnoteRef/>
+      </w:r>
+      <w:r>
+        <w:t xml:space="preserve"> </w:t>
+      </w:r>
+      <w:r>
+        <w:t xml:space="preserve">A specific API key should be used for the publication of data via WIS2 so that data usage can be tracked.</w:t>
+      </w:r>
+    </w:p>
+  </w:footnote>
   <w:footnote w:id="94">
     <w:p>
       <w:pPr>
@@ -12720,7 +13086,20 @@
         <w:t xml:space="preserve"> </w:t>
       </w:r>
       <w:r>
-        <w:t xml:space="preserve">A specific API key should be used for the publication of data via WIS2 so that data usage can be tracked.</w:t>
+        <w:t xml:space="preserve">Given that users are encouraged to download core data from the Global Cache, there will likely be limited access using the API key of the WIS2 account. If the usage quota for the WIS2 account is exceeded (for instance, if further data access is blocked), users should download via the Global Cache as mandated in the</w:t>
+      </w:r>
+      <w:r>
+        <w:t xml:space="preserve"> </w:t>
+      </w:r>
+      <w:r>
+        <w:rPr>
+          <w:iCs/>
+          <w:i/>
+        </w:rPr>
+        <w:t xml:space="preserve">Manual on WIS</w:t>
+      </w:r>
+      <w:r>
+        <w:t xml:space="preserve">, Volume II.</w:t>
       </w:r>
     </w:p>
   </w:footnote>
@@ -12739,44 +13118,12 @@
         <w:t xml:space="preserve"> </w:t>
       </w:r>
       <w:r>
-        <w:t xml:space="preserve">Given that users are encouraged to download core data from the Global Cache, there will likely be limited access using the API key of the WIS2 account. If the usage quota for the WIS2 account is exceeded (for instance, if further data access is blocked), users should download via the Global Cache as mandated in the</w:t>
-      </w:r>
-      <w:r>
-        <w:t xml:space="preserve"> </w:t>
-      </w:r>
-      <w:r>
-        <w:rPr>
-          <w:iCs/>
-          <w:i/>
-        </w:rPr>
-        <w:t xml:space="preserve">Manual on WIS</w:t>
-      </w:r>
-      <w:r>
-        <w:t xml:space="preserve">, Volume II.</w:t>
-      </w:r>
-    </w:p>
-  </w:footnote>
-  <w:footnote w:id="96">
-    <w:p>
-      <w:pPr>
-        <w:pStyle w:val="FootnoteText"/>
-      </w:pPr>
-      <w:r>
-        <w:rPr>
-          <w:rStyle w:val="FootnoteReference"/>
-        </w:rPr>
-        <w:footnoteRef/>
-      </w:r>
-      <w:r>
-        <w:t xml:space="preserve"> </w:t>
-      </w:r>
-      <w:r>
         <w:t xml:space="preserve">See working with presigned URLs on Amazon S3:</w:t>
       </w:r>
       <w:r>
         <w:t xml:space="preserve"> </w:t>
       </w:r>
-      <w:hyperlink r:id="rId97">
+      <w:hyperlink r:id="rId96">
         <w:r>
           <w:rPr>
             <w:rStyle w:val="Hyperlink"/>
@@ -12789,7 +13136,7 @@
       </w:r>
     </w:p>
   </w:footnote>
-  <w:footnote w:id="99">
+  <w:footnote w:id="98">
     <w:p>
       <w:pPr>
         <w:pStyle w:val="FootnoteText"/>
@@ -12808,7 +13155,7 @@
       </w:r>
     </w:p>
   </w:footnote>
-  <w:footnote w:id="118">
+  <w:footnote w:id="117">
     <w:p>
       <w:pPr>
         <w:pStyle w:val="FootnoteText"/>
@@ -12828,7 +13175,7 @@
       <w:r>
         <w:t xml:space="preserve"> </w:t>
       </w:r>
-      <w:hyperlink r:id="rId119">
+      <w:hyperlink r:id="rId118">
         <w:r>
           <w:rPr>
             <w:rStyle w:val="Hyperlink"/>
@@ -12841,7 +13188,7 @@
       </w:r>
     </w:p>
   </w:footnote>
-  <w:footnote w:id="121">
+  <w:footnote w:id="120">
     <w:p>
       <w:pPr>
         <w:pStyle w:val="FootnoteText"/>
@@ -12861,7 +13208,7 @@
       <w:r>
         <w:t xml:space="preserve"> </w:t>
       </w:r>
-      <w:hyperlink r:id="rId122">
+      <w:hyperlink r:id="rId121">
         <w:r>
           <w:rPr>
             <w:rStyle w:val="Hyperlink"/>
@@ -12874,7 +13221,7 @@
       </w:r>
     </w:p>
   </w:footnote>
-  <w:footnote w:id="129">
+  <w:footnote w:id="128">
     <w:p>
       <w:pPr>
         <w:pStyle w:val="FootnoteText"/>
@@ -12894,7 +13241,7 @@
       <w:r>
         <w:t xml:space="preserve"> </w:t>
       </w:r>
-      <w:hyperlink r:id="rId130">
+      <w:hyperlink r:id="rId129">
         <w:r>
           <w:rPr>
             <w:rStyle w:val="Hyperlink"/>
@@ -12907,7 +13254,7 @@
       </w:r>
     </w:p>
   </w:footnote>
-  <w:footnote w:id="131">
+  <w:footnote w:id="130">
     <w:p>
       <w:pPr>
         <w:pStyle w:val="FootnoteText"/>
@@ -12927,7 +13274,7 @@
       <w:r>
         <w:t xml:space="preserve"> </w:t>
       </w:r>
-      <w:hyperlink r:id="rId132">
+      <w:hyperlink r:id="rId131">
         <w:r>
           <w:rPr>
             <w:rStyle w:val="Hyperlink"/>
@@ -12940,7 +13287,7 @@
       </w:r>
     </w:p>
   </w:footnote>
-  <w:footnote w:id="133">
+  <w:footnote w:id="132">
     <w:p>
       <w:pPr>
         <w:pStyle w:val="FootnoteText"/>
@@ -12956,6 +13303,55 @@
       </w:r>
       <w:r>
         <w:t xml:space="preserve">The “.gov” part of the domain name is superfluous for the purposes of WIS2 There is nothing preventing its use, but it does not add any value.</w:t>
+      </w:r>
+    </w:p>
+  </w:footnote>
+  <w:footnote w:id="134">
+    <w:p>
+      <w:pPr>
+        <w:pStyle w:val="FootnoteText"/>
+      </w:pPr>
+      <w:r>
+        <w:rPr>
+          <w:rStyle w:val="FootnoteReference"/>
+        </w:rPr>
+        <w:footnoteRef/>
+      </w:r>
+      <w:r>
+        <w:t xml:space="preserve"> </w:t>
+      </w:r>
+      <w:r>
+        <w:t xml:space="preserve">The default connection credentials for a WIS2 Node Message Broker are username</w:t>
+      </w:r>
+      <w:r>
+        <w:t xml:space="preserve"> </w:t>
+      </w:r>
+      <w:r>
+        <w:rPr>
+          <w:rStyle w:val="VerbatimChar"/>
+        </w:rPr>
+        <w:t xml:space="preserve">everyone</w:t>
+      </w:r>
+      <w:r>
+        <w:t xml:space="preserve"> </w:t>
+      </w:r>
+      <w:r>
+        <w:t xml:space="preserve">and password</w:t>
+      </w:r>
+      <w:r>
+        <w:t xml:space="preserve"> </w:t>
+      </w:r>
+      <w:r>
+        <w:rPr>
+          <w:rStyle w:val="VerbatimChar"/>
+        </w:rPr>
+        <w:t xml:space="preserve">everyone</w:t>
+      </w:r>
+      <w:r>
+        <w:t xml:space="preserve"> </w:t>
+      </w:r>
+      <w:r>
+        <w:t xml:space="preserve">WIS2 Node operators should choose credentials that meet their local policies (for example, password complexity).</w:t>
       </w:r>
     </w:p>
   </w:footnote>
@@ -12974,60 +13370,11 @@
         <w:t xml:space="preserve"> </w:t>
       </w:r>
       <w:r>
-        <w:t xml:space="preserve">The default connection credentials for a WIS2 Node Message Broker are username</w:t>
-      </w:r>
-      <w:r>
-        <w:t xml:space="preserve"> </w:t>
-      </w:r>
-      <w:r>
-        <w:rPr>
-          <w:rStyle w:val="VerbatimChar"/>
-        </w:rPr>
-        <w:t xml:space="preserve">everyone</w:t>
-      </w:r>
-      <w:r>
-        <w:t xml:space="preserve"> </w:t>
-      </w:r>
-      <w:r>
-        <w:t xml:space="preserve">and password</w:t>
-      </w:r>
-      <w:r>
-        <w:t xml:space="preserve"> </w:t>
-      </w:r>
-      <w:r>
-        <w:rPr>
-          <w:rStyle w:val="VerbatimChar"/>
-        </w:rPr>
-        <w:t xml:space="preserve">everyone</w:t>
-      </w:r>
-      <w:r>
-        <w:t xml:space="preserve"> </w:t>
-      </w:r>
-      <w:r>
-        <w:t xml:space="preserve">WIS2 Node operators should choose credentials that meet their local policies (for example, password complexity).</w:t>
+        <w:t xml:space="preserve">In WIS2, IP addresses are used to determine the origin of connections and confer trust to remote systems. It is well documented that IP addresses can be hijacked and that more sophisticated mechanisms, such as Public Key Infrastructure (PKI), are available for reliably determining the origin of connection requests. However, the complexities of implementing such mechanisms create barriers to Member participation in WIS2. For the purposes of WIS2, which involves distributing publicly accessible data and messages, IP addresses are considered to provide an adequate level of trust.</w:t>
       </w:r>
     </w:p>
   </w:footnote>
   <w:footnote w:id="136">
-    <w:p>
-      <w:pPr>
-        <w:pStyle w:val="FootnoteText"/>
-      </w:pPr>
-      <w:r>
-        <w:rPr>
-          <w:rStyle w:val="FootnoteReference"/>
-        </w:rPr>
-        <w:footnoteRef/>
-      </w:r>
-      <w:r>
-        <w:t xml:space="preserve"> </w:t>
-      </w:r>
-      <w:r>
-        <w:t xml:space="preserve">In WIS2, IP addresses are used to determine the origin of connections and confer trust to remote systems. It is well documented that IP addresses can be hijacked and that more sophisticated mechanisms, such as Public Key Infrastructure (PKI), are available for reliably determining the origin of connection requests. However, the complexities of implementing such mechanisms create barriers to Member participation in WIS2. For the purposes of WIS2, which involves distributing publicly accessible data and messages, IP addresses are considered to provide an adequate level of trust.</w:t>
-      </w:r>
-    </w:p>
-  </w:footnote>
-  <w:footnote w:id="137">
     <w:p>
       <w:pPr>
         <w:pStyle w:val="FootnoteText"/>
@@ -13060,7 +13407,7 @@
       </w:r>
     </w:p>
   </w:footnote>
-  <w:footnote w:id="138">
+  <w:footnote w:id="137">
     <w:p>
       <w:pPr>
         <w:pStyle w:val="FootnoteText"/>
@@ -13080,7 +13427,7 @@
       <w:r>
         <w:t xml:space="preserve"> </w:t>
       </w:r>
-      <w:hyperlink r:id="rId93">
+      <w:hyperlink r:id="rId92">
         <w:r>
           <w:rPr>
             <w:rStyle w:val="Hyperlink"/>
@@ -13093,7 +13440,7 @@
       </w:r>
     </w:p>
   </w:footnote>
-  <w:footnote w:id="149">
+  <w:footnote w:id="148">
     <w:p>
       <w:pPr>
         <w:pStyle w:val="FootnoteText"/>
@@ -13113,7 +13460,7 @@
       <w:r>
         <w:t xml:space="preserve"> </w:t>
       </w:r>
-      <w:hyperlink r:id="rId150">
+      <w:hyperlink r:id="rId149">
         <w:r>
           <w:rPr>
             <w:rStyle w:val="Hyperlink"/>
@@ -13126,6 +13473,25 @@
       </w:r>
     </w:p>
   </w:footnote>
+  <w:footnote w:id="150">
+    <w:p>
+      <w:pPr>
+        <w:pStyle w:val="FootnoteText"/>
+      </w:pPr>
+      <w:r>
+        <w:rPr>
+          <w:rStyle w:val="FootnoteReference"/>
+        </w:rPr>
+        <w:footnoteRef/>
+      </w:r>
+      <w:r>
+        <w:t xml:space="preserve"> </w:t>
+      </w:r>
+      <w:r>
+        <w:t xml:space="preserve">OpenMetrics is proposed as a draft standard within the Internet Engineering Task Force (IETF).</w:t>
+      </w:r>
+    </w:p>
+  </w:footnote>
   <w:footnote w:id="151">
     <w:p>
       <w:pPr>
@@ -13141,31 +13507,12 @@
         <w:t xml:space="preserve"> </w:t>
       </w:r>
       <w:r>
-        <w:t xml:space="preserve">OpenMetrics is proposed as a draft standard within the Internet Engineering Task Force (IETF).</w:t>
-      </w:r>
-    </w:p>
-  </w:footnote>
-  <w:footnote w:id="152">
-    <w:p>
-      <w:pPr>
-        <w:pStyle w:val="FootnoteText"/>
-      </w:pPr>
-      <w:r>
-        <w:rPr>
-          <w:rStyle w:val="FootnoteReference"/>
-        </w:rPr>
-        <w:footnoteRef/>
-      </w:r>
-      <w:r>
-        <w:t xml:space="preserve"> </w:t>
-      </w:r>
-      <w:r>
         <w:t xml:space="preserve">See</w:t>
       </w:r>
       <w:r>
         <w:t xml:space="preserve"> </w:t>
       </w:r>
-      <w:hyperlink r:id="rId153">
+      <w:hyperlink r:id="rId152">
         <w:r>
           <w:rPr>
             <w:rStyle w:val="Hyperlink"/>
@@ -13178,7 +13525,7 @@
       </w:r>
     </w:p>
   </w:footnote>
-  <w:footnote w:id="161">
+  <w:footnote w:id="160">
     <w:p>
       <w:pPr>
         <w:pStyle w:val="FootnoteText"/>
@@ -13209,7 +13556,7 @@
       </w:r>
     </w:p>
   </w:footnote>
-  <w:footnote w:id="164">
+  <w:footnote w:id="163">
     <w:p>
       <w:pPr>
         <w:pStyle w:val="FootnoteText"/>
@@ -13229,12 +13576,12 @@
       <w:r>
         <w:t xml:space="preserve"> </w:t>
       </w:r>
-      <w:hyperlink r:id="rId52">
+      <w:hyperlink r:id="rId164">
         <w:r>
           <w:rPr>
             <w:rStyle w:val="Hyperlink"/>
           </w:rPr>
-          <w:t xml:space="preserve">https://docs.ogc.org/DRAFTS/20-004.html</w:t>
+          <w:t xml:space="preserve">https://docs.ogc.org/is/20-004r1/20-004r1.html</w:t>
         </w:r>
       </w:hyperlink>
       <w:r>
@@ -13335,7 +13682,7 @@
       <w:r>
         <w:t xml:space="preserve"> </w:t>
       </w:r>
-      <w:hyperlink r:id="rId93">
+      <w:hyperlink r:id="rId92">
         <w:r>
           <w:rPr>
             <w:rStyle w:val="Hyperlink"/>
@@ -13516,7 +13863,7 @@
       <w:r>
         <w:t xml:space="preserve"> </w:t>
       </w:r>
-      <w:hyperlink r:id="rId150">
+      <w:hyperlink r:id="rId149">
         <w:r>
           <w:rPr>
             <w:rStyle w:val="Hyperlink"/>
@@ -14331,6 +14678,9 @@
     <w:abstractNumId w:val="991"/>
   </w:num>
   <w:num w:numId="1065">
+    <w:abstractNumId w:val="991"/>
+  </w:num>
+  <w:num w:numId="1066">
     <w:abstractNumId w:val="99401"/>
     <w:lvlOverride w:ilvl="0">
       <w:startOverride w:val="1"/>
@@ -14360,41 +14710,11 @@
       <w:startOverride w:val="1"/>
     </w:lvlOverride>
   </w:num>
-  <w:num w:numId="1066">
-    <w:abstractNumId w:val="991"/>
-  </w:num>
   <w:num w:numId="1067">
     <w:abstractNumId w:val="991"/>
   </w:num>
   <w:num w:numId="1068">
-    <w:abstractNumId w:val="99401"/>
-    <w:lvlOverride w:ilvl="0">
-      <w:startOverride w:val="1"/>
-    </w:lvlOverride>
-    <w:lvlOverride w:ilvl="1">
-      <w:startOverride w:val="1"/>
-    </w:lvlOverride>
-    <w:lvlOverride w:ilvl="2">
-      <w:startOverride w:val="1"/>
-    </w:lvlOverride>
-    <w:lvlOverride w:ilvl="3">
-      <w:startOverride w:val="1"/>
-    </w:lvlOverride>
-    <w:lvlOverride w:ilvl="4">
-      <w:startOverride w:val="1"/>
-    </w:lvlOverride>
-    <w:lvlOverride w:ilvl="5">
-      <w:startOverride w:val="1"/>
-    </w:lvlOverride>
-    <w:lvlOverride w:ilvl="6">
-      <w:startOverride w:val="1"/>
-    </w:lvlOverride>
-    <w:lvlOverride w:ilvl="7">
-      <w:startOverride w:val="1"/>
-    </w:lvlOverride>
-    <w:lvlOverride w:ilvl="8">
-      <w:startOverride w:val="1"/>
-    </w:lvlOverride>
+    <w:abstractNumId w:val="991"/>
   </w:num>
   <w:num w:numId="1069">
     <w:abstractNumId w:val="99401"/>
@@ -14427,7 +14747,34 @@
     </w:lvlOverride>
   </w:num>
   <w:num w:numId="1070">
-    <w:abstractNumId w:val="991"/>
+    <w:abstractNumId w:val="99401"/>
+    <w:lvlOverride w:ilvl="0">
+      <w:startOverride w:val="1"/>
+    </w:lvlOverride>
+    <w:lvlOverride w:ilvl="1">
+      <w:startOverride w:val="1"/>
+    </w:lvlOverride>
+    <w:lvlOverride w:ilvl="2">
+      <w:startOverride w:val="1"/>
+    </w:lvlOverride>
+    <w:lvlOverride w:ilvl="3">
+      <w:startOverride w:val="1"/>
+    </w:lvlOverride>
+    <w:lvlOverride w:ilvl="4">
+      <w:startOverride w:val="1"/>
+    </w:lvlOverride>
+    <w:lvlOverride w:ilvl="5">
+      <w:startOverride w:val="1"/>
+    </w:lvlOverride>
+    <w:lvlOverride w:ilvl="6">
+      <w:startOverride w:val="1"/>
+    </w:lvlOverride>
+    <w:lvlOverride w:ilvl="7">
+      <w:startOverride w:val="1"/>
+    </w:lvlOverride>
+    <w:lvlOverride w:ilvl="8">
+      <w:startOverride w:val="1"/>
+    </w:lvlOverride>
   </w:num>
   <w:num w:numId="1071">
     <w:abstractNumId w:val="991"/>
@@ -14466,6 +14813,9 @@
     <w:abstractNumId w:val="991"/>
   </w:num>
   <w:num w:numId="1083">
+    <w:abstractNumId w:val="991"/>
+  </w:num>
+  <w:num w:numId="1084">
     <w:abstractNumId w:val="99401"/>
     <w:lvlOverride w:ilvl="0">
       <w:startOverride w:val="1"/>
@@ -14495,7 +14845,7 @@
       <w:startOverride w:val="1"/>
     </w:lvlOverride>
   </w:num>
-  <w:num w:numId="1084">
+  <w:num w:numId="1085">
     <w:abstractNumId w:val="991"/>
   </w:num>
 </w:numbering>

--- a/guide/wis2-guide-APPROVED.docx
+++ b/guide/wis2-guide-APPROVED.docx
@@ -105,7 +105,7 @@
         <w:pStyle w:val="Date"/>
       </w:pPr>
       <w:r>
-        <w:t xml:space="preserve">2026-02-09</w:t>
+        <w:t xml:space="preserve">2026-03-13</w:t>
       </w:r>
     </w:p>
     <w:p>
@@ -186,6 +186,30 @@
             <w:r>
               <w:t xml:space="preserve">Document status: APPROVED</w:t>
             </w:r>
+          </w:p>
+        </w:tc>
+      </w:tr>
+      <w:tr>
+        <w:tc>
+          <w:tcPr/>
+          <w:p>
+            <w:pPr>
+              <w:jc w:val="left"/>
+            </w:pPr>
+            <w:r>
+              <w:t xml:space="preserve">Revision history: see</w:t>
+            </w:r>
+            <w:r>
+              <w:t xml:space="preserve"> </w:t>
+            </w:r>
+            <w:hyperlink w:anchor="X7704236ba72ed8cc2b9a9e238d27c640b9b6528">
+              <w:r>
+                <w:rPr>
+                  <w:rStyle w:val="Hyperlink"/>
+                </w:rPr>
+                <w:t xml:space="preserve">Annex A</w:t>
+              </w:r>
+            </w:hyperlink>
           </w:p>
         </w:tc>
       </w:tr>

--- a/guide/wis2-guide-APPROVED.docx
+++ b/guide/wis2-guide-APPROVED.docx
@@ -105,7 +105,7 @@
         <w:pStyle w:val="Date"/>
       </w:pPr>
       <w:r>
-        <w:t xml:space="preserve">2026-03-13</w:t>
+        <w:t xml:space="preserve">2026-06-17</w:t>
       </w:r>
     </w:p>
     <w:p>
@@ -1399,6 +1399,79 @@
         <w:pStyle w:val="BodyText"/>
       </w:pPr>
       <w:r>
+        <w:t xml:space="preserve">A data consumer should expect to receive multiple notification messages about the same data item. Furthermore, data consumers should not assume that messages arrive in time-sequence order (i.e., newest published message, as indicated by</w:t>
+      </w:r>
+      <w:r>
+        <w:t xml:space="preserve"> </w:t>
+      </w:r>
+      <w:r>
+        <w:rPr>
+          <w:rStyle w:val="VerbatimChar"/>
+        </w:rPr>
+        <w:t xml:space="preserve">properties.pubtime</w:t>
+      </w:r>
+      <w:r>
+        <w:t xml:space="preserve">, arriving last). Consequently, for notification messages relating to the same data item (i.e., notification messages with identical</w:t>
+      </w:r>
+      <w:r>
+        <w:t xml:space="preserve"> </w:t>
+      </w:r>
+      <w:r>
+        <w:rPr>
+          <w:rStyle w:val="VerbatimChar"/>
+        </w:rPr>
+        <w:t xml:space="preserve">properties.data_id</w:t>
+      </w:r>
+      <w:r>
+        <w:t xml:space="preserve">), they should:</w:t>
+      </w:r>
+    </w:p>
+    <w:p>
+      <w:pPr>
+        <w:numPr>
+          <w:ilvl w:val="0"/>
+          <w:numId w:val="1007"/>
+        </w:numPr>
+      </w:pPr>
+      <w:r>
+        <w:t xml:space="preserve">Prioritise the message with the latest publication time.</w:t>
+      </w:r>
+    </w:p>
+    <w:p>
+      <w:pPr>
+        <w:numPr>
+          <w:ilvl w:val="0"/>
+          <w:numId w:val="1007"/>
+        </w:numPr>
+      </w:pPr>
+      <w:r>
+        <w:t xml:space="preserve">Discard any notification messages earlier publication time that have not yet been processed or may be received in the future.</w:t>
+      </w:r>
+    </w:p>
+    <w:p>
+      <w:pPr>
+        <w:numPr>
+          <w:ilvl w:val="0"/>
+          <w:numId w:val="1007"/>
+        </w:numPr>
+      </w:pPr>
+      <w:r>
+        <w:t xml:space="preserve">Where a previous notification message with earlier publication time has already been processed, any data or metadata associated with the earlier notification message should be overwritten.</w:t>
+      </w:r>
+    </w:p>
+    <w:p>
+      <w:pPr>
+        <w:pStyle w:val="FirstParagraph"/>
+      </w:pPr>
+      <w:r>
+        <w:t xml:space="preserve">This means that a data consumer should keep track of notification messages that have been processed so that newly arrived notification messages can be compared with earlier messages identify which notification message relates to the latest version of the data or metadata. Given that messages propagate rapidly through WIS2, a record of previous messages need not exceed a 60-minute duration.</w:t>
+      </w:r>
+    </w:p>
+    <w:p>
+      <w:pPr>
+        <w:pStyle w:val="BodyText"/>
+      </w:pPr>
+      <w:r>
         <w:t xml:space="preserve">Where data are provided through an interactive web service, a canonical link containing a URL from which data consumers can directly download a data object may be complemented with an additional link providing the URL for the root of the web service from which data consumers can interact with or query the entire dataset.</w:t>
       </w:r>
     </w:p>
@@ -1432,7 +1505,7 @@
       <w:pPr>
         <w:numPr>
           <w:ilvl w:val="0"/>
-          <w:numId w:val="1007"/>
+          <w:numId w:val="1008"/>
         </w:numPr>
       </w:pPr>
       <w:r>
@@ -1443,7 +1516,7 @@
       <w:pPr>
         <w:numPr>
           <w:ilvl w:val="0"/>
-          <w:numId w:val="1007"/>
+          <w:numId w:val="1008"/>
         </w:numPr>
       </w:pPr>
       <w:r>
@@ -1499,7 +1572,7 @@
       <w:pPr>
         <w:numPr>
           <w:ilvl w:val="0"/>
-          <w:numId w:val="1008"/>
+          <w:numId w:val="1009"/>
         </w:numPr>
       </w:pPr>
       <w:r>
@@ -1510,7 +1583,7 @@
       <w:pPr>
         <w:numPr>
           <w:ilvl w:val="0"/>
-          <w:numId w:val="1008"/>
+          <w:numId w:val="1009"/>
         </w:numPr>
       </w:pPr>
       <w:r>
@@ -1539,7 +1612,7 @@
       <w:pPr>
         <w:numPr>
           <w:ilvl w:val="0"/>
-          <w:numId w:val="1009"/>
+          <w:numId w:val="1010"/>
         </w:numPr>
       </w:pPr>
       <w:hyperlink w:anchor="Xfeb33fdf76b5a49060663e933d4caf2d52676bd">
@@ -1555,7 +1628,7 @@
       <w:pPr>
         <w:numPr>
           <w:ilvl w:val="0"/>
-          <w:numId w:val="1009"/>
+          <w:numId w:val="1010"/>
         </w:numPr>
       </w:pPr>
       <w:hyperlink w:anchor="X28f5541877c33125cf202024e3ac20634883b4b">
@@ -1571,7 +1644,7 @@
       <w:pPr>
         <w:numPr>
           <w:ilvl w:val="0"/>
-          <w:numId w:val="1009"/>
+          <w:numId w:val="1010"/>
         </w:numPr>
       </w:pPr>
       <w:hyperlink w:anchor="X2aab2acdf50eeb2b0e5317fdf565808e30de610">
@@ -1587,7 +1660,7 @@
       <w:pPr>
         <w:numPr>
           <w:ilvl w:val="0"/>
-          <w:numId w:val="1009"/>
+          <w:numId w:val="1010"/>
         </w:numPr>
       </w:pPr>
       <w:hyperlink w:anchor="X437cf0d280dd2c8ea8a0f1dcec8faa61a3122e7">
@@ -1624,7 +1697,7 @@
       <w:pPr>
         <w:numPr>
           <w:ilvl w:val="0"/>
-          <w:numId w:val="1010"/>
+          <w:numId w:val="1011"/>
         </w:numPr>
       </w:pPr>
       <w:r>
@@ -1635,7 +1708,7 @@
       <w:pPr>
         <w:numPr>
           <w:ilvl w:val="0"/>
-          <w:numId w:val="1010"/>
+          <w:numId w:val="1011"/>
         </w:numPr>
       </w:pPr>
       <w:r>
@@ -1646,7 +1719,7 @@
       <w:pPr>
         <w:numPr>
           <w:ilvl w:val="0"/>
-          <w:numId w:val="1010"/>
+          <w:numId w:val="1011"/>
         </w:numPr>
       </w:pPr>
       <w:r>
@@ -1864,7 +1937,7 @@
       <w:pPr>
         <w:numPr>
           <w:ilvl w:val="0"/>
-          <w:numId w:val="1011"/>
+          <w:numId w:val="1012"/>
         </w:numPr>
       </w:pPr>
       <w:r>
@@ -1875,7 +1948,7 @@
       <w:pPr>
         <w:numPr>
           <w:ilvl w:val="0"/>
-          <w:numId w:val="1011"/>
+          <w:numId w:val="1012"/>
         </w:numPr>
       </w:pPr>
       <w:r>
@@ -2165,7 +2238,7 @@
       <w:pPr>
         <w:numPr>
           <w:ilvl w:val="0"/>
-          <w:numId w:val="1012"/>
+          <w:numId w:val="1013"/>
         </w:numPr>
       </w:pPr>
       <w:r>
@@ -2176,7 +2249,7 @@
       <w:pPr>
         <w:numPr>
           <w:ilvl w:val="0"/>
-          <w:numId w:val="1012"/>
+          <w:numId w:val="1013"/>
         </w:numPr>
       </w:pPr>
       <w:r>
@@ -2242,7 +2315,7 @@
       <w:pPr>
         <w:numPr>
           <w:ilvl w:val="0"/>
-          <w:numId w:val="1013"/>
+          <w:numId w:val="1014"/>
         </w:numPr>
       </w:pPr>
       <w:r>
@@ -2253,7 +2326,7 @@
       <w:pPr>
         <w:numPr>
           <w:ilvl w:val="0"/>
-          <w:numId w:val="1013"/>
+          <w:numId w:val="1014"/>
         </w:numPr>
       </w:pPr>
       <w:r>
@@ -2264,7 +2337,7 @@
       <w:pPr>
         <w:numPr>
           <w:ilvl w:val="0"/>
-          <w:numId w:val="1013"/>
+          <w:numId w:val="1014"/>
         </w:numPr>
       </w:pPr>
       <w:r>
@@ -2291,7 +2364,7 @@
       <w:pPr>
         <w:numPr>
           <w:ilvl w:val="0"/>
-          <w:numId w:val="1014"/>
+          <w:numId w:val="1015"/>
         </w:numPr>
       </w:pPr>
       <w:r>
@@ -2302,7 +2375,7 @@
       <w:pPr>
         <w:numPr>
           <w:ilvl w:val="0"/>
-          <w:numId w:val="1014"/>
+          <w:numId w:val="1015"/>
         </w:numPr>
       </w:pPr>
       <w:r>
@@ -2325,7 +2398,7 @@
       <w:pPr>
         <w:numPr>
           <w:ilvl w:val="0"/>
-          <w:numId w:val="1014"/>
+          <w:numId w:val="1015"/>
         </w:numPr>
       </w:pPr>
       <w:r>
@@ -2788,7 +2861,7 @@
       <w:pPr>
         <w:numPr>
           <w:ilvl w:val="0"/>
-          <w:numId w:val="1015"/>
+          <w:numId w:val="1016"/>
         </w:numPr>
       </w:pPr>
       <w:r>
@@ -2799,7 +2872,7 @@
       <w:pPr>
         <w:numPr>
           <w:ilvl w:val="0"/>
-          <w:numId w:val="1015"/>
+          <w:numId w:val="1016"/>
         </w:numPr>
       </w:pPr>
       <w:r>
@@ -3153,7 +3226,7 @@
       <w:pPr>
         <w:numPr>
           <w:ilvl w:val="0"/>
-          <w:numId w:val="1016"/>
+          <w:numId w:val="1017"/>
         </w:numPr>
       </w:pPr>
       <w:hyperlink w:anchor="Xfeb33fdf76b5a49060663e933d4caf2d52676bd">
@@ -3169,7 +3242,7 @@
       <w:pPr>
         <w:numPr>
           <w:ilvl w:val="0"/>
-          <w:numId w:val="1016"/>
+          <w:numId w:val="1017"/>
         </w:numPr>
       </w:pPr>
       <w:hyperlink w:anchor="X28f5541877c33125cf202024e3ac20634883b4b">
@@ -3185,7 +3258,7 @@
       <w:pPr>
         <w:numPr>
           <w:ilvl w:val="0"/>
-          <w:numId w:val="1016"/>
+          <w:numId w:val="1017"/>
         </w:numPr>
       </w:pPr>
       <w:hyperlink w:anchor="X2aab2acdf50eeb2b0e5317fdf565808e30de610">
@@ -3201,7 +3274,7 @@
       <w:pPr>
         <w:numPr>
           <w:ilvl w:val="0"/>
-          <w:numId w:val="1016"/>
+          <w:numId w:val="1017"/>
         </w:numPr>
       </w:pPr>
       <w:hyperlink w:anchor="X437cf0d280dd2c8ea8a0f1dcec8faa61a3122e7">
@@ -3217,7 +3290,7 @@
       <w:pPr>
         <w:numPr>
           <w:ilvl w:val="0"/>
-          <w:numId w:val="1016"/>
+          <w:numId w:val="1017"/>
         </w:numPr>
       </w:pPr>
       <w:hyperlink w:anchor="X3ae7ce42c49b488ea5ce867cd5204228fbe6cae">
@@ -3241,7 +3314,7 @@
       <w:pPr>
         <w:numPr>
           <w:ilvl w:val="0"/>
-          <w:numId w:val="1017"/>
+          <w:numId w:val="1018"/>
         </w:numPr>
       </w:pPr>
       <w:hyperlink w:anchor="X389c54ef161459295e2409da7e6e7a438d97537">
@@ -3257,7 +3330,7 @@
       <w:pPr>
         <w:numPr>
           <w:ilvl w:val="0"/>
-          <w:numId w:val="1017"/>
+          <w:numId w:val="1018"/>
         </w:numPr>
       </w:pPr>
       <w:hyperlink w:anchor="Xf0816da4cf7fb19671f2d7fe0d061de4ae60249">
@@ -3273,7 +3346,7 @@
       <w:pPr>
         <w:numPr>
           <w:ilvl w:val="0"/>
-          <w:numId w:val="1017"/>
+          <w:numId w:val="1018"/>
         </w:numPr>
       </w:pPr>
       <w:hyperlink w:anchor="X3b22a87a2b2970364529e1b1e33cb197e766c93">
@@ -3372,7 +3445,7 @@
       <w:pPr>
         <w:numPr>
           <w:ilvl w:val="0"/>
-          <w:numId w:val="1018"/>
+          <w:numId w:val="1019"/>
         </w:numPr>
       </w:pPr>
       <w:r>
@@ -3383,7 +3456,7 @@
       <w:pPr>
         <w:numPr>
           <w:ilvl w:val="0"/>
-          <w:numId w:val="1018"/>
+          <w:numId w:val="1019"/>
         </w:numPr>
       </w:pPr>
       <w:r>
@@ -3394,7 +3467,7 @@
       <w:pPr>
         <w:numPr>
           <w:ilvl w:val="0"/>
-          <w:numId w:val="1018"/>
+          <w:numId w:val="1019"/>
         </w:numPr>
       </w:pPr>
       <w:r>
@@ -3404,7 +3477,7 @@
     <w:bookmarkEnd w:id="101"/>
     <w:bookmarkEnd w:id="102"/>
     <w:bookmarkEnd w:id="103"/>
-    <w:bookmarkStart w:id="207" w:name="X091eefe62f3e875434678e1907ab2349ff25d3c"/>
+    <w:bookmarkStart w:id="206" w:name="X091eefe62f3e875434678e1907ab2349ff25d3c"/>
     <w:p>
       <w:pPr>
         <w:pStyle w:val="Heading1"/>
@@ -3505,7 +3578,7 @@
       <w:pPr>
         <w:numPr>
           <w:ilvl w:val="0"/>
-          <w:numId w:val="1019"/>
+          <w:numId w:val="1020"/>
         </w:numPr>
       </w:pPr>
       <w:r>
@@ -3516,7 +3589,7 @@
       <w:pPr>
         <w:numPr>
           <w:ilvl w:val="0"/>
-          <w:numId w:val="1019"/>
+          <w:numId w:val="1020"/>
         </w:numPr>
       </w:pPr>
       <w:r>
@@ -3527,7 +3600,7 @@
       <w:pPr>
         <w:numPr>
           <w:ilvl w:val="0"/>
-          <w:numId w:val="1019"/>
+          <w:numId w:val="1020"/>
         </w:numPr>
       </w:pPr>
       <w:r>
@@ -3538,7 +3611,7 @@
       <w:pPr>
         <w:numPr>
           <w:ilvl w:val="0"/>
-          <w:numId w:val="1019"/>
+          <w:numId w:val="1020"/>
         </w:numPr>
       </w:pPr>
       <w:r>
@@ -3566,7 +3639,7 @@
       <w:pPr>
         <w:numPr>
           <w:ilvl w:val="0"/>
-          <w:numId w:val="1020"/>
+          <w:numId w:val="1021"/>
         </w:numPr>
       </w:pPr>
       <w:r>
@@ -3577,7 +3650,7 @@
       <w:pPr>
         <w:numPr>
           <w:ilvl w:val="0"/>
-          <w:numId w:val="1020"/>
+          <w:numId w:val="1021"/>
         </w:numPr>
       </w:pPr>
       <w:r>
@@ -3588,7 +3661,7 @@
       <w:pPr>
         <w:numPr>
           <w:ilvl w:val="0"/>
-          <w:numId w:val="1020"/>
+          <w:numId w:val="1021"/>
         </w:numPr>
       </w:pPr>
       <w:r>
@@ -3599,7 +3672,7 @@
       <w:pPr>
         <w:numPr>
           <w:ilvl w:val="0"/>
-          <w:numId w:val="1020"/>
+          <w:numId w:val="1021"/>
         </w:numPr>
       </w:pPr>
       <w:r>
@@ -3610,7 +3683,7 @@
       <w:pPr>
         <w:numPr>
           <w:ilvl w:val="1"/>
-          <w:numId w:val="1021"/>
+          <w:numId w:val="1022"/>
         </w:numPr>
       </w:pPr>
       <w:r>
@@ -3621,7 +3694,7 @@
       <w:pPr>
         <w:numPr>
           <w:ilvl w:val="1"/>
-          <w:numId w:val="1021"/>
+          <w:numId w:val="1022"/>
         </w:numPr>
       </w:pPr>
       <w:r>
@@ -3632,7 +3705,7 @@
       <w:pPr>
         <w:numPr>
           <w:ilvl w:val="1"/>
-          <w:numId w:val="1021"/>
+          <w:numId w:val="1022"/>
         </w:numPr>
       </w:pPr>
       <w:r>
@@ -3653,7 +3726,7 @@
       <w:pPr>
         <w:numPr>
           <w:ilvl w:val="0"/>
-          <w:numId w:val="1022"/>
+          <w:numId w:val="1023"/>
         </w:numPr>
       </w:pPr>
       <w:r>
@@ -3664,7 +3737,7 @@
       <w:pPr>
         <w:numPr>
           <w:ilvl w:val="0"/>
-          <w:numId w:val="1022"/>
+          <w:numId w:val="1023"/>
         </w:numPr>
       </w:pPr>
       <w:r>
@@ -3685,7 +3758,7 @@
       <w:pPr>
         <w:numPr>
           <w:ilvl w:val="0"/>
-          <w:numId w:val="1023"/>
+          <w:numId w:val="1024"/>
         </w:numPr>
       </w:pPr>
       <w:r>
@@ -3696,7 +3769,7 @@
       <w:pPr>
         <w:numPr>
           <w:ilvl w:val="1"/>
-          <w:numId w:val="1024"/>
+          <w:numId w:val="1025"/>
         </w:numPr>
       </w:pPr>
       <w:r>
@@ -3707,7 +3780,7 @@
       <w:pPr>
         <w:numPr>
           <w:ilvl w:val="1"/>
-          <w:numId w:val="1024"/>
+          <w:numId w:val="1025"/>
         </w:numPr>
       </w:pPr>
       <w:r>
@@ -3718,7 +3791,7 @@
       <w:pPr>
         <w:numPr>
           <w:ilvl w:val="1"/>
-          <w:numId w:val="1024"/>
+          <w:numId w:val="1025"/>
         </w:numPr>
       </w:pPr>
       <w:r>
@@ -3729,7 +3802,7 @@
       <w:pPr>
         <w:numPr>
           <w:ilvl w:val="1"/>
-          <w:numId w:val="1024"/>
+          <w:numId w:val="1025"/>
         </w:numPr>
       </w:pPr>
       <w:r>
@@ -3750,7 +3823,7 @@
       <w:pPr>
         <w:numPr>
           <w:ilvl w:val="0"/>
-          <w:numId w:val="1025"/>
+          <w:numId w:val="1026"/>
         </w:numPr>
       </w:pPr>
       <w:r>
@@ -3761,7 +3834,7 @@
       <w:pPr>
         <w:numPr>
           <w:ilvl w:val="0"/>
-          <w:numId w:val="1025"/>
+          <w:numId w:val="1026"/>
         </w:numPr>
       </w:pPr>
       <w:r>
@@ -3772,7 +3845,7 @@
       <w:pPr>
         <w:numPr>
           <w:ilvl w:val="0"/>
-          <w:numId w:val="1025"/>
+          <w:numId w:val="1026"/>
         </w:numPr>
       </w:pPr>
       <w:r>
@@ -3783,7 +3856,7 @@
       <w:pPr>
         <w:numPr>
           <w:ilvl w:val="0"/>
-          <w:numId w:val="1025"/>
+          <w:numId w:val="1026"/>
         </w:numPr>
       </w:pPr>
       <w:r>
@@ -3794,7 +3867,7 @@
       <w:pPr>
         <w:numPr>
           <w:ilvl w:val="0"/>
-          <w:numId w:val="1025"/>
+          <w:numId w:val="1026"/>
         </w:numPr>
       </w:pPr>
       <w:r>
@@ -4032,7 +4105,7 @@
       <w:pPr>
         <w:numPr>
           <w:ilvl w:val="0"/>
-          <w:numId w:val="1026"/>
+          <w:numId w:val="1027"/>
         </w:numPr>
       </w:pPr>
       <w:r>
@@ -4043,7 +4116,7 @@
       <w:pPr>
         <w:numPr>
           <w:ilvl w:val="0"/>
-          <w:numId w:val="1026"/>
+          <w:numId w:val="1027"/>
         </w:numPr>
       </w:pPr>
       <w:r>
@@ -4054,7 +4127,7 @@
       <w:pPr>
         <w:numPr>
           <w:ilvl w:val="0"/>
-          <w:numId w:val="1026"/>
+          <w:numId w:val="1027"/>
         </w:numPr>
       </w:pPr>
       <w:r>
@@ -4065,7 +4138,7 @@
       <w:pPr>
         <w:numPr>
           <w:ilvl w:val="0"/>
-          <w:numId w:val="1026"/>
+          <w:numId w:val="1027"/>
         </w:numPr>
       </w:pPr>
       <w:r>
@@ -4089,7 +4162,7 @@
       <w:pPr>
         <w:numPr>
           <w:ilvl w:val="0"/>
-          <w:numId w:val="1026"/>
+          <w:numId w:val="1027"/>
         </w:numPr>
       </w:pPr>
       <w:r>
@@ -4100,7 +4173,7 @@
       <w:pPr>
         <w:numPr>
           <w:ilvl w:val="0"/>
-          <w:numId w:val="1026"/>
+          <w:numId w:val="1027"/>
         </w:numPr>
       </w:pPr>
       <w:r>
@@ -4121,7 +4194,7 @@
       <w:pPr>
         <w:numPr>
           <w:ilvl w:val="0"/>
-          <w:numId w:val="1027"/>
+          <w:numId w:val="1028"/>
         </w:numPr>
       </w:pPr>
       <w:r>
@@ -4132,7 +4205,7 @@
       <w:pPr>
         <w:numPr>
           <w:ilvl w:val="0"/>
-          <w:numId w:val="1027"/>
+          <w:numId w:val="1028"/>
         </w:numPr>
       </w:pPr>
       <w:r>
@@ -4143,7 +4216,7 @@
       <w:pPr>
         <w:numPr>
           <w:ilvl w:val="0"/>
-          <w:numId w:val="1027"/>
+          <w:numId w:val="1028"/>
         </w:numPr>
       </w:pPr>
       <w:r>
@@ -4154,7 +4227,7 @@
       <w:pPr>
         <w:numPr>
           <w:ilvl w:val="0"/>
-          <w:numId w:val="1027"/>
+          <w:numId w:val="1028"/>
         </w:numPr>
       </w:pPr>
       <w:r>
@@ -4165,7 +4238,7 @@
       <w:pPr>
         <w:numPr>
           <w:ilvl w:val="0"/>
-          <w:numId w:val="1027"/>
+          <w:numId w:val="1028"/>
         </w:numPr>
       </w:pPr>
       <w:r>
@@ -4176,7 +4249,7 @@
       <w:pPr>
         <w:numPr>
           <w:ilvl w:val="0"/>
-          <w:numId w:val="1027"/>
+          <w:numId w:val="1028"/>
         </w:numPr>
       </w:pPr>
       <w:r>
@@ -4187,7 +4260,7 @@
       <w:pPr>
         <w:numPr>
           <w:ilvl w:val="0"/>
-          <w:numId w:val="1027"/>
+          <w:numId w:val="1028"/>
         </w:numPr>
       </w:pPr>
       <w:r>
@@ -4208,7 +4281,7 @@
       <w:pPr>
         <w:numPr>
           <w:ilvl w:val="0"/>
-          <w:numId w:val="1028"/>
+          <w:numId w:val="1029"/>
         </w:numPr>
       </w:pPr>
       <w:r>
@@ -4219,7 +4292,7 @@
       <w:pPr>
         <w:numPr>
           <w:ilvl w:val="0"/>
-          <w:numId w:val="1028"/>
+          <w:numId w:val="1029"/>
         </w:numPr>
       </w:pPr>
       <w:r>
@@ -4230,7 +4303,7 @@
       <w:pPr>
         <w:numPr>
           <w:ilvl w:val="0"/>
-          <w:numId w:val="1028"/>
+          <w:numId w:val="1029"/>
         </w:numPr>
       </w:pPr>
       <w:r>
@@ -4241,7 +4314,7 @@
       <w:pPr>
         <w:numPr>
           <w:ilvl w:val="0"/>
-          <w:numId w:val="1028"/>
+          <w:numId w:val="1029"/>
         </w:numPr>
       </w:pPr>
       <w:r>
@@ -4252,7 +4325,7 @@
       <w:pPr>
         <w:numPr>
           <w:ilvl w:val="0"/>
-          <w:numId w:val="1028"/>
+          <w:numId w:val="1029"/>
         </w:numPr>
       </w:pPr>
       <w:r>
@@ -4263,7 +4336,7 @@
       <w:pPr>
         <w:numPr>
           <w:ilvl w:val="0"/>
-          <w:numId w:val="1028"/>
+          <w:numId w:val="1029"/>
         </w:numPr>
       </w:pPr>
       <w:r>
@@ -4274,7 +4347,7 @@
       <w:pPr>
         <w:numPr>
           <w:ilvl w:val="0"/>
-          <w:numId w:val="1028"/>
+          <w:numId w:val="1029"/>
         </w:numPr>
       </w:pPr>
       <w:r>
@@ -4285,7 +4358,7 @@
       <w:pPr>
         <w:numPr>
           <w:ilvl w:val="0"/>
-          <w:numId w:val="1028"/>
+          <w:numId w:val="1029"/>
         </w:numPr>
       </w:pPr>
       <w:r>
@@ -4306,7 +4379,7 @@
       <w:pPr>
         <w:numPr>
           <w:ilvl w:val="0"/>
-          <w:numId w:val="1029"/>
+          <w:numId w:val="1030"/>
         </w:numPr>
       </w:pPr>
       <w:r>
@@ -4317,7 +4390,7 @@
       <w:pPr>
         <w:numPr>
           <w:ilvl w:val="0"/>
-          <w:numId w:val="1029"/>
+          <w:numId w:val="1030"/>
         </w:numPr>
       </w:pPr>
       <w:r>
@@ -4328,7 +4401,7 @@
       <w:pPr>
         <w:numPr>
           <w:ilvl w:val="0"/>
-          <w:numId w:val="1029"/>
+          <w:numId w:val="1030"/>
         </w:numPr>
       </w:pPr>
       <w:r>
@@ -4339,7 +4412,7 @@
       <w:pPr>
         <w:numPr>
           <w:ilvl w:val="0"/>
-          <w:numId w:val="1029"/>
+          <w:numId w:val="1030"/>
         </w:numPr>
       </w:pPr>
       <w:r>
@@ -4350,7 +4423,7 @@
       <w:pPr>
         <w:numPr>
           <w:ilvl w:val="0"/>
-          <w:numId w:val="1029"/>
+          <w:numId w:val="1030"/>
         </w:numPr>
       </w:pPr>
       <w:r>
@@ -4371,7 +4444,7 @@
       <w:pPr>
         <w:numPr>
           <w:ilvl w:val="0"/>
-          <w:numId w:val="1030"/>
+          <w:numId w:val="1031"/>
         </w:numPr>
       </w:pPr>
       <w:r>
@@ -4382,7 +4455,7 @@
       <w:pPr>
         <w:numPr>
           <w:ilvl w:val="0"/>
-          <w:numId w:val="1030"/>
+          <w:numId w:val="1031"/>
         </w:numPr>
       </w:pPr>
       <w:r>
@@ -4393,7 +4466,7 @@
       <w:pPr>
         <w:numPr>
           <w:ilvl w:val="0"/>
-          <w:numId w:val="1030"/>
+          <w:numId w:val="1031"/>
         </w:numPr>
       </w:pPr>
       <w:r>
@@ -4404,7 +4477,7 @@
       <w:pPr>
         <w:numPr>
           <w:ilvl w:val="0"/>
-          <w:numId w:val="1030"/>
+          <w:numId w:val="1031"/>
         </w:numPr>
       </w:pPr>
       <w:r>
@@ -4415,7 +4488,7 @@
       <w:pPr>
         <w:numPr>
           <w:ilvl w:val="1"/>
-          <w:numId w:val="1031"/>
+          <w:numId w:val="1032"/>
         </w:numPr>
       </w:pPr>
       <w:r>
@@ -4426,7 +4499,7 @@
       <w:pPr>
         <w:numPr>
           <w:ilvl w:val="1"/>
-          <w:numId w:val="1031"/>
+          <w:numId w:val="1032"/>
         </w:numPr>
       </w:pPr>
       <w:r>
@@ -4437,7 +4510,7 @@
       <w:pPr>
         <w:numPr>
           <w:ilvl w:val="1"/>
-          <w:numId w:val="1031"/>
+          <w:numId w:val="1032"/>
         </w:numPr>
       </w:pPr>
       <w:r>
@@ -4468,7 +4541,7 @@
       <w:pPr>
         <w:numPr>
           <w:ilvl w:val="0"/>
-          <w:numId w:val="1032"/>
+          <w:numId w:val="1033"/>
         </w:numPr>
       </w:pPr>
       <w:r>
@@ -4491,33 +4564,11 @@
       <w:pPr>
         <w:numPr>
           <w:ilvl w:val="0"/>
-          <w:numId w:val="1032"/>
+          <w:numId w:val="1033"/>
         </w:numPr>
       </w:pPr>
       <w:r>
         <w:t xml:space="preserve">MQTT v3.1.1 and v5.0 are the chosen protocols for the publication of and subscription to WIS2 notification messages.</w:t>
-      </w:r>
-    </w:p>
-    <w:p>
-      <w:pPr>
-        <w:numPr>
-          <w:ilvl w:val="1"/>
-          <w:numId w:val="1033"/>
-        </w:numPr>
-      </w:pPr>
-      <w:r>
-        <w:t xml:space="preserve">MQTT v5.0 is preferred for connecting to Global Brokers as it provides additional features such as the ability to use shared subscriptions.</w:t>
-      </w:r>
-    </w:p>
-    <w:p>
-      <w:pPr>
-        <w:numPr>
-          <w:ilvl w:val="0"/>
-          <w:numId w:val="1032"/>
-        </w:numPr>
-      </w:pPr>
-      <w:r>
-        <w:t xml:space="preserve">The following parameters are to be used for all MQTT client/server connections and subscriptions:</w:t>
       </w:r>
     </w:p>
     <w:p>
@@ -4528,6 +4579,28 @@
         </w:numPr>
       </w:pPr>
       <w:r>
+        <w:t xml:space="preserve">MQTT v5.0 is preferred for connecting to Global Brokers as it provides additional features such as the ability to use shared subscriptions.</w:t>
+      </w:r>
+    </w:p>
+    <w:p>
+      <w:pPr>
+        <w:numPr>
+          <w:ilvl w:val="0"/>
+          <w:numId w:val="1033"/>
+        </w:numPr>
+      </w:pPr>
+      <w:r>
+        <w:t xml:space="preserve">The following parameters are to be used for all MQTT client/server connections and subscriptions:</w:t>
+      </w:r>
+    </w:p>
+    <w:p>
+      <w:pPr>
+        <w:numPr>
+          <w:ilvl w:val="1"/>
+          <w:numId w:val="1035"/>
+        </w:numPr>
+      </w:pPr>
+      <w:r>
         <w:t xml:space="preserve">Message retention: false;</w:t>
       </w:r>
     </w:p>
@@ -4535,7 +4608,7 @@
       <w:pPr>
         <w:numPr>
           <w:ilvl w:val="1"/>
-          <w:numId w:val="1034"/>
+          <w:numId w:val="1035"/>
         </w:numPr>
       </w:pPr>
       <w:r>
@@ -4546,7 +4619,7 @@
       <w:pPr>
         <w:numPr>
           <w:ilvl w:val="1"/>
-          <w:numId w:val="1034"/>
+          <w:numId w:val="1035"/>
         </w:numPr>
       </w:pPr>
       <w:r>
@@ -4557,7 +4630,7 @@
       <w:pPr>
         <w:numPr>
           <w:ilvl w:val="0"/>
-          <w:numId w:val="1032"/>
+          <w:numId w:val="1033"/>
         </w:numPr>
       </w:pPr>
       <w:r>
@@ -4568,7 +4641,7 @@
       <w:pPr>
         <w:numPr>
           <w:ilvl w:val="0"/>
-          <w:numId w:val="1032"/>
+          <w:numId w:val="1033"/>
         </w:numPr>
       </w:pPr>
       <w:r>
@@ -4579,7 +4652,7 @@
       <w:pPr>
         <w:numPr>
           <w:ilvl w:val="0"/>
-          <w:numId w:val="1032"/>
+          <w:numId w:val="1033"/>
         </w:numPr>
       </w:pPr>
       <w:r>
@@ -4600,7 +4673,7 @@
       <w:pPr>
         <w:numPr>
           <w:ilvl w:val="0"/>
-          <w:numId w:val="1035"/>
+          <w:numId w:val="1036"/>
         </w:numPr>
       </w:pPr>
       <w:r>
@@ -4620,7 +4693,7 @@
       <w:pPr>
         <w:numPr>
           <w:ilvl w:val="0"/>
-          <w:numId w:val="1035"/>
+          <w:numId w:val="1036"/>
         </w:numPr>
       </w:pPr>
       <w:r>
@@ -4631,7 +4704,7 @@
       <w:pPr>
         <w:numPr>
           <w:ilvl w:val="0"/>
-          <w:numId w:val="1035"/>
+          <w:numId w:val="1036"/>
         </w:numPr>
       </w:pPr>
       <w:r>
@@ -4711,7 +4784,7 @@
       <w:pPr>
         <w:numPr>
           <w:ilvl w:val="0"/>
-          <w:numId w:val="1036"/>
+          <w:numId w:val="1037"/>
         </w:numPr>
       </w:pPr>
       <w:r>
@@ -4722,7 +4795,7 @@
       <w:pPr>
         <w:numPr>
           <w:ilvl w:val="0"/>
-          <w:numId w:val="1036"/>
+          <w:numId w:val="1037"/>
         </w:numPr>
       </w:pPr>
       <w:r>
@@ -4744,7 +4817,7 @@
       <w:pPr>
         <w:numPr>
           <w:ilvl w:val="0"/>
-          <w:numId w:val="1036"/>
+          <w:numId w:val="1037"/>
         </w:numPr>
       </w:pPr>
       <w:r>
@@ -4755,7 +4828,7 @@
       <w:pPr>
         <w:numPr>
           <w:ilvl w:val="0"/>
-          <w:numId w:val="1036"/>
+          <w:numId w:val="1037"/>
         </w:numPr>
       </w:pPr>
       <w:r>
@@ -4766,7 +4839,7 @@
       <w:pPr>
         <w:numPr>
           <w:ilvl w:val="0"/>
-          <w:numId w:val="1036"/>
+          <w:numId w:val="1037"/>
         </w:numPr>
       </w:pPr>
       <w:r>
@@ -4777,62 +4850,62 @@
       <w:pPr>
         <w:numPr>
           <w:ilvl w:val="1"/>
+          <w:numId w:val="1038"/>
+        </w:numPr>
+      </w:pPr>
+      <w:r>
+        <w:t xml:space="preserve">Verification of compliance of the topics used by the centre with the WTH specification;</w:t>
+      </w:r>
+    </w:p>
+    <w:p>
+      <w:pPr>
+        <w:numPr>
+          <w:ilvl w:val="1"/>
+          <w:numId w:val="1038"/>
+        </w:numPr>
+      </w:pPr>
+      <w:r>
+        <w:t xml:space="preserve">Verification of compliance of notification messages with the WNM specification;</w:t>
+      </w:r>
+    </w:p>
+    <w:p>
+      <w:pPr>
+        <w:numPr>
+          <w:ilvl w:val="1"/>
+          <w:numId w:val="1038"/>
+        </w:numPr>
+      </w:pPr>
+      <w:r>
+        <w:t xml:space="preserve">Verification that the data server is correctly configured and properly functioning;</w:t>
+      </w:r>
+    </w:p>
+    <w:p>
+      <w:pPr>
+        <w:numPr>
+          <w:ilvl w:val="1"/>
+          <w:numId w:val="1038"/>
+        </w:numPr>
+      </w:pPr>
+      <w:r>
+        <w:t xml:space="preserve">Verification that the Message Broker is correctly configured and properly functioning.</w:t>
+      </w:r>
+    </w:p>
+    <w:p>
+      <w:pPr>
+        <w:numPr>
+          <w:ilvl w:val="0"/>
           <w:numId w:val="1037"/>
         </w:numPr>
       </w:pPr>
       <w:r>
-        <w:t xml:space="preserve">Verification of compliance of the topics used by the centre with the WTH specification;</w:t>
-      </w:r>
-    </w:p>
-    <w:p>
-      <w:pPr>
-        <w:numPr>
-          <w:ilvl w:val="1"/>
+        <w:t xml:space="preserve">Add a new centre to WIS2: Upon completion of the verification and confirmation that the centre satisfies all the conditions for operating a WIS2 Node, the GISC notifies the WMO Secretariat and confirms that the centre can be added to WIS2 as a WIS2 Node.</w:t>
+      </w:r>
+    </w:p>
+    <w:p>
+      <w:pPr>
+        <w:numPr>
+          <w:ilvl w:val="0"/>
           <w:numId w:val="1037"/>
-        </w:numPr>
-      </w:pPr>
-      <w:r>
-        <w:t xml:space="preserve">Verification of compliance of notification messages with the WNM specification;</w:t>
-      </w:r>
-    </w:p>
-    <w:p>
-      <w:pPr>
-        <w:numPr>
-          <w:ilvl w:val="1"/>
-          <w:numId w:val="1037"/>
-        </w:numPr>
-      </w:pPr>
-      <w:r>
-        <w:t xml:space="preserve">Verification that the data server is correctly configured and properly functioning;</w:t>
-      </w:r>
-    </w:p>
-    <w:p>
-      <w:pPr>
-        <w:numPr>
-          <w:ilvl w:val="1"/>
-          <w:numId w:val="1037"/>
-        </w:numPr>
-      </w:pPr>
-      <w:r>
-        <w:t xml:space="preserve">Verification that the Message Broker is correctly configured and properly functioning.</w:t>
-      </w:r>
-    </w:p>
-    <w:p>
-      <w:pPr>
-        <w:numPr>
-          <w:ilvl w:val="0"/>
-          <w:numId w:val="1036"/>
-        </w:numPr>
-      </w:pPr>
-      <w:r>
-        <w:t xml:space="preserve">Add a new centre to WIS2: Upon completion of the verification and confirmation that the centre satisfies all the conditions for operating a WIS2 Node, the GISC notifies the WMO Secretariat and confirms that the centre can be added to WIS2 as a WIS2 Node.</w:t>
-      </w:r>
-    </w:p>
-    <w:p>
-      <w:pPr>
-        <w:numPr>
-          <w:ilvl w:val="0"/>
-          <w:numId w:val="1036"/>
         </w:numPr>
       </w:pPr>
       <w:r>
@@ -5123,7 +5196,7 @@
       <w:pPr>
         <w:numPr>
           <w:ilvl w:val="0"/>
-          <w:numId w:val="1038"/>
+          <w:numId w:val="1039"/>
         </w:numPr>
       </w:pPr>
       <w:r>
@@ -5140,7 +5213,7 @@
       <w:pPr>
         <w:numPr>
           <w:ilvl w:val="0"/>
-          <w:numId w:val="1038"/>
+          <w:numId w:val="1039"/>
         </w:numPr>
       </w:pPr>
       <w:r>
@@ -5157,7 +5230,7 @@
       <w:pPr>
         <w:numPr>
           <w:ilvl w:val="0"/>
-          <w:numId w:val="1038"/>
+          <w:numId w:val="1039"/>
         </w:numPr>
       </w:pPr>
       <w:r>
@@ -5307,7 +5380,7 @@
       <w:pPr>
         <w:numPr>
           <w:ilvl w:val="0"/>
-          <w:numId w:val="1039"/>
+          <w:numId w:val="1040"/>
         </w:numPr>
       </w:pPr>
       <w:r>
@@ -5318,7 +5391,7 @@
       <w:pPr>
         <w:numPr>
           <w:ilvl w:val="0"/>
-          <w:numId w:val="1039"/>
+          <w:numId w:val="1040"/>
         </w:numPr>
       </w:pPr>
       <w:r>
@@ -5329,7 +5402,7 @@
       <w:pPr>
         <w:numPr>
           <w:ilvl w:val="0"/>
-          <w:numId w:val="1039"/>
+          <w:numId w:val="1040"/>
         </w:numPr>
       </w:pPr>
       <w:r>
@@ -5340,7 +5413,7 @@
       <w:pPr>
         <w:numPr>
           <w:ilvl w:val="0"/>
-          <w:numId w:val="1039"/>
+          <w:numId w:val="1040"/>
         </w:numPr>
       </w:pPr>
       <w:r>
@@ -5351,7 +5424,7 @@
       <w:pPr>
         <w:numPr>
           <w:ilvl w:val="0"/>
-          <w:numId w:val="1039"/>
+          <w:numId w:val="1040"/>
         </w:numPr>
       </w:pPr>
       <w:r>
@@ -5362,7 +5435,7 @@
       <w:pPr>
         <w:numPr>
           <w:ilvl w:val="0"/>
-          <w:numId w:val="1039"/>
+          <w:numId w:val="1040"/>
         </w:numPr>
       </w:pPr>
       <w:r>
@@ -5426,7 +5499,7 @@
       <w:pPr>
         <w:numPr>
           <w:ilvl w:val="0"/>
-          <w:numId w:val="1040"/>
+          <w:numId w:val="1041"/>
         </w:numPr>
       </w:pPr>
       <w:r>
@@ -5437,7 +5510,7 @@
       <w:pPr>
         <w:numPr>
           <w:ilvl w:val="0"/>
-          <w:numId w:val="1040"/>
+          <w:numId w:val="1041"/>
         </w:numPr>
       </w:pPr>
       <w:r>
@@ -5448,7 +5521,7 @@
       <w:pPr>
         <w:numPr>
           <w:ilvl w:val="0"/>
-          <w:numId w:val="1040"/>
+          <w:numId w:val="1041"/>
         </w:numPr>
       </w:pPr>
       <w:r>
@@ -5459,7 +5532,7 @@
       <w:pPr>
         <w:numPr>
           <w:ilvl w:val="0"/>
-          <w:numId w:val="1040"/>
+          <w:numId w:val="1041"/>
         </w:numPr>
       </w:pPr>
       <w:r>
@@ -5470,7 +5543,7 @@
       <w:pPr>
         <w:numPr>
           <w:ilvl w:val="0"/>
-          <w:numId w:val="1040"/>
+          <w:numId w:val="1041"/>
         </w:numPr>
       </w:pPr>
       <w:r>
@@ -5481,7 +5554,7 @@
       <w:pPr>
         <w:numPr>
           <w:ilvl w:val="0"/>
-          <w:numId w:val="1040"/>
+          <w:numId w:val="1041"/>
         </w:numPr>
       </w:pPr>
       <w:r>
@@ -5492,7 +5565,7 @@
       <w:pPr>
         <w:numPr>
           <w:ilvl w:val="0"/>
-          <w:numId w:val="1040"/>
+          <w:numId w:val="1041"/>
         </w:numPr>
       </w:pPr>
       <w:r>
@@ -5503,7 +5576,7 @@
       <w:pPr>
         <w:numPr>
           <w:ilvl w:val="0"/>
-          <w:numId w:val="1040"/>
+          <w:numId w:val="1041"/>
         </w:numPr>
       </w:pPr>
       <w:r>
@@ -5514,7 +5587,7 @@
       <w:pPr>
         <w:numPr>
           <w:ilvl w:val="0"/>
-          <w:numId w:val="1040"/>
+          <w:numId w:val="1041"/>
         </w:numPr>
       </w:pPr>
       <w:r>
@@ -5525,7 +5598,7 @@
       <w:pPr>
         <w:numPr>
           <w:ilvl w:val="0"/>
-          <w:numId w:val="1040"/>
+          <w:numId w:val="1041"/>
         </w:numPr>
       </w:pPr>
       <w:r>
@@ -5536,7 +5609,7 @@
       <w:pPr>
         <w:numPr>
           <w:ilvl w:val="0"/>
-          <w:numId w:val="1040"/>
+          <w:numId w:val="1041"/>
         </w:numPr>
       </w:pPr>
       <w:r>
@@ -5547,7 +5620,7 @@
       <w:pPr>
         <w:numPr>
           <w:ilvl w:val="0"/>
-          <w:numId w:val="1040"/>
+          <w:numId w:val="1041"/>
         </w:numPr>
       </w:pPr>
       <w:r>
@@ -5600,7 +5673,7 @@
     </w:p>
     <w:bookmarkEnd w:id="145"/>
     <w:bookmarkEnd w:id="146"/>
-    <w:bookmarkStart w:id="171" w:name="Xfc2b1d051d5059ca26800679264bdec2476b811"/>
+    <w:bookmarkStart w:id="170" w:name="Xfc2b1d051d5059ca26800679264bdec2476b811"/>
     <w:p>
       <w:pPr>
         <w:pStyle w:val="Heading2"/>
@@ -5638,7 +5711,7 @@
       <w:pPr>
         <w:numPr>
           <w:ilvl w:val="0"/>
-          <w:numId w:val="1041"/>
+          <w:numId w:val="1042"/>
         </w:numPr>
       </w:pPr>
       <w:r>
@@ -5649,7 +5722,7 @@
       <w:pPr>
         <w:numPr>
           <w:ilvl w:val="0"/>
-          <w:numId w:val="1041"/>
+          <w:numId w:val="1042"/>
         </w:numPr>
       </w:pPr>
       <w:r>
@@ -5660,7 +5733,7 @@
       <w:pPr>
         <w:numPr>
           <w:ilvl w:val="0"/>
-          <w:numId w:val="1041"/>
+          <w:numId w:val="1042"/>
         </w:numPr>
       </w:pPr>
       <w:r>
@@ -5671,7 +5744,7 @@
       <w:pPr>
         <w:numPr>
           <w:ilvl w:val="0"/>
-          <w:numId w:val="1041"/>
+          <w:numId w:val="1042"/>
         </w:numPr>
       </w:pPr>
       <w:r>
@@ -5876,7 +5949,7 @@
       <w:pPr>
         <w:numPr>
           <w:ilvl w:val="0"/>
-          <w:numId w:val="1042"/>
+          <w:numId w:val="1043"/>
         </w:numPr>
       </w:pPr>
       <w:r>
@@ -5890,7 +5963,7 @@
       <w:pPr>
         <w:numPr>
           <w:ilvl w:val="0"/>
-          <w:numId w:val="1042"/>
+          <w:numId w:val="1043"/>
         </w:numPr>
       </w:pPr>
       <w:r>
@@ -5931,7 +6004,7 @@
       <w:pPr>
         <w:numPr>
           <w:ilvl w:val="0"/>
-          <w:numId w:val="1043"/>
+          <w:numId w:val="1044"/>
         </w:numPr>
       </w:pPr>
       <w:r>
@@ -5942,7 +6015,7 @@
       <w:pPr>
         <w:numPr>
           <w:ilvl w:val="0"/>
-          <w:numId w:val="1043"/>
+          <w:numId w:val="1044"/>
         </w:numPr>
       </w:pPr>
       <w:r>
@@ -5953,7 +6026,7 @@
       <w:pPr>
         <w:numPr>
           <w:ilvl w:val="0"/>
-          <w:numId w:val="1043"/>
+          <w:numId w:val="1044"/>
         </w:numPr>
       </w:pPr>
       <w:r>
@@ -5964,55 +6037,11 @@
       <w:pPr>
         <w:numPr>
           <w:ilvl w:val="0"/>
-          <w:numId w:val="1043"/>
+          <w:numId w:val="1044"/>
         </w:numPr>
       </w:pPr>
       <w:r>
         <w:t xml:space="preserve">A Global Broker:</w:t>
-      </w:r>
-    </w:p>
-    <w:p>
-      <w:pPr>
-        <w:numPr>
-          <w:ilvl w:val="1"/>
-          <w:numId w:val="1044"/>
-        </w:numPr>
-      </w:pPr>
-      <w:r>
-        <w:t xml:space="preserve">Should support a minimum of 200 WIS2 Nodes or Global Services;</w:t>
-      </w:r>
-    </w:p>
-    <w:p>
-      <w:pPr>
-        <w:numPr>
-          <w:ilvl w:val="1"/>
-          <w:numId w:val="1044"/>
-        </w:numPr>
-      </w:pPr>
-      <w:r>
-        <w:t xml:space="preserve">Should support a minimum of 1 000 subscribers;</w:t>
-      </w:r>
-    </w:p>
-    <w:p>
-      <w:pPr>
-        <w:numPr>
-          <w:ilvl w:val="1"/>
-          <w:numId w:val="1044"/>
-        </w:numPr>
-      </w:pPr>
-      <w:r>
-        <w:t xml:space="preserve">Should support the processing of a minimum of 10 000 messages per second.</w:t>
-      </w:r>
-    </w:p>
-    <w:p>
-      <w:pPr>
-        <w:numPr>
-          <w:ilvl w:val="0"/>
-          <w:numId w:val="1043"/>
-        </w:numPr>
-      </w:pPr>
-      <w:r>
-        <w:t xml:space="preserve">A Global Cache:</w:t>
       </w:r>
     </w:p>
     <w:p>
@@ -6023,7 +6052,7 @@
         </w:numPr>
       </w:pPr>
       <w:r>
-        <w:t xml:space="preserve">Should support a minimum of 100 GB of data in the cache;</w:t>
+        <w:t xml:space="preserve">Should support a minimum of 200 WIS2 Nodes or Global Services;</w:t>
       </w:r>
     </w:p>
     <w:p>
@@ -6034,7 +6063,7 @@
         </w:numPr>
       </w:pPr>
       <w:r>
-        <w:t xml:space="preserve">Should support a minimum of 1 000 simultaneous downloads;</w:t>
+        <w:t xml:space="preserve">Should support a minimum of 1 000 subscribers;</w:t>
       </w:r>
     </w:p>
     <w:p>
@@ -6045,29 +6074,18 @@
         </w:numPr>
       </w:pPr>
       <w:r>
-        <w:t xml:space="preserve">Could limit the number of simultaneous connections from a user (known by its originating source IP) to five;</w:t>
-      </w:r>
-    </w:p>
-    <w:p>
-      <w:pPr>
-        <w:numPr>
-          <w:ilvl w:val="1"/>
-          <w:numId w:val="1045"/>
-        </w:numPr>
-      </w:pPr>
-      <w:r>
-        <w:t xml:space="preserve">Could limit the bandwidth usage of the service to 1 Gb/s.</w:t>
-      </w:r>
-    </w:p>
-    <w:p>
-      <w:pPr>
-        <w:numPr>
-          <w:ilvl w:val="0"/>
-          <w:numId w:val="1043"/>
-        </w:numPr>
-      </w:pPr>
-      <w:r>
-        <w:t xml:space="preserve">A Global Monitor:</w:t>
+        <w:t xml:space="preserve">Should support the processing of a minimum of 10 000 messages per second.</w:t>
+      </w:r>
+    </w:p>
+    <w:p>
+      <w:pPr>
+        <w:numPr>
+          <w:ilvl w:val="0"/>
+          <w:numId w:val="1044"/>
+        </w:numPr>
+      </w:pPr>
+      <w:r>
+        <w:t xml:space="preserve">A Global Cache:</w:t>
       </w:r>
     </w:p>
     <w:p>
@@ -6078,7 +6096,7 @@
         </w:numPr>
       </w:pPr>
       <w:r>
-        <w:t xml:space="preserve">Should support a minimum of 50 metrics providers;</w:t>
+        <w:t xml:space="preserve">Should support a minimum of 100 GB of data in the cache;</w:t>
       </w:r>
     </w:p>
     <w:p>
@@ -6089,7 +6107,7 @@
         </w:numPr>
       </w:pPr>
       <w:r>
-        <w:t xml:space="preserve">Should support 200 simultaneous "access" to the dashboard;</w:t>
+        <w:t xml:space="preserve">Should support a minimum of 1 000 simultaneous downloads;</w:t>
       </w:r>
     </w:p>
     <w:p>
@@ -6100,18 +6118,29 @@
         </w:numPr>
       </w:pPr>
       <w:r>
-        <w:t xml:space="preserve">Could limit the bandwidth usage of the service to 100 Mb/s.</w:t>
-      </w:r>
-    </w:p>
-    <w:p>
-      <w:pPr>
-        <w:numPr>
-          <w:ilvl w:val="0"/>
-          <w:numId w:val="1043"/>
-        </w:numPr>
-      </w:pPr>
-      <w:r>
-        <w:t xml:space="preserve">A Global Discovery Catalogue:</w:t>
+        <w:t xml:space="preserve">Could limit the number of simultaneous connections from a user (known by its originating source IP) to five;</w:t>
+      </w:r>
+    </w:p>
+    <w:p>
+      <w:pPr>
+        <w:numPr>
+          <w:ilvl w:val="1"/>
+          <w:numId w:val="1046"/>
+        </w:numPr>
+      </w:pPr>
+      <w:r>
+        <w:t xml:space="preserve">Could limit the bandwidth usage of the service to 1 Gb/s.</w:t>
+      </w:r>
+    </w:p>
+    <w:p>
+      <w:pPr>
+        <w:numPr>
+          <w:ilvl w:val="0"/>
+          <w:numId w:val="1044"/>
+        </w:numPr>
+      </w:pPr>
+      <w:r>
+        <w:t xml:space="preserve">A Global Monitor:</w:t>
       </w:r>
     </w:p>
     <w:p>
@@ -6122,7 +6151,7 @@
         </w:numPr>
       </w:pPr>
       <w:r>
-        <w:t xml:space="preserve">Should support a minimum of 20 000 metadata records;</w:t>
+        <w:t xml:space="preserve">Should support a minimum of 50 metrics providers;</w:t>
       </w:r>
     </w:p>
     <w:p>
@@ -6130,6 +6159,50 @@
         <w:numPr>
           <w:ilvl w:val="1"/>
           <w:numId w:val="1047"/>
+        </w:numPr>
+      </w:pPr>
+      <w:r>
+        <w:t xml:space="preserve">Should support 200 simultaneous "access" to the dashboard;</w:t>
+      </w:r>
+    </w:p>
+    <w:p>
+      <w:pPr>
+        <w:numPr>
+          <w:ilvl w:val="1"/>
+          <w:numId w:val="1047"/>
+        </w:numPr>
+      </w:pPr>
+      <w:r>
+        <w:t xml:space="preserve">Could limit the bandwidth usage of the service to 100 Mb/s.</w:t>
+      </w:r>
+    </w:p>
+    <w:p>
+      <w:pPr>
+        <w:numPr>
+          <w:ilvl w:val="0"/>
+          <w:numId w:val="1044"/>
+        </w:numPr>
+      </w:pPr>
+      <w:r>
+        <w:t xml:space="preserve">A Global Discovery Catalogue:</w:t>
+      </w:r>
+    </w:p>
+    <w:p>
+      <w:pPr>
+        <w:numPr>
+          <w:ilvl w:val="1"/>
+          <w:numId w:val="1048"/>
+        </w:numPr>
+      </w:pPr>
+      <w:r>
+        <w:t xml:space="preserve">Should support a minimum of 20 000 metadata records;</w:t>
+      </w:r>
+    </w:p>
+    <w:p>
+      <w:pPr>
+        <w:numPr>
+          <w:ilvl w:val="1"/>
+          <w:numId w:val="1048"/>
         </w:numPr>
       </w:pPr>
       <w:r>
@@ -6178,7 +6251,7 @@
       <w:pPr>
         <w:numPr>
           <w:ilvl w:val="0"/>
-          <w:numId w:val="1048"/>
+          <w:numId w:val="1049"/>
         </w:numPr>
       </w:pPr>
       <w:r>
@@ -6189,7 +6262,7 @@
       <w:pPr>
         <w:numPr>
           <w:ilvl w:val="0"/>
-          <w:numId w:val="1048"/>
+          <w:numId w:val="1049"/>
         </w:numPr>
       </w:pPr>
       <w:r>
@@ -6200,7 +6273,7 @@
       <w:pPr>
         <w:numPr>
           <w:ilvl w:val="0"/>
-          <w:numId w:val="1048"/>
+          <w:numId w:val="1049"/>
         </w:numPr>
       </w:pPr>
       <w:r>
@@ -6211,7 +6284,7 @@
       <w:pPr>
         <w:numPr>
           <w:ilvl w:val="0"/>
-          <w:numId w:val="1048"/>
+          <w:numId w:val="1049"/>
         </w:numPr>
       </w:pPr>
       <w:r>
@@ -6222,7 +6295,7 @@
       <w:pPr>
         <w:numPr>
           <w:ilvl w:val="0"/>
-          <w:numId w:val="1048"/>
+          <w:numId w:val="1049"/>
         </w:numPr>
       </w:pPr>
       <w:r>
@@ -6233,7 +6306,7 @@
       <w:pPr>
         <w:numPr>
           <w:ilvl w:val="0"/>
-          <w:numId w:val="1048"/>
+          <w:numId w:val="1049"/>
         </w:numPr>
       </w:pPr>
       <w:r>
@@ -6244,33 +6317,74 @@
       <w:pPr>
         <w:numPr>
           <w:ilvl w:val="1"/>
+          <w:numId w:val="1050"/>
+        </w:numPr>
+      </w:pPr>
+      <w:r>
+        <w:t xml:space="preserve">An off the shelf broker implementing both MQTT 3.1.1 and MQTT 5.0 in a highly available setup, typically in a cluster mode. Tools such as EMQX, HiveMQ, VerneMQ, RabbitMQ (in its latest versions) are compliant with these requirements. The open source version of Mosquitto cannot be clustered and therefore should not be used as part of a Global Broker.</w:t>
+      </w:r>
+    </w:p>
+    <w:p>
+      <w:pPr>
+        <w:numPr>
+          <w:ilvl w:val="1"/>
+          <w:numId w:val="1050"/>
+        </w:numPr>
+      </w:pPr>
+      <w:r>
+        <w:t xml:space="preserve">Additional features, including anti-loop detection, notification message format compliance, validation of the published topic, and metrics provision.</w:t>
+      </w:r>
+    </w:p>
+    <w:p>
+      <w:pPr>
+        <w:numPr>
+          <w:ilvl w:val="0"/>
           <w:numId w:val="1049"/>
         </w:numPr>
       </w:pPr>
       <w:r>
-        <w:t xml:space="preserve">An off the shelf broker implementing both MQTT 3.1.1 and MQTT 5.0 in a highly available setup, typically in a cluster mode. Tools such as EMQX, HiveMQ, VerneMQ, RabbitMQ (in its latest versions) are compliant with these requirements. The open source version of Mosquitto cannot be clustered and therefore should not be used as part of a Global Broker.</w:t>
-      </w:r>
-    </w:p>
-    <w:p>
-      <w:pPr>
-        <w:numPr>
-          <w:ilvl w:val="1"/>
+        <w:t xml:space="preserve">When connected to a local WIS centre broker or a Global Service broker, the metric</w:t>
+      </w:r>
+      <w:r>
+        <w:t xml:space="preserve"> </w:t>
+      </w:r>
+      <w:r>
+        <w:rPr>
+          <w:rStyle w:val="VerbatimChar"/>
+        </w:rPr>
+        <w:t xml:space="preserve">wmo_wis2_gb_connected_flag</w:t>
+      </w:r>
+      <w:r>
+        <w:t xml:space="preserve"> </w:t>
+      </w:r>
+      <w:r>
+        <w:t xml:space="preserve">will be equal to 1. When the connection cannot be established or is interrupted the metric</w:t>
+      </w:r>
+      <w:r>
+        <w:t xml:space="preserve"> </w:t>
+      </w:r>
+      <w:r>
+        <w:rPr>
+          <w:rStyle w:val="VerbatimChar"/>
+        </w:rPr>
+        <w:t xml:space="preserve">wmo_wis2_gb_connected_flag</w:t>
+      </w:r>
+      <w:r>
+        <w:t xml:space="preserve"> </w:t>
+      </w:r>
+      <w:r>
+        <w:t xml:space="preserve">will be equal to 0.</w:t>
+      </w:r>
+    </w:p>
+    <w:p>
+      <w:pPr>
+        <w:numPr>
+          <w:ilvl w:val="0"/>
           <w:numId w:val="1049"/>
         </w:numPr>
       </w:pPr>
       <w:r>
-        <w:t xml:space="preserve">Additional features, including anti-loop detection, notification message format compliance, validation of the published topic, and metrics provision.</w:t>
-      </w:r>
-    </w:p>
-    <w:p>
-      <w:pPr>
-        <w:numPr>
-          <w:ilvl w:val="0"/>
-          <w:numId w:val="1048"/>
-        </w:numPr>
-      </w:pPr>
-      <w:r>
-        <w:t xml:space="preserve">When connected to a local WIS centre broker or a Global Service broker, the metric</w:t>
+        <w:t xml:space="preserve">When receiving a message from a local WIS centre broker or a Global Service broker, the metric</w:t>
       </w:r>
       <w:r>
         <w:t xml:space="preserve"> </w:t>
@@ -6279,13 +6393,24 @@
         <w:rPr>
           <w:rStyle w:val="VerbatimChar"/>
         </w:rPr>
-        <w:t xml:space="preserve">wmo_wis2_gb_connected_flag</w:t>
-      </w:r>
-      <w:r>
-        <w:t xml:space="preserve"> </w:t>
-      </w:r>
-      <w:r>
-        <w:t xml:space="preserve">will be equal to 1. When the connection cannot be established or is interrupted the metric</w:t>
+        <w:t xml:space="preserve">wmo_wis2_gb_messages_received_total</w:t>
+      </w:r>
+      <w:r>
+        <w:t xml:space="preserve"> </w:t>
+      </w:r>
+      <w:r>
+        <w:t xml:space="preserve">will be increased by 1.</w:t>
+      </w:r>
+    </w:p>
+    <w:p>
+      <w:pPr>
+        <w:numPr>
+          <w:ilvl w:val="0"/>
+          <w:numId w:val="1049"/>
+        </w:numPr>
+      </w:pPr>
+      <w:r>
+        <w:t xml:space="preserve">A Global Broker will check if a discovery metadata record exists corresponding to the topic on which a message has been published. If there is no corresponding discovery metadata record, the Global Broker will discard non-compliant messages and will raise an alert. The metric</w:t>
       </w:r>
       <w:r>
         <w:t xml:space="preserve"> </w:t>
@@ -6294,24 +6419,13 @@
         <w:rPr>
           <w:rStyle w:val="VerbatimChar"/>
         </w:rPr>
-        <w:t xml:space="preserve">wmo_wis2_gb_connected_flag</w:t>
-      </w:r>
-      <w:r>
-        <w:t xml:space="preserve"> </w:t>
-      </w:r>
-      <w:r>
-        <w:t xml:space="preserve">will be equal to 0.</w:t>
-      </w:r>
-    </w:p>
-    <w:p>
-      <w:pPr>
-        <w:numPr>
-          <w:ilvl w:val="0"/>
-          <w:numId w:val="1048"/>
-        </w:numPr>
-      </w:pPr>
-      <w:r>
-        <w:t xml:space="preserve">When receiving a message from a local WIS centre broker or a Global Service broker, the metric</w:t>
+        <w:t xml:space="preserve">wmo_wis2_gb_messages_no_metadata_total</w:t>
+      </w:r>
+      <w:r>
+        <w:t xml:space="preserve"> </w:t>
+      </w:r>
+      <w:r>
+        <w:t xml:space="preserve">will be increased by 1. The Global Broker should not request information from a Global Discovery Catalogue for each notification message but should keep a cache of all valid topics for every</w:t>
       </w:r>
       <w:r>
         <w:t xml:space="preserve"> </w:t>
@@ -6320,7 +6434,30 @@
         <w:rPr>
           <w:rStyle w:val="VerbatimChar"/>
         </w:rPr>
-        <w:t xml:space="preserve">wmo_wis2_gb_messages_received_total</w:t>
+        <w:t xml:space="preserve">centre-id</w:t>
+      </w:r>
+      <w:r>
+        <w:t xml:space="preserve">.</w:t>
+      </w:r>
+    </w:p>
+    <w:p>
+      <w:pPr>
+        <w:numPr>
+          <w:ilvl w:val="0"/>
+          <w:numId w:val="1049"/>
+        </w:numPr>
+      </w:pPr>
+      <w:r>
+        <w:t xml:space="preserve">A Global Broker will check that the topic on which the message is received is valid. If the topic is invalid, the Global Broker will discard non-compliant messages and will raise an alert. The metric</w:t>
+      </w:r>
+      <w:r>
+        <w:t xml:space="preserve"> </w:t>
+      </w:r>
+      <w:r>
+        <w:rPr>
+          <w:rStyle w:val="VerbatimChar"/>
+        </w:rPr>
+        <w:t xml:space="preserve">wmo_wis2_gb_invalid_topic_total</w:t>
       </w:r>
       <w:r>
         <w:t xml:space="preserve"> </w:t>
@@ -6333,11 +6470,11 @@
       <w:pPr>
         <w:numPr>
           <w:ilvl w:val="0"/>
-          <w:numId w:val="1048"/>
-        </w:numPr>
-      </w:pPr>
-      <w:r>
-        <w:t xml:space="preserve">A Global Broker will check if a discovery metadata record exists corresponding to the topic on which a message has been published. If there is no corresponding discovery metadata record, the Global Broker will discard non-compliant messages and will raise an alert. The metric</w:t>
+          <w:numId w:val="1049"/>
+        </w:numPr>
+      </w:pPr>
+      <w:r>
+        <w:t xml:space="preserve">During the pre-operational phase (2024), a Global Broker will not discard the message but instead will send a message on the</w:t>
       </w:r>
       <w:r>
         <w:t xml:space="preserve"> </w:t>
@@ -6346,70 +6483,6 @@
         <w:rPr>
           <w:rStyle w:val="VerbatimChar"/>
         </w:rPr>
-        <w:t xml:space="preserve">wmo_wis2_gb_messages_no_metadata_total</w:t>
-      </w:r>
-      <w:r>
-        <w:t xml:space="preserve"> </w:t>
-      </w:r>
-      <w:r>
-        <w:t xml:space="preserve">will be increased by 1. The Global Broker should not request information from a Global Discovery Catalogue for each notification message but should keep a cache of all valid topics for every</w:t>
-      </w:r>
-      <w:r>
-        <w:t xml:space="preserve"> </w:t>
-      </w:r>
-      <w:r>
-        <w:rPr>
-          <w:rStyle w:val="VerbatimChar"/>
-        </w:rPr>
-        <w:t xml:space="preserve">centre-id</w:t>
-      </w:r>
-      <w:r>
-        <w:t xml:space="preserve">.</w:t>
-      </w:r>
-    </w:p>
-    <w:p>
-      <w:pPr>
-        <w:numPr>
-          <w:ilvl w:val="0"/>
-          <w:numId w:val="1048"/>
-        </w:numPr>
-      </w:pPr>
-      <w:r>
-        <w:t xml:space="preserve">A Global Broker will check that the topic on which the message is received is valid. If the topic is invalid, the Global Broker will discard non-compliant messages and will raise an alert. The metric</w:t>
-      </w:r>
-      <w:r>
-        <w:t xml:space="preserve"> </w:t>
-      </w:r>
-      <w:r>
-        <w:rPr>
-          <w:rStyle w:val="VerbatimChar"/>
-        </w:rPr>
-        <w:t xml:space="preserve">wmo_wis2_gb_invalid_topic_total</w:t>
-      </w:r>
-      <w:r>
-        <w:t xml:space="preserve"> </w:t>
-      </w:r>
-      <w:r>
-        <w:t xml:space="preserve">will be increased by 1.</w:t>
-      </w:r>
-    </w:p>
-    <w:p>
-      <w:pPr>
-        <w:numPr>
-          <w:ilvl w:val="0"/>
-          <w:numId w:val="1048"/>
-        </w:numPr>
-      </w:pPr>
-      <w:r>
-        <w:t xml:space="preserve">During the pre-operational phase (2024), a Global Broker will not discard the message but instead will send a message on the</w:t>
-      </w:r>
-      <w:r>
-        <w:t xml:space="preserve"> </w:t>
-      </w:r>
-      <w:r>
-        <w:rPr>
-          <w:rStyle w:val="VerbatimChar"/>
-        </w:rPr>
         <w:t xml:space="preserve">monitor</w:t>
       </w:r>
       <w:r>
@@ -6423,7 +6496,7 @@
       <w:pPr>
         <w:numPr>
           <w:ilvl w:val="0"/>
-          <w:numId w:val="1048"/>
+          <w:numId w:val="1049"/>
         </w:numPr>
       </w:pPr>
       <w:r>
@@ -6462,7 +6535,7 @@
       <w:pPr>
         <w:numPr>
           <w:ilvl w:val="0"/>
-          <w:numId w:val="1048"/>
+          <w:numId w:val="1049"/>
         </w:numPr>
       </w:pPr>
       <w:r>
@@ -6494,7 +6567,7 @@
       <w:pPr>
         <w:numPr>
           <w:ilvl w:val="0"/>
-          <w:numId w:val="1048"/>
+          <w:numId w:val="1049"/>
         </w:numPr>
       </w:pPr>
       <w:r>
@@ -6520,7 +6593,29 @@
       <w:pPr>
         <w:numPr>
           <w:ilvl w:val="0"/>
-          <w:numId w:val="1048"/>
+          <w:numId w:val="1049"/>
+        </w:numPr>
+      </w:pPr>
+      <w:r>
+        <w:t xml:space="preserve">A Global Broker will update its metrics at least every 60 seconds.</w:t>
+      </w:r>
+    </w:p>
+    <w:p>
+      <w:pPr>
+        <w:numPr>
+          <w:ilvl w:val="0"/>
+          <w:numId w:val="1049"/>
+        </w:numPr>
+      </w:pPr>
+      <w:r>
+        <w:t xml:space="preserve">A Global Broker should not reset its metrics counts.</w:t>
+      </w:r>
+    </w:p>
+    <w:p>
+      <w:pPr>
+        <w:numPr>
+          <w:ilvl w:val="0"/>
+          <w:numId w:val="1049"/>
         </w:numPr>
       </w:pPr>
       <w:r>
@@ -6531,7 +6626,7 @@
       <w:pPr>
         <w:numPr>
           <w:ilvl w:val="0"/>
-          <w:numId w:val="1048"/>
+          <w:numId w:val="1049"/>
         </w:numPr>
       </w:pPr>
       <w:r>
@@ -6554,7 +6649,7 @@
       <w:pPr>
         <w:numPr>
           <w:ilvl w:val="0"/>
-          <w:numId w:val="1048"/>
+          <w:numId w:val="1049"/>
         </w:numPr>
       </w:pPr>
       <w:r>
@@ -6563,7 +6658,7 @@
     </w:p>
     <w:bookmarkEnd w:id="157"/>
     <w:bookmarkEnd w:id="158"/>
-    <w:bookmarkStart w:id="162" w:name="Xed0972fd7a2c474005a807d834e55b7c67c335b"/>
+    <w:bookmarkStart w:id="161" w:name="Xed0972fd7a2c474005a807d834e55b7c67c335b"/>
     <w:p>
       <w:pPr>
         <w:pStyle w:val="Heading3"/>
@@ -6580,7 +6675,7 @@
         <w:t xml:space="preserve">In WIS2, Global Caches provide access to WMO core data for data consumers. This allows data providers to restrict access to their systems to Global Services, and it reduces the need for them to provide high bandwidth and low latency access to their data. Global Caches operate in a way that is transparent to end users in that they resend notification messages from data providers. These messages are updated to point to copies of the original data held in the Global Cache data store. Global Caches also resend notification messages from data providers for core data that are not stored in the Global Cache, such as when the originator specifies in the notification message that a certain dataset should not be cached. In these cases, the notification messages remain unchanged and point to the original source. Data consumers should subscribe to the notification messages from Global Caches instead of the notification messages from data providers for WMO core data. When data consumers receive a notification message, they should follow the URLs from that message, which either point to a Global Cache which has a copy of the data, or – in case of uncached content – point to the original source.</w:t>
       </w:r>
     </w:p>
-    <w:bookmarkStart w:id="159" w:name="X9c5e2e4a13ef58aa69d25e04cf77a45be046e40"/>
+    <w:bookmarkStart w:id="160" w:name="X9c5e2e4a13ef58aa69d25e04cf77a45be046e40"/>
     <w:p>
       <w:pPr>
         <w:pStyle w:val="Heading4"/>
@@ -6593,7 +6688,7 @@
       <w:pPr>
         <w:numPr>
           <w:ilvl w:val="0"/>
-          <w:numId w:val="1050"/>
+          <w:numId w:val="1051"/>
         </w:numPr>
       </w:pPr>
       <w:r>
@@ -6604,66 +6699,340 @@
       <w:pPr>
         <w:numPr>
           <w:ilvl w:val="1"/>
+          <w:numId w:val="1052"/>
+        </w:numPr>
+      </w:pPr>
+      <w:r>
+        <w:t xml:space="preserve">A highly available data server allowing data consumers to download cache resources with high bandwidth and low latency;</w:t>
+      </w:r>
+    </w:p>
+    <w:p>
+      <w:pPr>
+        <w:numPr>
+          <w:ilvl w:val="1"/>
+          <w:numId w:val="1052"/>
+        </w:numPr>
+      </w:pPr>
+      <w:r>
+        <w:t xml:space="preserve">A Message Broker implementing both MQTTv3.1.1 and MQTTv5 to publish notification messages about resources that are available from the Global Cache;</w:t>
+      </w:r>
+    </w:p>
+    <w:p>
+      <w:pPr>
+        <w:numPr>
+          <w:ilvl w:val="1"/>
+          <w:numId w:val="1052"/>
+        </w:numPr>
+      </w:pPr>
+      <w:r>
+        <w:t xml:space="preserve">A cache management system implementing the features needed to connect to the WIS ecosystem, receive data from WIS2 Nodes and other Global Caches, store the data on the data server and manage the content of the cache (expiration of data, deduplication, and so forth).</w:t>
+      </w:r>
+    </w:p>
+    <w:p>
+      <w:pPr>
+        <w:numPr>
+          <w:ilvl w:val="0"/>
           <w:numId w:val="1051"/>
         </w:numPr>
       </w:pPr>
       <w:r>
-        <w:t xml:space="preserve">A highly available data server allowing data consumers to download cache resources with high bandwidth and low latency;</w:t>
+        <w:t xml:space="preserve">A Global Cache will aim to contain copies of real-time and near real-time data designated as "core" within the WMO Unified Data Policy (Resolution 1 (Cg-Ext(2021))).</w:t>
+      </w:r>
+    </w:p>
+    <w:p>
+      <w:pPr>
+        <w:numPr>
+          <w:ilvl w:val="0"/>
+          <w:numId w:val="1051"/>
+        </w:numPr>
+      </w:pPr>
+      <w:r>
+        <w:t xml:space="preserve">A Global Cache will aim to contain copies of WCMP2 discovery metadata records.</w:t>
+      </w:r>
+    </w:p>
+    <w:p>
+      <w:pPr>
+        <w:numPr>
+          <w:ilvl w:val="0"/>
+          <w:numId w:val="1051"/>
+        </w:numPr>
+      </w:pPr>
+      <w:r>
+        <w:t xml:space="preserve">A Global Cache will cache data objects and discovery metadata records copied from NCs/DCPCs for a minimum of 24 hours. Requirements relating to varying retention times for different types of data may be added later.</w:t>
+      </w:r>
+    </w:p>
+    <w:p>
+      <w:pPr>
+        <w:numPr>
+          <w:ilvl w:val="0"/>
+          <w:numId w:val="1051"/>
+        </w:numPr>
+      </w:pPr>
+      <w:r>
+        <w:t xml:space="preserve">A Global Cache will subscribe to the topics</w:t>
+      </w:r>
+      <w:r>
+        <w:t xml:space="preserve"> </w:t>
+      </w:r>
+      <w:r>
+        <w:rPr>
+          <w:rStyle w:val="VerbatimChar"/>
+        </w:rPr>
+        <w:t xml:space="preserve">origin/a/wis2/#</w:t>
+      </w:r>
+      <w:r>
+        <w:t xml:space="preserve"> </w:t>
+      </w:r>
+      <w:r>
+        <w:t xml:space="preserve">and</w:t>
+      </w:r>
+      <w:r>
+        <w:t xml:space="preserve"> </w:t>
+      </w:r>
+      <w:r>
+        <w:rPr>
+          <w:rStyle w:val="VerbatimChar"/>
+        </w:rPr>
+        <w:t xml:space="preserve">cache/a/wis2/#</w:t>
+      </w:r>
+      <w:r>
+        <w:t xml:space="preserve">.</w:t>
+      </w:r>
+    </w:p>
+    <w:p>
+      <w:pPr>
+        <w:numPr>
+          <w:ilvl w:val="0"/>
+          <w:numId w:val="1051"/>
+        </w:numPr>
+      </w:pPr>
+      <w:r>
+        <w:t xml:space="preserve">A Global Cache will ignore all notification messages received for recommended data.</w:t>
+      </w:r>
+      <w:r>
+        <w:rPr>
+          <w:rStyle w:val="FootnoteReference"/>
+        </w:rPr>
+        <w:footnoteReference w:id="159"/>
+      </w:r>
+    </w:p>
+    <w:p>
+      <w:pPr>
+        <w:numPr>
+          <w:ilvl w:val="0"/>
+          <w:numId w:val="1051"/>
+        </w:numPr>
+      </w:pPr>
+      <w:r>
+        <w:t xml:space="preserve">A Global Cache will process the WIS2 Notification Messages it receives:</w:t>
       </w:r>
     </w:p>
     <w:p>
       <w:pPr>
         <w:numPr>
           <w:ilvl w:val="1"/>
-          <w:numId w:val="1051"/>
-        </w:numPr>
-      </w:pPr>
-      <w:r>
-        <w:t xml:space="preserve">A Message Broker implementing both MQTTv3.1.1 and MQTTv5 to publish notification messages about resources that are available from the Global Cache;</w:t>
+          <w:numId w:val="1053"/>
+        </w:numPr>
+      </w:pPr>
+      <w:r>
+        <w:t xml:space="preserve">A Global Cache will only attempt to cache new or updated resources. Resources are identified with the</w:t>
+      </w:r>
+      <w:r>
+        <w:t xml:space="preserve"> </w:t>
+      </w:r>
+      <w:r>
+        <w:rPr>
+          <w:rStyle w:val="VerbatimChar"/>
+        </w:rPr>
+        <w:t xml:space="preserve">properties.data_id</w:t>
+      </w:r>
+      <w:r>
+        <w:t xml:space="preserve"> </w:t>
+      </w:r>
+      <w:r>
+        <w:t xml:space="preserve">property in notification message. The</w:t>
+      </w:r>
+      <w:r>
+        <w:t xml:space="preserve"> </w:t>
+      </w:r>
+      <w:r>
+        <w:rPr>
+          <w:rStyle w:val="VerbatimChar"/>
+        </w:rPr>
+        <w:t xml:space="preserve">properties.pubtime</w:t>
+      </w:r>
+      <w:r>
+        <w:t xml:space="preserve"> </w:t>
+      </w:r>
+      <w:r>
+        <w:t xml:space="preserve">property in notification message is used to determine the sequence of any updates to a resource. Duplicate resources or out-of-sequence updates are discarded.</w:t>
       </w:r>
     </w:p>
     <w:p>
       <w:pPr>
         <w:numPr>
           <w:ilvl w:val="1"/>
-          <w:numId w:val="1051"/>
-        </w:numPr>
-      </w:pPr>
-      <w:r>
-        <w:t xml:space="preserve">A cache management system implementing the features needed to connect to the WIS ecosystem, receive data from WIS2 Nodes and other Global Caches, store the data on the data server and manage the content of the cache (expiration of data, deduplication, and so forth).</w:t>
-      </w:r>
-    </w:p>
-    <w:p>
-      <w:pPr>
-        <w:numPr>
-          <w:ilvl w:val="0"/>
-          <w:numId w:val="1050"/>
-        </w:numPr>
-      </w:pPr>
-      <w:r>
-        <w:t xml:space="preserve">A Global Cache will aim to contain copies of real-time and near real-time data designated as "core" within the WMO Unified Data Policy (Resolution 1 (Cg-Ext(2021))).</w:t>
-      </w:r>
-    </w:p>
-    <w:p>
-      <w:pPr>
-        <w:numPr>
-          <w:ilvl w:val="0"/>
-          <w:numId w:val="1050"/>
-        </w:numPr>
-      </w:pPr>
-      <w:r>
-        <w:t xml:space="preserve">A Global Cache will host data objects copied from NCs/DCPCs.</w:t>
-      </w:r>
-    </w:p>
-    <w:p>
-      <w:pPr>
-        <w:numPr>
-          <w:ilvl w:val="0"/>
-          <w:numId w:val="1050"/>
-        </w:numPr>
-      </w:pPr>
-      <w:r>
-        <w:t xml:space="preserve">A Global Cache will publish notification messages advertising the availability of the data objects it holds. The notification messages will follow the standard structure (see</w:t>
+          <w:numId w:val="1053"/>
+        </w:numPr>
+      </w:pPr>
+      <w:r>
+        <w:t xml:space="preserve">When a Global Cache receives a notification message with the</w:t>
+      </w:r>
+      <w:r>
+        <w:t xml:space="preserve"> </w:t>
+      </w:r>
+      <w:r>
+        <w:rPr>
+          <w:rStyle w:val="VerbatimChar"/>
+        </w:rPr>
+        <w:t xml:space="preserve">properties.cache</w:t>
+      </w:r>
+      <w:r>
+        <w:t xml:space="preserve"> </w:t>
+      </w:r>
+      <w:r>
+        <w:t xml:space="preserve">object set to false, it will not attempt to cache the resource referred to in that notification message.</w:t>
+      </w:r>
+    </w:p>
+    <w:p>
+      <w:pPr>
+        <w:numPr>
+          <w:ilvl w:val="1"/>
+          <w:numId w:val="1053"/>
+        </w:numPr>
+      </w:pPr>
+      <w:r>
+        <w:t xml:space="preserve">When attempting to cache a resource:</w:t>
+      </w:r>
+    </w:p>
+    <w:p>
+      <w:pPr>
+        <w:numPr>
+          <w:ilvl w:val="2"/>
+          <w:numId w:val="1054"/>
+        </w:numPr>
+      </w:pPr>
+      <w:r>
+        <w:t xml:space="preserve">A Global Cache will attempt to download the resource from the URL provided in the</w:t>
+      </w:r>
+      <w:r>
+        <w:t xml:space="preserve"> </w:t>
+      </w:r>
+      <w:r>
+        <w:rPr>
+          <w:rStyle w:val="VerbatimChar"/>
+        </w:rPr>
+        <w:t xml:space="preserve">href</w:t>
+      </w:r>
+      <w:r>
+        <w:t xml:space="preserve"> </w:t>
+      </w:r>
+      <w:r>
+        <w:t xml:space="preserve">property of the link object with link relation</w:t>
+      </w:r>
+      <w:r>
+        <w:t xml:space="preserve"> </w:t>
+      </w:r>
+      <w:r>
+        <w:rPr>
+          <w:rStyle w:val="VerbatimChar"/>
+        </w:rPr>
+        <w:t xml:space="preserve">canonical</w:t>
+      </w:r>
+      <w:r>
+        <w:t xml:space="preserve"> </w:t>
+      </w:r>
+      <w:r>
+        <w:t xml:space="preserve">(or link relation</w:t>
+      </w:r>
+      <w:r>
+        <w:t xml:space="preserve"> </w:t>
+      </w:r>
+      <w:r>
+        <w:rPr>
+          <w:rStyle w:val="VerbatimChar"/>
+        </w:rPr>
+        <w:t xml:space="preserve">update</w:t>
+      </w:r>
+      <w:r>
+        <w:t xml:space="preserve"> </w:t>
+      </w:r>
+      <w:r>
+        <w:t xml:space="preserve">for updated resources).</w:t>
+      </w:r>
+    </w:p>
+    <w:p>
+      <w:pPr>
+        <w:numPr>
+          <w:ilvl w:val="2"/>
+          <w:numId w:val="1054"/>
+        </w:numPr>
+      </w:pPr>
+      <w:r>
+        <w:t xml:space="preserve">If the notification message includes a</w:t>
+      </w:r>
+      <w:r>
+        <w:t xml:space="preserve"> </w:t>
+      </w:r>
+      <w:r>
+        <w:rPr>
+          <w:rStyle w:val="VerbatimChar"/>
+        </w:rPr>
+        <w:t xml:space="preserve">properties.integrity</w:t>
+      </w:r>
+      <w:r>
+        <w:t xml:space="preserve"> </w:t>
+      </w:r>
+      <w:r>
+        <w:t xml:space="preserve">object, a Global Cache will attempt to validate the integrity of the resource. A Global Cache will discard resources that fail to validate.</w:t>
+      </w:r>
+    </w:p>
+    <w:p>
+      <w:pPr>
+        <w:numPr>
+          <w:ilvl w:val="2"/>
+          <w:numId w:val="1054"/>
+        </w:numPr>
+      </w:pPr>
+      <w:r>
+        <w:t xml:space="preserve">If the notification message includes a</w:t>
+      </w:r>
+      <w:r>
+        <w:t xml:space="preserve"> </w:t>
+      </w:r>
+      <w:r>
+        <w:rPr>
+          <w:rStyle w:val="VerbatimChar"/>
+        </w:rPr>
+        <w:t xml:space="preserve">properties.content</w:t>
+      </w:r>
+      <w:r>
+        <w:t xml:space="preserve"> </w:t>
+      </w:r>
+      <w:r>
+        <w:t xml:space="preserve">object, a Global Cache may attempt to extract the content embedded in the notification message instead of downloading the resource from the URL. If the embedded content is invalid (e.g., incorrect length or hash/checksum) the Global Cache will fall back to use the resource provided at the URL.</w:t>
+      </w:r>
+    </w:p>
+    <w:p>
+      <w:pPr>
+        <w:numPr>
+          <w:ilvl w:val="2"/>
+          <w:numId w:val="1054"/>
+        </w:numPr>
+      </w:pPr>
+      <w:r>
+        <w:t xml:space="preserve">If the resource is successfully downloaded (or extracted) and validated, a Global Cache will republish the resource on the Global Cache’s HTTP server.</w:t>
+      </w:r>
+    </w:p>
+    <w:p>
+      <w:pPr>
+        <w:numPr>
+          <w:ilvl w:val="1"/>
+          <w:numId w:val="1053"/>
+        </w:numPr>
+      </w:pPr>
+      <w:r>
+        <w:t xml:space="preserve">A Global Cache will publish WIS2 Notification Messages advertising the availability of each resource that it has processed. The notification messages will follow the standard structure (see</w:t>
       </w:r>
       <w:r>
         <w:t xml:space="preserve"> </w:t>
@@ -6676,18 +7045,59 @@
         <w:t xml:space="preserve">Manual on WIS</w:t>
       </w:r>
       <w:r>
-        <w:t xml:space="preserve">, Volume II -Appendix E. WIS2 Notification Message).</w:t>
-      </w:r>
-    </w:p>
-    <w:p>
-      <w:pPr>
-        <w:numPr>
-          <w:ilvl w:val="0"/>
-          <w:numId w:val="1050"/>
-        </w:numPr>
-      </w:pPr>
-      <w:r>
-        <w:t xml:space="preserve">A Global Cache will use the standard topic structure in its local Message Brokers (see</w:t>
+        <w:t xml:space="preserve">, Volume II - Appendix E. WIS2 Notification Message) and be a near-identical copy of the original notification message the Global Cache is processing with the following changes: (i) A new unique message ID is used; (ii) A</w:t>
+      </w:r>
+      <w:r>
+        <w:t xml:space="preserve"> </w:t>
+      </w:r>
+      <w:r>
+        <w:rPr>
+          <w:rStyle w:val="VerbatimChar"/>
+        </w:rPr>
+        <w:t xml:space="preserve">properties.global-cache</w:t>
+      </w:r>
+      <w:r>
+        <w:t xml:space="preserve"> </w:t>
+      </w:r>
+      <w:r>
+        <w:t xml:space="preserve">object with value set to the Global Cache’s</w:t>
+      </w:r>
+      <w:r>
+        <w:t xml:space="preserve"> </w:t>
+      </w:r>
+      <w:r>
+        <w:rPr>
+          <w:rStyle w:val="VerbatimChar"/>
+        </w:rPr>
+        <w:t xml:space="preserve">centre-id</w:t>
+      </w:r>
+      <w:r>
+        <w:t xml:space="preserve"> </w:t>
+      </w:r>
+      <w:r>
+        <w:t xml:space="preserve">is added; and (iii) Where the resource has been cached, the canonical (or update) URL in the link object is updated to point to the location of the cached resource.</w:t>
+      </w:r>
+    </w:p>
+    <w:p>
+      <w:pPr>
+        <w:numPr>
+          <w:ilvl w:val="0"/>
+          <w:numId w:val="1051"/>
+        </w:numPr>
+      </w:pPr>
+      <w:r>
+        <w:t xml:space="preserve">WIS2 Notification messages for core data and WCMP2 metadata resources are published by origin WIS2 Nodes and by each Global Cache. If a resource fails to be downloaded (or validated) from one source, the Global Cache will repeat the attempt to download, validate and cache the resource when it receieves a notification message from another source. For example, if download from the origin WIS2 Node fails, the Global Cache will attempt to download the resource from another Global Cache.</w:t>
+      </w:r>
+    </w:p>
+    <w:p>
+      <w:pPr>
+        <w:numPr>
+          <w:ilvl w:val="0"/>
+          <w:numId w:val="1051"/>
+        </w:numPr>
+      </w:pPr>
+      <w:r>
+        <w:t xml:space="preserve">A Global Cache will publish to the standard topic structure in its local Message Brokers (see</w:t>
       </w:r>
       <w:r>
         <w:t xml:space="preserve"> </w:t>
@@ -6707,7 +7117,7 @@
       <w:pPr>
         <w:numPr>
           <w:ilvl w:val="0"/>
-          <w:numId w:val="1050"/>
+          <w:numId w:val="1051"/>
         </w:numPr>
       </w:pPr>
       <w:r>
@@ -6723,51 +7133,445 @@
         <w:t xml:space="preserve">cache/a/wis2/…​</w:t>
       </w:r>
       <w:r>
+        <w:t xml:space="preserve">, matching</w:t>
+      </w:r>
+      <w:r>
+        <w:t xml:space="preserve"> </w:t>
+      </w:r>
+      <w:r>
+        <w:rPr>
+          <w:rStyle w:val="VerbatimChar"/>
+        </w:rPr>
+        <w:t xml:space="preserve">+/a/wis2/…​</w:t>
+      </w:r>
+      <w:r>
+        <w:t xml:space="preserve"> </w:t>
+      </w:r>
+      <w:r>
+        <w:t xml:space="preserve">of the topic from which the WIS2 Notification Message being processed was received.</w:t>
+      </w:r>
+    </w:p>
+    <w:p>
+      <w:pPr>
+        <w:numPr>
+          <w:ilvl w:val="0"/>
+          <w:numId w:val="1051"/>
+        </w:numPr>
+      </w:pPr>
+      <w:r>
+        <w:t xml:space="preserve">There will be multiple Global Cache to ensure the highly available, low-latency global provision of real-time and near-real-time core data within WIS2.</w:t>
+      </w:r>
+    </w:p>
+    <w:p>
+      <w:pPr>
+        <w:numPr>
+          <w:ilvl w:val="0"/>
+          <w:numId w:val="1051"/>
+        </w:numPr>
+      </w:pPr>
+      <w:r>
+        <w:t xml:space="preserve">There will be multiple Global Caches that may attempt to download cacheable data objects from all originating centres with cacheable content. A Global Cache will also download data objects from other Global Caches. This will ensure that each Global Cache has full global coverage, even when direct download from an originating centre is not possible.</w:t>
+      </w:r>
+    </w:p>
+    <w:p>
+      <w:pPr>
+        <w:numPr>
+          <w:ilvl w:val="0"/>
+          <w:numId w:val="1051"/>
+        </w:numPr>
+      </w:pPr>
+      <w:r>
+        <w:t xml:space="preserve">Global Caches will operate independently of one another. Each Global Cache will hold a full copy of the cache – although there may be small differences between the various Global Caches as data availability notification messages propagate through WIS to each one. There is no formal synchronization between Global Caches.</w:t>
+      </w:r>
+    </w:p>
+    <w:p>
+      <w:pPr>
+        <w:numPr>
+          <w:ilvl w:val="0"/>
+          <w:numId w:val="1051"/>
+        </w:numPr>
+      </w:pPr>
+      <w:r>
+        <w:t xml:space="preserve">A Global Cache will temporarily cache all resources published on the</w:t>
+      </w:r>
+      <w:r>
+        <w:t xml:space="preserve"> </w:t>
+      </w:r>
+      <w:r>
+        <w:rPr>
+          <w:rStyle w:val="VerbatimChar"/>
+        </w:rPr>
+        <w:t xml:space="preserve">metadata</w:t>
+      </w:r>
+      <w:r>
+        <w:t xml:space="preserve"> </w:t>
+      </w:r>
+      <w:r>
+        <w:t xml:space="preserve">topic. A Global Discovery Catalogue will subscribe to notifications about the publication of new or updated metadata, download the metadata record from the Global Cache and insert it into the catalogue. A Global Discovery Catalogue will also publish a metadata record archive each day containing the complete content of the catalogue and advertise its availability with a notification message. This resource will also be cached by a Global Cache.</w:t>
+      </w:r>
+    </w:p>
+    <w:p>
+      <w:pPr>
+        <w:numPr>
+          <w:ilvl w:val="0"/>
+          <w:numId w:val="1051"/>
+        </w:numPr>
+      </w:pPr>
+      <w:r>
+        <w:t xml:space="preserve">A Global Cache is designed to support real-time content distribution. Data consumers access data objects from a Global Cache instance by resolving the URL in a data availability notification message and downloading the file to which the URL points. Only by checking the URL, is it transparent to the data consumers from which Global Cache they are downloading the data. There is no need to download the same data object from multiple Global Caches. The data id contained within notification messages is used by data consumers and Global Services to detect such duplicates.</w:t>
+      </w:r>
+    </w:p>
+    <w:p>
+      <w:pPr>
+        <w:numPr>
+          <w:ilvl w:val="0"/>
+          <w:numId w:val="1051"/>
+        </w:numPr>
+      </w:pPr>
+      <w:r>
+        <w:t xml:space="preserve">There is no requirement for a Global Cache to provide a browsable interface to the files in its repository in order to allow data consumers to discover what content is available. However, a Global Cache may choose to provide such a capability (for example, implemented as a WAF), along with documentation to inform data consumers of how the capability works.</w:t>
+      </w:r>
+    </w:p>
+    <w:p>
+      <w:pPr>
+        <w:numPr>
+          <w:ilvl w:val="0"/>
+          <w:numId w:val="1051"/>
+        </w:numPr>
+      </w:pPr>
+      <w:r>
+        <w:t xml:space="preserve">The default behaviour for a Global Cache is to cache all data published under the</w:t>
+      </w:r>
+      <w:r>
+        <w:t xml:space="preserve"> </w:t>
+      </w:r>
+      <w:r>
+        <w:rPr>
+          <w:rStyle w:val="VerbatimChar"/>
+        </w:rPr>
+        <w:t xml:space="preserve">origin/a/wis2/{centre-id}/data/core</w:t>
+      </w:r>
+      <w:r>
+        <w:t xml:space="preserve"> </w:t>
+      </w:r>
+      <w:r>
+        <w:t xml:space="preserve">topic. A data publisher may indicate that data should not be cached by adding the</w:t>
+      </w:r>
+      <w:r>
+        <w:t xml:space="preserve"> </w:t>
+      </w:r>
+      <w:r>
+        <w:rPr>
+          <w:rStyle w:val="VerbatimChar"/>
+        </w:rPr>
+        <w:t xml:space="preserve">"cache": false</w:t>
+      </w:r>
+      <w:r>
+        <w:t xml:space="preserve"> </w:t>
+      </w:r>
+      <w:r>
+        <w:t xml:space="preserve">assertion in the WIS2 Notification Message.</w:t>
+      </w:r>
+    </w:p>
+    <w:p>
+      <w:pPr>
+        <w:numPr>
+          <w:ilvl w:val="0"/>
+          <w:numId w:val="1051"/>
+        </w:numPr>
+      </w:pPr>
+      <w:r>
+        <w:t xml:space="preserve">A Global Cache should make sure that data are downloaded in parallel and that downloads are not blocking each other.</w:t>
+      </w:r>
+    </w:p>
+    <w:p>
+      <w:pPr>
+        <w:numPr>
+          <w:ilvl w:val="0"/>
+          <w:numId w:val="1051"/>
+        </w:numPr>
+      </w:pPr>
+      <w:r>
+        <w:t xml:space="preserve">A Global Cache may decide not to cache data, for example, if the data are considered too large, or if a WIS2 Node publishes an excessive number of small files. If a Global Cache decides not to cache data, it should behave as though the cache property is set to false and send a message on the</w:t>
+      </w:r>
+      <w:r>
+        <w:t xml:space="preserve"> </w:t>
+      </w:r>
+      <w:r>
+        <w:rPr>
+          <w:rStyle w:val="VerbatimChar"/>
+        </w:rPr>
+        <w:t xml:space="preserve">monitor</w:t>
+      </w:r>
+      <w:r>
+        <w:t xml:space="preserve"> </w:t>
+      </w:r>
+      <w:r>
+        <w:t xml:space="preserve">topic hierarchy to inform the originating centre and its GISC. The Global Cache operator should work with the originating WIS2 Node and its GISC to remedy this issue.</w:t>
+      </w:r>
+    </w:p>
+    <w:p>
+      <w:pPr>
+        <w:numPr>
+          <w:ilvl w:val="0"/>
+          <w:numId w:val="1051"/>
+        </w:numPr>
+      </w:pPr>
+      <w:r>
+        <w:t xml:space="preserve">A Global Cache should operate with a fixed IP address so that WIS2 Nodes can permit access to download resources based on IP address filtering. A Global Cache should also operate with a publicly resolvable DNS name pointing to that IP address. The WMO Secretariat must be informed of the IP address and/or hostname, and any subsequent changes.</w:t>
+      </w:r>
+    </w:p>
+    <w:p>
+      <w:pPr>
+        <w:numPr>
+          <w:ilvl w:val="0"/>
+          <w:numId w:val="1051"/>
+        </w:numPr>
+      </w:pPr>
+      <w:r>
+        <w:t xml:space="preserve">A Global Cache will emit the following metrics for each WIS2 component (e.g., WIS2 Node or other Global Cache, identified with its</w:t>
+      </w:r>
+      <w:r>
+        <w:t xml:space="preserve"> </w:t>
+      </w:r>
+      <w:r>
+        <w:rPr>
+          <w:rStyle w:val="VerbatimChar"/>
+        </w:rPr>
+        <w:t xml:space="preserve">centre-id</w:t>
+      </w:r>
+      <w:r>
+        <w:t xml:space="preserve">) from which it attempts to download and cache resources (e.g., data objects or metadata records):</w:t>
+      </w:r>
+    </w:p>
+    <w:p>
+      <w:pPr>
+        <w:numPr>
+          <w:ilvl w:val="1"/>
+          <w:numId w:val="1055"/>
+        </w:numPr>
+      </w:pPr>
+      <w:r>
+        <w:rPr>
+          <w:rStyle w:val="VerbatimChar"/>
+        </w:rPr>
+        <w:t xml:space="preserve">wmo_wis2_gc_downloaded_total</w:t>
+      </w:r>
+      <w:r>
+        <w:t xml:space="preserve">: This metric is incremented by 1 each time the Global Cache successfully downloads and validates a new resource or an update to a resource published more recently than any previously received messages for that resource. This metric is not incremented for duplicate resources or out-of-sequence updates.</w:t>
+      </w:r>
+    </w:p>
+    <w:p>
+      <w:pPr>
+        <w:numPr>
+          <w:ilvl w:val="1"/>
+          <w:numId w:val="1055"/>
+        </w:numPr>
+      </w:pPr>
+      <w:r>
+        <w:rPr>
+          <w:rStyle w:val="VerbatimChar"/>
+        </w:rPr>
+        <w:t xml:space="preserve">wmo_wis2_gc_downloaded_errors_total</w:t>
+      </w:r>
+      <w:r>
+        <w:t xml:space="preserve">: This metric is incremented by 1 each time the Global Cache fails to download a resource that it is attempting to cache.</w:t>
+      </w:r>
+    </w:p>
+    <w:p>
+      <w:pPr>
+        <w:numPr>
+          <w:ilvl w:val="1"/>
+          <w:numId w:val="1055"/>
+        </w:numPr>
+      </w:pPr>
+      <w:r>
+        <w:rPr>
+          <w:rStyle w:val="VerbatimChar"/>
+        </w:rPr>
+        <w:t xml:space="preserve">wmo_wis2_gc_last_download_timestamp_seconds</w:t>
+      </w:r>
+      <w:r>
+        <w:t xml:space="preserve">: This metric is set to the current time (timestamp - the number of seconds since Unix epoch) each time the Global Cache successfully downloads a new or updated resource.</w:t>
+      </w:r>
+    </w:p>
+    <w:p>
+      <w:pPr>
+        <w:numPr>
+          <w:ilvl w:val="1"/>
+          <w:numId w:val="1055"/>
+        </w:numPr>
+      </w:pPr>
+      <w:r>
+        <w:rPr>
+          <w:rStyle w:val="VerbatimChar"/>
+        </w:rPr>
+        <w:t xml:space="preserve">wmo_wis2_gc_integrity_failed_total</w:t>
+      </w:r>
+      <w:r>
+        <w:t xml:space="preserve">: This metric is incremented by 1 each time the Global Caches fails to validate the integrity of a new or updated resource that it is attempting to cache.</w:t>
+      </w:r>
+    </w:p>
+    <w:p>
+      <w:pPr>
+        <w:numPr>
+          <w:ilvl w:val="0"/>
+          <w:numId w:val="1051"/>
+        </w:numPr>
+      </w:pPr>
+      <w:r>
+        <w:t xml:space="preserve">A Global Cache will update its metrics at least every 60 seconds.</w:t>
+      </w:r>
+    </w:p>
+    <w:p>
+      <w:pPr>
+        <w:numPr>
+          <w:ilvl w:val="0"/>
+          <w:numId w:val="1051"/>
+        </w:numPr>
+      </w:pPr>
+      <w:r>
+        <w:t xml:space="preserve">A Global Cache should not reset its metrics counts.</w:t>
+      </w:r>
+    </w:p>
+    <w:p>
+      <w:pPr>
+        <w:numPr>
+          <w:ilvl w:val="0"/>
+          <w:numId w:val="1051"/>
+        </w:numPr>
+      </w:pPr>
+      <w:r>
+        <w:t xml:space="preserve">As a convention, the Global Cache centre-id will be</w:t>
+      </w:r>
+      <w:r>
+        <w:t xml:space="preserve"> </w:t>
+      </w:r>
+      <w:r>
+        <w:rPr>
+          <w:rStyle w:val="VerbatimChar"/>
+        </w:rPr>
+        <w:t xml:space="preserve">{tld}-{centre-name}-global-cache</w:t>
+      </w:r>
+      <w:r>
         <w:t xml:space="preserve">.</w:t>
       </w:r>
     </w:p>
-    <w:p>
-      <w:pPr>
-        <w:numPr>
-          <w:ilvl w:val="0"/>
-          <w:numId w:val="1050"/>
-        </w:numPr>
-      </w:pPr>
-      <w:r>
-        <w:t xml:space="preserve">There will be multiple Global Cache to ensure the highly available, low-latency global provision of real-time and near-real-time core data within WIS2.</w:t>
-      </w:r>
-    </w:p>
-    <w:p>
-      <w:pPr>
-        <w:numPr>
-          <w:ilvl w:val="0"/>
-          <w:numId w:val="1050"/>
-        </w:numPr>
-      </w:pPr>
-      <w:r>
-        <w:t xml:space="preserve">There will be multiple Global Caches that may attempt to download cacheable data objects from all originating centres with cacheable content. A Global Cache will also download data objects from other Global Caches. This will ensure that each Global Cache has full global coverage, even when direct download from an originating centre is not possible.</w:t>
-      </w:r>
-    </w:p>
-    <w:p>
-      <w:pPr>
-        <w:numPr>
-          <w:ilvl w:val="0"/>
-          <w:numId w:val="1050"/>
-        </w:numPr>
-      </w:pPr>
-      <w:r>
-        <w:t xml:space="preserve">Global Caches will operate independently of one another. Each Global Cache will hold a full copy of the cache – although there may be small differences between the various Global Caches as data availability notification messages propagate through WIS to each one. There is no formal synchronization between Global Caches.</w:t>
-      </w:r>
-    </w:p>
-    <w:p>
-      <w:pPr>
-        <w:numPr>
-          <w:ilvl w:val="0"/>
-          <w:numId w:val="1050"/>
-        </w:numPr>
-      </w:pPr>
-      <w:r>
-        <w:t xml:space="preserve">A Global Cache will temporarily cache all resources published on the</w:t>
+    <w:bookmarkEnd w:id="160"/>
+    <w:bookmarkEnd w:id="161"/>
+    <w:bookmarkStart w:id="167" w:name="Xe83d0dcd18513bbe57a5c411a3835908b8c6b21"/>
+    <w:p>
+      <w:pPr>
+        <w:pStyle w:val="Heading3"/>
+      </w:pPr>
+      <w:r>
+        <w:t xml:space="preserve">2.7.5 Global Discovery Catalogue</w:t>
+      </w:r>
+    </w:p>
+    <w:bookmarkStart w:id="164" w:name="Xb7d6d3d16ef70a3c0bed12e0915cfe71af7259a"/>
+    <w:p>
+      <w:pPr>
+        <w:pStyle w:val="Heading4"/>
+      </w:pPr>
+      <w:r>
+        <w:t xml:space="preserve">2.7.5.1 Technical considerations</w:t>
+      </w:r>
+    </w:p>
+    <w:p>
+      <w:pPr>
+        <w:numPr>
+          <w:ilvl w:val="0"/>
+          <w:numId w:val="1056"/>
+        </w:numPr>
+      </w:pPr>
+      <w:r>
+        <w:t xml:space="preserve">The Global Discovery Catalogue provides data consumers with a mechanism for discovering and searching for datasets of interest as well as learning how to interact with and find out more information about those datasets.</w:t>
+      </w:r>
+    </w:p>
+    <w:p>
+      <w:pPr>
+        <w:numPr>
+          <w:ilvl w:val="0"/>
+          <w:numId w:val="1056"/>
+        </w:numPr>
+      </w:pPr>
+      <w:r>
+        <w:t xml:space="preserve">The Global Discovery Catalogue implements the OGC API – Records – Part 1: Core standard</w:t>
+      </w:r>
+      <w:r>
+        <w:rPr>
+          <w:rStyle w:val="FootnoteReference"/>
+        </w:rPr>
+        <w:footnoteReference w:id="162"/>
+      </w:r>
+      <w:r>
+        <w:t xml:space="preserve">, adhering to the following conformance classes and their dependencies:</w:t>
+      </w:r>
+    </w:p>
+    <w:p>
+      <w:pPr>
+        <w:numPr>
+          <w:ilvl w:val="1"/>
+          <w:numId w:val="1057"/>
+        </w:numPr>
+      </w:pPr>
+      <w:r>
+        <w:t xml:space="preserve">Searchable Catalog (Deployment);</w:t>
+      </w:r>
+    </w:p>
+    <w:p>
+      <w:pPr>
+        <w:numPr>
+          <w:ilvl w:val="1"/>
+          <w:numId w:val="1057"/>
+        </w:numPr>
+      </w:pPr>
+      <w:r>
+        <w:t xml:space="preserve">Searchable Catalog - Sorting (Deployment);</w:t>
+      </w:r>
+    </w:p>
+    <w:p>
+      <w:pPr>
+        <w:numPr>
+          <w:ilvl w:val="1"/>
+          <w:numId w:val="1057"/>
+        </w:numPr>
+      </w:pPr>
+      <w:r>
+        <w:t xml:space="preserve">Searchable Catalog - Filtering (Deployment);</w:t>
+      </w:r>
+    </w:p>
+    <w:p>
+      <w:pPr>
+        <w:numPr>
+          <w:ilvl w:val="1"/>
+          <w:numId w:val="1057"/>
+        </w:numPr>
+      </w:pPr>
+      <w:r>
+        <w:t xml:space="preserve">JSON (Common Component);</w:t>
+      </w:r>
+    </w:p>
+    <w:p>
+      <w:pPr>
+        <w:numPr>
+          <w:ilvl w:val="1"/>
+          <w:numId w:val="1057"/>
+        </w:numPr>
+      </w:pPr>
+      <w:r>
+        <w:t xml:space="preserve">HTML (Common Component).</w:t>
+      </w:r>
+    </w:p>
+    <w:p>
+      <w:pPr>
+        <w:numPr>
+          <w:ilvl w:val="0"/>
+          <w:numId w:val="1056"/>
+        </w:numPr>
+      </w:pPr>
+      <w:r>
+        <w:t xml:space="preserve">The Global Discovery Catalogue will make discovery metadata available via the collection identifier</w:t>
       </w:r>
       <w:r>
         <w:t xml:space="preserve"> </w:t>
@@ -6776,46 +7580,87 @@
         <w:rPr>
           <w:rStyle w:val="VerbatimChar"/>
         </w:rPr>
-        <w:t xml:space="preserve">metadata</w:t>
-      </w:r>
-      <w:r>
-        <w:t xml:space="preserve"> </w:t>
-      </w:r>
-      <w:r>
-        <w:t xml:space="preserve">topic. A Global Discovery Catalogue will subscribe to notifications about the publication of new or updated metadata, download the metadata record from the Global Cache and insert it into the catalogue. A Global Discovery Catalogue will also publish a metadata record archive each day containing the complete content of the catalogue and advertise its availability with a notification message. This resource will also be cached by a Global Cache.</w:t>
-      </w:r>
-    </w:p>
-    <w:p>
-      <w:pPr>
-        <w:numPr>
-          <w:ilvl w:val="0"/>
-          <w:numId w:val="1050"/>
-        </w:numPr>
-      </w:pPr>
-      <w:r>
-        <w:t xml:space="preserve">A Global Cache is designed to support real-time content distribution. Data consumers access data objects from a Global Cache instance by resolving the URL in a data availability notification message and downloading the file to which the URL points. Only by checking the URL, is it transparent to the data consumers from which Global Cache they are downloading the data. There is no need to download the same data object from multiple Global Caches. The data id contained within notification messages is used by data consumers and Global Services to detect such duplicates.</w:t>
-      </w:r>
-    </w:p>
-    <w:p>
-      <w:pPr>
-        <w:numPr>
-          <w:ilvl w:val="0"/>
-          <w:numId w:val="1050"/>
-        </w:numPr>
-      </w:pPr>
-      <w:r>
-        <w:t xml:space="preserve">There is no requirement for a Global Cache to provide a browsable interface to the files in its repository in order to allow data consumers to discover what content is available. However, a Global Cache may choose to provide such a capability (for example, implemented as a WAF), along with documentation to inform data consumers of how the capability works.</w:t>
-      </w:r>
-    </w:p>
-    <w:p>
-      <w:pPr>
-        <w:numPr>
-          <w:ilvl w:val="0"/>
-          <w:numId w:val="1050"/>
-        </w:numPr>
-      </w:pPr>
-      <w:r>
-        <w:t xml:space="preserve">The default behaviour for a Global Cache is to cache all data published under the</w:t>
+        <w:t xml:space="preserve">wis2-discovery-metadata</w:t>
+      </w:r>
+      <w:r>
+        <w:t xml:space="preserve">.</w:t>
+      </w:r>
+    </w:p>
+    <w:p>
+      <w:pPr>
+        <w:numPr>
+          <w:ilvl w:val="0"/>
+          <w:numId w:val="1056"/>
+        </w:numPr>
+      </w:pPr>
+      <w:r>
+        <w:t xml:space="preserve">The Global Discovery Catalogue advertises the availability of datasets and how to access them or subscribe to updates.</w:t>
+      </w:r>
+    </w:p>
+    <w:p>
+      <w:pPr>
+        <w:numPr>
+          <w:ilvl w:val="0"/>
+          <w:numId w:val="1056"/>
+        </w:numPr>
+      </w:pPr>
+      <w:r>
+        <w:t xml:space="preserve">The Global Discovery Catalogue does not advertise or list the availability of individual data objects that comprise a dataset (that is, data files).</w:t>
+      </w:r>
+    </w:p>
+    <w:p>
+      <w:pPr>
+        <w:numPr>
+          <w:ilvl w:val="0"/>
+          <w:numId w:val="1056"/>
+        </w:numPr>
+      </w:pPr>
+      <w:r>
+        <w:t xml:space="preserve">A single Global Discovery Catalogue is sufficient for WIS2.</w:t>
+      </w:r>
+    </w:p>
+    <w:p>
+      <w:pPr>
+        <w:numPr>
+          <w:ilvl w:val="0"/>
+          <w:numId w:val="1056"/>
+        </w:numPr>
+      </w:pPr>
+      <w:r>
+        <w:t xml:space="preserve">Multiple Global Discovery Catalogues may be deployed for resilience.</w:t>
+      </w:r>
+    </w:p>
+    <w:p>
+      <w:pPr>
+        <w:numPr>
+          <w:ilvl w:val="0"/>
+          <w:numId w:val="1056"/>
+        </w:numPr>
+      </w:pPr>
+      <w:r>
+        <w:t xml:space="preserve">Global Discovery Catalogues operate independently of each other; each Global Discovery Catalogue holds all discovery metadata records. Global Discovery Catalogues do not need to synchronize with each other.</w:t>
+      </w:r>
+    </w:p>
+    <w:p>
+      <w:pPr>
+        <w:numPr>
+          <w:ilvl w:val="0"/>
+          <w:numId w:val="1056"/>
+        </w:numPr>
+      </w:pPr>
+      <w:r>
+        <w:t xml:space="preserve">A Global Discovery Catalogue is populated with discovery metadata records from a Global Cache and receives messages about the availability of discovery metadata records via a Global Broker.</w:t>
+      </w:r>
+    </w:p>
+    <w:p>
+      <w:pPr>
+        <w:numPr>
+          <w:ilvl w:val="1"/>
+          <w:numId w:val="1058"/>
+        </w:numPr>
+      </w:pPr>
+      <w:r>
+        <w:t xml:space="preserve">The subscription topic shall be</w:t>
       </w:r>
       <w:r>
         <w:t xml:space="preserve"> </w:t>
@@ -6824,13 +7669,120 @@
         <w:rPr>
           <w:rStyle w:val="VerbatimChar"/>
         </w:rPr>
-        <w:t xml:space="preserve">origin/a/wis2/data/+/core</w:t>
-      </w:r>
-      <w:r>
-        <w:t xml:space="preserve"> </w:t>
-      </w:r>
-      <w:r>
-        <w:t xml:space="preserve">topic. A data publisher may indicate that data should not be cached by adding the</w:t>
+        <w:t xml:space="preserve">cache/a/wis2/+/metadata</w:t>
+      </w:r>
+      <w:r>
+        <w:t xml:space="preserve">.</w:t>
+      </w:r>
+    </w:p>
+    <w:p>
+      <w:pPr>
+        <w:numPr>
+          <w:ilvl w:val="0"/>
+          <w:numId w:val="1056"/>
+        </w:numPr>
+      </w:pPr>
+      <w:r>
+        <w:t xml:space="preserve">A Global Discovery Catalogue should connect to and subscribe to more than one Global Broker to ensure that no messages are lost in the event of a Global Broker failure. A Global Discovery Catalogue will discard duplicate messages as needed.</w:t>
+      </w:r>
+    </w:p>
+    <w:p>
+      <w:pPr>
+        <w:numPr>
+          <w:ilvl w:val="0"/>
+          <w:numId w:val="1056"/>
+        </w:numPr>
+      </w:pPr>
+      <w:r>
+        <w:t xml:space="preserve">A Global Discovery Catalogue will verify that a discovery metadata record identifier’s centre-id token (see Manual on WIS, Volume II – Appendix F. WMO Core Metadata Profile (Version 2)) matches the centre-id level of the topic from which it was published (see Manual on WIS, Volume II – Appendix D. WIS2 Topic Hierarchy) to ensure that discovery metadata are published by the authoritative organization.</w:t>
+      </w:r>
+    </w:p>
+    <w:p>
+      <w:pPr>
+        <w:numPr>
+          <w:ilvl w:val="0"/>
+          <w:numId w:val="1056"/>
+        </w:numPr>
+      </w:pPr>
+      <w:r>
+        <w:t xml:space="preserve">A Global Discovery Catalogue will validate discovery metadata records against the WCMP2. Valid WCMP2 records will be ingested into the catalogue. Invalid or malformed records will be discarded and reported to the Global Monitor against the centre-id associated with the discovery metadata record.</w:t>
+      </w:r>
+    </w:p>
+    <w:p>
+      <w:pPr>
+        <w:numPr>
+          <w:ilvl w:val="0"/>
+          <w:numId w:val="1056"/>
+        </w:numPr>
+      </w:pPr>
+      <w:r>
+        <w:t xml:space="preserve">A Global Discovery Catalogue will only update discovery metadata records to replace links for dataset subscription and notification (origin), with their equivalent links for subscription at Global Brokers (cache).</w:t>
+      </w:r>
+    </w:p>
+    <w:p>
+      <w:pPr>
+        <w:numPr>
+          <w:ilvl w:val="0"/>
+          <w:numId w:val="1056"/>
+        </w:numPr>
+      </w:pPr>
+      <w:r>
+        <w:t xml:space="preserve">A Global Discovery Catalogue will periodically assess discovery metadata provided by NCs and DCPCs against a set of key performance indicators (KPIs) in support of continuous improvement. Suggestions for improvement will be reported to the Global Monitor against the centre identifier associated with the discovery metadata record.</w:t>
+      </w:r>
+    </w:p>
+    <w:p>
+      <w:pPr>
+        <w:numPr>
+          <w:ilvl w:val="0"/>
+          <w:numId w:val="1056"/>
+        </w:numPr>
+      </w:pPr>
+      <w:r>
+        <w:t xml:space="preserve">A Global Discovery Catalogue will remove discovery metadata that are marked for deletion as specified in the data notification message.</w:t>
+      </w:r>
+    </w:p>
+    <w:p>
+      <w:pPr>
+        <w:numPr>
+          <w:ilvl w:val="0"/>
+          <w:numId w:val="1056"/>
+        </w:numPr>
+      </w:pPr>
+      <w:r>
+        <w:t xml:space="preserve">A Global Discovery Catalogue should apply faceting capability as specified in the cataloguing considerations of the WCMP2 specification, as defined in OGC API - Records.</w:t>
+      </w:r>
+    </w:p>
+    <w:p>
+      <w:pPr>
+        <w:numPr>
+          <w:ilvl w:val="0"/>
+          <w:numId w:val="1056"/>
+        </w:numPr>
+      </w:pPr>
+      <w:r>
+        <w:t xml:space="preserve">A Global Discovery Catalogue will provide human-readable web pages with embedded markup using the schema.org vocabulary, thereby enabling search engines to crawl and index its content. Consequently, data consumers should be able to discover WIS content via third party search engines.</w:t>
+      </w:r>
+    </w:p>
+    <w:p>
+      <w:pPr>
+        <w:numPr>
+          <w:ilvl w:val="0"/>
+          <w:numId w:val="1056"/>
+        </w:numPr>
+      </w:pPr>
+      <w:r>
+        <w:t xml:space="preserve">A Global Discovery Catalogue will generate and store a zip file of all WCMP2 records once a day; this file will be made be accessible via HTTP. The zip file will include a directory named after the centre-id of the Global Discovery Catalogue containing all WCMP2 records.</w:t>
+      </w:r>
+    </w:p>
+    <w:p>
+      <w:pPr>
+        <w:numPr>
+          <w:ilvl w:val="0"/>
+          <w:numId w:val="1056"/>
+        </w:numPr>
+      </w:pPr>
+      <w:r>
+        <w:t xml:space="preserve">A Global Discovery Catalogue will publish a WIS2 Notification Message of its zip file of all WCMP2 records on its centre-id’s metadata topic at</w:t>
       </w:r>
       <w:r>
         <w:t xml:space="preserve"> </w:t>
@@ -6839,24 +7791,10 @@
         <w:rPr>
           <w:rStyle w:val="VerbatimChar"/>
         </w:rPr>
-        <w:t xml:space="preserve">"cache": false</w:t>
-      </w:r>
-      <w:r>
-        <w:t xml:space="preserve"> </w:t>
-      </w:r>
-      <w:r>
-        <w:t xml:space="preserve">assertion in the WIS2 Notification Message.</w:t>
-      </w:r>
-    </w:p>
-    <w:p>
-      <w:pPr>
-        <w:numPr>
-          <w:ilvl w:val="0"/>
-          <w:numId w:val="1050"/>
-        </w:numPr>
-      </w:pPr>
-      <w:r>
-        <w:t xml:space="preserve">A Global Cache may decide not to cache data, for example, if the data are considered too large, or if a WIS2 Node publishes an excessive number of small files. If a Global Cache decides not to cache data, it should behave as though the cache property is set to false and send a message on the</w:t>
+        <w:t xml:space="preserve">origin/a/wis2/centre-id/metadata</w:t>
+      </w:r>
+      <w:r>
+        <w:t xml:space="preserve">, where</w:t>
       </w:r>
       <w:r>
         <w:t xml:space="preserve"> </w:t>
@@ -6865,738 +7803,24 @@
         <w:rPr>
           <w:rStyle w:val="VerbatimChar"/>
         </w:rPr>
-        <w:t xml:space="preserve">monitor</w:t>
-      </w:r>
-      <w:r>
-        <w:t xml:space="preserve"> </w:t>
-      </w:r>
-      <w:r>
-        <w:t xml:space="preserve">topic hierarchy to inform the originating centre and its GISC. The Global Cache operator should work with the originating WIS2 Node and its GISC to remedy this issue.</w:t>
-      </w:r>
-    </w:p>
-    <w:p>
-      <w:pPr>
-        <w:numPr>
-          <w:ilvl w:val="0"/>
-          <w:numId w:val="1050"/>
-        </w:numPr>
-      </w:pPr>
-      <w:r>
-        <w:t xml:space="preserve">If core data are not cached on a Global Cache (that is, if the data are flagged as</w:t>
-      </w:r>
-      <w:r>
-        <w:t xml:space="preserve"> </w:t>
-      </w:r>
-      <w:r>
-        <w:rPr>
-          <w:rStyle w:val="VerbatimChar"/>
-        </w:rPr>
-        <w:t xml:space="preserve">"cache": false</w:t>
-      </w:r>
-      <w:r>
-        <w:t xml:space="preserve"> </w:t>
-      </w:r>
-      <w:r>
-        <w:t xml:space="preserve">or if the Global Cache decides not to cache these data), the Global Cache shall nevertheless republish the WIS2 Notification Message to the</w:t>
-      </w:r>
-      <w:r>
-        <w:t xml:space="preserve"> </w:t>
-      </w:r>
-      <w:r>
-        <w:rPr>
-          <w:rStyle w:val="VerbatimChar"/>
-        </w:rPr>
-        <w:t xml:space="preserve">cache/a/wis2/…​</w:t>
-      </w:r>
-      <w:r>
-        <w:t xml:space="preserve"> </w:t>
-      </w:r>
-      <w:r>
-        <w:t xml:space="preserve">topic. In this case, the message id will be changed, and the rest of the message will not be modified.</w:t>
-      </w:r>
-    </w:p>
-    <w:p>
-      <w:pPr>
-        <w:numPr>
-          <w:ilvl w:val="0"/>
-          <w:numId w:val="1050"/>
-        </w:numPr>
-      </w:pPr>
-      <w:r>
-        <w:t xml:space="preserve">A Global Cache should operate with a fixed IP address so that WIS2 Nodes can permit access to download resources based on IP address filtering. A Global Cache should also operate with a publicly resolvable DNS name pointing to that IP address. The WMO Secretariat must be informed of the IP address and/or hostname, and any subsequent changes.</w:t>
-      </w:r>
-    </w:p>
-    <w:p>
-      <w:pPr>
-        <w:numPr>
-          <w:ilvl w:val="0"/>
-          <w:numId w:val="1050"/>
-        </w:numPr>
-      </w:pPr>
-      <w:r>
-        <w:t xml:space="preserve">A Global Cache should validate the integrity of the resources it caches and only accept data that match the integrity value from the WIS2 Notification Message. If the WIS2 Notification Message does not contain an integrity value, the Global Cache should accept the data as valid. In this case, the Global Cache may add an integrity value to the message it republishes.</w:t>
-      </w:r>
-    </w:p>
-    <w:p>
-      <w:pPr>
-        <w:numPr>
-          <w:ilvl w:val="0"/>
-          <w:numId w:val="1050"/>
-        </w:numPr>
-      </w:pPr>
-      <w:r>
-        <w:t xml:space="preserve">As a convention, the Global Cache centre-id will be</w:t>
-      </w:r>
-      <w:r>
-        <w:t xml:space="preserve"> </w:t>
-      </w:r>
-      <w:r>
-        <w:rPr>
-          <w:rStyle w:val="VerbatimChar"/>
-        </w:rPr>
-        <w:t xml:space="preserve">{tld}-{centre-name}-global-cache</w:t>
-      </w:r>
-      <w:r>
-        <w:t xml:space="preserve">.</w:t>
-      </w:r>
-    </w:p>
-    <w:bookmarkEnd w:id="159"/>
-    <w:bookmarkStart w:id="161" w:name="Xccc1cebb6c94847684ab046188074f284443b3a"/>
-    <w:p>
-      <w:pPr>
-        <w:pStyle w:val="Heading4"/>
-      </w:pPr>
-      <w:r>
-        <w:t xml:space="preserve">2.7.4.2 Practices and procedures</w:t>
-      </w:r>
-    </w:p>
-    <w:p>
-      <w:pPr>
-        <w:numPr>
-          <w:ilvl w:val="0"/>
-          <w:numId w:val="1052"/>
-        </w:numPr>
-      </w:pPr>
-      <w:r>
-        <w:t xml:space="preserve">A Global Cache shall subscribe to the topics</w:t>
-      </w:r>
-      <w:r>
-        <w:t xml:space="preserve"> </w:t>
-      </w:r>
-      <w:r>
-        <w:rPr>
-          <w:rStyle w:val="VerbatimChar"/>
-        </w:rPr>
-        <w:t xml:space="preserve">origin/a/wis2/#</w:t>
-      </w:r>
-      <w:r>
-        <w:t xml:space="preserve"> </w:t>
-      </w:r>
-      <w:r>
-        <w:t xml:space="preserve">and</w:t>
-      </w:r>
-      <w:r>
-        <w:t xml:space="preserve"> </w:t>
-      </w:r>
-      <w:r>
-        <w:rPr>
-          <w:rStyle w:val="VerbatimChar"/>
-        </w:rPr>
-        <w:t xml:space="preserve">cache/a/wis2/#</w:t>
-      </w:r>
-      <w:r>
-        <w:t xml:space="preserve">.</w:t>
-      </w:r>
-    </w:p>
-    <w:p>
-      <w:pPr>
-        <w:numPr>
-          <w:ilvl w:val="0"/>
-          <w:numId w:val="1052"/>
-        </w:numPr>
-      </w:pPr>
-      <w:r>
-        <w:t xml:space="preserve">A Global Cache shall ignore all messages received on the topics</w:t>
-      </w:r>
-      <w:r>
-        <w:t xml:space="preserve"> </w:t>
-      </w:r>
-      <w:r>
-        <w:rPr>
-          <w:rStyle w:val="VerbatimChar"/>
-        </w:rPr>
-        <w:t xml:space="preserve">origin/a/wis2/+/data/recommended/#</w:t>
-      </w:r>
-      <w:r>
-        <w:t xml:space="preserve"> </w:t>
-      </w:r>
-      <w:r>
-        <w:t xml:space="preserve">and</w:t>
-      </w:r>
-      <w:r>
-        <w:t xml:space="preserve"> </w:t>
-      </w:r>
-      <w:r>
-        <w:rPr>
-          <w:rStyle w:val="VerbatimChar"/>
-        </w:rPr>
-        <w:t xml:space="preserve">cache/a/wis2/+/data/recommended/#</w:t>
-      </w:r>
-      <w:r>
-        <w:rPr>
-          <w:rStyle w:val="FootnoteReference"/>
-        </w:rPr>
-        <w:footnoteReference w:id="160"/>
-      </w:r>
-    </w:p>
-    <w:p>
-      <w:pPr>
-        <w:numPr>
-          <w:ilvl w:val="0"/>
-          <w:numId w:val="1052"/>
-        </w:numPr>
-      </w:pPr>
-      <w:r>
-        <w:t xml:space="preserve">A Global Cache shall retain the data and metadata it receives for a minimum of 24 hours. Requirements relating to varying retention times for different types of data may be added later.</w:t>
-      </w:r>
-    </w:p>
-    <w:p>
-      <w:pPr>
-        <w:numPr>
-          <w:ilvl w:val="0"/>
-          <w:numId w:val="1052"/>
-        </w:numPr>
-      </w:pPr>
-      <w:r>
-        <w:t xml:space="preserve">For messages received on the topic</w:t>
-      </w:r>
-      <w:r>
-        <w:t xml:space="preserve"> </w:t>
-      </w:r>
-      <w:r>
-        <w:rPr>
-          <w:rStyle w:val="VerbatimChar"/>
-        </w:rPr>
-        <w:t xml:space="preserve">origin/a/+/data/core/#</w:t>
-      </w:r>
-      <w:r>
-        <w:t xml:space="preserve"> </w:t>
-      </w:r>
-      <w:r>
-        <w:t xml:space="preserve">or</w:t>
-      </w:r>
-      <w:r>
-        <w:t xml:space="preserve"> </w:t>
-      </w:r>
-      <w:r>
-        <w:rPr>
-          <w:rStyle w:val="VerbatimChar"/>
-        </w:rPr>
-        <w:t xml:space="preserve">cache/a/+/data/core/#</w:t>
-      </w:r>
-      <w:r>
-        <w:t xml:space="preserve">, a Global Cache shall:</w:t>
-      </w:r>
-    </w:p>
-    <w:p>
-      <w:pPr>
-        <w:numPr>
-          <w:ilvl w:val="1"/>
-          <w:numId w:val="1053"/>
-        </w:numPr>
-      </w:pPr>
-      <w:r>
-        <w:t xml:space="preserve">If the message contains the property</w:t>
-      </w:r>
-      <w:r>
-        <w:t xml:space="preserve"> </w:t>
-      </w:r>
-      <w:r>
-        <w:rPr>
-          <w:rStyle w:val="VerbatimChar"/>
-        </w:rPr>
-        <w:t xml:space="preserve">"properties.cache": false</w:t>
-      </w:r>
-      <w:r>
-        <w:t xml:space="preserve">,</w:t>
-      </w:r>
-    </w:p>
-    <w:p>
-      <w:pPr>
-        <w:numPr>
-          <w:ilvl w:val="2"/>
-          <w:numId w:val="1054"/>
-        </w:numPr>
-      </w:pPr>
-      <w:r>
-        <w:t xml:space="preserve">Republish the message at topic</w:t>
-      </w:r>
-      <w:r>
-        <w:t xml:space="preserve"> </w:t>
-      </w:r>
-      <w:r>
-        <w:rPr>
-          <w:rStyle w:val="VerbatimChar"/>
-        </w:rPr>
-        <w:t xml:space="preserve">cache/a/wis2/…​</w:t>
-      </w:r>
-      <w:r>
-        <w:t xml:space="preserve">, matching</w:t>
-      </w:r>
-      <w:r>
-        <w:t xml:space="preserve"> </w:t>
-      </w:r>
-      <w:r>
-        <w:rPr>
-          <w:rStyle w:val="VerbatimChar"/>
-        </w:rPr>
-        <w:t xml:space="preserve">+/a/wis2/…​</w:t>
-      </w:r>
-      <w:r>
-        <w:t xml:space="preserve"> </w:t>
-      </w:r>
-      <w:r>
-        <w:t xml:space="preserve">where the original message has been received, after having updated the id of the message.</w:t>
-      </w:r>
-    </w:p>
-    <w:p>
-      <w:pPr>
-        <w:numPr>
-          <w:ilvl w:val="1"/>
-          <w:numId w:val="1053"/>
-        </w:numPr>
-      </w:pPr>
-      <w:r>
-        <w:t xml:space="preserve">Else</w:t>
-      </w:r>
-    </w:p>
-    <w:p>
-      <w:pPr>
-        <w:numPr>
-          <w:ilvl w:val="2"/>
-          <w:numId w:val="1055"/>
-        </w:numPr>
-      </w:pPr>
-      <w:r>
-        <w:t xml:space="preserve">Maintain a list of</w:t>
-      </w:r>
-      <w:r>
-        <w:t xml:space="preserve"> </w:t>
-      </w:r>
-      <w:r>
-        <w:rPr>
-          <w:rStyle w:val="VerbatimChar"/>
-        </w:rPr>
-        <w:t xml:space="preserve">data_id</w:t>
-      </w:r>
-      <w:r>
-        <w:t xml:space="preserve"> </w:t>
-      </w:r>
-      <w:r>
-        <w:t xml:space="preserve">values that have already been downloaded;</w:t>
-      </w:r>
-    </w:p>
-    <w:p>
-      <w:pPr>
-        <w:numPr>
-          <w:ilvl w:val="2"/>
-          <w:numId w:val="1055"/>
-        </w:numPr>
-      </w:pPr>
-      <w:r>
-        <w:t xml:space="preserve">Verify whether the message points to new or updated data by comparing the pubtime value of the notification message with the list of</w:t>
-      </w:r>
-      <w:r>
-        <w:t xml:space="preserve"> </w:t>
-      </w:r>
-      <w:r>
-        <w:rPr>
-          <w:rStyle w:val="VerbatimChar"/>
-        </w:rPr>
-        <w:t xml:space="preserve">data_id</w:t>
-      </w:r>
-      <w:r>
-        <w:t xml:space="preserve"> </w:t>
-      </w:r>
-      <w:r>
-        <w:t xml:space="preserve">values;</w:t>
-      </w:r>
-    </w:p>
-    <w:p>
-      <w:pPr>
-        <w:numPr>
-          <w:ilvl w:val="2"/>
-          <w:numId w:val="1055"/>
-        </w:numPr>
-      </w:pPr>
-      <w:r>
-        <w:t xml:space="preserve">If the message is new or updated:</w:t>
-      </w:r>
-    </w:p>
-    <w:p>
-      <w:pPr>
-        <w:numPr>
-          <w:ilvl w:val="3"/>
+        <w:t xml:space="preserve">centre-id</w:t>
+      </w:r>
+      <w:r>
+        <w:t xml:space="preserve"> </w:t>
+      </w:r>
+      <w:r>
+        <w:t xml:space="preserve">is the centre identifier of the Global Discovery Catalogue.</w:t>
+      </w:r>
+    </w:p>
+    <w:p>
+      <w:pPr>
+        <w:numPr>
+          <w:ilvl w:val="0"/>
           <w:numId w:val="1056"/>
         </w:numPr>
       </w:pPr>
       <w:r>
-        <w:t xml:space="preserve">Download only new or updated data from the</w:t>
-      </w:r>
-      <w:r>
-        <w:t xml:space="preserve"> </w:t>
-      </w:r>
-      <w:r>
-        <w:rPr>
-          <w:rStyle w:val="VerbatimChar"/>
-        </w:rPr>
-        <w:t xml:space="preserve">href</w:t>
-      </w:r>
-      <w:r>
-        <w:t xml:space="preserve"> </w:t>
-      </w:r>
-      <w:r>
-        <w:t xml:space="preserve">or extract the data from the message content;</w:t>
-      </w:r>
-    </w:p>
-    <w:p>
-      <w:pPr>
-        <w:numPr>
-          <w:ilvl w:val="3"/>
-          <w:numId w:val="1056"/>
-        </w:numPr>
-      </w:pPr>
-      <w:r>
-        <w:t xml:space="preserve">If the message contains an integrity value for the data, verify the integrity of the data;</w:t>
-      </w:r>
-    </w:p>
-    <w:p>
-      <w:pPr>
-        <w:numPr>
-          <w:ilvl w:val="3"/>
-          <w:numId w:val="1056"/>
-        </w:numPr>
-      </w:pPr>
-      <w:r>
-        <w:t xml:space="preserve">If data is downloaded successfully, move the data to the HTTP endpoint of the Global Cache;</w:t>
-      </w:r>
-    </w:p>
-    <w:p>
-      <w:pPr>
-        <w:numPr>
-          <w:ilvl w:val="3"/>
-          <w:numId w:val="1056"/>
-        </w:numPr>
-      </w:pPr>
-      <w:r>
-        <w:t xml:space="preserve">Wait until the data becomes available at the endpoint;</w:t>
-      </w:r>
-    </w:p>
-    <w:p>
-      <w:pPr>
-        <w:numPr>
-          <w:ilvl w:val="3"/>
-          <w:numId w:val="1056"/>
-        </w:numPr>
-      </w:pPr>
-      <w:r>
-        <w:t xml:space="preserve">Add the property</w:t>
-      </w:r>
-      <w:r>
-        <w:t xml:space="preserve"> </w:t>
-      </w:r>
-      <w:r>
-        <w:rPr>
-          <w:rStyle w:val="VerbatimChar"/>
-        </w:rPr>
-        <w:t xml:space="preserve">properties.global-cache</w:t>
-      </w:r>
-      <w:r>
-        <w:t xml:space="preserve"> </w:t>
-      </w:r>
-      <w:r>
-        <w:t xml:space="preserve">with the value of the centre identifier of the Global Cache to identify the origin of the data source downloaded by downstream applications;</w:t>
-      </w:r>
-    </w:p>
-    <w:p>
-      <w:pPr>
-        <w:numPr>
-          <w:ilvl w:val="3"/>
-          <w:numId w:val="1056"/>
-        </w:numPr>
-      </w:pPr>
-      <w:r>
-        <w:t xml:space="preserve">Modify the message identifier and the canonical link’s</w:t>
-      </w:r>
-      <w:r>
-        <w:t xml:space="preserve"> </w:t>
-      </w:r>
-      <w:r>
-        <w:rPr>
-          <w:rStyle w:val="VerbatimChar"/>
-        </w:rPr>
-        <w:t xml:space="preserve">href</w:t>
-      </w:r>
-      <w:r>
-        <w:t xml:space="preserve"> </w:t>
-      </w:r>
-      <w:r>
-        <w:t xml:space="preserve">of the received message and leave all other fields untouched;</w:t>
-      </w:r>
-    </w:p>
-    <w:p>
-      <w:pPr>
-        <w:numPr>
-          <w:ilvl w:val="3"/>
-          <w:numId w:val="1056"/>
-        </w:numPr>
-      </w:pPr>
-      <w:r>
-        <w:t xml:space="preserve">Republish the modified message to topic</w:t>
-      </w:r>
-      <w:r>
-        <w:t xml:space="preserve"> </w:t>
-      </w:r>
-      <w:r>
-        <w:rPr>
-          <w:rStyle w:val="VerbatimChar"/>
-        </w:rPr>
-        <w:t xml:space="preserve">cache/a/wis2/…​</w:t>
-      </w:r>
-      <w:r>
-        <w:t xml:space="preserve"> </w:t>
-      </w:r>
-      <w:r>
-        <w:t xml:space="preserve">,matching the</w:t>
-      </w:r>
-      <w:r>
-        <w:t xml:space="preserve"> </w:t>
-      </w:r>
-      <w:r>
-        <w:rPr>
-          <w:rStyle w:val="VerbatimChar"/>
-        </w:rPr>
-        <w:t xml:space="preserve">+/a/wis2/…​</w:t>
-      </w:r>
-      <w:r>
-        <w:t xml:space="preserve"> </w:t>
-      </w:r>
-      <w:r>
-        <w:t xml:space="preserve">where the original message has been received;</w:t>
-      </w:r>
-    </w:p>
-    <w:p>
-      <w:pPr>
-        <w:numPr>
-          <w:ilvl w:val="3"/>
-          <w:numId w:val="1056"/>
-        </w:numPr>
-      </w:pPr>
-      <w:r>
-        <w:t xml:space="preserve">The metric</w:t>
-      </w:r>
-      <w:r>
-        <w:t xml:space="preserve"> </w:t>
-      </w:r>
-      <w:r>
-        <w:rPr>
-          <w:rStyle w:val="VerbatimChar"/>
-        </w:rPr>
-        <w:t xml:space="preserve">wmo_wis2_gc_downloaded_total</w:t>
-      </w:r>
-      <w:r>
-        <w:t xml:space="preserve"> </w:t>
-      </w:r>
-      <w:r>
-        <w:t xml:space="preserve">will be increased by 1; The metric</w:t>
-      </w:r>
-      <w:r>
-        <w:t xml:space="preserve"> </w:t>
-      </w:r>
-      <w:r>
-        <w:rPr>
-          <w:rStyle w:val="VerbatimChar"/>
-        </w:rPr>
-        <w:t xml:space="preserve">wmo_wis2_gc_dataserver_last_download_timestamp_seconds</w:t>
-      </w:r>
-      <w:r>
-        <w:t xml:space="preserve"> </w:t>
-      </w:r>
-      <w:r>
-        <w:t xml:space="preserve">will be updated with the timestamp (in seconds) of the last successful download from the WIS2 Node or Global Cache;</w:t>
-      </w:r>
-    </w:p>
-    <w:p>
-      <w:pPr>
-        <w:numPr>
-          <w:ilvl w:val="2"/>
-          <w:numId w:val="1055"/>
-        </w:numPr>
-      </w:pPr>
-      <w:r>
-        <w:t xml:space="preserve">Else</w:t>
-      </w:r>
-    </w:p>
-    <w:p>
-      <w:pPr>
-        <w:numPr>
-          <w:ilvl w:val="3"/>
-          <w:numId w:val="1057"/>
-        </w:numPr>
-      </w:pPr>
-      <w:r>
-        <w:t xml:space="preserve">Drop the messages for data already present in the Global Cache.</w:t>
-      </w:r>
-    </w:p>
-    <w:p>
-      <w:pPr>
-        <w:numPr>
-          <w:ilvl w:val="0"/>
-          <w:numId w:val="1052"/>
-        </w:numPr>
-      </w:pPr>
-      <w:r>
-        <w:t xml:space="preserve">If the Global Cache is not able to download the data, the metric</w:t>
-      </w:r>
-      <w:r>
-        <w:t xml:space="preserve"> </w:t>
-      </w:r>
-      <w:r>
-        <w:rPr>
-          <w:rStyle w:val="VerbatimChar"/>
-        </w:rPr>
-        <w:t xml:space="preserve">wmo_wis2_gc_downloaded_error_total</w:t>
-      </w:r>
-      <w:r>
-        <w:t xml:space="preserve"> </w:t>
-      </w:r>
-      <w:r>
-        <w:t xml:space="preserve">will be increased by 1.</w:t>
-      </w:r>
-    </w:p>
-    <w:p>
-      <w:pPr>
-        <w:numPr>
-          <w:ilvl w:val="0"/>
-          <w:numId w:val="1052"/>
-        </w:numPr>
-      </w:pPr>
-      <w:r>
-        <w:t xml:space="preserve">A Global Cache shall provide the metric defined in this Guide at an HTTP endpoint.</w:t>
-      </w:r>
-    </w:p>
-    <w:p>
-      <w:pPr>
-        <w:numPr>
-          <w:ilvl w:val="0"/>
-          <w:numId w:val="1052"/>
-        </w:numPr>
-      </w:pPr>
-      <w:r>
-        <w:t xml:space="preserve">A Global Cache should make sure that data are downloaded in parallel and that downloads are not blocking each other.</w:t>
-      </w:r>
-    </w:p>
-    <w:p>
-      <w:pPr>
-        <w:numPr>
-          <w:ilvl w:val="0"/>
-          <w:numId w:val="1052"/>
-        </w:numPr>
-      </w:pPr>
-      <w:r>
-        <w:t xml:space="preserve">The metric</w:t>
-      </w:r>
-      <w:r>
-        <w:t xml:space="preserve"> </w:t>
-      </w:r>
-      <w:r>
-        <w:rPr>
-          <w:rStyle w:val="VerbatimChar"/>
-        </w:rPr>
-        <w:t xml:space="preserve">wmo_wis2_gc_dataserver_status_flag</w:t>
-      </w:r>
-      <w:r>
-        <w:t xml:space="preserve"> </w:t>
-      </w:r>
-      <w:r>
-        <w:t xml:space="preserve">will reflect the status of the connection to the download endpoint of the centre. Its value will be 1 when the endpoint is up and 0 otherwise.</w:t>
-      </w:r>
-    </w:p>
-    <w:p>
-      <w:pPr>
-        <w:numPr>
-          <w:ilvl w:val="0"/>
-          <w:numId w:val="1052"/>
-        </w:numPr>
-      </w:pPr>
-      <w:r>
-        <w:t xml:space="preserve">The metric</w:t>
-      </w:r>
-      <w:r>
-        <w:t xml:space="preserve"> </w:t>
-      </w:r>
-      <w:r>
-        <w:rPr>
-          <w:rStyle w:val="VerbatimChar"/>
-        </w:rPr>
-        <w:t xml:space="preserve">wmo_wis2_gc_last_metadata_timestamp_seconds</w:t>
-      </w:r>
-      <w:r>
-        <w:t xml:space="preserve"> </w:t>
-      </w:r>
-      <w:r>
-        <w:t xml:space="preserve">will reflect the datetime (as a timestamp, the number of seconds since the UNIX epoch) of the last metadata resource processed by a given centre.</w:t>
-      </w:r>
-    </w:p>
-    <w:bookmarkEnd w:id="161"/>
-    <w:bookmarkEnd w:id="162"/>
-    <w:bookmarkStart w:id="168" w:name="Xe83d0dcd18513bbe57a5c411a3835908b8c6b21"/>
-    <w:p>
-      <w:pPr>
-        <w:pStyle w:val="Heading3"/>
-      </w:pPr>
-      <w:r>
-        <w:t xml:space="preserve">2.7.5 Global Discovery Catalogue</w:t>
-      </w:r>
-    </w:p>
-    <w:bookmarkStart w:id="165" w:name="Xb7d6d3d16ef70a3c0bed12e0915cfe71af7259a"/>
-    <w:p>
-      <w:pPr>
-        <w:pStyle w:val="Heading4"/>
-      </w:pPr>
-      <w:r>
-        <w:t xml:space="preserve">2.7.5.1 Technical considerations</w:t>
-      </w:r>
-    </w:p>
-    <w:p>
-      <w:pPr>
-        <w:numPr>
-          <w:ilvl w:val="0"/>
-          <w:numId w:val="1058"/>
-        </w:numPr>
-      </w:pPr>
-      <w:r>
-        <w:t xml:space="preserve">The Global Discovery Catalogue provides data consumers with a mechanism for discovering and searching for datasets of interest as well as learning how to interact with and find out more information about those datasets.</w:t>
-      </w:r>
-    </w:p>
-    <w:p>
-      <w:pPr>
-        <w:numPr>
-          <w:ilvl w:val="0"/>
-          <w:numId w:val="1058"/>
-        </w:numPr>
-      </w:pPr>
-      <w:r>
-        <w:t xml:space="preserve">The Global Discovery Catalogue implements the OGC API – Records – Part 1: Core standard</w:t>
-      </w:r>
-      <w:r>
-        <w:rPr>
-          <w:rStyle w:val="FootnoteReference"/>
-        </w:rPr>
-        <w:footnoteReference w:id="163"/>
-      </w:r>
-      <w:r>
-        <w:t xml:space="preserve">, adhering to the following conformance classes and their dependencies:</w:t>
+        <w:t xml:space="preserve">A Global Discovery Catalogue will generate metrics on a daily basis for the following:</w:t>
       </w:r>
     </w:p>
     <w:p>
@@ -7607,7 +7831,16 @@
         </w:numPr>
       </w:pPr>
       <w:r>
-        <w:t xml:space="preserve">Searchable Catalog (Deployment);</w:t>
+        <w:rPr>
+          <w:rStyle w:val="VerbatimChar"/>
+        </w:rPr>
+        <w:t xml:space="preserve">wmo_wis2_gdc_core_total</w:t>
+      </w:r>
+      <w:r>
+        <w:t xml:space="preserve"> </w:t>
+      </w:r>
+      <w:r>
+        <w:t xml:space="preserve">(for each centre identifier)</w:t>
       </w:r>
     </w:p>
     <w:p>
@@ -7618,7 +7851,16 @@
         </w:numPr>
       </w:pPr>
       <w:r>
-        <w:t xml:space="preserve">Searchable Catalog - Sorting (Deployment);</w:t>
+        <w:rPr>
+          <w:rStyle w:val="VerbatimChar"/>
+        </w:rPr>
+        <w:t xml:space="preserve">wmo_wis2_gdc_recommended_total</w:t>
+      </w:r>
+      <w:r>
+        <w:t xml:space="preserve"> </w:t>
+      </w:r>
+      <w:r>
+        <w:t xml:space="preserve">(for each centre identifier)</w:t>
       </w:r>
     </w:p>
     <w:p>
@@ -7629,7 +7871,16 @@
         </w:numPr>
       </w:pPr>
       <w:r>
-        <w:t xml:space="preserve">Searchable Catalog - Filtering (Deployment);</w:t>
+        <w:rPr>
+          <w:rStyle w:val="VerbatimChar"/>
+        </w:rPr>
+        <w:t xml:space="preserve">wmo_wis2_gdc_earth_system_discipline_total</w:t>
+      </w:r>
+      <w:r>
+        <w:t xml:space="preserve"> </w:t>
+      </w:r>
+      <w:r>
+        <w:t xml:space="preserve">(for each Earth system discipline per centre identifier)</w:t>
       </w:r>
     </w:p>
     <w:p>
@@ -7640,7 +7891,16 @@
         </w:numPr>
       </w:pPr>
       <w:r>
-        <w:t xml:space="preserve">JSON (Common Component);</w:t>
+        <w:rPr>
+          <w:rStyle w:val="VerbatimChar"/>
+        </w:rPr>
+        <w:t xml:space="preserve">wmo_wis2_gdc_kpi_percentage_total</w:t>
+      </w:r>
+      <w:r>
+        <w:t xml:space="preserve"> </w:t>
+      </w:r>
+      <w:r>
+        <w:t xml:space="preserve">(for each discovery metadata record per centre identifier)</w:t>
       </w:r>
     </w:p>
     <w:p>
@@ -7651,300 +7911,192 @@
         </w:numPr>
       </w:pPr>
       <w:r>
-        <w:t xml:space="preserve">HTML (Common Component).</w:t>
-      </w:r>
-    </w:p>
-    <w:p>
-      <w:pPr>
-        <w:numPr>
-          <w:ilvl w:val="0"/>
-          <w:numId w:val="1058"/>
-        </w:numPr>
-      </w:pPr>
-      <w:r>
-        <w:t xml:space="preserve">The Global Discovery Catalogue will make discovery metadata available via the collection identifier</w:t>
-      </w:r>
-      <w:r>
-        <w:t xml:space="preserve"> </w:t>
-      </w:r>
-      <w:r>
         <w:rPr>
           <w:rStyle w:val="VerbatimChar"/>
         </w:rPr>
-        <w:t xml:space="preserve">wis2-discovery-metadata</w:t>
+        <w:t xml:space="preserve">wmo_wis2_gdc_kpi_percentage_average</w:t>
+      </w:r>
+      <w:r>
+        <w:t xml:space="preserve"> </w:t>
+      </w:r>
+      <w:r>
+        <w:t xml:space="preserve">(for each centre identifier)</w:t>
+      </w:r>
+    </w:p>
+    <w:p>
+      <w:pPr>
+        <w:numPr>
+          <w:ilvl w:val="1"/>
+          <w:numId w:val="1059"/>
+        </w:numPr>
+      </w:pPr>
+      <w:r>
+        <w:rPr>
+          <w:rStyle w:val="VerbatimChar"/>
+        </w:rPr>
+        <w:t xml:space="preserve">wmo_wis2_gdc_kpi_percentage_over80_total</w:t>
+      </w:r>
+      <w:r>
+        <w:t xml:space="preserve"> </w:t>
+      </w:r>
+      <w:r>
+        <w:t xml:space="preserve">(for each centre identifier)</w:t>
+      </w:r>
+    </w:p>
+    <w:p>
+      <w:pPr>
+        <w:numPr>
+          <w:ilvl w:val="0"/>
+          <w:numId w:val="1056"/>
+        </w:numPr>
+      </w:pPr>
+      <w:r>
+        <w:t xml:space="preserve">A Global Discovery Catalogue may initialize itself (cold start) from a zip file of all WCMP2 records published.</w:t>
+      </w:r>
+    </w:p>
+    <w:p>
+      <w:pPr>
+        <w:numPr>
+          <w:ilvl w:val="0"/>
+          <w:numId w:val="1056"/>
+        </w:numPr>
+      </w:pPr>
+      <w:r>
+        <w:t xml:space="preserve">As a convention, a Global Discovery Catalogue’s centre-id will be</w:t>
+      </w:r>
+      <w:r>
+        <w:t xml:space="preserve"> </w:t>
+      </w:r>
+      <w:r>
+        <w:rPr>
+          <w:rStyle w:val="VerbatimChar"/>
+        </w:rPr>
+        <w:t xml:space="preserve">{tld}-{centre-name}-global-discovery-catalogue</w:t>
       </w:r>
       <w:r>
         <w:t xml:space="preserve">.</w:t>
       </w:r>
     </w:p>
-    <w:p>
-      <w:pPr>
-        <w:numPr>
-          <w:ilvl w:val="0"/>
-          <w:numId w:val="1058"/>
-        </w:numPr>
-      </w:pPr>
-      <w:r>
-        <w:t xml:space="preserve">The Global Discovery Catalogue advertises the availability of datasets and how to access them or subscribe to updates.</w:t>
-      </w:r>
-    </w:p>
-    <w:p>
-      <w:pPr>
-        <w:numPr>
-          <w:ilvl w:val="0"/>
-          <w:numId w:val="1058"/>
-        </w:numPr>
-      </w:pPr>
-      <w:r>
-        <w:t xml:space="preserve">The Global Discovery Catalogue does not advertise or list the availability of individual data objects that comprise a dataset (that is, data files).</w:t>
-      </w:r>
-    </w:p>
-    <w:p>
-      <w:pPr>
-        <w:numPr>
-          <w:ilvl w:val="0"/>
-          <w:numId w:val="1058"/>
-        </w:numPr>
-      </w:pPr>
-      <w:r>
-        <w:t xml:space="preserve">A single Global Discovery Catalogue is sufficient for WIS2.</w:t>
-      </w:r>
-    </w:p>
-    <w:p>
-      <w:pPr>
-        <w:numPr>
-          <w:ilvl w:val="0"/>
-          <w:numId w:val="1058"/>
-        </w:numPr>
-      </w:pPr>
-      <w:r>
-        <w:t xml:space="preserve">Multiple Global Discovery Catalogues may be deployed for resilience.</w:t>
-      </w:r>
-    </w:p>
-    <w:p>
-      <w:pPr>
-        <w:numPr>
-          <w:ilvl w:val="0"/>
-          <w:numId w:val="1058"/>
-        </w:numPr>
-      </w:pPr>
-      <w:r>
-        <w:t xml:space="preserve">Global Discovery Catalogues operate independently of each other; each Global Discovery Catalogue holds all discovery metadata records. Global Discovery Catalogues do not need to synchronize with each other.</w:t>
-      </w:r>
-    </w:p>
-    <w:p>
-      <w:pPr>
-        <w:numPr>
-          <w:ilvl w:val="0"/>
-          <w:numId w:val="1058"/>
-        </w:numPr>
-      </w:pPr>
-      <w:r>
-        <w:t xml:space="preserve">A Global Discovery Catalogue is populated with discovery metadata records from a Global Cache and receives messages about the availability of discovery metadata records via a Global Broker.</w:t>
-      </w:r>
-    </w:p>
-    <w:p>
-      <w:pPr>
-        <w:numPr>
-          <w:ilvl w:val="1"/>
+    <w:bookmarkEnd w:id="164"/>
+    <w:bookmarkStart w:id="166" w:name="X305a741ac25d02ffb1dd5e4c3b88453bc6c2f8b"/>
+    <w:p>
+      <w:pPr>
+        <w:pStyle w:val="Heading4"/>
+      </w:pPr>
+      <w:r>
+        <w:t xml:space="preserve">2.7.5.2 Global Discovery Catalogue Reference Implementation: wis2-gdc</w:t>
+      </w:r>
+    </w:p>
+    <w:p>
+      <w:pPr>
+        <w:pStyle w:val="FirstParagraph"/>
+      </w:pPr>
+      <w:r>
+        <w:t xml:space="preserve">To provide a Global Discovery Catalogue, Members may use whichever software components they consider most appropriate to comply with the WIS2 technical regulations.</w:t>
+      </w:r>
+    </w:p>
+    <w:p>
+      <w:pPr>
+        <w:pStyle w:val="BodyText"/>
+      </w:pPr>
+      <w:r>
+        <w:t xml:space="preserve">To assist Members in participating in WIS2, a free and open-source Global Discovery Catalogue Reference Implementation, wis2-gdc, is available for download and use. wis2-gdc builds on mature and robust free and open-source software components that are widely adopted for operational use.</w:t>
+      </w:r>
+    </w:p>
+    <w:p>
+      <w:pPr>
+        <w:pStyle w:val="BodyText"/>
+      </w:pPr>
+      <w:r>
+        <w:t xml:space="preserve">wis2-gdc provides the functionality required for the Global Discovery Catalogue, including the following technical functions:</w:t>
+      </w:r>
+    </w:p>
+    <w:p>
+      <w:pPr>
+        <w:numPr>
+          <w:ilvl w:val="0"/>
           <w:numId w:val="1060"/>
         </w:numPr>
       </w:pPr>
       <w:r>
-        <w:t xml:space="preserve">The subscription topic shall be</w:t>
-      </w:r>
-      <w:r>
-        <w:t xml:space="preserve"> </w:t>
-      </w:r>
-      <w:r>
-        <w:rPr>
-          <w:rStyle w:val="VerbatimChar"/>
-        </w:rPr>
-        <w:t xml:space="preserve">cache/a/wis2/+/metadata/#</w:t>
-      </w:r>
-      <w:r>
-        <w:t xml:space="preserve">.</w:t>
-      </w:r>
-    </w:p>
-    <w:p>
-      <w:pPr>
-        <w:numPr>
-          <w:ilvl w:val="0"/>
-          <w:numId w:val="1058"/>
-        </w:numPr>
-      </w:pPr>
-      <w:r>
-        <w:t xml:space="preserve">A Global Discovery Catalogue should connect to and subscribe to more than one Global Broker to ensure that no messages are lost in the event of a Global Broker failure. A Global Discovery Catalogue will discard duplicate messages as needed.</w:t>
-      </w:r>
-    </w:p>
-    <w:p>
-      <w:pPr>
-        <w:numPr>
-          <w:ilvl w:val="0"/>
-          <w:numId w:val="1058"/>
-        </w:numPr>
-      </w:pPr>
-      <w:r>
-        <w:t xml:space="preserve">A Global Discovery Catalogue will verify that a discovery metadata record identifier’s centre-id token (see Manual on WIS, Volume II – Appendix F. WMO Core Metadata Profile (Version 2)) matches the centre-id level of the topic from which it was published (see Manual on WIS, Volume II – Appendix D. WIS2 Topic Hierarchy) to ensure that discovery metadata are published by the authoritative organization.</w:t>
-      </w:r>
-    </w:p>
-    <w:p>
-      <w:pPr>
-        <w:numPr>
-          <w:ilvl w:val="0"/>
-          <w:numId w:val="1058"/>
-        </w:numPr>
-      </w:pPr>
-      <w:r>
-        <w:t xml:space="preserve">A Global Discovery Catalogue will validate discovery metadata records against the WCMP2. Valid WCMP2 records will be ingested into the catalogue. Invalid or malformed records will be discarded and reported to the Global Monitor against the centre-id associated with the discovery metadata record.</w:t>
-      </w:r>
-    </w:p>
-    <w:p>
-      <w:pPr>
-        <w:numPr>
-          <w:ilvl w:val="0"/>
-          <w:numId w:val="1058"/>
-        </w:numPr>
-      </w:pPr>
-      <w:r>
-        <w:t xml:space="preserve">A Global Discovery Catalogue will only update discovery metadata records to replace links for dataset subscription and notification (origin), with their equivalent links for subscription at Global Brokers (cache).</w:t>
-      </w:r>
-    </w:p>
-    <w:p>
-      <w:pPr>
-        <w:numPr>
-          <w:ilvl w:val="0"/>
-          <w:numId w:val="1058"/>
-        </w:numPr>
-      </w:pPr>
-      <w:r>
-        <w:t xml:space="preserve">A Global Discovery Catalogue will periodically assess discovery metadata provided by NCs and DCPCs against a set of key performance indicators (KPIs) in support of continuous improvement. Suggestions for improvement will be reported to the Global Monitor against the centre identifier associated with the discovery metadata record.</w:t>
-      </w:r>
-    </w:p>
-    <w:p>
-      <w:pPr>
-        <w:numPr>
-          <w:ilvl w:val="0"/>
-          <w:numId w:val="1058"/>
-        </w:numPr>
-      </w:pPr>
-      <w:r>
-        <w:t xml:space="preserve">A Global Discovery Catalogue will remove discovery metadata that are marked for deletion as specified in the data notification message.</w:t>
-      </w:r>
-    </w:p>
-    <w:p>
-      <w:pPr>
-        <w:numPr>
-          <w:ilvl w:val="0"/>
-          <w:numId w:val="1058"/>
-        </w:numPr>
-      </w:pPr>
-      <w:r>
-        <w:t xml:space="preserve">A Global Discovery Catalogue should apply faceting capability as specified in the cataloguing considerations of the WCMP2 specification, as defined in OGC API - Records.</w:t>
-      </w:r>
-    </w:p>
-    <w:p>
-      <w:pPr>
-        <w:numPr>
-          <w:ilvl w:val="0"/>
-          <w:numId w:val="1058"/>
-        </w:numPr>
-      </w:pPr>
-      <w:r>
-        <w:t xml:space="preserve">A Global Discovery Catalogue will provide human-readable web pages with embedded markup using the schema.org vocabulary, thereby enabling search engines to crawl and index its content. Consequently, data consumers should be able to discover WIS content via third party search engines.</w:t>
-      </w:r>
-    </w:p>
-    <w:p>
-      <w:pPr>
-        <w:numPr>
-          <w:ilvl w:val="0"/>
-          <w:numId w:val="1058"/>
-        </w:numPr>
-      </w:pPr>
-      <w:r>
-        <w:t xml:space="preserve">A Global Discovery Catalogue will generate and store a zip file of all WCMP2 records once a day; this file will be made be accessible via HTTP. The zipfile will include a directory named after the centre-id of the Global Discovery Catalogue containing all WCMP2 records.</w:t>
-      </w:r>
-    </w:p>
-    <w:p>
-      <w:pPr>
-        <w:numPr>
-          <w:ilvl w:val="0"/>
-          <w:numId w:val="1058"/>
-        </w:numPr>
-      </w:pPr>
-      <w:r>
-        <w:t xml:space="preserve">A Global Discovery Catalogue will publish a WIS2 Notification Message of its zip file of all WCMP2 records on its centre-id’s metadata topic (for example,</w:t>
-      </w:r>
-      <w:r>
-        <w:t xml:space="preserve"> </w:t>
-      </w:r>
-      <w:r>
-        <w:rPr>
-          <w:rStyle w:val="VerbatimChar"/>
-        </w:rPr>
-        <w:t xml:space="preserve">origin/a/wis2/centre-id/metadata</w:t>
-      </w:r>
-      <w:r>
-        <w:t xml:space="preserve">, where</w:t>
-      </w:r>
-      <w:r>
-        <w:t xml:space="preserve"> </w:t>
-      </w:r>
-      <w:r>
-        <w:rPr>
-          <w:rStyle w:val="VerbatimChar"/>
-        </w:rPr>
-        <w:t xml:space="preserve">centre-id</w:t>
-      </w:r>
-      <w:r>
-        <w:t xml:space="preserve"> </w:t>
-      </w:r>
-      <w:r>
-        <w:t xml:space="preserve">is the centre identifier of the Global Discovery Catalogue).</w:t>
-      </w:r>
-    </w:p>
-    <w:p>
-      <w:pPr>
-        <w:numPr>
-          <w:ilvl w:val="0"/>
-          <w:numId w:val="1058"/>
-        </w:numPr>
-      </w:pPr>
-      <w:r>
-        <w:t xml:space="preserve">A Global Discovery Catalogue may initialize itself (cold start) from a zip file of all WCMP2 records published.</w:t>
-      </w:r>
-    </w:p>
-    <w:p>
-      <w:pPr>
-        <w:numPr>
-          <w:ilvl w:val="0"/>
-          <w:numId w:val="1058"/>
-        </w:numPr>
-      </w:pPr>
-      <w:r>
-        <w:t xml:space="preserve">As a convention, a Global Discovery Catalogue’s centre-id will be</w:t>
-      </w:r>
-      <w:r>
-        <w:t xml:space="preserve"> </w:t>
-      </w:r>
-      <w:r>
-        <w:rPr>
-          <w:rStyle w:val="VerbatimChar"/>
-        </w:rPr>
-        <w:t xml:space="preserve">{tld}-{centre-name}-global-discovery-catalogue</w:t>
-      </w:r>
-      <w:r>
-        <w:t xml:space="preserve">.</w:t>
-      </w:r>
-    </w:p>
-    <w:bookmarkEnd w:id="165"/>
-    <w:bookmarkStart w:id="167" w:name="X305a741ac25d02ffb1dd5e4c3b88453bc6c2f8b"/>
-    <w:p>
-      <w:pPr>
-        <w:pStyle w:val="Heading4"/>
-      </w:pPr>
-      <w:r>
-        <w:t xml:space="preserve">2.7.5.2 Global Discovery Catalogue Reference Implementation: wis2-gdc</w:t>
+        <w:t xml:space="preserve">Discovery metadata subscription and publication from the Global Broker;</w:t>
+      </w:r>
+    </w:p>
+    <w:p>
+      <w:pPr>
+        <w:numPr>
+          <w:ilvl w:val="0"/>
+          <w:numId w:val="1060"/>
+        </w:numPr>
+      </w:pPr>
+      <w:r>
+        <w:t xml:space="preserve">Discovery metadata download from the Global Cache;</w:t>
+      </w:r>
+    </w:p>
+    <w:p>
+      <w:pPr>
+        <w:numPr>
+          <w:ilvl w:val="0"/>
+          <w:numId w:val="1060"/>
+        </w:numPr>
+      </w:pPr>
+      <w:r>
+        <w:t xml:space="preserve">Discovery metadata validation, ingest and publication;</w:t>
+      </w:r>
+    </w:p>
+    <w:p>
+      <w:pPr>
+        <w:numPr>
+          <w:ilvl w:val="0"/>
+          <w:numId w:val="1060"/>
+        </w:numPr>
+      </w:pPr>
+      <w:r>
+        <w:t xml:space="preserve">WCMP2 compliance;</w:t>
+      </w:r>
+    </w:p>
+    <w:p>
+      <w:pPr>
+        <w:numPr>
+          <w:ilvl w:val="0"/>
+          <w:numId w:val="1060"/>
+        </w:numPr>
+      </w:pPr>
+      <w:r>
+        <w:t xml:space="preserve">Quality assessment (KPIs);</w:t>
+      </w:r>
+    </w:p>
+    <w:p>
+      <w:pPr>
+        <w:numPr>
+          <w:ilvl w:val="0"/>
+          <w:numId w:val="1060"/>
+        </w:numPr>
+      </w:pPr>
+      <w:r>
+        <w:t xml:space="preserve">OGC API - Records - Part 1: Core compliance;</w:t>
+      </w:r>
+    </w:p>
+    <w:p>
+      <w:pPr>
+        <w:numPr>
+          <w:ilvl w:val="0"/>
+          <w:numId w:val="1060"/>
+        </w:numPr>
+      </w:pPr>
+      <w:r>
+        <w:t xml:space="preserve">Metrics reporting;</w:t>
+      </w:r>
+    </w:p>
+    <w:p>
+      <w:pPr>
+        <w:numPr>
+          <w:ilvl w:val="0"/>
+          <w:numId w:val="1060"/>
+        </w:numPr>
+      </w:pPr>
+      <w:r>
+        <w:t xml:space="preserve">Implementation of metrics.</w:t>
       </w:r>
     </w:p>
     <w:p>
@@ -7952,124 +8104,12 @@
         <w:pStyle w:val="FirstParagraph"/>
       </w:pPr>
       <w:r>
-        <w:t xml:space="preserve">To provide a Global Discovery Catalogue, Members may use whichever software components they consider most appropriate to comply with the WIS2 technical regulations.</w:t>
-      </w:r>
-    </w:p>
-    <w:p>
-      <w:pPr>
-        <w:pStyle w:val="BodyText"/>
-      </w:pPr>
-      <w:r>
-        <w:t xml:space="preserve">To assist Members in participating in WIS2, a free and open-source Global Discovery Catalogue Reference Implementation, wis2-gdc, is available for download and use. wis2-gdc builds on mature and robust free and open-source software components that are widely adopted for operational use.</w:t>
-      </w:r>
-    </w:p>
-    <w:p>
-      <w:pPr>
-        <w:pStyle w:val="BodyText"/>
-      </w:pPr>
-      <w:r>
-        <w:t xml:space="preserve">wis2-gdc provides the functionality required for the Global Discovery Catalogue, including the following technical functions:</w:t>
-      </w:r>
-    </w:p>
-    <w:p>
-      <w:pPr>
-        <w:numPr>
-          <w:ilvl w:val="0"/>
-          <w:numId w:val="1061"/>
-        </w:numPr>
-      </w:pPr>
-      <w:r>
-        <w:t xml:space="preserve">Discovery metadata subscription and publication from the Global Broker;</w:t>
-      </w:r>
-    </w:p>
-    <w:p>
-      <w:pPr>
-        <w:numPr>
-          <w:ilvl w:val="0"/>
-          <w:numId w:val="1061"/>
-        </w:numPr>
-      </w:pPr>
-      <w:r>
-        <w:t xml:space="preserve">Discovery metadata download from the Global Cache;</w:t>
-      </w:r>
-    </w:p>
-    <w:p>
-      <w:pPr>
-        <w:numPr>
-          <w:ilvl w:val="0"/>
-          <w:numId w:val="1061"/>
-        </w:numPr>
-      </w:pPr>
-      <w:r>
-        <w:t xml:space="preserve">Discovery metadata validation, ingest and publication;</w:t>
-      </w:r>
-    </w:p>
-    <w:p>
-      <w:pPr>
-        <w:numPr>
-          <w:ilvl w:val="0"/>
-          <w:numId w:val="1061"/>
-        </w:numPr>
-      </w:pPr>
-      <w:r>
-        <w:t xml:space="preserve">WCMP2 compliance;</w:t>
-      </w:r>
-    </w:p>
-    <w:p>
-      <w:pPr>
-        <w:numPr>
-          <w:ilvl w:val="0"/>
-          <w:numId w:val="1061"/>
-        </w:numPr>
-      </w:pPr>
-      <w:r>
-        <w:t xml:space="preserve">Quality assessment (KPIs);</w:t>
-      </w:r>
-    </w:p>
-    <w:p>
-      <w:pPr>
-        <w:numPr>
-          <w:ilvl w:val="0"/>
-          <w:numId w:val="1061"/>
-        </w:numPr>
-      </w:pPr>
-      <w:r>
-        <w:t xml:space="preserve">OGC API - Records - Part 1: Core compliance;</w:t>
-      </w:r>
-    </w:p>
-    <w:p>
-      <w:pPr>
-        <w:numPr>
-          <w:ilvl w:val="0"/>
-          <w:numId w:val="1061"/>
-        </w:numPr>
-      </w:pPr>
-      <w:r>
-        <w:t xml:space="preserve">Metrics reporting;</w:t>
-      </w:r>
-    </w:p>
-    <w:p>
-      <w:pPr>
-        <w:numPr>
-          <w:ilvl w:val="0"/>
-          <w:numId w:val="1061"/>
-        </w:numPr>
-      </w:pPr>
-      <w:r>
-        <w:t xml:space="preserve">Implementation of metrics.</w:t>
-      </w:r>
-    </w:p>
-    <w:p>
-      <w:pPr>
-        <w:pStyle w:val="FirstParagraph"/>
-      </w:pPr>
-      <w:r>
         <w:t xml:space="preserve">wis2-gdc is managed as a free and open source project. Source code, issue tracking and discussions are hosted openly on GitHub:</w:t>
       </w:r>
       <w:r>
         <w:t xml:space="preserve"> </w:t>
       </w:r>
-      <w:hyperlink r:id="rId166">
+      <w:hyperlink r:id="rId165">
         <w:r>
           <w:rPr>
             <w:rStyle w:val="Hyperlink"/>
@@ -8081,119 +8121,163 @@
         <w:t xml:space="preserve">.</w:t>
       </w:r>
     </w:p>
+    <w:bookmarkEnd w:id="166"/>
     <w:bookmarkEnd w:id="167"/>
+    <w:bookmarkStart w:id="169" w:name="Xb46408fe4668a540edb8ef1c37fe9a479dce153"/>
+    <w:p>
+      <w:pPr>
+        <w:pStyle w:val="Heading3"/>
+      </w:pPr>
+      <w:r>
+        <w:t xml:space="preserve">2.7.6 Global Monitor</w:t>
+      </w:r>
+    </w:p>
+    <w:bookmarkStart w:id="168" w:name="X9b85947f690e481419209cf5d7690b6d31fc2c9"/>
+    <w:p>
+      <w:pPr>
+        <w:pStyle w:val="Heading4"/>
+      </w:pPr>
+      <w:r>
+        <w:t xml:space="preserve">2.7.6.1 Technical considerations</w:t>
+      </w:r>
+    </w:p>
+    <w:p>
+      <w:pPr>
+        <w:numPr>
+          <w:ilvl w:val="0"/>
+          <w:numId w:val="1061"/>
+        </w:numPr>
+      </w:pPr>
+      <w:r>
+        <w:t xml:space="preserve">WIS standardizes how system performance and data availability metrics are published from WIS2 Nodes and Global Services.</w:t>
+      </w:r>
+    </w:p>
+    <w:p>
+      <w:pPr>
+        <w:numPr>
+          <w:ilvl w:val="0"/>
+          <w:numId w:val="1061"/>
+        </w:numPr>
+      </w:pPr>
+      <w:r>
+        <w:t xml:space="preserve">For each type of Global Service, a set of standard metrics has been defined. Global Services will implement and provide an endpoint for those metrics to be scraped by the Global Monitor.</w:t>
+      </w:r>
+    </w:p>
+    <w:p>
+      <w:pPr>
+        <w:numPr>
+          <w:ilvl w:val="0"/>
+          <w:numId w:val="1061"/>
+        </w:numPr>
+      </w:pPr>
+      <w:r>
+        <w:t xml:space="preserve">The Global Monitor will collect metrics as defined in the OpenMetrics standard.</w:t>
+      </w:r>
+    </w:p>
+    <w:p>
+      <w:pPr>
+        <w:numPr>
+          <w:ilvl w:val="0"/>
+          <w:numId w:val="1061"/>
+        </w:numPr>
+      </w:pPr>
+      <w:r>
+        <w:t xml:space="preserve">The Global Monitor will monitor the "health" (that is, the performance) of components at NCs/DCPCs, as well as Global Services.</w:t>
+      </w:r>
+    </w:p>
+    <w:p>
+      <w:pPr>
+        <w:numPr>
+          <w:ilvl w:val="0"/>
+          <w:numId w:val="1061"/>
+        </w:numPr>
+      </w:pPr>
+      <w:r>
+        <w:t xml:space="preserve">The Global Monitor will provide a web-based dashboard that displays the WIS2 system performance and data availability.</w:t>
+      </w:r>
+    </w:p>
+    <w:p>
+      <w:pPr>
+        <w:numPr>
+          <w:ilvl w:val="0"/>
+          <w:numId w:val="1061"/>
+        </w:numPr>
+      </w:pPr>
+      <w:r>
+        <w:t xml:space="preserve">The Global Monitor will retain logs, metrics, and derived statistics for a minimum period of 180 days to support long-term monitoring, trend analysis, and KPI evaluation.</w:t>
+      </w:r>
+    </w:p>
+    <w:p>
+      <w:pPr>
+        <w:numPr>
+          <w:ilvl w:val="0"/>
+          <w:numId w:val="1061"/>
+        </w:numPr>
+      </w:pPr>
+      <w:r>
+        <w:t xml:space="preserve">The Global Monitor will allocate a minimum of 50GB of storage for logs, metrics and derived statistics.</w:t>
+      </w:r>
+    </w:p>
+    <w:p>
+      <w:pPr>
+        <w:numPr>
+          <w:ilvl w:val="0"/>
+          <w:numId w:val="1061"/>
+        </w:numPr>
+      </w:pPr>
+      <w:r>
+        <w:t xml:space="preserve">A Global Monitor will update its metrics at least every 60 seconds.</w:t>
+      </w:r>
+    </w:p>
+    <w:p>
+      <w:pPr>
+        <w:numPr>
+          <w:ilvl w:val="0"/>
+          <w:numId w:val="1061"/>
+        </w:numPr>
+      </w:pPr>
+      <w:r>
+        <w:t xml:space="preserve">A Global Monitor should not reset its metrics counts.</w:t>
+      </w:r>
+    </w:p>
+    <w:p>
+      <w:pPr>
+        <w:numPr>
+          <w:ilvl w:val="0"/>
+          <w:numId w:val="1061"/>
+        </w:numPr>
+      </w:pPr>
+      <w:r>
+        <w:t xml:space="preserve">As a convention, the Global Monitor centre-id will be</w:t>
+      </w:r>
+      <w:r>
+        <w:t xml:space="preserve"> </w:t>
+      </w:r>
+      <w:r>
+        <w:rPr>
+          <w:rStyle w:val="VerbatimChar"/>
+        </w:rPr>
+        <w:t xml:space="preserve">{tld}-{centre-name}-global-monitor</w:t>
+      </w:r>
+      <w:r>
+        <w:t xml:space="preserve">.</w:t>
+      </w:r>
+    </w:p>
+    <w:p>
+      <w:pPr>
+        <w:numPr>
+          <w:ilvl w:val="0"/>
+          <w:numId w:val="1061"/>
+        </w:numPr>
+      </w:pPr>
+      <w:r>
+        <w:t xml:space="preserve">The main task of the Global Monitor will be to regularly query the metrics provided by the relevant WIS2 entities, aggregate and process the data and then provide the results to the end user in a suitable presentation.</w:t>
+      </w:r>
+    </w:p>
     <w:bookmarkEnd w:id="168"/>
-    <w:bookmarkStart w:id="170" w:name="Xb46408fe4668a540edb8ef1c37fe9a479dce153"/>
-    <w:p>
-      <w:pPr>
-        <w:pStyle w:val="Heading3"/>
-      </w:pPr>
-      <w:r>
-        <w:t xml:space="preserve">2.7.6 Global Monitor</w:t>
-      </w:r>
-    </w:p>
-    <w:bookmarkStart w:id="169" w:name="X9b85947f690e481419209cf5d7690b6d31fc2c9"/>
-    <w:p>
-      <w:pPr>
-        <w:pStyle w:val="Heading4"/>
-      </w:pPr>
-      <w:r>
-        <w:t xml:space="preserve">2.7.6.1 Technical considerations</w:t>
-      </w:r>
-    </w:p>
-    <w:p>
-      <w:pPr>
-        <w:numPr>
-          <w:ilvl w:val="0"/>
-          <w:numId w:val="1062"/>
-        </w:numPr>
-      </w:pPr>
-      <w:r>
-        <w:t xml:space="preserve">WIS standardizes how system performance and data availability metrics are published from WIS2 Nodes and Global Services.</w:t>
-      </w:r>
-    </w:p>
-    <w:p>
-      <w:pPr>
-        <w:numPr>
-          <w:ilvl w:val="0"/>
-          <w:numId w:val="1062"/>
-        </w:numPr>
-      </w:pPr>
-      <w:r>
-        <w:t xml:space="preserve">For each type of Global Service, a set of standard metrics has been defined. Global Services will implement and provide an endpoint for those metrics to be scraped by the Global Monitor.</w:t>
-      </w:r>
-    </w:p>
-    <w:p>
-      <w:pPr>
-        <w:numPr>
-          <w:ilvl w:val="0"/>
-          <w:numId w:val="1062"/>
-        </w:numPr>
-      </w:pPr>
-      <w:r>
-        <w:t xml:space="preserve">The Global Monitor will collect metrics as defined in the OpenMetrics standard.</w:t>
-      </w:r>
-    </w:p>
-    <w:p>
-      <w:pPr>
-        <w:numPr>
-          <w:ilvl w:val="0"/>
-          <w:numId w:val="1062"/>
-        </w:numPr>
-      </w:pPr>
-      <w:r>
-        <w:t xml:space="preserve">The Global Monitor will monitor the "health" (that is, the performance) of components at NCs/DCPCs, as well as Global Services.</w:t>
-      </w:r>
-    </w:p>
-    <w:p>
-      <w:pPr>
-        <w:numPr>
-          <w:ilvl w:val="0"/>
-          <w:numId w:val="1062"/>
-        </w:numPr>
-      </w:pPr>
-      <w:r>
-        <w:t xml:space="preserve">The Global Monitor will provide a web-based dashboard that displays the WIS2 system performance and data availability.</w:t>
-      </w:r>
-    </w:p>
-    <w:p>
-      <w:pPr>
-        <w:numPr>
-          <w:ilvl w:val="0"/>
-          <w:numId w:val="1062"/>
-        </w:numPr>
-      </w:pPr>
-      <w:r>
-        <w:t xml:space="preserve">As a convention, the Global Monitor centre-id will be</w:t>
-      </w:r>
-      <w:r>
-        <w:t xml:space="preserve"> </w:t>
-      </w:r>
-      <w:r>
-        <w:rPr>
-          <w:rStyle w:val="VerbatimChar"/>
-        </w:rPr>
-        <w:t xml:space="preserve">{tld}-{centre-name}-global-monitor</w:t>
-      </w:r>
-      <w:r>
-        <w:t xml:space="preserve">.</w:t>
-      </w:r>
-    </w:p>
-    <w:p>
-      <w:pPr>
-        <w:numPr>
-          <w:ilvl w:val="0"/>
-          <w:numId w:val="1062"/>
-        </w:numPr>
-      </w:pPr>
-      <w:r>
-        <w:t xml:space="preserve">The main task of the Global Monitor will be to regularly query the metrics provided by the relevant WIS2 entities, aggregate and process the data and then provide the results to the end user in a suitable presentation.</w:t>
-      </w:r>
-    </w:p>
     <w:bookmarkEnd w:id="169"/>
     <w:bookmarkEnd w:id="170"/>
-    <w:bookmarkEnd w:id="171"/>
-    <w:bookmarkStart w:id="206" w:name="X3cda763227efb85ffcf50601bb9e1b297d470ff"/>
+    <w:bookmarkStart w:id="205" w:name="X3cda763227efb85ffcf50601bb9e1b297d470ff"/>
     <w:p>
       <w:pPr>
         <w:pStyle w:val="Heading2"/>
@@ -8202,7 +8286,7 @@
         <w:t xml:space="preserve">2.8 Operations</w:t>
       </w:r>
     </w:p>
-    <w:bookmarkStart w:id="205" w:name="X04562bceddaf8a85f3c8f43df21107ee9ff7844"/>
+    <w:bookmarkStart w:id="204" w:name="X04562bceddaf8a85f3c8f43df21107ee9ff7844"/>
     <w:p>
       <w:pPr>
         <w:pStyle w:val="Heading3"/>
@@ -8233,7 +8317,7 @@
         <w:t xml:space="preserve">use data from WIS2 data in the same manner, without the requirement for specialized software, tools, or applications.</w:t>
       </w:r>
     </w:p>
-    <w:bookmarkStart w:id="197" w:name="Xdfcef8a51a47770744d1c6284d6cc8465e590d9"/>
+    <w:bookmarkStart w:id="196" w:name="Xdfcef8a51a47770744d1c6284d6cc8465e590d9"/>
     <w:p>
       <w:pPr>
         <w:pStyle w:val="Heading4"/>
@@ -8306,7 +8390,7 @@
         <w:rPr>
           <w:rStyle w:val="FootnoteReference"/>
         </w:rPr>
-        <w:footnoteReference w:id="172"/>
+        <w:footnoteReference w:id="171"/>
       </w:r>
     </w:p>
     <w:p>
@@ -8469,7 +8553,7 @@
               <w:rPr>
                 <w:rStyle w:val="FootnoteReference"/>
               </w:rPr>
-              <w:footnoteReference w:id="173"/>
+              <w:footnoteReference w:id="172"/>
             </w:r>
           </w:p>
         </w:tc>
@@ -8553,7 +8637,7 @@
       <w:pPr>
         <w:numPr>
           <w:ilvl w:val="0"/>
-          <w:numId w:val="1063"/>
+          <w:numId w:val="1062"/>
         </w:numPr>
       </w:pPr>
       <w:r>
@@ -8564,7 +8648,7 @@
       <w:pPr>
         <w:numPr>
           <w:ilvl w:val="0"/>
-          <w:numId w:val="1063"/>
+          <w:numId w:val="1062"/>
         </w:numPr>
       </w:pPr>
       <w:r>
@@ -8575,7 +8659,7 @@
       <w:pPr>
         <w:numPr>
           <w:ilvl w:val="0"/>
-          <w:numId w:val="1063"/>
+          <w:numId w:val="1062"/>
         </w:numPr>
       </w:pPr>
       <w:r>
@@ -8586,7 +8670,7 @@
       <w:pPr>
         <w:numPr>
           <w:ilvl w:val="0"/>
-          <w:numId w:val="1063"/>
+          <w:numId w:val="1062"/>
         </w:numPr>
       </w:pPr>
       <w:r>
@@ -8597,7 +8681,7 @@
       <w:pPr>
         <w:numPr>
           <w:ilvl w:val="0"/>
-          <w:numId w:val="1063"/>
+          <w:numId w:val="1062"/>
         </w:numPr>
       </w:pPr>
       <w:r>
@@ -8632,7 +8716,7 @@
         <w:t xml:space="preserve">Aeronautical Fixed Service (AFS) are defined solely under the ICAO regulatory framework and are therefore beyond the scope of this Guide.</w:t>
       </w:r>
     </w:p>
-    <w:bookmarkStart w:id="177" w:name="X0b285da611dfb528bbe09e977d29c84f73ef00a"/>
+    <w:bookmarkStart w:id="176" w:name="X0b285da611dfb528bbe09e977d29c84f73ef00a"/>
     <w:p>
       <w:pPr>
         <w:pStyle w:val="Heading5"/>
@@ -8658,18 +8742,18 @@
           <wp:inline>
             <wp:extent cx="5334000" cy="1435119"/>
             <wp:effectExtent b="0" l="0" r="0" t="0"/>
-            <wp:docPr descr="Schematic of interoperability approach" title="" id="175" name="Picture"/>
+            <wp:docPr descr="Schematic of interoperability approach" title="" id="174" name="Picture"/>
             <a:graphic>
               <a:graphicData uri="http://schemas.openxmlformats.org/drawingml/2006/picture">
                 <pic:pic>
                   <pic:nvPicPr>
-                    <pic:cNvPr descr="images/wis2-to-swim-temp.png" id="176" name="Picture"/>
+                    <pic:cNvPr descr="images/wis2-to-swim-temp.png" id="175" name="Picture"/>
                     <pic:cNvPicPr>
                       <a:picLocks noChangeArrowheads="1" noChangeAspect="1"/>
                     </pic:cNvPicPr>
                   </pic:nvPicPr>
                   <pic:blipFill>
-                    <a:blip r:embed="rId174"/>
+                    <a:blip r:embed="rId173"/>
                     <a:stretch>
                       <a:fillRect/>
                     </a:stretch>
@@ -8724,8 +8808,8 @@
         <w:t xml:space="preserve">to SWIM.</w:t>
       </w:r>
     </w:p>
-    <w:bookmarkEnd w:id="177"/>
-    <w:bookmarkStart w:id="179" w:name="Xb20bb07a39f9322111bf6d1db1b5daed26a9d3a"/>
+    <w:bookmarkEnd w:id="176"/>
+    <w:bookmarkStart w:id="178" w:name="Xb20bb07a39f9322111bf6d1db1b5daed26a9d3a"/>
     <w:p>
       <w:pPr>
         <w:pStyle w:val="Heading5"/>
@@ -8751,7 +8835,7 @@
         <w:rPr>
           <w:rStyle w:val="FootnoteReference"/>
         </w:rPr>
-        <w:footnoteReference w:id="178"/>
+        <w:footnoteReference w:id="177"/>
       </w:r>
       <w:r>
         <w:t xml:space="preserve"> </w:t>
@@ -8760,8 +8844,8 @@
         <w:t xml:space="preserve">is to be used for encoding aeronautical meteorological information in SWIM.</w:t>
       </w:r>
     </w:p>
-    <w:bookmarkEnd w:id="179"/>
-    <w:bookmarkStart w:id="184" w:name="X46c32021402e9ea7b8e48f4915b125439add1b0"/>
+    <w:bookmarkEnd w:id="178"/>
+    <w:bookmarkStart w:id="183" w:name="X46c32021402e9ea7b8e48f4915b125439add1b0"/>
     <w:p>
       <w:pPr>
         <w:pStyle w:val="Heading5"/>
@@ -8963,11 +9047,103 @@
       <w:pPr>
         <w:numPr>
           <w:ilvl w:val="0"/>
+          <w:numId w:val="1063"/>
+        </w:numPr>
+      </w:pPr>
+      <w:r>
+        <w:t xml:space="preserve">May be subject to conditions on use and reuse;</w:t>
+      </w:r>
+    </w:p>
+    <w:p>
+      <w:pPr>
+        <w:numPr>
+          <w:ilvl w:val="0"/>
+          <w:numId w:val="1063"/>
+        </w:numPr>
+      </w:pPr>
+      <w:r>
+        <w:t xml:space="preserve">May have access controls</w:t>
+      </w:r>
+      <w:r>
+        <w:rPr>
+          <w:rStyle w:val="FootnoteReference"/>
+        </w:rPr>
+        <w:footnoteReference w:id="179"/>
+      </w:r>
+      <w:r>
+        <w:rPr>
+          <w:rStyle w:val="FootnoteReference"/>
+        </w:rPr>
+        <w:footnoteReference w:id="180"/>
+      </w:r>
+      <w:r>
+        <w:t xml:space="preserve"> </w:t>
+      </w:r>
+      <w:r>
+        <w:t xml:space="preserve">applied at the WIS2 Node;</w:t>
+      </w:r>
+    </w:p>
+    <w:p>
+      <w:pPr>
+        <w:numPr>
+          <w:ilvl w:val="0"/>
+          <w:numId w:val="1063"/>
+        </w:numPr>
+      </w:pPr>
+      <w:r>
+        <w:t xml:space="preserve">Are not cached within WIS2 by the Global Caches.</w:t>
+      </w:r>
+      <w:r>
+        <w:rPr>
+          <w:rStyle w:val="FootnoteReference"/>
+        </w:rPr>
+        <w:footnoteReference w:id="181"/>
+      </w:r>
+    </w:p>
+    <w:p>
+      <w:pPr>
+        <w:pStyle w:val="FirstParagraph"/>
+      </w:pPr>
+      <w:r>
+        <w:t xml:space="preserve">Resolution 1 (Cg-Ext(2021)) requires transparency on the conditions of use for recommended data. Conditions regarding the use of aeronautical meteorological information are specified in ICAO Annex 3 and, optionally, by the ICAO Contracting State. Such conditions of use should be explicitly stated in the discovery metadata for each dataset, as described below.</w:t>
+      </w:r>
+    </w:p>
+    <w:p>
+      <w:pPr>
+        <w:numPr>
+          <w:ilvl w:val="0"/>
           <w:numId w:val="1064"/>
         </w:numPr>
       </w:pPr>
       <w:r>
-        <w:t xml:space="preserve">May be subject to conditions on use and reuse;</w:t>
+        <w:t xml:space="preserve">The attribute</w:t>
+      </w:r>
+      <w:r>
+        <w:t xml:space="preserve"> </w:t>
+      </w:r>
+      <w:r>
+        <w:rPr>
+          <w:rStyle w:val="VerbatimChar"/>
+        </w:rPr>
+        <w:t xml:space="preserve">wmo:dataPolicy</w:t>
+      </w:r>
+      <w:r>
+        <w:t xml:space="preserve"> </w:t>
+      </w:r>
+      <w:r>
+        <w:t xml:space="preserve">should be set to</w:t>
+      </w:r>
+      <w:r>
+        <w:t xml:space="preserve"> </w:t>
+      </w:r>
+      <w:r>
+        <w:rPr>
+          <w:rStyle w:val="VerbatimChar"/>
+        </w:rPr>
+        <w:t xml:space="preserve">recommended</w:t>
+      </w:r>
+      <w:r>
+        <w:t xml:space="preserve">.</w:t>
       </w:r>
     </w:p>
     <w:p>
@@ -8978,25 +9154,49 @@
         </w:numPr>
       </w:pPr>
       <w:r>
-        <w:t xml:space="preserve">May have access controls</w:t>
-      </w:r>
-      <w:r>
-        <w:rPr>
-          <w:rStyle w:val="FootnoteReference"/>
-        </w:rPr>
-        <w:footnoteReference w:id="180"/>
-      </w:r>
-      <w:r>
-        <w:rPr>
-          <w:rStyle w:val="FootnoteReference"/>
-        </w:rPr>
-        <w:footnoteReference w:id="181"/>
-      </w:r>
-      <w:r>
-        <w:t xml:space="preserve"> </w:t>
-      </w:r>
-      <w:r>
-        <w:t xml:space="preserve">applied at the WIS2 Node;</w:t>
+        <w:t xml:space="preserve">Information about conditions of use should be specified using the</w:t>
+      </w:r>
+      <w:r>
+        <w:t xml:space="preserve"> </w:t>
+      </w:r>
+      <w:r>
+        <w:rPr>
+          <w:rStyle w:val="VerbatimChar"/>
+        </w:rPr>
+        <w:t xml:space="preserve">rights</w:t>
+      </w:r>
+      <w:r>
+        <w:t xml:space="preserve"> </w:t>
+      </w:r>
+      <w:r>
+        <w:t xml:space="preserve">property (see the example below) and/or a</w:t>
+      </w:r>
+      <w:r>
+        <w:t xml:space="preserve"> </w:t>
+      </w:r>
+      <w:r>
+        <w:rPr>
+          <w:rStyle w:val="VerbatimChar"/>
+        </w:rPr>
+        <w:t xml:space="preserve">link</w:t>
+      </w:r>
+      <w:r>
+        <w:t xml:space="preserve"> </w:t>
+      </w:r>
+      <w:r>
+        <w:t xml:space="preserve">object with a relation</w:t>
+      </w:r>
+      <w:r>
+        <w:t xml:space="preserve"> </w:t>
+      </w:r>
+      <w:r>
+        <w:rPr>
+          <w:rStyle w:val="VerbatimChar"/>
+        </w:rPr>
+        <w:t xml:space="preserve">license</w:t>
+      </w:r>
+      <w:r>
+        <w:t xml:space="preserve">.</w:t>
       </w:r>
     </w:p>
     <w:p>
@@ -9004,122 +9204,6 @@
         <w:numPr>
           <w:ilvl w:val="0"/>
           <w:numId w:val="1064"/>
-        </w:numPr>
-      </w:pPr>
-      <w:r>
-        <w:t xml:space="preserve">Are not cached within WIS2 by the Global Caches.</w:t>
-      </w:r>
-      <w:r>
-        <w:rPr>
-          <w:rStyle w:val="FootnoteReference"/>
-        </w:rPr>
-        <w:footnoteReference w:id="182"/>
-      </w:r>
-    </w:p>
-    <w:p>
-      <w:pPr>
-        <w:pStyle w:val="FirstParagraph"/>
-      </w:pPr>
-      <w:r>
-        <w:t xml:space="preserve">Resolution 1 (Cg-Ext(2021)) requires transparency on the conditions of use for recommended data. Conditions regarding the use of aeronautical meteorological information are specified in ICAO Annex 3 and, optionally, by the ICAO Contracting State. Such conditions of use should be explicitly stated in the discovery metadata for each dataset, as described below.</w:t>
-      </w:r>
-    </w:p>
-    <w:p>
-      <w:pPr>
-        <w:numPr>
-          <w:ilvl w:val="0"/>
-          <w:numId w:val="1065"/>
-        </w:numPr>
-      </w:pPr>
-      <w:r>
-        <w:t xml:space="preserve">The attribute</w:t>
-      </w:r>
-      <w:r>
-        <w:t xml:space="preserve"> </w:t>
-      </w:r>
-      <w:r>
-        <w:rPr>
-          <w:rStyle w:val="VerbatimChar"/>
-        </w:rPr>
-        <w:t xml:space="preserve">wmo:dataPolicy</w:t>
-      </w:r>
-      <w:r>
-        <w:t xml:space="preserve"> </w:t>
-      </w:r>
-      <w:r>
-        <w:t xml:space="preserve">should be set to</w:t>
-      </w:r>
-      <w:r>
-        <w:t xml:space="preserve"> </w:t>
-      </w:r>
-      <w:r>
-        <w:rPr>
-          <w:rStyle w:val="VerbatimChar"/>
-        </w:rPr>
-        <w:t xml:space="preserve">recommended</w:t>
-      </w:r>
-      <w:r>
-        <w:t xml:space="preserve">.</w:t>
-      </w:r>
-    </w:p>
-    <w:p>
-      <w:pPr>
-        <w:numPr>
-          <w:ilvl w:val="0"/>
-          <w:numId w:val="1065"/>
-        </w:numPr>
-      </w:pPr>
-      <w:r>
-        <w:t xml:space="preserve">Information about conditions of use should be specified using the</w:t>
-      </w:r>
-      <w:r>
-        <w:t xml:space="preserve"> </w:t>
-      </w:r>
-      <w:r>
-        <w:rPr>
-          <w:rStyle w:val="VerbatimChar"/>
-        </w:rPr>
-        <w:t xml:space="preserve">rights</w:t>
-      </w:r>
-      <w:r>
-        <w:t xml:space="preserve"> </w:t>
-      </w:r>
-      <w:r>
-        <w:t xml:space="preserve">property (see the example below) and/or a</w:t>
-      </w:r>
-      <w:r>
-        <w:t xml:space="preserve"> </w:t>
-      </w:r>
-      <w:r>
-        <w:rPr>
-          <w:rStyle w:val="VerbatimChar"/>
-        </w:rPr>
-        <w:t xml:space="preserve">link</w:t>
-      </w:r>
-      <w:r>
-        <w:t xml:space="preserve"> </w:t>
-      </w:r>
-      <w:r>
-        <w:t xml:space="preserve">object with a relation</w:t>
-      </w:r>
-      <w:r>
-        <w:t xml:space="preserve"> </w:t>
-      </w:r>
-      <w:r>
-        <w:rPr>
-          <w:rStyle w:val="VerbatimChar"/>
-        </w:rPr>
-        <w:t xml:space="preserve">license</w:t>
-      </w:r>
-      <w:r>
-        <w:t xml:space="preserve">.</w:t>
-      </w:r>
-    </w:p>
-    <w:p>
-      <w:pPr>
-        <w:numPr>
-          <w:ilvl w:val="0"/>
-          <w:numId w:val="1065"/>
         </w:numPr>
       </w:pPr>
       <w:r>
@@ -9296,7 +9380,7 @@
       <w:pPr>
         <w:numPr>
           <w:ilvl w:val="0"/>
-          <w:numId w:val="1066"/>
+          <w:numId w:val="1065"/>
         </w:numPr>
       </w:pPr>
       <w:r>
@@ -9307,7 +9391,7 @@
       <w:pPr>
         <w:numPr>
           <w:ilvl w:val="0"/>
-          <w:numId w:val="1066"/>
+          <w:numId w:val="1065"/>
         </w:numPr>
       </w:pPr>
       <w:r>
@@ -9351,7 +9435,7 @@
         <w:rPr>
           <w:rStyle w:val="FootnoteReference"/>
         </w:rPr>
-        <w:footnoteReference w:id="183"/>
+        <w:footnoteReference w:id="182"/>
       </w:r>
     </w:p>
     <w:p>
@@ -9491,8 +9575,8 @@
         <w:t xml:space="preserve">least 24 hours is recommended.</w:t>
       </w:r>
     </w:p>
-    <w:bookmarkEnd w:id="184"/>
-    <w:bookmarkStart w:id="193" w:name="X8db259eb1a1bfe56c034a46bdb3dc42d11142ae"/>
+    <w:bookmarkEnd w:id="183"/>
+    <w:bookmarkStart w:id="192" w:name="X8db259eb1a1bfe56c034a46bdb3dc42d11142ae"/>
     <w:p>
       <w:pPr>
         <w:pStyle w:val="Heading5"/>
@@ -9518,7 +9602,7 @@
         <w:rPr>
           <w:rStyle w:val="FootnoteReference"/>
         </w:rPr>
-        <w:footnoteReference w:id="185"/>
+        <w:footnoteReference w:id="184"/>
       </w:r>
     </w:p>
     <w:p>
@@ -9530,18 +9614,18 @@
           <wp:inline>
             <wp:extent cx="5334000" cy="1838335"/>
             <wp:effectExtent b="0" l="0" r="0" t="0"/>
-            <wp:docPr descr="Interactions between the gateway component and the WIS2 and SWIM components" title="" id="187" name="Picture"/>
+            <wp:docPr descr="Interactions between the gateway component and the WIS2 and SWIM components" title="" id="186" name="Picture"/>
             <a:graphic>
               <a:graphicData uri="http://schemas.openxmlformats.org/drawingml/2006/picture">
                 <pic:pic>
                   <pic:nvPicPr>
-                    <pic:cNvPr descr="images/wis2-to-swim-interaction-temp.png" id="188" name="Picture"/>
+                    <pic:cNvPr descr="images/wis2-to-swim-interaction-temp.png" id="187" name="Picture"/>
                     <pic:cNvPicPr>
                       <a:picLocks noChangeArrowheads="1" noChangeAspect="1"/>
                     </pic:cNvPicPr>
                   </pic:nvPicPr>
                   <pic:blipFill>
-                    <a:blip r:embed="rId186"/>
+                    <a:blip r:embed="rId185"/>
                     <a:stretch>
                       <a:fillRect/>
                     </a:stretch>
@@ -9646,17 +9730,68 @@
       <w:pPr>
         <w:numPr>
           <w:ilvl w:val="0"/>
+          <w:numId w:val="1066"/>
+        </w:numPr>
+      </w:pPr>
+      <w:r>
+        <w:t xml:space="preserve">Subscribe to the pertinent topic(s) for notifications about new</w:t>
+      </w:r>
+      <w:r>
+        <w:t xml:space="preserve"> </w:t>
+      </w:r>
+      <w:r>
+        <w:t xml:space="preserve">aeronautical meteorological information;</w:t>
+      </w:r>
+      <w:r>
+        <w:rPr>
+          <w:rStyle w:val="FootnoteReference"/>
+        </w:rPr>
+        <w:footnoteReference w:id="188"/>
+      </w:r>
+    </w:p>
+    <w:p>
+      <w:pPr>
+        <w:numPr>
+          <w:ilvl w:val="0"/>
+          <w:numId w:val="1066"/>
+        </w:numPr>
+      </w:pPr>
+      <w:r>
+        <w:t xml:space="preserve">On receipt of notification messages about newly available data:</w:t>
+      </w:r>
+    </w:p>
+    <w:p>
+      <w:pPr>
+        <w:numPr>
+          <w:ilvl w:val="1"/>
           <w:numId w:val="1067"/>
         </w:numPr>
       </w:pPr>
       <w:r>
-        <w:t xml:space="preserve">Subscribe to the pertinent topic(s) for notifications about new</w:t>
-      </w:r>
-      <w:r>
-        <w:t xml:space="preserve"> </w:t>
-      </w:r>
-      <w:r>
-        <w:t xml:space="preserve">aeronautical meteorological information;</w:t>
+        <w:t xml:space="preserve">Parse the notification message, discarding duplicate messages already</w:t>
+      </w:r>
+      <w:r>
+        <w:t xml:space="preserve"> </w:t>
+      </w:r>
+      <w:r>
+        <w:t xml:space="preserve">processed;</w:t>
+      </w:r>
+    </w:p>
+    <w:p>
+      <w:pPr>
+        <w:numPr>
+          <w:ilvl w:val="1"/>
+          <w:numId w:val="1067"/>
+        </w:numPr>
+      </w:pPr>
+      <w:r>
+        <w:t xml:space="preserve">Download the data resource from the WIS2</w:t>
+      </w:r>
+      <w:r>
+        <w:t xml:space="preserve"> </w:t>
+      </w:r>
+      <w:r>
+        <w:t xml:space="preserve">Node</w:t>
       </w:r>
       <w:r>
         <w:rPr>
@@ -9664,163 +9799,112 @@
         </w:rPr>
         <w:footnoteReference w:id="189"/>
       </w:r>
-    </w:p>
-    <w:p>
-      <w:pPr>
-        <w:numPr>
-          <w:ilvl w:val="0"/>
+      <w:r>
+        <w:t xml:space="preserve"> </w:t>
+      </w:r>
+      <w:r>
+        <w:t xml:space="preserve">using the URL in the message - the</w:t>
+      </w:r>
+      <w:r>
+        <w:t xml:space="preserve"> </w:t>
+      </w:r>
+      <w:r>
+        <w:t xml:space="preserve">resource should be in IWXXM format;</w:t>
+      </w:r>
+    </w:p>
+    <w:p>
+      <w:pPr>
+        <w:numPr>
+          <w:ilvl w:val="1"/>
           <w:numId w:val="1067"/>
         </w:numPr>
       </w:pPr>
       <w:r>
-        <w:t xml:space="preserve">On receipt of notification messages about newly available data:</w:t>
+        <w:t xml:space="preserve">Create a new data message as per the SWIM specifications, including</w:t>
+      </w:r>
+      <w:r>
+        <w:t xml:space="preserve"> </w:t>
+      </w:r>
+      <w:r>
+        <w:t xml:space="preserve">the unique identifier extracted from the data resource</w:t>
+      </w:r>
+      <w:r>
+        <w:rPr>
+          <w:rStyle w:val="FootnoteReference"/>
+        </w:rPr>
+        <w:footnoteReference w:id="190"/>
+      </w:r>
+      <w:r>
+        <w:t xml:space="preserve">, and embed the aviation weather data resource</w:t>
+      </w:r>
+      <w:r>
+        <w:t xml:space="preserve"> </w:t>
+      </w:r>
+      <w:r>
+        <w:t xml:space="preserve">within the data message;</w:t>
       </w:r>
     </w:p>
     <w:p>
       <w:pPr>
         <w:numPr>
           <w:ilvl w:val="1"/>
-          <w:numId w:val="1068"/>
-        </w:numPr>
-      </w:pPr>
-      <w:r>
-        <w:t xml:space="preserve">Parse the notification message, discarding duplicate messages already</w:t>
-      </w:r>
-      <w:r>
-        <w:t xml:space="preserve"> </w:t>
-      </w:r>
-      <w:r>
-        <w:t xml:space="preserve">processed;</w:t>
-      </w:r>
-    </w:p>
-    <w:p>
-      <w:pPr>
-        <w:numPr>
-          <w:ilvl w:val="1"/>
-          <w:numId w:val="1068"/>
-        </w:numPr>
-      </w:pPr>
-      <w:r>
-        <w:t xml:space="preserve">Download the data resource from the WIS2</w:t>
-      </w:r>
-      <w:r>
-        <w:t xml:space="preserve"> </w:t>
-      </w:r>
-      <w:r>
-        <w:t xml:space="preserve">Node</w:t>
+          <w:numId w:val="1067"/>
+        </w:numPr>
+      </w:pPr>
+      <w:r>
+        <w:t xml:space="preserve">Publish the data message to the appropriate topic on the SWIM Message</w:t>
+      </w:r>
+      <w:r>
+        <w:t xml:space="preserve"> </w:t>
+      </w:r>
+      <w:r>
+        <w:t xml:space="preserve">Broker component of the SWIM service.</w:t>
+      </w:r>
+    </w:p>
+    <w:p>
+      <w:pPr>
+        <w:pStyle w:val="FirstParagraph"/>
+      </w:pPr>
+      <w:r>
+        <w:t xml:space="preserve">The choice of protocol for publishing to the SWIM Message Broker should</w:t>
+      </w:r>
+      <w:r>
+        <w:t xml:space="preserve"> </w:t>
+      </w:r>
+      <w:r>
+        <w:t xml:space="preserve">be based on a bilateral agreement between operators of the gateway component and</w:t>
+      </w:r>
+      <w:r>
+        <w:t xml:space="preserve"> </w:t>
+      </w:r>
+      <w:r>
+        <w:t xml:space="preserve">the SWIM service.</w:t>
+      </w:r>
+    </w:p>
+    <w:p>
+      <w:pPr>
+        <w:pStyle w:val="BodyText"/>
+      </w:pPr>
+      <w:r>
+        <w:t xml:space="preserve">The gateway component should implement logging and error handling as necessary to</w:t>
+      </w:r>
+      <w:r>
+        <w:t xml:space="preserve"> </w:t>
+      </w:r>
+      <w:r>
+        <w:t xml:space="preserve">enable reliable operations. WIS2 uses the OpenMetrics</w:t>
+      </w:r>
+      <w:r>
+        <w:t xml:space="preserve"> </w:t>
+      </w:r>
+      <w:r>
+        <w:t xml:space="preserve">standard</w:t>
       </w:r>
       <w:r>
         <w:rPr>
           <w:rStyle w:val="FootnoteReference"/>
         </w:rPr>
-        <w:footnoteReference w:id="190"/>
-      </w:r>
-      <w:r>
-        <w:t xml:space="preserve"> </w:t>
-      </w:r>
-      <w:r>
-        <w:t xml:space="preserve">using the URL in the message - the</w:t>
-      </w:r>
-      <w:r>
-        <w:t xml:space="preserve"> </w:t>
-      </w:r>
-      <w:r>
-        <w:t xml:space="preserve">resource should be in IWXXM format;</w:t>
-      </w:r>
-    </w:p>
-    <w:p>
-      <w:pPr>
-        <w:numPr>
-          <w:ilvl w:val="1"/>
-          <w:numId w:val="1068"/>
-        </w:numPr>
-      </w:pPr>
-      <w:r>
-        <w:t xml:space="preserve">Create a new data message as per the SWIM specifications, including</w:t>
-      </w:r>
-      <w:r>
-        <w:t xml:space="preserve"> </w:t>
-      </w:r>
-      <w:r>
-        <w:t xml:space="preserve">the unique identifier extracted from the data resource</w:t>
-      </w:r>
-      <w:r>
-        <w:rPr>
-          <w:rStyle w:val="FootnoteReference"/>
-        </w:rPr>
         <w:footnoteReference w:id="191"/>
-      </w:r>
-      <w:r>
-        <w:t xml:space="preserve">, and embed the aviation weather data resource</w:t>
-      </w:r>
-      <w:r>
-        <w:t xml:space="preserve"> </w:t>
-      </w:r>
-      <w:r>
-        <w:t xml:space="preserve">within the data message;</w:t>
-      </w:r>
-    </w:p>
-    <w:p>
-      <w:pPr>
-        <w:numPr>
-          <w:ilvl w:val="1"/>
-          <w:numId w:val="1068"/>
-        </w:numPr>
-      </w:pPr>
-      <w:r>
-        <w:t xml:space="preserve">Publish the data message to the appropriate topic on the SWIM Message</w:t>
-      </w:r>
-      <w:r>
-        <w:t xml:space="preserve"> </w:t>
-      </w:r>
-      <w:r>
-        <w:t xml:space="preserve">Broker component of the SWIM service.</w:t>
-      </w:r>
-    </w:p>
-    <w:p>
-      <w:pPr>
-        <w:pStyle w:val="FirstParagraph"/>
-      </w:pPr>
-      <w:r>
-        <w:t xml:space="preserve">The choice of protocol for publishing to the SWIM Message Broker should</w:t>
-      </w:r>
-      <w:r>
-        <w:t xml:space="preserve"> </w:t>
-      </w:r>
-      <w:r>
-        <w:t xml:space="preserve">be based on a bilateral agreement between operators of the gateway component and</w:t>
-      </w:r>
-      <w:r>
-        <w:t xml:space="preserve"> </w:t>
-      </w:r>
-      <w:r>
-        <w:t xml:space="preserve">the SWIM service.</w:t>
-      </w:r>
-    </w:p>
-    <w:p>
-      <w:pPr>
-        <w:pStyle w:val="BodyText"/>
-      </w:pPr>
-      <w:r>
-        <w:t xml:space="preserve">The gateway component should implement logging and error handling as necessary to</w:t>
-      </w:r>
-      <w:r>
-        <w:t xml:space="preserve"> </w:t>
-      </w:r>
-      <w:r>
-        <w:t xml:space="preserve">enable reliable operations. WIS2 uses the OpenMetrics</w:t>
-      </w:r>
-      <w:r>
-        <w:t xml:space="preserve"> </w:t>
-      </w:r>
-      <w:r>
-        <w:t xml:space="preserve">standard</w:t>
-      </w:r>
-      <w:r>
-        <w:rPr>
-          <w:rStyle w:val="FootnoteReference"/>
-        </w:rPr>
-        <w:footnoteReference w:id="192"/>
       </w:r>
       <w:r>
         <w:t xml:space="preserve"> </w:t>
@@ -9867,8 +9951,8 @@
         <w:t xml:space="preserve">the organizational governance in place.</w:t>
       </w:r>
     </w:p>
-    <w:bookmarkEnd w:id="193"/>
-    <w:bookmarkStart w:id="196" w:name="X324dd5baff3dd5a559e8cb78fd62506b39d8a6f"/>
+    <w:bookmarkEnd w:id="192"/>
+    <w:bookmarkStart w:id="195" w:name="X324dd5baff3dd5a559e8cb78fd62506b39d8a6f"/>
     <w:p>
       <w:pPr>
         <w:pStyle w:val="Heading5"/>
@@ -9894,7 +9978,7 @@
         <w:rPr>
           <w:rStyle w:val="FootnoteReference"/>
         </w:rPr>
-        <w:footnoteReference w:id="194"/>
+        <w:footnoteReference w:id="193"/>
       </w:r>
     </w:p>
     <w:p>
@@ -9919,9 +10003,9 @@
         <w:t xml:space="preserve">authorized sources, such as a gateway, and should validate incoming messages as aeronautical meteorological information.</w:t>
       </w:r>
     </w:p>
+    <w:bookmarkEnd w:id="195"/>
     <w:bookmarkEnd w:id="196"/>
-    <w:bookmarkEnd w:id="197"/>
-    <w:bookmarkStart w:id="204" w:name="X18b534d18fbc2c217839aa8fa8b546773191a7b"/>
+    <w:bookmarkStart w:id="203" w:name="X18b534d18fbc2c217839aa8fa8b546773191a7b"/>
     <w:p>
       <w:pPr>
         <w:pStyle w:val="Heading4"/>
@@ -9983,7 +10067,7 @@
         <w:rPr>
           <w:rStyle w:val="FootnoteReference"/>
         </w:rPr>
-        <w:footnoteReference w:id="198"/>
+        <w:footnoteReference w:id="197"/>
       </w:r>
       <w:r>
         <w:t xml:space="preserve"> </w:t>
@@ -10084,7 +10168,7 @@
         <w:t xml:space="preserve">the extract, transform and load (ETL) functions to ensure that the bilateral exchange is mutually beneficial.</w:t>
       </w:r>
     </w:p>
-    <w:bookmarkStart w:id="203" w:name="Xe1a3f911333094636c99af6e51cc67bda1a0fa5"/>
+    <w:bookmarkStart w:id="202" w:name="Xe1a3f911333094636c99af6e51cc67bda1a0fa5"/>
     <w:p>
       <w:pPr>
         <w:pStyle w:val="Heading5"/>
@@ -10180,18 +10264,18 @@
           <wp:inline>
             <wp:extent cx="5334000" cy="1393475"/>
             <wp:effectExtent b="0" l="0" r="0" t="0"/>
-            <wp:docPr descr="Figure 4. WIS2 and ODIS metadata and catalogue interoperability" title="" id="201" name="Picture"/>
+            <wp:docPr descr="Figure 4. WIS2 and ODIS metadata and catalogue interoperability" title="" id="200" name="Picture"/>
             <a:graphic>
               <a:graphicData uri="http://schemas.openxmlformats.org/drawingml/2006/picture">
                 <pic:pic>
                   <pic:nvPicPr>
-                    <pic:cNvPr descr="images/wis2-odis-metadata-discovery-interop.png" id="202" name="Picture"/>
+                    <pic:cNvPr descr="images/wis2-odis-metadata-discovery-interop.png" id="201" name="Picture"/>
                     <pic:cNvPicPr>
                       <a:picLocks noChangeArrowheads="1" noChangeAspect="1"/>
                     </pic:cNvPicPr>
                   </pic:nvPicPr>
                   <pic:blipFill>
-                    <a:blip r:embed="rId200"/>
+                    <a:blip r:embed="rId199"/>
                     <a:stretch>
                       <a:fillRect/>
                     </a:stretch>
@@ -10234,12 +10318,12 @@
         <w:t xml:space="preserve">As a result, federated discovery will be realized between both systems, users will be able to access the data from as close as possible to their source, and the data will be able to be used and reused in an authoritative manner.</w:t>
       </w:r>
     </w:p>
+    <w:bookmarkEnd w:id="202"/>
     <w:bookmarkEnd w:id="203"/>
     <w:bookmarkEnd w:id="204"/>
     <w:bookmarkEnd w:id="205"/>
     <w:bookmarkEnd w:id="206"/>
-    <w:bookmarkEnd w:id="207"/>
-    <w:bookmarkStart w:id="246" w:name="X389c54ef161459295e2409da7e6e7a438d97537"/>
+    <w:bookmarkStart w:id="245" w:name="X389c54ef161459295e2409da7e6e7a438d97537"/>
     <w:p>
       <w:pPr>
         <w:pStyle w:val="Heading1"/>
@@ -10248,7 +10332,7 @@
         <w:t xml:space="preserve">PART III. Information management</w:t>
       </w:r>
     </w:p>
-    <w:bookmarkStart w:id="245" w:name="X29365788aa66f3af0efa9737d84cbd02d19affb"/>
+    <w:bookmarkStart w:id="244" w:name="X29365788aa66f3af0efa9737d84cbd02d19affb"/>
     <w:p>
       <w:pPr>
         <w:pStyle w:val="Heading2"/>
@@ -10257,7 +10341,7 @@
         <w:t xml:space="preserve">3.1 Introduction</w:t>
       </w:r>
     </w:p>
-    <w:bookmarkStart w:id="208" w:name="X2f7e03b24e7ab9acdd025dfeadabbe710425640"/>
+    <w:bookmarkStart w:id="207" w:name="X2f7e03b24e7ab9acdd025dfeadabbe710425640"/>
     <w:p>
       <w:pPr>
         <w:pStyle w:val="Heading3"/>
@@ -10286,8 +10370,8 @@
         <w:t xml:space="preserve">Note: The term "information" is used in a general sense and includes data and products.</w:t>
       </w:r>
     </w:p>
-    <w:bookmarkEnd w:id="208"/>
-    <w:bookmarkStart w:id="210" w:name="Xeb6f0482b407e0590647e4472798e67e94690ff"/>
+    <w:bookmarkEnd w:id="207"/>
+    <w:bookmarkStart w:id="209" w:name="Xeb6f0482b407e0590647e4472798e67e94690ff"/>
     <w:p>
       <w:pPr>
         <w:pStyle w:val="Heading3"/>
@@ -10333,11 +10417,91 @@
       <w:pPr>
         <w:numPr>
           <w:ilvl w:val="0"/>
+          <w:numId w:val="1068"/>
+        </w:numPr>
+      </w:pPr>
+      <w:r>
+        <w:t xml:space="preserve">Planning, information creation and acquisition. The creation of information using internal and external data sources and the acquisition of information from various sources.</w:t>
+      </w:r>
+    </w:p>
+    <w:p>
+      <w:pPr>
+        <w:numPr>
+          <w:ilvl w:val="0"/>
+          <w:numId w:val="1068"/>
+        </w:numPr>
+      </w:pPr>
+      <w:r>
+        <w:t xml:space="preserve">Representation and metadata. The use of standards to represent metadata, data and information; this is of primary importance to enable the interoperability and long-term usability of the information.</w:t>
+      </w:r>
+    </w:p>
+    <w:p>
+      <w:pPr>
+        <w:numPr>
+          <w:ilvl w:val="0"/>
+          <w:numId w:val="1068"/>
+        </w:numPr>
+      </w:pPr>
+      <w:r>
+        <w:t xml:space="preserve">Publication and exchange of information. The creation and publication of discovery metadata in a standardized format, enabling users to discover, access and retrieve the information.</w:t>
+      </w:r>
+    </w:p>
+    <w:p>
+      <w:pPr>
+        <w:numPr>
+          <w:ilvl w:val="0"/>
+          <w:numId w:val="1068"/>
+        </w:numPr>
+      </w:pPr>
+      <w:r>
+        <w:t xml:space="preserve">Usage and communication. The publication of guidance material on the use of published information, including on the limitations and suitability of the information and any licensing terms.</w:t>
+      </w:r>
+    </w:p>
+    <w:p>
+      <w:pPr>
+        <w:numPr>
+          <w:ilvl w:val="0"/>
+          <w:numId w:val="1068"/>
+        </w:numPr>
+      </w:pPr>
+      <w:r>
+        <w:t xml:space="preserve">Storage, archival and disposal. The policies and procedures for business continuity and disaster recovery, as well as retention and disposal.</w:t>
+      </w:r>
+    </w:p>
+    <w:bookmarkStart w:id="208" w:name="X8b8ad48f7582aa9bea92618dd90e4ce613c1f0f"/>
+    <w:p>
+      <w:pPr>
+        <w:pStyle w:val="Heading4"/>
+      </w:pPr>
+      <w:r>
+        <w:t xml:space="preserve">3.1.3 Intended audience</w:t>
+      </w:r>
+    </w:p>
+    <w:p>
+      <w:pPr>
+        <w:pStyle w:val="FirstParagraph"/>
+      </w:pPr>
+      <w:r>
+        <w:t xml:space="preserve">This guidance is primarily aimed at personnel within WMO centres, who are responsible for planning and undertaking the creation or acquisition, stewardship, exchange and provision of information related to the Earth system.</w:t>
+      </w:r>
+    </w:p>
+    <w:p>
+      <w:pPr>
+        <w:pStyle w:val="BodyText"/>
+      </w:pPr>
+      <w:r>
+        <w:t xml:space="preserve">Specifically, the guidance has five main target audiences across the information life cycle:</w:t>
+      </w:r>
+    </w:p>
+    <w:p>
+      <w:pPr>
+        <w:numPr>
+          <w:ilvl w:val="0"/>
           <w:numId w:val="1069"/>
         </w:numPr>
       </w:pPr>
       <w:r>
-        <w:t xml:space="preserve">Planning, information creation and acquisition. The creation of information using internal and external data sources and the acquisition of information from various sources.</w:t>
+        <w:t xml:space="preserve">Information producers or creators (those who produce or acquire the information) - they need to ensure the scientific quality of the underpinning information;</w:t>
       </w:r>
     </w:p>
     <w:p>
@@ -10348,7 +10512,7 @@
         </w:numPr>
       </w:pPr>
       <w:r>
-        <w:t xml:space="preserve">Representation and metadata. The use of standards to represent metadata, data and information; this is of primary importance to enable the interoperability and long-term usability of the information.</w:t>
+        <w:t xml:space="preserve">Information managers (those who manage the information);</w:t>
       </w:r>
     </w:p>
     <w:p>
@@ -10359,7 +10523,7 @@
         </w:numPr>
       </w:pPr>
       <w:r>
-        <w:t xml:space="preserve">Publication and exchange of information. The creation and publication of discovery metadata in a standardized format, enabling users to discover, access and retrieve the information.</w:t>
+        <w:t xml:space="preserve">Information providers or publishers (those who publish the information) - they are responsible for the provision of the information and for ensuring that appropriate access is enabled, licensing agreements are in place, and so forth;</w:t>
       </w:r>
     </w:p>
     <w:p>
@@ -10370,7 +10534,7 @@
         </w:numPr>
       </w:pPr>
       <w:r>
-        <w:t xml:space="preserve">Usage and communication. The publication of guidance material on the use of published information, including on the limitations and suitability of the information and any licensing terms.</w:t>
+        <w:t xml:space="preserve">Service providers (those who disseminate the information) - they are responsible for ensuring information availability and maintaining capability for easy and secure access to the information;</w:t>
       </w:r>
     </w:p>
     <w:p>
@@ -10381,32 +10545,35 @@
         </w:numPr>
       </w:pPr>
       <w:r>
-        <w:t xml:space="preserve">Storage, archival and disposal. The policies and procedures for business continuity and disaster recovery, as well as retention and disposal.</w:t>
-      </w:r>
-    </w:p>
-    <w:bookmarkStart w:id="209" w:name="X8b8ad48f7582aa9bea92618dd90e4ce613c1f0f"/>
+        <w:t xml:space="preserve">Information consumers (those who utilize the information) - they need to understand the restrictions, rights, responsibilities and limitations associated with the information together with the suitability for the intended usage or purpose.</w:t>
+      </w:r>
+    </w:p>
+    <w:bookmarkEnd w:id="208"/>
+    <w:bookmarkEnd w:id="209"/>
+    <w:bookmarkStart w:id="221" w:name="Xf824fca74b047d29cced130f7e8c526d1c0cead"/>
+    <w:p>
+      <w:pPr>
+        <w:pStyle w:val="Heading3"/>
+      </w:pPr>
+      <w:r>
+        <w:t xml:space="preserve">3.2 Principles of information management</w:t>
+      </w:r>
+    </w:p>
+    <w:p>
+      <w:pPr>
+        <w:pStyle w:val="FirstParagraph"/>
+      </w:pPr>
+      <w:r>
+        <w:t xml:space="preserve">The effective management of information is essential for WMO centres to deliver operational services and information that is authoritative, seamless, secure and timely. The principles below underpin and provide a framework for information management across the full information life cycle. These principles are independent of the information type and are largely independent of technology; they are therefore expected to remain stable over time.</w:t>
+      </w:r>
+    </w:p>
+    <w:bookmarkStart w:id="210" w:name="Xb4d17d321a1229eb9bdd27c8c3c25433220a700"/>
     <w:p>
       <w:pPr>
         <w:pStyle w:val="Heading4"/>
       </w:pPr>
       <w:r>
-        <w:t xml:space="preserve">3.1.3 Intended audience</w:t>
-      </w:r>
-    </w:p>
-    <w:p>
-      <w:pPr>
-        <w:pStyle w:val="FirstParagraph"/>
-      </w:pPr>
-      <w:r>
-        <w:t xml:space="preserve">This guidance is primarily aimed at personnel within WMO centres, who are responsible for planning and undertaking the creation or acquisition, stewardship, exchange and provision of information related to the Earth system.</w:t>
-      </w:r>
-    </w:p>
-    <w:p>
-      <w:pPr>
-        <w:pStyle w:val="BodyText"/>
-      </w:pPr>
-      <w:r>
-        <w:t xml:space="preserve">Specifically, the guidance has five main target audiences across the information life cycle:</w:t>
+        <w:t xml:space="preserve">3.2.1 Principle 1: Information is a valued asset</w:t>
       </w:r>
     </w:p>
     <w:p>
@@ -10417,7 +10584,7 @@
         </w:numPr>
       </w:pPr>
       <w:r>
-        <w:t xml:space="preserve">Information producers or creators (those who produce or acquire the information) - they need to ensure the scientific quality of the underpinning information;</w:t>
+        <w:t xml:space="preserve">An information asset is information that has value. This value may be related to the cost of generating and collecting the information, it may be associated with the immediate use of the information, or it may be associated with the longer -term preservation and subsequent reuse of the information.</w:t>
       </w:r>
     </w:p>
     <w:p>
@@ -10428,68 +10595,17 @@
         </w:numPr>
       </w:pPr>
       <w:r>
-        <w:t xml:space="preserve">Information managers (those who manage the information);</w:t>
-      </w:r>
-    </w:p>
-    <w:p>
-      <w:pPr>
-        <w:numPr>
-          <w:ilvl w:val="0"/>
-          <w:numId w:val="1070"/>
-        </w:numPr>
-      </w:pPr>
-      <w:r>
-        <w:t xml:space="preserve">Information providers or publishers (those who publish the information) - they are responsible for the provision of the information and for ensuring that appropriate access is enabled, licensing agreements are in place, and so forth;</w:t>
-      </w:r>
-    </w:p>
-    <w:p>
-      <w:pPr>
-        <w:numPr>
-          <w:ilvl w:val="0"/>
-          <w:numId w:val="1070"/>
-        </w:numPr>
-      </w:pPr>
-      <w:r>
-        <w:t xml:space="preserve">Service providers (those who disseminate the information) - they are responsible for ensuring information availability and maintaining capability for easy and secure access to the information;</w:t>
-      </w:r>
-    </w:p>
-    <w:p>
-      <w:pPr>
-        <w:numPr>
-          <w:ilvl w:val="0"/>
-          <w:numId w:val="1070"/>
-        </w:numPr>
-      </w:pPr>
-      <w:r>
-        <w:t xml:space="preserve">Information consumers (those who utilize the information) - they need to understand the restrictions, rights, responsibilities and limitations associated with the information together with the suitability for the intended usage or purpose.</w:t>
-      </w:r>
-    </w:p>
-    <w:bookmarkEnd w:id="209"/>
+        <w:t xml:space="preserve">This value should be recognizable and quantifiable and the asset should have an identifiable life cycle. Risks associated with, and to, an information asset should also be identified. As such, information management must be considered an integral part of a WMO centre’s responsibilities and needs to be adequately resourced over the full life cycle of the information.</w:t>
+      </w:r>
+    </w:p>
     <w:bookmarkEnd w:id="210"/>
-    <w:bookmarkStart w:id="222" w:name="Xf824fca74b047d29cced130f7e8c526d1c0cead"/>
-    <w:p>
-      <w:pPr>
-        <w:pStyle w:val="Heading3"/>
-      </w:pPr>
-      <w:r>
-        <w:t xml:space="preserve">3.2 Principles of information management</w:t>
-      </w:r>
-    </w:p>
-    <w:p>
-      <w:pPr>
-        <w:pStyle w:val="FirstParagraph"/>
-      </w:pPr>
-      <w:r>
-        <w:t xml:space="preserve">The effective management of information is essential for WMO centres to deliver operational services and information that is authoritative, seamless, secure and timely. The principles below underpin and provide a framework for information management across the full information life cycle. These principles are independent of the information type and are largely independent of technology; they are therefore expected to remain stable over time.</w:t>
-      </w:r>
-    </w:p>
-    <w:bookmarkStart w:id="211" w:name="Xb4d17d321a1229eb9bdd27c8c3c25433220a700"/>
+    <w:bookmarkStart w:id="211" w:name="X89d0de355d212bc6613f545e4353ea8d60915df"/>
     <w:p>
       <w:pPr>
         <w:pStyle w:val="Heading4"/>
       </w:pPr>
       <w:r>
-        <w:t xml:space="preserve">3.2.1 Principle 1: Information is a valued asset</w:t>
+        <w:t xml:space="preserve">3.2.2 Principle 2: Information must be managed</w:t>
       </w:r>
     </w:p>
     <w:p>
@@ -10500,7 +10616,7 @@
         </w:numPr>
       </w:pPr>
       <w:r>
-        <w:t xml:space="preserve">An information asset is information that has value. This value may be related to the cost of generating and collecting the information, it may be associated with the immediate use of the information, or it may be associated with the longer -term preservation and subsequent reuse of the information.</w:t>
+        <w:t xml:space="preserve">An information asset must be managed throughout its life cycle, from creation to use to eventual disposal, in a way that makes it valuable, maximizes its benefits and reflects its value in time and its different uses.</w:t>
       </w:r>
     </w:p>
     <w:p>
@@ -10511,17 +10627,28 @@
         </w:numPr>
       </w:pPr>
       <w:r>
-        <w:t xml:space="preserve">This value should be recognizable and quantifiable and the asset should have an identifiable life cycle. Risks associated with, and to, an information asset should also be identified. As such, information management must be considered an integral part of a WMO centre’s responsibilities and needs to be adequately resourced over the full life cycle of the information.</w:t>
+        <w:t xml:space="preserve">Information managers must consider the entire information life cycle, from identifying needs and business cases to creation, quality assurance, maintenance, reuse, archival, and disposal. Careful consideration must be given to disposal, ensuring that information is destroyed only when it has ceased to be useful for all categories of users.</w:t>
+      </w:r>
+    </w:p>
+    <w:p>
+      <w:pPr>
+        <w:numPr>
+          <w:ilvl w:val="0"/>
+          <w:numId w:val="1071"/>
+        </w:numPr>
+      </w:pPr>
+      <w:r>
+        <w:t xml:space="preserve">Professionally qualified and adequately skilled staff with clear roles and responsibilities should apply a sound custodianship framework concerning security, confidentiality and other statutory requirements of different types of information.</w:t>
       </w:r>
     </w:p>
     <w:bookmarkEnd w:id="211"/>
-    <w:bookmarkStart w:id="212" w:name="X89d0de355d212bc6613f545e4353ea8d60915df"/>
+    <w:bookmarkStart w:id="213" w:name="X22045a63598b23a763086711f278e1d2a44211b"/>
     <w:p>
       <w:pPr>
         <w:pStyle w:val="Heading4"/>
       </w:pPr>
       <w:r>
-        <w:t xml:space="preserve">3.2.2 Principle 2: Information must be managed</w:t>
+        <w:t xml:space="preserve">3.2.3 Principle 3: Information must be fit for purpose</w:t>
       </w:r>
     </w:p>
     <w:p>
@@ -10532,7 +10659,7 @@
         </w:numPr>
       </w:pPr>
       <w:r>
-        <w:t xml:space="preserve">An information asset must be managed throughout its life cycle, from creation to use to eventual disposal, in a way that makes it valuable, maximizes its benefits and reflects its value in time and its different uses.</w:t>
+        <w:t xml:space="preserve">Information should be developed and managed in accordance with its function and use for internal and external users.</w:t>
       </w:r>
     </w:p>
     <w:p>
@@ -10543,7 +10670,7 @@
         </w:numPr>
       </w:pPr>
       <w:r>
-        <w:t xml:space="preserve">Information managers must consider the entire information life cycle, from identifying needs and business cases to creation, quality assurance, maintenance, reuse, archival, and disposal. Careful consideration must be given to disposal, ensuring that information is destroyed only when it has ceased to be useful for all categories of users.</w:t>
+        <w:t xml:space="preserve">WMO centres should regularly assess information to ensure that it is fit for its purpose and that the related processes, procedures and documentation are adequate.</w:t>
       </w:r>
     </w:p>
     <w:p>
@@ -10554,55 +10681,12 @@
         </w:numPr>
       </w:pPr>
       <w:r>
-        <w:t xml:space="preserve">Professionally qualified and adequately skilled staff with clear roles and responsibilities should apply a sound custodianship framework concerning security, confidentiality and other statutory requirements of different types of information.</w:t>
-      </w:r>
-    </w:p>
-    <w:bookmarkEnd w:id="212"/>
-    <w:bookmarkStart w:id="214" w:name="X22045a63598b23a763086711f278e1d2a44211b"/>
-    <w:p>
-      <w:pPr>
-        <w:pStyle w:val="Heading4"/>
-      </w:pPr>
-      <w:r>
-        <w:t xml:space="preserve">3.2.3 Principle 3: Information must be fit for purpose</w:t>
-      </w:r>
-    </w:p>
-    <w:p>
-      <w:pPr>
-        <w:numPr>
-          <w:ilvl w:val="0"/>
-          <w:numId w:val="1073"/>
-        </w:numPr>
-      </w:pPr>
-      <w:r>
-        <w:t xml:space="preserve">Information should be developed and managed in accordance with its function and use for internal and external users.</w:t>
-      </w:r>
-    </w:p>
-    <w:p>
-      <w:pPr>
-        <w:numPr>
-          <w:ilvl w:val="0"/>
-          <w:numId w:val="1073"/>
-        </w:numPr>
-      </w:pPr>
-      <w:r>
-        <w:t xml:space="preserve">WMO centres should regularly assess information to ensure that it is fit for its purpose and that the related processes, procedures and documentation are adequate.</w:t>
-      </w:r>
-    </w:p>
-    <w:p>
-      <w:pPr>
-        <w:numPr>
-          <w:ilvl w:val="0"/>
-          <w:numId w:val="1073"/>
-        </w:numPr>
-      </w:pPr>
-      <w:r>
         <w:t xml:space="preserve">Processes should be consistent with the general provisions and principles of quality management as described in the WMO</w:t>
       </w:r>
       <w:r>
         <w:t xml:space="preserve"> </w:t>
       </w:r>
-      <w:hyperlink r:id="rId213">
+      <w:hyperlink r:id="rId212">
         <w:r>
           <w:rPr>
             <w:rStyle w:val="Hyperlink"/>
@@ -10619,14 +10703,79 @@
         <w:t xml:space="preserve">(WMO-No. 49).</w:t>
       </w:r>
     </w:p>
+    <w:bookmarkEnd w:id="213"/>
+    <w:bookmarkStart w:id="214" w:name="X99dc711475662a6e02ccc131662769964befb48"/>
+    <w:p>
+      <w:pPr>
+        <w:pStyle w:val="Heading4"/>
+      </w:pPr>
+      <w:r>
+        <w:t xml:space="preserve">3.2.4 Principle 4: Information must be standardized and interoperable</w:t>
+      </w:r>
+    </w:p>
+    <w:p>
+      <w:pPr>
+        <w:numPr>
+          <w:ilvl w:val="0"/>
+          <w:numId w:val="1073"/>
+        </w:numPr>
+      </w:pPr>
+      <w:r>
+        <w:t xml:space="preserve">Information must be stored and exchanged in standardized formats to ensure wide usability in the short and long-term. It is essential for long-term archiving that information be stored in a form that can be understood and used after several decades.</w:t>
+      </w:r>
+    </w:p>
+    <w:p>
+      <w:pPr>
+        <w:numPr>
+          <w:ilvl w:val="0"/>
+          <w:numId w:val="1073"/>
+        </w:numPr>
+      </w:pPr>
+      <w:r>
+        <w:t xml:space="preserve">Standardization is essential for structured information such as dataset definitions and metadata to support interoperability.</w:t>
+      </w:r>
+    </w:p>
+    <w:p>
+      <w:pPr>
+        <w:numPr>
+          <w:ilvl w:val="0"/>
+          <w:numId w:val="1073"/>
+        </w:numPr>
+      </w:pPr>
+      <w:r>
+        <w:t xml:space="preserve">Interoperability is essential for users to be able to utilize information through different systems and software. Open standards help ensure interoperability with their openness and wide adoption across various communities.</w:t>
+      </w:r>
+    </w:p>
+    <w:p>
+      <w:pPr>
+        <w:numPr>
+          <w:ilvl w:val="0"/>
+          <w:numId w:val="1073"/>
+        </w:numPr>
+      </w:pPr>
+      <w:r>
+        <w:t xml:space="preserve">Which standards to use depends on the user community and organizational policies. Interoperability requirements should be considered when selecting the standard for internal use and broader dissemination.</w:t>
+      </w:r>
+    </w:p>
+    <w:p>
+      <w:pPr>
+        <w:numPr>
+          <w:ilvl w:val="0"/>
+          <w:numId w:val="1073"/>
+        </w:numPr>
+      </w:pPr>
+      <w:r>
+        <w:t xml:space="preserve">The use of closed and proprietary standards is strongly discouraged.</w:t>
+      </w:r>
+    </w:p>
     <w:bookmarkEnd w:id="214"/>
-    <w:bookmarkStart w:id="215" w:name="X99dc711475662a6e02ccc131662769964befb48"/>
+    <w:bookmarkStart w:id="215" w:name="X4c710a7cbc3759aa6649820379d60f1f177ba9c"/>
     <w:p>
       <w:pPr>
         <w:pStyle w:val="Heading4"/>
       </w:pPr>
       <w:r>
-        <w:t xml:space="preserve">3.2.4 Principle 4: Information must be standardized and interoperable</w:t>
+        <w:t xml:space="preserve">3.2.5 Principle 5: Information must be well documented</w:t>
       </w:r>
     </w:p>
     <w:p>
@@ -10637,7 +10786,7 @@
         </w:numPr>
       </w:pPr>
       <w:r>
-        <w:t xml:space="preserve">Information must be stored and exchanged in standardized formats to ensure wide usability in the short and long-term. It is essential for long-term archiving that information be stored in a form that can be understood and used after several decades.</w:t>
+        <w:t xml:space="preserve">WMO centres should comprehensively document information processes, policies, and procedures to facilitate broad and long-term use.</w:t>
       </w:r>
     </w:p>
     <w:p>
@@ -10648,7 +10797,7 @@
         </w:numPr>
       </w:pPr>
       <w:r>
-        <w:t xml:space="preserve">Standardization is essential for structured information such as dataset definitions and metadata to support interoperability.</w:t>
+        <w:t xml:space="preserve">WMO centres should keep documentation up to date to ensure full traceability of processes along the information life cycle, particularly for its creation.</w:t>
       </w:r>
     </w:p>
     <w:p>
@@ -10659,39 +10808,17 @@
         </w:numPr>
       </w:pPr>
       <w:r>
-        <w:t xml:space="preserve">Interoperability is essential for users to be able to utilize information through different systems and software. Open standards help ensure interoperability with their openness and wide adoption across various communities.</w:t>
-      </w:r>
-    </w:p>
-    <w:p>
-      <w:pPr>
-        <w:numPr>
-          <w:ilvl w:val="0"/>
-          <w:numId w:val="1074"/>
-        </w:numPr>
-      </w:pPr>
-      <w:r>
-        <w:t xml:space="preserve">Which standards to use depends on the user community and organizational policies. Interoperability requirements should be considered when selecting the standard for internal use and broader dissemination.</w:t>
-      </w:r>
-    </w:p>
-    <w:p>
-      <w:pPr>
-        <w:numPr>
-          <w:ilvl w:val="0"/>
-          <w:numId w:val="1074"/>
-        </w:numPr>
-      </w:pPr>
-      <w:r>
-        <w:t xml:space="preserve">The use of closed and proprietary standards is strongly discouraged.</w:t>
+        <w:t xml:space="preserve">Previous versions of the documentation should be retained, versioned, archived and made readily available for future use. In addition, versions should be assigned a unique and persistent identifier for future unambiguous identification.</w:t>
       </w:r>
     </w:p>
     <w:bookmarkEnd w:id="215"/>
-    <w:bookmarkStart w:id="216" w:name="X4c710a7cbc3759aa6649820379d60f1f177ba9c"/>
+    <w:bookmarkStart w:id="216" w:name="Xe9a225bd08c02aa3805eabec1559f89b21d7c7f"/>
     <w:p>
       <w:pPr>
         <w:pStyle w:val="Heading4"/>
       </w:pPr>
       <w:r>
-        <w:t xml:space="preserve">3.2.5 Principle 5: Information must be well documented</w:t>
+        <w:t xml:space="preserve">3.2.6 Principle 6: Information must be discoverable, accessible and retrievable</w:t>
       </w:r>
     </w:p>
     <w:p>
@@ -10702,7 +10829,7 @@
         </w:numPr>
       </w:pPr>
       <w:r>
-        <w:t xml:space="preserve">WMO centres should comprehensively document information processes, policies, and procedures to facilitate broad and long-term use.</w:t>
+        <w:t xml:space="preserve">Information should be easy to find through the Web, and for this purpose, the publisher should share discovery metadata with a catalogue service. The catalogue service should include a web API to be used by other applications in order to offer user-tailored search portals.</w:t>
       </w:r>
     </w:p>
     <w:p>
@@ -10713,28 +10840,17 @@
         </w:numPr>
       </w:pPr>
       <w:r>
-        <w:t xml:space="preserve">WMO centres should keep documentation up to date to ensure full traceability of processes along the information life cycle, particularly for its creation.</w:t>
-      </w:r>
-    </w:p>
-    <w:p>
-      <w:pPr>
-        <w:numPr>
-          <w:ilvl w:val="0"/>
-          <w:numId w:val="1075"/>
-        </w:numPr>
-      </w:pPr>
-      <w:r>
-        <w:t xml:space="preserve">Previous versions of the documentation should be retained, versioned, archived and made readily available for future use. In addition, versions should be assigned a unique and persistent identifier for future unambiguous identification.</w:t>
+        <w:t xml:space="preserve">For information to be easily retrievable once discovered, it should be accessible using standard data exchange protocols.</w:t>
       </w:r>
     </w:p>
     <w:bookmarkEnd w:id="216"/>
-    <w:bookmarkStart w:id="217" w:name="Xe9a225bd08c02aa3805eabec1559f89b21d7c7f"/>
+    <w:bookmarkStart w:id="219" w:name="Xd7aae325eb000d7fe5916fc0cb31629ef8f12dd"/>
     <w:p>
       <w:pPr>
         <w:pStyle w:val="Heading4"/>
       </w:pPr>
       <w:r>
-        <w:t xml:space="preserve">3.2.6 Principle 6: Information must be discoverable, accessible and retrievable</w:t>
+        <w:t xml:space="preserve">3.2.7 Principle 7: Information should be reusable</w:t>
       </w:r>
     </w:p>
     <w:p>
@@ -10745,7 +10861,7 @@
         </w:numPr>
       </w:pPr>
       <w:r>
-        <w:t xml:space="preserve">Information should be easy to find through the Web, and for this purpose, the publisher should share discovery metadata with a catalogue service. The catalogue service should include a web API to be used by other applications in order to offer user-tailored search portals.</w:t>
+        <w:t xml:space="preserve">In order to maximize the economic benefits of an information asset, it should be made as widely available and as accessible as possible.</w:t>
       </w:r>
     </w:p>
     <w:p>
@@ -10756,17 +10872,53 @@
         </w:numPr>
       </w:pPr>
       <w:r>
-        <w:t xml:space="preserve">For information to be easily retrievable once discovered, it should be accessible using standard data exchange protocols.</w:t>
-      </w:r>
-    </w:p>
-    <w:bookmarkEnd w:id="217"/>
-    <w:bookmarkStart w:id="220" w:name="Xd7aae325eb000d7fe5916fc0cb31629ef8f12dd"/>
+        <w:t xml:space="preserve">Resolution 1 (Cg-Ext(2021)) encourages the reuse of data and information through the open and unrestricted exchange of core WMO data. WMO encourages the free and unrestricted exchange of information in all circumstances.</w:t>
+      </w:r>
+    </w:p>
+    <w:p>
+      <w:pPr>
+        <w:numPr>
+          <w:ilvl w:val="0"/>
+          <w:numId w:val="1076"/>
+        </w:numPr>
+      </w:pPr>
+      <w:r>
+        <w:t xml:space="preserve">The publisher should provide an explicit and well-defined licence for each information item or dataset as part of the associated metadata.</w:t>
+      </w:r>
+    </w:p>
+    <w:p>
+      <w:pPr>
+        <w:numPr>
+          <w:ilvl w:val="0"/>
+          <w:numId w:val="1076"/>
+        </w:numPr>
+      </w:pPr>
+      <w:r>
+        <w:t xml:space="preserve">The Findable, Accessible, Interoperable and Reusable (FAIR) data principles promote open data with the ultimate goal of optimizing the reuse of data. These principles should be followed where possible.</w:t>
+      </w:r>
+    </w:p>
+    <w:p>
+      <w:pPr>
+        <w:pStyle w:val="FirstParagraph"/>
+      </w:pPr>
+      <w:r>
+        <w:t xml:space="preserve">_Note: Information on the FAIR data principles can be found at: FAIR Principles - GO FAIR_</w:t>
+      </w:r>
+      <w:r>
+        <w:rPr>
+          <w:rStyle w:val="FootnoteReference"/>
+        </w:rPr>
+        <w:footnoteReference w:id="217"/>
+      </w:r>
+    </w:p>
+    <w:bookmarkEnd w:id="219"/>
+    <w:bookmarkStart w:id="220" w:name="Xedb3934128acbb54e6fd2dff0b6502d8457de98"/>
     <w:p>
       <w:pPr>
         <w:pStyle w:val="Heading4"/>
       </w:pPr>
       <w:r>
-        <w:t xml:space="preserve">3.2.7 Principle 7: Information should be reusable</w:t>
+        <w:t xml:space="preserve">3.2.8 Principle 8: Information management is subject to accountability and governance</w:t>
       </w:r>
     </w:p>
     <w:p>
@@ -10777,40 +10929,71 @@
         </w:numPr>
       </w:pPr>
       <w:r>
-        <w:t xml:space="preserve">In order to maximize the economic benefits of an information asset, it should be made as widely available and as accessible as possible.</w:t>
-      </w:r>
-    </w:p>
-    <w:p>
-      <w:pPr>
-        <w:numPr>
-          <w:ilvl w:val="0"/>
-          <w:numId w:val="1077"/>
-        </w:numPr>
-      </w:pPr>
-      <w:r>
-        <w:t xml:space="preserve">Resolution 1 (Cg-Ext(2021)) encourages the reuse of data and information through the open and unrestricted exchange of core WMO data. WMO encourages the free and unrestricted exchange of information in all circumstances.</w:t>
-      </w:r>
-    </w:p>
-    <w:p>
-      <w:pPr>
-        <w:numPr>
-          <w:ilvl w:val="0"/>
-          <w:numId w:val="1077"/>
-        </w:numPr>
-      </w:pPr>
-      <w:r>
-        <w:t xml:space="preserve">The publisher should provide an explicit and well-defined licence for each information item or dataset as part of the associated metadata.</w:t>
-      </w:r>
-    </w:p>
-    <w:p>
-      <w:pPr>
-        <w:numPr>
-          <w:ilvl w:val="0"/>
-          <w:numId w:val="1077"/>
-        </w:numPr>
-      </w:pPr>
-      <w:r>
-        <w:t xml:space="preserve">The Findable, Accessible, Interoperable and Reusable (FAIR) data principles promote open data with the ultimate goal of optimizing the reuse of data. These principles should be followed where possible.</w:t>
+        <w:t xml:space="preserve">Information management processes must be governed as the information moves through its life cycle. All information must have a designated owner, steward, curator and custodian. These roles may be invested in the same person but should be clearly defined at the time of creation. A WMO centre with responsibility of managing information must ensure:</w:t>
+      </w:r>
+    </w:p>
+    <w:p>
+      <w:pPr>
+        <w:numPr>
+          <w:ilvl w:val="1"/>
+          <w:numId w:val="1078"/>
+        </w:numPr>
+      </w:pPr>
+      <w:r>
+        <w:t xml:space="preserve">The implementation of general information management practices, procedures and protocols, including well-defined roles, responsibilities and restrictions on managing the information;</w:t>
+      </w:r>
+    </w:p>
+    <w:p>
+      <w:pPr>
+        <w:numPr>
+          <w:ilvl w:val="1"/>
+          <w:numId w:val="1078"/>
+        </w:numPr>
+      </w:pPr>
+      <w:r>
+        <w:t xml:space="preserve">The definition and enforcement of an appropriate retention policy, taking into account stakeholder needs and variations in value over the information life cycle;</w:t>
+      </w:r>
+    </w:p>
+    <w:p>
+      <w:pPr>
+        <w:numPr>
+          <w:ilvl w:val="1"/>
+          <w:numId w:val="1078"/>
+        </w:numPr>
+      </w:pPr>
+      <w:r>
+        <w:t xml:space="preserve">The establishment of licensing and the definition and enforcement of any access restrictions.</w:t>
+      </w:r>
+    </w:p>
+    <w:p>
+      <w:pPr>
+        <w:numPr>
+          <w:ilvl w:val="1"/>
+          <w:numId w:val="1078"/>
+        </w:numPr>
+      </w:pPr>
+      <w:r>
+        <w:t xml:space="preserve">The designated owner should have budget and decision-making authority with respect to preservation and data usage, including the authority to pass ownership to another entity.</w:t>
+      </w:r>
+    </w:p>
+    <w:bookmarkEnd w:id="220"/>
+    <w:bookmarkEnd w:id="221"/>
+    <w:bookmarkStart w:id="238" w:name="X99413cd7ab4f54193ab80a913e7ead8f7550165"/>
+    <w:p>
+      <w:pPr>
+        <w:pStyle w:val="Heading3"/>
+      </w:pPr>
+      <w:r>
+        <w:t xml:space="preserve">3.3 The information management life cycle</w:t>
+      </w:r>
+    </w:p>
+    <w:bookmarkStart w:id="222" w:name="Xeccc5e301c97b991026cb4b4fb0a2ad90b4b8ce"/>
+    <w:p>
+      <w:pPr>
+        <w:pStyle w:val="Heading4"/>
+      </w:pPr>
+      <w:r>
+        <w:t xml:space="preserve">3.3.1 Overview</w:t>
       </w:r>
     </w:p>
     <w:p>
@@ -10818,98 +11001,182 @@
         <w:pStyle w:val="FirstParagraph"/>
       </w:pPr>
       <w:r>
-        <w:t xml:space="preserve">_Note: Information on the FAIR data principles can be found at: FAIR Principles - GO FAIR_</w:t>
-      </w:r>
-      <w:r>
-        <w:rPr>
-          <w:rStyle w:val="FootnoteReference"/>
-        </w:rPr>
-        <w:footnoteReference w:id="218"/>
-      </w:r>
-    </w:p>
-    <w:bookmarkEnd w:id="220"/>
-    <w:bookmarkStart w:id="221" w:name="Xedb3934128acbb54e6fd2dff0b6502d8457de98"/>
+        <w:t xml:space="preserve">All information should be subject to a well -defined and documented life cycle. The governance of this process is often referred to as the information management life cycle; it helps organizations manage information from planning, creation and acquisition through usage and exchange to archival and disposal.</w:t>
+      </w:r>
+    </w:p>
+    <w:p>
+      <w:pPr>
+        <w:pStyle w:val="BodyText"/>
+      </w:pPr>
+      <w:r>
+        <w:t xml:space="preserve">The following sections describe two overarching themes, governance and documentation, which apply to all stages of the information life cycle; these sections provide high -level guidance and are split into five aspects:</w:t>
+      </w:r>
+    </w:p>
+    <w:p>
+      <w:pPr>
+        <w:numPr>
+          <w:ilvl w:val="0"/>
+          <w:numId w:val="1079"/>
+        </w:numPr>
+      </w:pPr>
+      <w:r>
+        <w:t xml:space="preserve">Planning, creation and acquisition;</w:t>
+      </w:r>
+    </w:p>
+    <w:p>
+      <w:pPr>
+        <w:numPr>
+          <w:ilvl w:val="0"/>
+          <w:numId w:val="1079"/>
+        </w:numPr>
+      </w:pPr>
+      <w:r>
+        <w:t xml:space="preserve">Representation and metadata;</w:t>
+      </w:r>
+    </w:p>
+    <w:p>
+      <w:pPr>
+        <w:numPr>
+          <w:ilvl w:val="0"/>
+          <w:numId w:val="1079"/>
+        </w:numPr>
+      </w:pPr>
+      <w:r>
+        <w:t xml:space="preserve">Publication and exchange;</w:t>
+      </w:r>
+    </w:p>
+    <w:p>
+      <w:pPr>
+        <w:numPr>
+          <w:ilvl w:val="0"/>
+          <w:numId w:val="1079"/>
+        </w:numPr>
+      </w:pPr>
+      <w:r>
+        <w:t xml:space="preserve">Usage and communication;</w:t>
+      </w:r>
+    </w:p>
+    <w:p>
+      <w:pPr>
+        <w:numPr>
+          <w:ilvl w:val="0"/>
+          <w:numId w:val="1079"/>
+        </w:numPr>
+      </w:pPr>
+      <w:r>
+        <w:t xml:space="preserve">Storage, archival and disposal.</w:t>
+      </w:r>
+    </w:p>
+    <w:p>
+      <w:pPr>
+        <w:pStyle w:val="FirstParagraph"/>
+      </w:pPr>
+      <w:r>
+        <w:t xml:space="preserve">Governance covers the rules that apply to managing information in a secure and transparent manner; documentation covers the act of recording the reasons for, and details of, all operations in the information management process.</w:t>
+      </w:r>
+    </w:p>
+    <w:bookmarkEnd w:id="222"/>
+    <w:bookmarkStart w:id="225" w:name="Xf536e9dd56d909a9ad040396fc55cc1f2d8010b"/>
     <w:p>
       <w:pPr>
         <w:pStyle w:val="Heading4"/>
       </w:pPr>
       <w:r>
-        <w:t xml:space="preserve">3.2.8 Principle 8: Information management is subject to accountability and governance</w:t>
-      </w:r>
-    </w:p>
-    <w:p>
-      <w:pPr>
-        <w:numPr>
-          <w:ilvl w:val="0"/>
-          <w:numId w:val="1078"/>
-        </w:numPr>
-      </w:pPr>
-      <w:r>
-        <w:t xml:space="preserve">Information management processes must be governed as the information moves through its life cycle. All information must have a designated owner, steward, curator and custodian. These roles may be invested in the same person but should be clearly defined at the time of creation. A WMO centre with responsibility of managing information must ensure:</w:t>
-      </w:r>
-    </w:p>
-    <w:p>
-      <w:pPr>
-        <w:numPr>
-          <w:ilvl w:val="1"/>
-          <w:numId w:val="1079"/>
-        </w:numPr>
-      </w:pPr>
-      <w:r>
-        <w:t xml:space="preserve">The implementation of general information management practices, procedures and protocols, including well-defined roles, responsibilities and restrictions on managing the information;</w:t>
-      </w:r>
-    </w:p>
-    <w:p>
-      <w:pPr>
-        <w:numPr>
-          <w:ilvl w:val="1"/>
-          <w:numId w:val="1079"/>
-        </w:numPr>
-      </w:pPr>
-      <w:r>
-        <w:t xml:space="preserve">The definition and enforcement of an appropriate retention policy, taking into account stakeholder needs and variations in value over the information life cycle;</w:t>
-      </w:r>
-    </w:p>
-    <w:p>
-      <w:pPr>
-        <w:numPr>
-          <w:ilvl w:val="1"/>
-          <w:numId w:val="1079"/>
-        </w:numPr>
-      </w:pPr>
-      <w:r>
-        <w:t xml:space="preserve">The establishment of licensing and the definition and enforcement of any access restrictions.</w:t>
-      </w:r>
-    </w:p>
-    <w:p>
-      <w:pPr>
-        <w:numPr>
-          <w:ilvl w:val="1"/>
-          <w:numId w:val="1079"/>
-        </w:numPr>
-      </w:pPr>
-      <w:r>
-        <w:t xml:space="preserve">The designated owner should have budget and decision-making authority with respect to preservation and data usage, including the authority to pass ownership to another entity.</w:t>
-      </w:r>
-    </w:p>
-    <w:bookmarkEnd w:id="221"/>
-    <w:bookmarkEnd w:id="222"/>
-    <w:bookmarkStart w:id="239" w:name="X99413cd7ab4f54193ab80a913e7ead8f7550165"/>
-    <w:p>
-      <w:pPr>
-        <w:pStyle w:val="Heading3"/>
-      </w:pPr>
-      <w:r>
-        <w:t xml:space="preserve">3.3 The information management life cycle</w:t>
-      </w:r>
-    </w:p>
-    <w:bookmarkStart w:id="223" w:name="Xeccc5e301c97b991026cb4b4fb0a2ad90b4b8ce"/>
+        <w:t xml:space="preserve">3.3.2 Overarching requirements</w:t>
+      </w:r>
+    </w:p>
+    <w:bookmarkStart w:id="223" w:name="X45b743228135d36e8bda76fa64a5364530f2c0f"/>
+    <w:p>
+      <w:pPr>
+        <w:pStyle w:val="Heading5"/>
+      </w:pPr>
+      <w:r>
+        <w:t xml:space="preserve">3.3.2.1 Governance</w:t>
+      </w:r>
+    </w:p>
+    <w:p>
+      <w:pPr>
+        <w:numPr>
+          <w:ilvl w:val="0"/>
+          <w:numId w:val="1080"/>
+        </w:numPr>
+      </w:pPr>
+      <w:r>
+        <w:t xml:space="preserve">Information management governance defines a set of organizational procedures, policies and processes for the management of information. This includes defining accountabilities and compliance mechanisms.</w:t>
+      </w:r>
+    </w:p>
+    <w:p>
+      <w:pPr>
+        <w:numPr>
+          <w:ilvl w:val="0"/>
+          <w:numId w:val="1080"/>
+        </w:numPr>
+      </w:pPr>
+      <w:r>
+        <w:t xml:space="preserve">Effective governance helps ensure that all aspects of the information management process are conducted in a rigorous, standardized and transparent manner and that the information is secure, accessible and usable.</w:t>
+      </w:r>
+    </w:p>
+    <w:p>
+      <w:pPr>
+        <w:numPr>
+          <w:ilvl w:val="0"/>
+          <w:numId w:val="1080"/>
+        </w:numPr>
+      </w:pPr>
+      <w:r>
+        <w:t xml:space="preserve">WMO centres should establish a board or leadership group to develop and regularly review such a governance structure and ensure compliance with its requirements.</w:t>
+      </w:r>
+    </w:p>
+    <w:bookmarkEnd w:id="223"/>
+    <w:bookmarkStart w:id="224" w:name="X1ba3fb91a9c7f4af333ef2b72ba292e773669f9"/>
+    <w:p>
+      <w:pPr>
+        <w:pStyle w:val="Heading5"/>
+      </w:pPr>
+      <w:r>
+        <w:t xml:space="preserve">3.3.2.2 Documentation</w:t>
+      </w:r>
+    </w:p>
+    <w:p>
+      <w:pPr>
+        <w:numPr>
+          <w:ilvl w:val="0"/>
+          <w:numId w:val="1081"/>
+        </w:numPr>
+      </w:pPr>
+      <w:r>
+        <w:t xml:space="preserve">Documentation describing the who, what, why, when, where and how with respect to the various actions that are undertaken in the management of information is required to ensure the traceability and integrity of the information and to ensure operations can continue if key staff leave.</w:t>
+      </w:r>
+    </w:p>
+    <w:p>
+      <w:pPr>
+        <w:numPr>
+          <w:ilvl w:val="0"/>
+          <w:numId w:val="1081"/>
+        </w:numPr>
+      </w:pPr>
+      <w:r>
+        <w:t xml:space="preserve">This documentation is required for all aspects of the information life cycle and should be clear, well -communicated, regularly updated and easy to find. Guidance relating to the documentation should be provided to new staff taking on responsibilities for information management and be a key component of training.</w:t>
+      </w:r>
+    </w:p>
+    <w:bookmarkEnd w:id="224"/>
+    <w:bookmarkEnd w:id="225"/>
+    <w:bookmarkStart w:id="237" w:name="Xce03414fa90bc571a21e26cd6754cf945b230e0"/>
     <w:p>
       <w:pPr>
         <w:pStyle w:val="Heading4"/>
       </w:pPr>
       <w:r>
-        <w:t xml:space="preserve">3.3.1 Overview</w:t>
+        <w:t xml:space="preserve">3.3.3 Aspects of the information management life cycle</w:t>
+      </w:r>
+    </w:p>
+    <w:bookmarkStart w:id="226" w:name="X4f8ba816f7b8aa97bb15bd5af5a1f7f2fd3a919"/>
+    <w:p>
+      <w:pPr>
+        <w:pStyle w:val="Heading5"/>
+      </w:pPr>
+      <w:r>
+        <w:t xml:space="preserve">3.3.3.1 Planning, information creation and acquisition</w:t>
       </w:r>
     </w:p>
     <w:p>
@@ -10917,70 +11184,73 @@
         <w:pStyle w:val="FirstParagraph"/>
       </w:pPr>
       <w:r>
-        <w:t xml:space="preserve">All information should be subject to a well -defined and documented life cycle. The governance of this process is often referred to as the information management life cycle; it helps organizations manage information from planning, creation and acquisition through usage and exchange to archival and disposal.</w:t>
-      </w:r>
-    </w:p>
-    <w:p>
-      <w:pPr>
-        <w:pStyle w:val="BodyText"/>
-      </w:pPr>
-      <w:r>
-        <w:t xml:space="preserve">The following sections describe two overarching themes, governance and documentation, which apply to all stages of the information life cycle; these sections provide high -level guidance and are split into five aspects:</w:t>
-      </w:r>
-    </w:p>
-    <w:p>
-      <w:pPr>
-        <w:numPr>
-          <w:ilvl w:val="0"/>
-          <w:numId w:val="1080"/>
-        </w:numPr>
-      </w:pPr>
-      <w:r>
-        <w:t xml:space="preserve">Planning, creation and acquisition;</w:t>
-      </w:r>
-    </w:p>
-    <w:p>
-      <w:pPr>
-        <w:numPr>
-          <w:ilvl w:val="0"/>
-          <w:numId w:val="1080"/>
-        </w:numPr>
-      </w:pPr>
-      <w:r>
-        <w:t xml:space="preserve">Representation and metadata;</w:t>
-      </w:r>
-    </w:p>
-    <w:p>
-      <w:pPr>
-        <w:numPr>
-          <w:ilvl w:val="0"/>
-          <w:numId w:val="1080"/>
-        </w:numPr>
-      </w:pPr>
-      <w:r>
-        <w:t xml:space="preserve">Publication and exchange;</w:t>
-      </w:r>
-    </w:p>
-    <w:p>
-      <w:pPr>
-        <w:numPr>
-          <w:ilvl w:val="0"/>
-          <w:numId w:val="1080"/>
-        </w:numPr>
-      </w:pPr>
-      <w:r>
-        <w:t xml:space="preserve">Usage and communication;</w:t>
-      </w:r>
-    </w:p>
-    <w:p>
-      <w:pPr>
-        <w:numPr>
-          <w:ilvl w:val="0"/>
-          <w:numId w:val="1080"/>
-        </w:numPr>
-      </w:pPr>
-      <w:r>
-        <w:t xml:space="preserve">Storage, archival and disposal.</w:t>
+        <w:t xml:space="preserve">Before the creation or acquisition of new information a business case plan and an information management plan should be developed, covering both the input information sources and any derived information. The plans should include:</w:t>
+      </w:r>
+    </w:p>
+    <w:p>
+      <w:pPr>
+        <w:numPr>
+          <w:ilvl w:val="0"/>
+          <w:numId w:val="1082"/>
+        </w:numPr>
+      </w:pPr>
+      <w:r>
+        <w:t xml:space="preserve">Why the information is required;</w:t>
+      </w:r>
+    </w:p>
+    <w:p>
+      <w:pPr>
+        <w:numPr>
+          <w:ilvl w:val="0"/>
+          <w:numId w:val="1082"/>
+        </w:numPr>
+      </w:pPr>
+      <w:r>
+        <w:t xml:space="preserve">How it will be collected or created;</w:t>
+      </w:r>
+    </w:p>
+    <w:p>
+      <w:pPr>
+        <w:numPr>
+          <w:ilvl w:val="0"/>
+          <w:numId w:val="1082"/>
+        </w:numPr>
+      </w:pPr>
+      <w:r>
+        <w:t xml:space="preserve">How it will be stored;</w:t>
+      </w:r>
+    </w:p>
+    <w:p>
+      <w:pPr>
+        <w:numPr>
+          <w:ilvl w:val="0"/>
+          <w:numId w:val="1082"/>
+        </w:numPr>
+      </w:pPr>
+      <w:r>
+        <w:t xml:space="preserve">Whether it will be exchanged with other users and under what policy;</w:t>
+      </w:r>
+    </w:p>
+    <w:p>
+      <w:pPr>
+        <w:numPr>
+          <w:ilvl w:val="0"/>
+          <w:numId w:val="1082"/>
+        </w:numPr>
+      </w:pPr>
+      <w:r>
+        <w:t xml:space="preserve">Where it should be submitted for long-term archival;</w:t>
+      </w:r>
+    </w:p>
+    <w:p>
+      <w:pPr>
+        <w:numPr>
+          <w:ilvl w:val="0"/>
+          <w:numId w:val="1082"/>
+        </w:numPr>
+      </w:pPr>
+      <w:r>
+        <w:t xml:space="preserve">Key roles and responsibilities associated with the management of the information.</w:t>
       </w:r>
     </w:p>
     <w:p>
@@ -10988,221 +11258,35 @@
         <w:pStyle w:val="FirstParagraph"/>
       </w:pPr>
       <w:r>
-        <w:t xml:space="preserve">Governance covers the rules that apply to managing information in a secure and transparent manner; documentation covers the act of recording the reasons for, and details of, all operations in the information management process.</w:t>
-      </w:r>
-    </w:p>
-    <w:bookmarkEnd w:id="223"/>
-    <w:bookmarkStart w:id="226" w:name="Xf536e9dd56d909a9ad040396fc55cc1f2d8010b"/>
-    <w:p>
-      <w:pPr>
-        <w:pStyle w:val="Heading4"/>
-      </w:pPr>
-      <w:r>
-        <w:t xml:space="preserve">3.3.2 Overarching requirements</w:t>
-      </w:r>
-    </w:p>
-    <w:bookmarkStart w:id="224" w:name="X45b743228135d36e8bda76fa64a5364530f2c0f"/>
-    <w:p>
-      <w:pPr>
-        <w:pStyle w:val="Heading5"/>
-      </w:pPr>
-      <w:r>
-        <w:t xml:space="preserve">3.3.2.1 Governance</w:t>
-      </w:r>
-    </w:p>
-    <w:p>
-      <w:pPr>
-        <w:numPr>
-          <w:ilvl w:val="0"/>
-          <w:numId w:val="1081"/>
-        </w:numPr>
-      </w:pPr>
-      <w:r>
-        <w:t xml:space="preserve">Information management governance defines a set of organizational procedures, policies and processes for the management of information. This includes defining accountabilities and compliance mechanisms.</w:t>
-      </w:r>
-    </w:p>
-    <w:p>
-      <w:pPr>
-        <w:numPr>
-          <w:ilvl w:val="0"/>
-          <w:numId w:val="1081"/>
-        </w:numPr>
-      </w:pPr>
-      <w:r>
-        <w:t xml:space="preserve">Effective governance helps ensure that all aspects of the information management process are conducted in a rigorous, standardized and transparent manner and that the information is secure, accessible and usable.</w:t>
-      </w:r>
-    </w:p>
-    <w:p>
-      <w:pPr>
-        <w:numPr>
-          <w:ilvl w:val="0"/>
-          <w:numId w:val="1081"/>
-        </w:numPr>
-      </w:pPr>
-      <w:r>
-        <w:t xml:space="preserve">WMO centres should establish a board or leadership group to develop and regularly review such a governance structure and ensure compliance with its requirements.</w:t>
-      </w:r>
-    </w:p>
-    <w:bookmarkEnd w:id="224"/>
-    <w:bookmarkStart w:id="225" w:name="X1ba3fb91a9c7f4af333ef2b72ba292e773669f9"/>
-    <w:p>
-      <w:pPr>
-        <w:pStyle w:val="Heading5"/>
-      </w:pPr>
-      <w:r>
-        <w:t xml:space="preserve">3.3.2.2 Documentation</w:t>
-      </w:r>
-    </w:p>
-    <w:p>
-      <w:pPr>
-        <w:numPr>
-          <w:ilvl w:val="0"/>
-          <w:numId w:val="1082"/>
-        </w:numPr>
-      </w:pPr>
-      <w:r>
-        <w:t xml:space="preserve">Documentation describing the who, what, why, when, where and how with respect to the various actions that are undertaken in the management of information is required to ensure the traceability and integrity of the information and to ensure operations can continue if key staff leave.</w:t>
-      </w:r>
-    </w:p>
-    <w:p>
-      <w:pPr>
-        <w:numPr>
-          <w:ilvl w:val="0"/>
-          <w:numId w:val="1082"/>
-        </w:numPr>
-      </w:pPr>
-      <w:r>
-        <w:t xml:space="preserve">This documentation is required for all aspects of the information life cycle and should be clear, well -communicated, regularly updated and easy to find. Guidance relating to the documentation should be provided to new staff taking on responsibilities for information management and be a key component of training.</w:t>
-      </w:r>
-    </w:p>
-    <w:bookmarkEnd w:id="225"/>
+        <w:t xml:space="preserve">For externally sourced data, the plans should include where the information has come from and what the licensing terms are.</w:t>
+      </w:r>
+    </w:p>
+    <w:p>
+      <w:pPr>
+        <w:pStyle w:val="BodyText"/>
+      </w:pPr>
+      <w:r>
+        <w:t xml:space="preserve">Once information has been acquired, it should be checked to ensure that the contents and format are as expected. This may be done using a compliance checker or a validation service. Once these checks have been performed, the information content should also undergo quality control checks using well-documented procedures to identify any issues. A record of the checks should be kept, and any issues detected should be documented and sent back to the originators. It is also important to subscribe to updates from originators so any issues identified externally can be taken into account.</w:t>
+      </w:r>
+    </w:p>
+    <w:p>
+      <w:pPr>
+        <w:pStyle w:val="BodyText"/>
+      </w:pPr>
+      <w:r>
+        <w:t xml:space="preserve">Information created rather than acquired should undergo the same processes as acquired information. Information created should undergo quality control, and the resulting files should be checked against the specified format requirements. The results of the processes and checks should be documented.</w:t>
+      </w:r>
+    </w:p>
+    <w:p>
+      <w:pPr>
+        <w:pStyle w:val="BodyText"/>
+      </w:pPr>
+      <w:r>
+        <w:t xml:space="preserve">To ensure traceability and reproducibility, the information and documents at this and subsequent stages, should be version controlled and clearly labelled with version information. Similarly, software or computer code used to generate or process information should be version controlled with the version information recorded in the documentation and metadata. Where possible, software should be maintained within a code repository.</w:t>
+      </w:r>
+    </w:p>
     <w:bookmarkEnd w:id="226"/>
-    <w:bookmarkStart w:id="238" w:name="Xce03414fa90bc571a21e26cd6754cf945b230e0"/>
-    <w:p>
-      <w:pPr>
-        <w:pStyle w:val="Heading4"/>
-      </w:pPr>
-      <w:r>
-        <w:t xml:space="preserve">3.3.3 Aspects of the information management life cycle</w:t>
-      </w:r>
-    </w:p>
-    <w:bookmarkStart w:id="227" w:name="X4f8ba816f7b8aa97bb15bd5af5a1f7f2fd3a919"/>
-    <w:p>
-      <w:pPr>
-        <w:pStyle w:val="Heading5"/>
-      </w:pPr>
-      <w:r>
-        <w:t xml:space="preserve">3.3.3.1 Planning, information creation and acquisition</w:t>
-      </w:r>
-    </w:p>
-    <w:p>
-      <w:pPr>
-        <w:pStyle w:val="FirstParagraph"/>
-      </w:pPr>
-      <w:r>
-        <w:t xml:space="preserve">Before the creation or acquisition of new information a business case plan and an information management plan should be developed, covering both the input information sources and any derived information. The plans should include:</w:t>
-      </w:r>
-    </w:p>
-    <w:p>
-      <w:pPr>
-        <w:numPr>
-          <w:ilvl w:val="0"/>
-          <w:numId w:val="1083"/>
-        </w:numPr>
-      </w:pPr>
-      <w:r>
-        <w:t xml:space="preserve">Why the information is required;</w:t>
-      </w:r>
-    </w:p>
-    <w:p>
-      <w:pPr>
-        <w:numPr>
-          <w:ilvl w:val="0"/>
-          <w:numId w:val="1083"/>
-        </w:numPr>
-      </w:pPr>
-      <w:r>
-        <w:t xml:space="preserve">How it will be collected or created;</w:t>
-      </w:r>
-    </w:p>
-    <w:p>
-      <w:pPr>
-        <w:numPr>
-          <w:ilvl w:val="0"/>
-          <w:numId w:val="1083"/>
-        </w:numPr>
-      </w:pPr>
-      <w:r>
-        <w:t xml:space="preserve">How it will be stored;</w:t>
-      </w:r>
-    </w:p>
-    <w:p>
-      <w:pPr>
-        <w:numPr>
-          <w:ilvl w:val="0"/>
-          <w:numId w:val="1083"/>
-        </w:numPr>
-      </w:pPr>
-      <w:r>
-        <w:t xml:space="preserve">Whether it will be exchanged with other users and under what policy;</w:t>
-      </w:r>
-    </w:p>
-    <w:p>
-      <w:pPr>
-        <w:numPr>
-          <w:ilvl w:val="0"/>
-          <w:numId w:val="1083"/>
-        </w:numPr>
-      </w:pPr>
-      <w:r>
-        <w:t xml:space="preserve">Where it should be submitted for long-term archival;</w:t>
-      </w:r>
-    </w:p>
-    <w:p>
-      <w:pPr>
-        <w:numPr>
-          <w:ilvl w:val="0"/>
-          <w:numId w:val="1083"/>
-        </w:numPr>
-      </w:pPr>
-      <w:r>
-        <w:t xml:space="preserve">Key roles and responsibilities associated with the management of the information.</w:t>
-      </w:r>
-    </w:p>
-    <w:p>
-      <w:pPr>
-        <w:pStyle w:val="FirstParagraph"/>
-      </w:pPr>
-      <w:r>
-        <w:t xml:space="preserve">For externally sourced data, the plans should include where the information has come from and what the licensing terms are.</w:t>
-      </w:r>
-    </w:p>
-    <w:p>
-      <w:pPr>
-        <w:pStyle w:val="BodyText"/>
-      </w:pPr>
-      <w:r>
-        <w:t xml:space="preserve">Once information has been acquired, it should be checked to ensure that the contents and format are as expected. This may be done using a compliance checker or a validation service. Once these checks have been performed, the information content should also undergo quality control checks using well-documented procedures to identify any issues. A record of the checks should be kept, and any issues detected should be documented and sent back to the originators. It is also important to subscribe to updates from originators so any issues identified externally can be taken into account.</w:t>
-      </w:r>
-    </w:p>
-    <w:p>
-      <w:pPr>
-        <w:pStyle w:val="BodyText"/>
-      </w:pPr>
-      <w:r>
-        <w:t xml:space="preserve">Information created rather than acquired should undergo the same processes as acquired information. Information created should undergo quality control, and the resulting files should be checked against the specified format requirements. The results of the processes and checks should be documented.</w:t>
-      </w:r>
-    </w:p>
-    <w:p>
-      <w:pPr>
-        <w:pStyle w:val="BodyText"/>
-      </w:pPr>
-      <w:r>
-        <w:t xml:space="preserve">To ensure traceability and reproducibility, the information and documents at this and subsequent stages, should be version controlled and clearly labelled with version information. Similarly, software or computer code used to generate or process information should be version controlled with the version information recorded in the documentation and metadata. Where possible, software should be maintained within a code repository.</w:t>
-      </w:r>
-    </w:p>
-    <w:bookmarkEnd w:id="227"/>
-    <w:bookmarkStart w:id="229" w:name="X49274d3e2b95ee2f6b62ac78feb00523ab6815d"/>
+    <w:bookmarkStart w:id="228" w:name="X49274d3e2b95ee2f6b62ac78feb00523ab6815d"/>
     <w:p>
       <w:pPr>
         <w:pStyle w:val="Heading5"/>
@@ -11258,7 +11342,7 @@
       <w:r>
         <w:t xml:space="preserve"> </w:t>
       </w:r>
-      <w:hyperlink r:id="rId228">
+      <w:hyperlink r:id="rId227">
         <w:r>
           <w:rPr>
             <w:rStyle w:val="Hyperlink"/>
@@ -11291,8 +11375,8 @@
         <w:t xml:space="preserve">The WMO formats specified in the manuals are subject to strong governance processes, and changes to the formats can be traced through the versions of the manuals. The code tables and controlled vocabularies are also maintained in a code repository. To enable future reuse, the technical information, including detailed format specifications, should be archived alongside information for future access. This includes any controlled vocabulary, such as BUFR tables or WIGOS metadata code lists, associated with the format.</w:t>
       </w:r>
     </w:p>
-    <w:bookmarkEnd w:id="229"/>
-    <w:bookmarkStart w:id="231" w:name="Xa7fab7390f658e9a7f9c1dd97f4f9989f0b7890"/>
+    <w:bookmarkEnd w:id="228"/>
+    <w:bookmarkStart w:id="230" w:name="Xa7fab7390f658e9a7f9c1dd97f4f9989f0b7890"/>
     <w:p>
       <w:pPr>
         <w:pStyle w:val="Heading5"/>
@@ -11385,7 +11469,7 @@
         </w:rPr>
         <w:t xml:space="preserve"> </w:t>
       </w:r>
-      <w:hyperlink r:id="rId230">
+      <w:hyperlink r:id="rId229">
         <w:r>
           <w:rPr>
             <w:rStyle w:val="Hyperlink"/>
@@ -11399,8 +11483,8 @@
         <w:t xml:space="preserve">.</w:t>
       </w:r>
     </w:p>
-    <w:bookmarkEnd w:id="231"/>
-    <w:bookmarkStart w:id="235" w:name="X3e24a7edb6c0c7cedae631be79bacb110074b53"/>
+    <w:bookmarkEnd w:id="230"/>
+    <w:bookmarkStart w:id="234" w:name="X3e24a7edb6c0c7cedae631be79bacb110074b53"/>
     <w:p>
       <w:pPr>
         <w:pStyle w:val="Heading5"/>
@@ -11421,7 +11505,7 @@
       <w:pPr>
         <w:numPr>
           <w:ilvl w:val="0"/>
-          <w:numId w:val="1084"/>
+          <w:numId w:val="1083"/>
         </w:numPr>
       </w:pPr>
       <w:r>
@@ -11432,7 +11516,7 @@
       <w:pPr>
         <w:numPr>
           <w:ilvl w:val="0"/>
-          <w:numId w:val="1084"/>
+          <w:numId w:val="1083"/>
         </w:numPr>
       </w:pPr>
       <w:r>
@@ -11449,7 +11533,7 @@
       <w:r>
         <w:t xml:space="preserve"> </w:t>
       </w:r>
-      <w:hyperlink r:id="rId232">
+      <w:hyperlink r:id="rId231">
         <w:r>
           <w:rPr>
             <w:rStyle w:val="Hyperlink"/>
@@ -11468,7 +11552,7 @@
       <w:r>
         <w:t xml:space="preserve"> </w:t>
       </w:r>
-      <w:hyperlink r:id="rId233">
+      <w:hyperlink r:id="rId232">
         <w:r>
           <w:rPr>
             <w:rStyle w:val="Hyperlink"/>
@@ -11487,7 +11571,7 @@
       <w:r>
         <w:t xml:space="preserve"> </w:t>
       </w:r>
-      <w:hyperlink r:id="rId234">
+      <w:hyperlink r:id="rId233">
         <w:r>
           <w:rPr>
             <w:rStyle w:val="Hyperlink"/>
@@ -11556,8 +11640,8 @@
         <w:t xml:space="preserve">The discovery metadata should include a valid point of contact, enabling users to provide feedback and ask questions about the information provided.</w:t>
       </w:r>
     </w:p>
-    <w:bookmarkEnd w:id="235"/>
-    <w:bookmarkStart w:id="237" w:name="X3ae9333dc6fdf8cb90e60a84f51ab1cb4529e61"/>
+    <w:bookmarkEnd w:id="234"/>
+    <w:bookmarkStart w:id="236" w:name="X3ae9333dc6fdf8cb90e60a84f51ab1cb4529e61"/>
     <w:p>
       <w:pPr>
         <w:pStyle w:val="Heading5"/>
@@ -11621,7 +11705,7 @@
       <w:r>
         <w:t xml:space="preserve"> </w:t>
       </w:r>
-      <w:hyperlink r:id="rId236">
+      <w:hyperlink r:id="rId235">
         <w:r>
           <w:rPr>
             <w:rStyle w:val="Hyperlink"/>
@@ -11696,10 +11780,10 @@
         <w:t xml:space="preserve">When an information resource is marked for disposal, the reasons for disposal, including the outcome of the consultation with stakeholders and users, must clearly be documented. The disposal must be authorized by the identified owner and custodian of the information. Information relating to the disposal must be included in the metadata associated with the information resource. The metadata must be retained for future reference.</w:t>
       </w:r>
     </w:p>
+    <w:bookmarkEnd w:id="236"/>
     <w:bookmarkEnd w:id="237"/>
     <w:bookmarkEnd w:id="238"/>
-    <w:bookmarkEnd w:id="239"/>
-    <w:bookmarkStart w:id="244" w:name="X7391e3c3ea1b541c803bd3d5ce697585133e88b"/>
+    <w:bookmarkStart w:id="243" w:name="X7391e3c3ea1b541c803bd3d5ce697585133e88b"/>
     <w:p>
       <w:pPr>
         <w:pStyle w:val="Heading3"/>
@@ -11708,7 +11792,7 @@
         <w:t xml:space="preserve">3.4 Other considerations</w:t>
       </w:r>
     </w:p>
-    <w:bookmarkStart w:id="241" w:name="Xa64de298ded50f9c724ff5d648e87a4e9fbd147"/>
+    <w:bookmarkStart w:id="240" w:name="Xa64de298ded50f9c724ff5d648e87a4e9fbd147"/>
     <w:p>
       <w:pPr>
         <w:pStyle w:val="Heading4"/>
@@ -11727,7 +11811,7 @@
       <w:r>
         <w:t xml:space="preserve"> </w:t>
       </w:r>
-      <w:hyperlink r:id="rId240">
+      <w:hyperlink r:id="rId239">
         <w:r>
           <w:rPr>
             <w:rStyle w:val="Hyperlink"/>
@@ -11744,8 +11828,8 @@
         <w:t xml:space="preserve">(WMO-No. 1239).</w:t>
       </w:r>
     </w:p>
-    <w:bookmarkEnd w:id="241"/>
-    <w:bookmarkStart w:id="243" w:name="Xc9ea048877dfd968048ffc95998a2f64ce311e4"/>
+    <w:bookmarkEnd w:id="240"/>
+    <w:bookmarkStart w:id="242" w:name="Xc9ea048877dfd968048ffc95998a2f64ce311e4"/>
     <w:p>
       <w:pPr>
         <w:pStyle w:val="Heading4"/>
@@ -11764,7 +11848,7 @@
       <w:r>
         <w:t xml:space="preserve"> </w:t>
       </w:r>
-      <w:hyperlink r:id="rId242">
+      <w:hyperlink r:id="rId241">
         <w:r>
           <w:rPr>
             <w:rStyle w:val="Hyperlink"/>
@@ -11781,11 +11865,11 @@
         <w:t xml:space="preserve">(WMO-No. 1115).</w:t>
       </w:r>
     </w:p>
+    <w:bookmarkEnd w:id="242"/>
     <w:bookmarkEnd w:id="243"/>
     <w:bookmarkEnd w:id="244"/>
     <w:bookmarkEnd w:id="245"/>
-    <w:bookmarkEnd w:id="246"/>
-    <w:bookmarkStart w:id="248" w:name="Xf0816da4cf7fb19671f2d7fe0d061de4ae60249"/>
+    <w:bookmarkStart w:id="247" w:name="Xf0816da4cf7fb19671f2d7fe0d061de4ae60249"/>
     <w:p>
       <w:pPr>
         <w:pStyle w:val="Heading1"/>
@@ -11806,7 +11890,7 @@
       <w:pPr>
         <w:numPr>
           <w:ilvl w:val="0"/>
-          <w:numId w:val="1085"/>
+          <w:numId w:val="1084"/>
         </w:numPr>
       </w:pPr>
       <w:r>
@@ -11827,10 +11911,10 @@
       <w:pPr>
         <w:numPr>
           <w:ilvl w:val="0"/>
-          <w:numId w:val="1085"/>
-        </w:numPr>
-      </w:pPr>
-      <w:hyperlink r:id="rId247">
+          <w:numId w:val="1084"/>
+        </w:numPr>
+      </w:pPr>
+      <w:hyperlink r:id="rId246">
         <w:r>
           <w:rPr>
             <w:rStyle w:val="Hyperlink"/>
@@ -11847,8 +11931,8 @@
         <w:t xml:space="preserve">(WMO-No. 1061), Volume I, Appendix E. Annex To Paragraph 7.8, 1. ICT Service Incident Management; and Appendix F.WIS IT Security Incident Response Process.</w:t>
       </w:r>
     </w:p>
-    <w:bookmarkEnd w:id="248"/>
-    <w:bookmarkStart w:id="249" w:name="X3b22a87a2b2970364529e1b1e33cb197e766c93"/>
+    <w:bookmarkEnd w:id="247"/>
+    <w:bookmarkStart w:id="248" w:name="X3b22a87a2b2970364529e1b1e33cb197e766c93"/>
     <w:p>
       <w:pPr>
         <w:pStyle w:val="Heading1"/>
@@ -11894,8 +11978,8 @@
         <w:t xml:space="preserve">(WMO-No. 1061), Volume I, Appendix A. WMO Information System Training and Learning Guide.</w:t>
       </w:r>
     </w:p>
-    <w:bookmarkEnd w:id="249"/>
-    <w:bookmarkStart w:id="252" w:name="X7704236ba72ed8cc2b9a9e238d27c640b9b6528"/>
+    <w:bookmarkEnd w:id="248"/>
+    <w:bookmarkStart w:id="251" w:name="X7704236ba72ed8cc2b9a9e238d27c640b9b6528"/>
     <w:p>
       <w:pPr>
         <w:pStyle w:val="Heading1"/>
@@ -12080,7 +12164,7 @@
             <w:pPr>
               <w:jc w:val="left"/>
             </w:pPr>
-            <w:hyperlink r:id="rId250">
+            <w:hyperlink r:id="rId249">
               <w:r>
                 <w:rPr>
                   <w:rStyle w:val="Hyperlink"/>
@@ -12142,7 +12226,7 @@
             <w:pPr>
               <w:jc w:val="left"/>
             </w:pPr>
-            <w:hyperlink r:id="rId251">
+            <w:hyperlink r:id="rId250">
               <w:r>
                 <w:rPr>
                   <w:rStyle w:val="Hyperlink"/>
@@ -12165,7 +12249,7 @@
         </w:tc>
       </w:tr>
     </w:tbl>
-    <w:bookmarkEnd w:id="252"/>
+    <w:bookmarkEnd w:id="251"/>
     <w:sectPr/>
   </w:body>
 </w:document>
@@ -13549,7 +13633,7 @@
       </w:r>
     </w:p>
   </w:footnote>
-  <w:footnote w:id="160">
+  <w:footnote w:id="159">
     <w:p>
       <w:pPr>
         <w:pStyle w:val="FootnoteText"/>
@@ -13564,7 +13648,7 @@
         <w:t xml:space="preserve"> </w:t>
       </w:r>
       <w:r>
-        <w:t xml:space="preserve">It is also technically possible to filter recommended data by using a wildcard subscriptions such as</w:t>
+        <w:t xml:space="preserve">WIS2 Notification Messages for recommended data are received on the topics</w:t>
       </w:r>
       <w:r>
         <w:t xml:space="preserve"> </w:t>
@@ -13573,14 +13657,29 @@
         <w:rPr>
           <w:rStyle w:val="VerbatimChar"/>
         </w:rPr>
-        <w:t xml:space="preserve">origin/a/wis2/+/data/core/#</w:t>
-      </w:r>
-      <w:r>
-        <w:t xml:space="preserve">. However, avoiding wildcard subscription is generally considered good practice as it limits the burden of the broker operated by Global Brokers.</w:t>
+        <w:t xml:space="preserve">origin/a/wis2/+/data/recommended/#</w:t>
+      </w:r>
+      <w:r>
+        <w:t xml:space="preserve"> </w:t>
+      </w:r>
+      <w:r>
+        <w:t xml:space="preserve">and</w:t>
+      </w:r>
+      <w:r>
+        <w:t xml:space="preserve"> </w:t>
+      </w:r>
+      <w:r>
+        <w:rPr>
+          <w:rStyle w:val="VerbatimChar"/>
+        </w:rPr>
+        <w:t xml:space="preserve">cache/a/wis2/+/data/recommended/#</w:t>
+      </w:r>
+      <w:r>
+        <w:t xml:space="preserve">.</w:t>
       </w:r>
     </w:p>
   </w:footnote>
-  <w:footnote w:id="163">
+  <w:footnote w:id="162">
     <w:p>
       <w:pPr>
         <w:pStyle w:val="FootnoteText"/>
@@ -13600,7 +13699,7 @@
       <w:r>
         <w:t xml:space="preserve"> </w:t>
       </w:r>
-      <w:hyperlink r:id="rId164">
+      <w:hyperlink r:id="rId163">
         <w:r>
           <w:rPr>
             <w:rStyle w:val="Hyperlink"/>
@@ -13613,6 +13712,25 @@
       </w:r>
     </w:p>
   </w:footnote>
+  <w:footnote w:id="171">
+    <w:p>
+      <w:pPr>
+        <w:pStyle w:val="FootnoteText"/>
+      </w:pPr>
+      <w:r>
+        <w:rPr>
+          <w:rStyle w:val="FootnoteReference"/>
+        </w:rPr>
+        <w:footnoteRef/>
+      </w:r>
+      <w:r>
+        <w:t xml:space="preserve"> </w:t>
+      </w:r>
+      <w:r>
+        <w:t xml:space="preserve">PANS-IM is expected to available on ICAO NET by July 2024 and to become applicable in November 2024. The information provided herein is based on draft proposals from ICAO.</w:t>
+      </w:r>
+    </w:p>
+  </w:footnote>
   <w:footnote w:id="172">
     <w:p>
       <w:pPr>
@@ -13628,30 +13746,11 @@
         <w:t xml:space="preserve"> </w:t>
       </w:r>
       <w:r>
-        <w:t xml:space="preserve">PANS-IM is expected to available on ICAO NET by July 2024 and to become applicable in November 2024. The information provided herein is based on draft proposals from ICAO.</w:t>
+        <w:t xml:space="preserve">AMQP 1.0 is one of the protocols proposed in the draft PANS-IM.</w:t>
       </w:r>
     </w:p>
   </w:footnote>
-  <w:footnote w:id="173">
-    <w:p>
-      <w:pPr>
-        <w:pStyle w:val="FootnoteText"/>
-      </w:pPr>
-      <w:r>
-        <w:rPr>
-          <w:rStyle w:val="FootnoteReference"/>
-        </w:rPr>
-        <w:footnoteRef/>
-      </w:r>
-      <w:r>
-        <w:t xml:space="preserve"> </w:t>
-      </w:r>
-      <w:r>
-        <w:t xml:space="preserve">AMQP 1.0 is one of the protocols proposed in the draft PANS-IM.</w:t>
-      </w:r>
-    </w:p>
-  </w:footnote>
-  <w:footnote w:id="178">
+  <w:footnote w:id="177">
     <w:p>
       <w:pPr>
         <w:pStyle w:val="FootnoteText"/>
@@ -13686,7 +13785,7 @@
       </w:r>
     </w:p>
   </w:footnote>
-  <w:footnote w:id="180">
+  <w:footnote w:id="179">
     <w:p>
       <w:pPr>
         <w:pStyle w:val="FootnoteText"/>
@@ -13719,6 +13818,25 @@
       </w:r>
     </w:p>
   </w:footnote>
+  <w:footnote w:id="180">
+    <w:p>
+      <w:pPr>
+        <w:pStyle w:val="FootnoteText"/>
+      </w:pPr>
+      <w:r>
+        <w:rPr>
+          <w:rStyle w:val="FootnoteReference"/>
+        </w:rPr>
+        <w:footnoteRef/>
+      </w:r>
+      <w:r>
+        <w:t xml:space="preserve"> </w:t>
+      </w:r>
+      <w:r>
+        <w:t xml:space="preserve">WIS2 does not provide any guidance on use of Public Key Infrastructure (PKI).</w:t>
+      </w:r>
+    </w:p>
+  </w:footnote>
   <w:footnote w:id="181">
     <w:p>
       <w:pPr>
@@ -13734,7 +13852,7 @@
         <w:t xml:space="preserve"> </w:t>
       </w:r>
       <w:r>
-        <w:t xml:space="preserve">WIS2 does not provide any guidance on use of Public Key Infrastructure (PKI).</w:t>
+        <w:t xml:space="preserve">Global Caches enable the highly available, low-latency distribution of core data. Given that core data is provided on a free and unrestricted basis, Global Caches do not implement any data access control.</w:t>
       </w:r>
     </w:p>
   </w:footnote>
@@ -13753,11 +13871,11 @@
         <w:t xml:space="preserve"> </w:t>
       </w:r>
       <w:r>
-        <w:t xml:space="preserve">Global Caches enable the highly available, low-latency distribution of core data. Given that core data is provided on a free and unrestricted basis, Global Caches do not implement any data access control.</w:t>
+        <w:t xml:space="preserve">Where the data resource does not exceed 4 Kb, it may be embedded in the notification message.</w:t>
       </w:r>
     </w:p>
   </w:footnote>
-  <w:footnote w:id="183">
+  <w:footnote w:id="184">
     <w:p>
       <w:pPr>
         <w:pStyle w:val="FootnoteText"/>
@@ -13772,11 +13890,11 @@
         <w:t xml:space="preserve"> </w:t>
       </w:r>
       <w:r>
-        <w:t xml:space="preserve">Where the data resource does not exceed 4 Kb, it may be embedded in the notification message.</w:t>
+        <w:t xml:space="preserve">Note that the figure simplifies the transmission of discovery metadata from the WIS2 Node to the Global Discovery Catalogue. The WIS2 Node publishes notification messages advertising the availability of a new discovery metadata resource at a given URL. These messages are republished by the Global Broker. The Global Discovery Catalogue subscribes to a Global Broker and downloads the discovery metadata from the WIS2 Node using the URL supplied in the message.</w:t>
       </w:r>
     </w:p>
   </w:footnote>
-  <w:footnote w:id="185">
+  <w:footnote w:id="188">
     <w:p>
       <w:pPr>
         <w:pStyle w:val="FootnoteText"/>
@@ -13791,7 +13909,7 @@
         <w:t xml:space="preserve"> </w:t>
       </w:r>
       <w:r>
-        <w:t xml:space="preserve">Note that the figure simplifies the transmission of discovery metadata from the WIS2 Node to the Global Discovery Catalogue. The WIS2 Node publishes notification messages advertising the availability of a new discovery metadata resource at a given URL. These messages are republished by the Global Broker. The Global Discovery Catalogue subscribes to a Global Broker and downloads the discovery metadata from the WIS2 Node using the URL supplied in the message.</w:t>
+        <w:t xml:space="preserve">WIS2 recommends subscribing to notifications from a Global Broker. However, where both a gateway component and a WIS2 Node are operated by the same organization, it may be advantageous to subscribe directly to the local Message Broker of WIS2 Node, for example, to reduce latency.</w:t>
       </w:r>
     </w:p>
   </w:footnote>
@@ -13810,7 +13928,7 @@
         <w:t xml:space="preserve"> </w:t>
       </w:r>
       <w:r>
-        <w:t xml:space="preserve">WIS2 recommends subscribing to notifications from a Global Broker. However, where both a gateway component and a WIS2 Node are operated by the same organization, it may be advantageous to subscribe directly to the local Message Broker of WIS2 Node, for example, to reduce latency.</w:t>
+        <w:t xml:space="preserve">The WIS2 Node may control access to data. If this is the case, the gateway component will need to be implemented accordingly</w:t>
       </w:r>
     </w:p>
   </w:footnote>
@@ -13829,45 +13947,26 @@
         <w:t xml:space="preserve"> </w:t>
       </w:r>
       <w:r>
-        <w:t xml:space="preserve">The WIS2 Node may control access to data. If this is the case, the gateway component will need to be implemented accordingly</w:t>
+        <w:t xml:space="preserve">In case a unique identifier is required for proper passing of an aviation weather message to the gateway component, the GTS abbreviated heading (TTAAii CCCC YYGGgg) in the COLLECT envelop can be used (available in IWXXM messages that have a corresponding TAC message). Alternatively, content in the attribute</w:t>
+      </w:r>
+      <w:r>
+        <w:t xml:space="preserve"> </w:t>
+      </w:r>
+      <w:r>
+        <w:rPr>
+          <w:rStyle w:val="VerbatimChar"/>
+        </w:rPr>
+        <w:t xml:space="preserve">gml:identifier</w:t>
+      </w:r>
+      <w:r>
+        <w:t xml:space="preserve"> </w:t>
+      </w:r>
+      <w:r>
+        <w:t xml:space="preserve">(available in newer IWXXM messages such as WAFS SIGWX Forecast and QVACI), may also serve this purpose. There is currently no agreed definition for a unique identifier for IWXXM METAR and TAF reports for individual aerodromes.</w:t>
       </w:r>
     </w:p>
   </w:footnote>
   <w:footnote w:id="191">
-    <w:p>
-      <w:pPr>
-        <w:pStyle w:val="FootnoteText"/>
-      </w:pPr>
-      <w:r>
-        <w:rPr>
-          <w:rStyle w:val="FootnoteReference"/>
-        </w:rPr>
-        <w:footnoteRef/>
-      </w:r>
-      <w:r>
-        <w:t xml:space="preserve"> </w:t>
-      </w:r>
-      <w:r>
-        <w:t xml:space="preserve">In case a unique identifier is required for proper passing of an aviation weather message to the gateway component, the GTS abbreviated heading (TTAAii CCCC YYGGgg) in the COLLECT envelop can be used (available in IWXXM messages that have a corresponding TAC message). Alternatively, content in the attribute</w:t>
-      </w:r>
-      <w:r>
-        <w:t xml:space="preserve"> </w:t>
-      </w:r>
-      <w:r>
-        <w:rPr>
-          <w:rStyle w:val="VerbatimChar"/>
-        </w:rPr>
-        <w:t xml:space="preserve">gml:identifier</w:t>
-      </w:r>
-      <w:r>
-        <w:t xml:space="preserve"> </w:t>
-      </w:r>
-      <w:r>
-        <w:t xml:space="preserve">(available in newer IWXXM messages such as WAFS SIGWX Forecast and QVACI), may also serve this purpose. There is currently no agreed definition for a unique identifier for IWXXM METAR and TAF reports for individual aerodromes.</w:t>
-      </w:r>
-    </w:p>
-  </w:footnote>
-  <w:footnote w:id="192">
     <w:p>
       <w:pPr>
         <w:pStyle w:val="FootnoteText"/>
@@ -13900,7 +13999,7 @@
       </w:r>
     </w:p>
   </w:footnote>
-  <w:footnote w:id="194">
+  <w:footnote w:id="193">
     <w:p>
       <w:pPr>
         <w:pStyle w:val="FootnoteText"/>
@@ -13920,7 +14019,7 @@
       <w:r>
         <w:t xml:space="preserve"> </w:t>
       </w:r>
-      <w:hyperlink r:id="rId195">
+      <w:hyperlink r:id="rId194">
         <w:r>
           <w:rPr>
             <w:rStyle w:val="Hyperlink"/>
@@ -13933,7 +14032,7 @@
       </w:r>
     </w:p>
   </w:footnote>
-  <w:footnote w:id="198">
+  <w:footnote w:id="197">
     <w:p>
       <w:pPr>
         <w:pStyle w:val="FootnoteText"/>
@@ -13953,7 +14052,7 @@
       <w:r>
         <w:t xml:space="preserve"> </w:t>
       </w:r>
-      <w:hyperlink r:id="rId199">
+      <w:hyperlink r:id="rId198">
         <w:r>
           <w:rPr>
             <w:rStyle w:val="Hyperlink"/>
@@ -13966,7 +14065,7 @@
       </w:r>
     </w:p>
   </w:footnote>
-  <w:footnote w:id="218">
+  <w:footnote w:id="217">
     <w:p>
       <w:pPr>
         <w:pStyle w:val="FootnoteText"/>
@@ -13980,7 +14079,7 @@
       <w:r>
         <w:t xml:space="preserve"> </w:t>
       </w:r>
-      <w:hyperlink r:id="rId219">
+      <w:hyperlink r:id="rId218">
         <w:r>
           <w:rPr>
             <w:rStyle w:val="Hyperlink"/>
@@ -14366,24 +14465,6 @@
     <w:abstractNumId w:val="991"/>
   </w:num>
   <w:num w:numId="1007">
-    <w:abstractNumId w:val="991"/>
-  </w:num>
-  <w:num w:numId="1008">
-    <w:abstractNumId w:val="991"/>
-  </w:num>
-  <w:num w:numId="1009">
-    <w:abstractNumId w:val="991"/>
-  </w:num>
-  <w:num w:numId="1010">
-    <w:abstractNumId w:val="991"/>
-  </w:num>
-  <w:num w:numId="1011">
-    <w:abstractNumId w:val="991"/>
-  </w:num>
-  <w:num w:numId="1012">
-    <w:abstractNumId w:val="991"/>
-  </w:num>
-  <w:num w:numId="1013">
     <w:abstractNumId w:val="99401"/>
     <w:lvlOverride w:ilvl="0">
       <w:startOverride w:val="1"/>
@@ -14413,10 +14494,25 @@
       <w:startOverride w:val="1"/>
     </w:lvlOverride>
   </w:num>
-  <w:num w:numId="1014">
+  <w:num w:numId="1008">
     <w:abstractNumId w:val="991"/>
   </w:num>
-  <w:num w:numId="1015">
+  <w:num w:numId="1009">
+    <w:abstractNumId w:val="991"/>
+  </w:num>
+  <w:num w:numId="1010">
+    <w:abstractNumId w:val="991"/>
+  </w:num>
+  <w:num w:numId="1011">
+    <w:abstractNumId w:val="991"/>
+  </w:num>
+  <w:num w:numId="1012">
+    <w:abstractNumId w:val="991"/>
+  </w:num>
+  <w:num w:numId="1013">
+    <w:abstractNumId w:val="991"/>
+  </w:num>
+  <w:num w:numId="1014">
     <w:abstractNumId w:val="99401"/>
     <w:lvlOverride w:ilvl="0">
       <w:startOverride w:val="1"/>
@@ -14446,16 +14542,10 @@
       <w:startOverride w:val="1"/>
     </w:lvlOverride>
   </w:num>
-  <w:num w:numId="1016">
+  <w:num w:numId="1015">
     <w:abstractNumId w:val="991"/>
   </w:num>
-  <w:num w:numId="1017">
-    <w:abstractNumId w:val="991"/>
-  </w:num>
-  <w:num w:numId="1018">
-    <w:abstractNumId w:val="991"/>
-  </w:num>
-  <w:num w:numId="1019">
+  <w:num w:numId="1016">
     <w:abstractNumId w:val="99401"/>
     <w:lvlOverride w:ilvl="0">
       <w:startOverride w:val="1"/>
@@ -14485,10 +14575,49 @@
       <w:startOverride w:val="1"/>
     </w:lvlOverride>
   </w:num>
-  <w:num w:numId="1020">
+  <w:num w:numId="1017">
     <w:abstractNumId w:val="991"/>
   </w:num>
+  <w:num w:numId="1018">
+    <w:abstractNumId w:val="991"/>
+  </w:num>
+  <w:num w:numId="1019">
+    <w:abstractNumId w:val="991"/>
+  </w:num>
+  <w:num w:numId="1020">
+    <w:abstractNumId w:val="99401"/>
+    <w:lvlOverride w:ilvl="0">
+      <w:startOverride w:val="1"/>
+    </w:lvlOverride>
+    <w:lvlOverride w:ilvl="1">
+      <w:startOverride w:val="1"/>
+    </w:lvlOverride>
+    <w:lvlOverride w:ilvl="2">
+      <w:startOverride w:val="1"/>
+    </w:lvlOverride>
+    <w:lvlOverride w:ilvl="3">
+      <w:startOverride w:val="1"/>
+    </w:lvlOverride>
+    <w:lvlOverride w:ilvl="4">
+      <w:startOverride w:val="1"/>
+    </w:lvlOverride>
+    <w:lvlOverride w:ilvl="5">
+      <w:startOverride w:val="1"/>
+    </w:lvlOverride>
+    <w:lvlOverride w:ilvl="6">
+      <w:startOverride w:val="1"/>
+    </w:lvlOverride>
+    <w:lvlOverride w:ilvl="7">
+      <w:startOverride w:val="1"/>
+    </w:lvlOverride>
+    <w:lvlOverride w:ilvl="8">
+      <w:startOverride w:val="1"/>
+    </w:lvlOverride>
+  </w:num>
   <w:num w:numId="1021">
+    <w:abstractNumId w:val="991"/>
+  </w:num>
+  <w:num w:numId="1022">
     <w:abstractNumId w:val="99501"/>
     <w:lvlOverride w:ilvl="0">
       <w:startOverride w:val="1"/>
@@ -14518,13 +14647,13 @@
       <w:startOverride w:val="1"/>
     </w:lvlOverride>
   </w:num>
-  <w:num w:numId="1022">
-    <w:abstractNumId w:val="991"/>
-  </w:num>
   <w:num w:numId="1023">
     <w:abstractNumId w:val="991"/>
   </w:num>
   <w:num w:numId="1024">
+    <w:abstractNumId w:val="991"/>
+  </w:num>
+  <w:num w:numId="1025">
     <w:abstractNumId w:val="99501"/>
     <w:lvlOverride w:ilvl="0">
       <w:startOverride w:val="1"/>
@@ -14554,9 +14683,6 @@
       <w:startOverride w:val="1"/>
     </w:lvlOverride>
   </w:num>
-  <w:num w:numId="1025">
-    <w:abstractNumId w:val="991"/>
-  </w:num>
   <w:num w:numId="1026">
     <w:abstractNumId w:val="991"/>
   </w:num>
@@ -14573,6 +14699,9 @@
     <w:abstractNumId w:val="991"/>
   </w:num>
   <w:num w:numId="1031">
+    <w:abstractNumId w:val="991"/>
+  </w:num>
+  <w:num w:numId="1032">
     <w:abstractNumId w:val="99501"/>
     <w:lvlOverride w:ilvl="0">
       <w:startOverride w:val="1"/>
@@ -14601,9 +14730,6 @@
     <w:lvlOverride w:ilvl="8">
       <w:startOverride w:val="1"/>
     </w:lvlOverride>
-  </w:num>
-  <w:num w:numId="1032">
-    <w:abstractNumId w:val="991"/>
   </w:num>
   <w:num w:numId="1033">
     <w:abstractNumId w:val="991"/>
@@ -14702,9 +14828,6 @@
     <w:abstractNumId w:val="991"/>
   </w:num>
   <w:num w:numId="1065">
-    <w:abstractNumId w:val="991"/>
-  </w:num>
-  <w:num w:numId="1066">
     <w:abstractNumId w:val="99401"/>
     <w:lvlOverride w:ilvl="0">
       <w:startOverride w:val="1"/>
@@ -14734,11 +14857,41 @@
       <w:startOverride w:val="1"/>
     </w:lvlOverride>
   </w:num>
+  <w:num w:numId="1066">
+    <w:abstractNumId w:val="991"/>
+  </w:num>
   <w:num w:numId="1067">
     <w:abstractNumId w:val="991"/>
   </w:num>
   <w:num w:numId="1068">
-    <w:abstractNumId w:val="991"/>
+    <w:abstractNumId w:val="99401"/>
+    <w:lvlOverride w:ilvl="0">
+      <w:startOverride w:val="1"/>
+    </w:lvlOverride>
+    <w:lvlOverride w:ilvl="1">
+      <w:startOverride w:val="1"/>
+    </w:lvlOverride>
+    <w:lvlOverride w:ilvl="2">
+      <w:startOverride w:val="1"/>
+    </w:lvlOverride>
+    <w:lvlOverride w:ilvl="3">
+      <w:startOverride w:val="1"/>
+    </w:lvlOverride>
+    <w:lvlOverride w:ilvl="4">
+      <w:startOverride w:val="1"/>
+    </w:lvlOverride>
+    <w:lvlOverride w:ilvl="5">
+      <w:startOverride w:val="1"/>
+    </w:lvlOverride>
+    <w:lvlOverride w:ilvl="6">
+      <w:startOverride w:val="1"/>
+    </w:lvlOverride>
+    <w:lvlOverride w:ilvl="7">
+      <w:startOverride w:val="1"/>
+    </w:lvlOverride>
+    <w:lvlOverride w:ilvl="8">
+      <w:startOverride w:val="1"/>
+    </w:lvlOverride>
   </w:num>
   <w:num w:numId="1069">
     <w:abstractNumId w:val="99401"/>
@@ -14771,34 +14924,7 @@
     </w:lvlOverride>
   </w:num>
   <w:num w:numId="1070">
-    <w:abstractNumId w:val="99401"/>
-    <w:lvlOverride w:ilvl="0">
-      <w:startOverride w:val="1"/>
-    </w:lvlOverride>
-    <w:lvlOverride w:ilvl="1">
-      <w:startOverride w:val="1"/>
-    </w:lvlOverride>
-    <w:lvlOverride w:ilvl="2">
-      <w:startOverride w:val="1"/>
-    </w:lvlOverride>
-    <w:lvlOverride w:ilvl="3">
-      <w:startOverride w:val="1"/>
-    </w:lvlOverride>
-    <w:lvlOverride w:ilvl="4">
-      <w:startOverride w:val="1"/>
-    </w:lvlOverride>
-    <w:lvlOverride w:ilvl="5">
-      <w:startOverride w:val="1"/>
-    </w:lvlOverride>
-    <w:lvlOverride w:ilvl="6">
-      <w:startOverride w:val="1"/>
-    </w:lvlOverride>
-    <w:lvlOverride w:ilvl="7">
-      <w:startOverride w:val="1"/>
-    </w:lvlOverride>
-    <w:lvlOverride w:ilvl="8">
-      <w:startOverride w:val="1"/>
-    </w:lvlOverride>
+    <w:abstractNumId w:val="991"/>
   </w:num>
   <w:num w:numId="1071">
     <w:abstractNumId w:val="991"/>
@@ -14837,9 +14963,6 @@
     <w:abstractNumId w:val="991"/>
   </w:num>
   <w:num w:numId="1083">
-    <w:abstractNumId w:val="991"/>
-  </w:num>
-  <w:num w:numId="1084">
     <w:abstractNumId w:val="99401"/>
     <w:lvlOverride w:ilvl="0">
       <w:startOverride w:val="1"/>
@@ -14869,7 +14992,7 @@
       <w:startOverride w:val="1"/>
     </w:lvlOverride>
   </w:num>
-  <w:num w:numId="1085">
+  <w:num w:numId="1084">
     <w:abstractNumId w:val="991"/>
   </w:num>
 </w:numbering>

--- a/guide/wis2-guide-APPROVED.docx
+++ b/guide/wis2-guide-APPROVED.docx
@@ -158,7 +158,7 @@
               <w:jc w:val="left"/>
             </w:pPr>
             <w:r>
-              <w:t xml:space="preserve">Date: 2026-02-02</w:t>
+              <w:t xml:space="preserve">Date: 2026-06-15</w:t>
             </w:r>
           </w:p>
         </w:tc>
@@ -171,7 +171,7 @@
               <w:jc w:val="left"/>
             </w:pPr>
             <w:r>
-              <w:t xml:space="preserve">Version: 1.2.0</w:t>
+              <w:t xml:space="preserve">Version: 1.3.0</w:t>
             </w:r>
           </w:p>
         </w:tc>
@@ -11979,7 +11979,7 @@
       </w:r>
     </w:p>
     <w:bookmarkEnd w:id="248"/>
-    <w:bookmarkStart w:id="251" w:name="X7704236ba72ed8cc2b9a9e238d27c640b9b6528"/>
+    <w:bookmarkStart w:id="252" w:name="X7704236ba72ed8cc2b9a9e238d27c640b9b6528"/>
     <w:p>
       <w:pPr>
         <w:pStyle w:val="Heading1"/>
@@ -12248,8 +12248,70 @@
           </w:p>
         </w:tc>
       </w:tr>
+      <w:tr>
+        <w:tc>
+          <w:tcPr/>
+          <w:p>
+            <w:pPr>
+              <w:jc w:val="left"/>
+            </w:pPr>
+            <w:r>
+              <w:t xml:space="preserve">June 2026</w:t>
+            </w:r>
+          </w:p>
+        </w:tc>
+        <w:tc>
+          <w:tcPr/>
+          <w:p>
+            <w:pPr>
+              <w:jc w:val="left"/>
+            </w:pPr>
+            <w:r>
+              <w:t xml:space="preserve">1.3.0</w:t>
+            </w:r>
+          </w:p>
+        </w:tc>
+        <w:tc>
+          <w:tcPr/>
+          <w:p>
+            <w:pPr>
+              <w:jc w:val="left"/>
+            </w:pPr>
+            <w:r>
+              <w:t xml:space="preserve">SC-IMT</w:t>
+            </w:r>
+          </w:p>
+        </w:tc>
+        <w:tc>
+          <w:tcPr/>
+          <w:p>
+            <w:pPr>
+              <w:jc w:val="left"/>
+            </w:pPr>
+            <w:hyperlink r:id="rId251">
+              <w:r>
+                <w:rPr>
+                  <w:rStyle w:val="Hyperlink"/>
+                </w:rPr>
+                <w:t xml:space="preserve">See GitHub</w:t>
+              </w:r>
+            </w:hyperlink>
+          </w:p>
+        </w:tc>
+        <w:tc>
+          <w:tcPr/>
+          <w:p>
+            <w:pPr>
+              <w:jc w:val="left"/>
+            </w:pPr>
+            <w:r>
+              <w:t xml:space="preserve">Fast-track 2026-1</w:t>
+            </w:r>
+          </w:p>
+        </w:tc>
+      </w:tr>
     </w:tbl>
-    <w:bookmarkEnd w:id="251"/>
+    <w:bookmarkEnd w:id="252"/>
     <w:sectPr/>
   </w:body>
 </w:document>
